--- a/Disertatie_NAD.docx
+++ b/Disertatie_NAD.docx
@@ -52,7 +52,7 @@
                   <v:path o:extrusionok="f" gradientshapeok="t" o:connecttype="rect"/>
                   <o:lock v:ext="edit" aspectratio="t"/>
                 </v:shapetype>
-                <v:shape id="Picture 3" o:spid="_x0000_i1033" type="#_x0000_t75" alt="" style="width:56pt;height:65pt;visibility:visible;mso-width-percent:0;mso-height-percent:0;mso-width-percent:0;mso-height-percent:0">
+                <v:shape id="Picture 3" o:spid="_x0000_i1025" type="#_x0000_t75" alt="" style="width:56.25pt;height:65.25pt;visibility:visible;mso-width-percent:0;mso-height-percent:0;mso-width-percent:0;mso-height-percent:0">
                   <v:imagedata r:id="rId8" o:title=""/>
                 </v:shape>
               </w:pict>
@@ -140,7 +140,7 @@
                 <w:noProof/>
               </w:rPr>
               <w:pict w14:anchorId="342D8C71">
-                <v:shape id="Picture 1" o:spid="_x0000_i1032" type="#_x0000_t75" alt="" style="width:65pt;height:66pt;visibility:visible;mso-width-percent:0;mso-height-percent:0;mso-width-percent:0;mso-height-percent:0">
+                <v:shape id="Picture 1" o:spid="_x0000_i1026" type="#_x0000_t75" alt="" style="width:65.25pt;height:66pt;visibility:visible;mso-width-percent:0;mso-height-percent:0;mso-width-percent:0;mso-height-percent:0">
                   <v:imagedata r:id="rId9" o:title=""/>
                 </v:shape>
               </w:pict>
@@ -377,9 +377,8 @@
           <w:szCs w:val="24"/>
         </w:rPr>
         <w:sectPr>
-          <w:footerReference w:type="even" r:id="rId10"/>
-          <w:footerReference w:type="default" r:id="rId11"/>
-          <w:footerReference w:type="first" r:id="rId12"/>
+          <w:footerReference w:type="default" r:id="rId10"/>
+          <w:footerReference w:type="first" r:id="rId11"/>
           <w:pgSz w:w="11907" w:h="16839" w:code="9"/>
           <w:pgMar w:top="1440" w:right="1440" w:bottom="1440" w:left="1440" w:header="720" w:footer="720" w:gutter="0"/>
           <w:pgNumType w:fmt="lowerRoman" w:start="1"/>
@@ -456,7 +455,7 @@
                 <w:noProof/>
               </w:rPr>
               <w:pict w14:anchorId="7DEEB7DE">
-                <v:shape id="_x0000_i1031" type="#_x0000_t75" alt="" style="width:56pt;height:65pt;visibility:visible;mso-width-percent:0;mso-height-percent:0;mso-width-percent:0;mso-height-percent:0">
+                <v:shape id="_x0000_i1027" type="#_x0000_t75" alt="" style="width:56.25pt;height:65.25pt;visibility:visible;mso-width-percent:0;mso-height-percent:0;mso-width-percent:0;mso-height-percent:0">
                   <v:imagedata r:id="rId8" o:title=""/>
                 </v:shape>
               </w:pict>
@@ -544,7 +543,7 @@
                 <w:noProof/>
               </w:rPr>
               <w:pict w14:anchorId="52303D7B">
-                <v:shape id="_x0000_i1030" type="#_x0000_t75" alt="" style="width:65pt;height:66pt;visibility:visible;mso-width-percent:0;mso-height-percent:0;mso-width-percent:0;mso-height-percent:0">
+                <v:shape id="_x0000_i1028" type="#_x0000_t75" alt="" style="width:65.25pt;height:66pt;visibility:visible;mso-width-percent:0;mso-height-percent:0;mso-width-percent:0;mso-height-percent:0">
                   <v:imagedata r:id="rId9" o:title=""/>
                 </v:shape>
               </w:pict>
@@ -2288,7 +2287,7 @@
                 <w:noProof/>
               </w:rPr>
               <w:pict w14:anchorId="46016723">
-                <v:shape id="Picture 7" o:spid="_x0000_i1028" type="#_x0000_t75" alt="" style="width:51pt;height:51pt;visibility:visible;mso-width-percent:0;mso-height-percent:0;mso-width-percent:0;mso-height-percent:0">
+                <v:shape id="Picture 7" o:spid="_x0000_i1030" type="#_x0000_t75" alt="" style="width:51pt;height:51pt;visibility:visible;mso-width-percent:0;mso-height-percent:0;mso-width-percent:0;mso-height-percent:0">
                   <v:imagedata r:id="rId9" o:title=""/>
                 </v:shape>
               </w:pict>
@@ -9335,7 +9334,7 @@
       <w:pPr>
         <w:jc w:val="both"/>
         <w:sectPr>
-          <w:headerReference w:type="first" r:id="rId13"/>
+          <w:headerReference w:type="first" r:id="rId12"/>
           <w:pgSz w:w="11907" w:h="16839" w:code="9"/>
           <w:pgMar w:top="1440" w:right="1440" w:bottom="1440" w:left="1440" w:header="720" w:footer="720" w:gutter="0"/>
           <w:pgNumType w:fmt="lowerRoman" w:start="1"/>
@@ -9380,325 +9379,537 @@
       </w:pPr>
       <w:bookmarkStart w:id="0" w:name="_Toc226026622"/>
       <w:r>
+        <w:t>Introducere</w:t>
+      </w:r>
+      <w:bookmarkEnd w:id="0"/>
+    </w:p>
+    <w:p>
+      <w:pPr>
+        <w:pStyle w:val="Heading2"/>
+      </w:pPr>
+      <w:bookmarkStart w:id="1" w:name="_Toc226026623"/>
+      <w:r>
+        <w:t>Scopul</w:t>
+      </w:r>
+      <w:bookmarkEnd w:id="1"/>
+    </w:p>
+    <w:p>
+      <w:pPr>
+        <w:jc w:val="both"/>
+      </w:pPr>
+      <w:r>
+        <w:t xml:space="preserve">Primul capitol al lucrării este </w:t>
+      </w:r>
+      <w:r>
+        <w:t>bineînțeles</w:t>
+      </w:r>
+      <w:r>
+        <w:t xml:space="preserve"> cel de introducere </w:t>
+      </w:r>
+      <w:r>
+        <w:t xml:space="preserve">a cititorului în tema lucrării </w:t>
+      </w:r>
+      <w:r>
+        <w:t xml:space="preserve">… </w:t>
+      </w:r>
+      <w:r>
+        <w:t xml:space="preserve"> De exemplu, acest document a fost creat cu scopul de a ajuta studenții Facultății de Automatică, Calculatoare și Electronică să își redacteze propri</w:t>
+      </w:r>
+      <w:r>
+        <w:t>ul proiect de diplomă</w:t>
+      </w:r>
+      <w:r>
+        <w:t>.</w:t>
+      </w:r>
+      <w:r>
+        <w:t xml:space="preserve"> Acest șablon poate fi folosit de oricine respectând principiile declarate în </w:t>
+      </w:r>
+      <w:r>
+        <w:t>Capitol</w:t>
+      </w:r>
+      <w:r>
+        <w:t>e</w:t>
+      </w:r>
+      <w:r>
+        <w:t>l</w:t>
+      </w:r>
+      <w:r>
+        <w:t xml:space="preserve">e </w:t>
+      </w:r>
+      <w:r>
+        <w:fldChar w:fldCharType="begin"/>
+      </w:r>
+      <w:r>
+        <w:instrText xml:space="preserve"> REF _Ref226023022 \r \h </w:instrText>
+      </w:r>
+      <w:r>
+        <w:fldChar w:fldCharType="separate"/>
+      </w:r>
+      <w:r>
+        <w:t>2</w:t>
+      </w:r>
+      <w:r>
+        <w:fldChar w:fldCharType="end"/>
+      </w:r>
+      <w:r>
+        <w:t xml:space="preserve">, </w:t>
+      </w:r>
+      <w:r>
+        <w:fldChar w:fldCharType="begin"/>
+      </w:r>
+      <w:r>
+        <w:instrText xml:space="preserve"> REF _Ref309844154 \r \h </w:instrText>
+      </w:r>
+      <w:r>
+        <w:fldChar w:fldCharType="separate"/>
+      </w:r>
+      <w:r>
+        <w:t>3</w:t>
+      </w:r>
+      <w:r>
+        <w:fldChar w:fldCharType="end"/>
+      </w:r>
+      <w:r>
+        <w:t xml:space="preserve"> și </w:t>
+      </w:r>
+      <w:r>
+        <w:fldChar w:fldCharType="begin"/>
+      </w:r>
+      <w:r>
+        <w:instrText xml:space="preserve"> REF _Ref226023042 \r \h </w:instrText>
+      </w:r>
+      <w:r>
+        <w:fldChar w:fldCharType="separate"/>
+      </w:r>
+      <w:r>
+        <w:t>4</w:t>
+      </w:r>
+      <w:r>
+        <w:fldChar w:fldCharType="end"/>
+      </w:r>
+      <w:r>
+        <w:t xml:space="preserve">. </w:t>
+      </w:r>
+    </w:p>
+    <w:p>
+      <w:pPr>
+        <w:pStyle w:val="Heading2"/>
+      </w:pPr>
+      <w:bookmarkStart w:id="2" w:name="_Toc226026624"/>
+      <w:r>
+        <w:t>Motivația</w:t>
+      </w:r>
+      <w:bookmarkEnd w:id="2"/>
+    </w:p>
+    <w:p>
+      <w:r>
+        <w:t>Autorul justifică aici alegerea și interesul său pentru tema aleasă.</w:t>
+      </w:r>
+    </w:p>
+    <w:p>
+      <w:pPr>
+        <w:pStyle w:val="Heading2"/>
+      </w:pPr>
+      <w:bookmarkStart w:id="3" w:name="_Toc226026625"/>
+      <w:r>
+        <w:t>Contextul actual</w:t>
+      </w:r>
+      <w:bookmarkEnd w:id="3"/>
+    </w:p>
+    <w:p>
+      <w:r>
+        <w:t>Autorul face o prezentare generală și dă o justificare în direcția temei alese din perspectiva contextului actual.</w:t>
+      </w:r>
+    </w:p>
+    <w:p>
+      <w:pPr>
+        <w:pStyle w:val="Heading1"/>
+      </w:pPr>
+      <w:r>
+        <w:t>LITERATURE REVIEW AND ECONOMIC FOUNDATONS</w:t>
+      </w:r>
+    </w:p>
+    <w:p>
+      <w:pPr>
+        <w:pStyle w:val="Heading2"/>
+      </w:pPr>
+      <w:r>
+        <w:t>The Efficient Market Hypothesis (EMH) and the Random Walk Theory</w:t>
+      </w:r>
+    </w:p>
+    <w:p/>
+    <w:p>
+      <w:r>
+        <w:t>For decades, classical financial economics and digital market valuation models have been heavily anchored to the Efficient Market Hypothesis (EMH)</w:t>
+      </w:r>
+      <w:r>
+        <w:t xml:space="preserve">. </w:t>
+      </w:r>
+      <w:r>
+        <w:t>The core tenet of this framework posits that competitive electronic market forces ensure that all publicly available information, historical indicators, and corporate data are instantly and fully reflected in an asset's current market capitalization</w:t>
+      </w:r>
+      <w:r>
+        <w:rPr>
+          <w:rStyle w:val="EndnoteReference"/>
+        </w:rPr>
+        <w:endnoteReference w:id="1"/>
+      </w:r>
+      <w:r>
+        <w:t>. Within a perfectly efficient marketplace, security prices adapt exclusively to entirely novel information or unanticipated operational shocks. Because news is by definition unpredictable and randomly distributed over time, the resulting chronological adjustments of asset prices must behave as a purely stochastic sequence—conceptually structured as a random walk</w:t>
+      </w:r>
+      <w:bookmarkStart w:id="4" w:name="_Ref231817775"/>
+      <w:r>
+        <w:rPr>
+          <w:rStyle w:val="EndnoteReference"/>
+        </w:rPr>
+        <w:endnoteReference w:id="2"/>
+      </w:r>
+      <w:bookmarkEnd w:id="4"/>
+      <w:r>
+        <w:t>.</w:t>
+      </w:r>
+    </w:p>
+    <w:p>
+      <w:r>
+        <w:t>According to traditional interpretations, any systematic attempt to parse historical sequences, discover repetitive cyclical structures, or deploy automated mechanisms to consistently achieve risk-adjusted returns superior to the broader market index is fundamentally futile</w:t>
+      </w:r>
+      <w:r>
+        <w:t xml:space="preserve">. </w:t>
+      </w:r>
+      <w:r>
+        <w:t xml:space="preserve">Linear statistical frameworks, </w:t>
+      </w:r>
+      <w:r>
         <w:lastRenderedPageBreak/>
-        <w:t>Introducere</w:t>
-      </w:r>
-      <w:bookmarkEnd w:id="0"/>
-    </w:p>
+        <w:t>including Autoregressive Integrated Moving Average (ARIMA) models, were designed around these assumptions to capture localized variance rather than predictive directional shifts. However, within contemporary enterprise information systems, these deterministic linear models face massive empirical challenges due to their inability to accommodate the adaptive, highly complex behavioral realities of modern electronic execution environments</w:t>
+      </w:r>
+      <w:r>
+        <w:rPr>
+          <w:rStyle w:val="EndnoteReference"/>
+        </w:rPr>
+        <w:endnoteReference w:id="3"/>
+      </w:r>
+      <w:r>
+        <w:t>.</w:t>
+      </w:r>
+    </w:p>
+    <w:p/>
+    <w:p>
+      <w:r>
+        <w:t>Figure 2.1</w:t>
+      </w:r>
+      <w:r>
+        <w:t>. Structural Breakdown of Information Processing: Efficient Market Hypothesis (EMH) vs. Adaptive Non-Linear Systems.</w:t>
+      </w:r>
+    </w:p>
+    <w:p/>
     <w:p>
       <w:pPr>
         <w:pStyle w:val="Heading2"/>
       </w:pPr>
-      <w:bookmarkStart w:id="1" w:name="_Toc226026623"/>
-      <w:r>
-        <w:t>Scopul</w:t>
-      </w:r>
-      <w:bookmarkEnd w:id="1"/>
-    </w:p>
-    <w:p>
-      <w:pPr>
-        <w:jc w:val="both"/>
-      </w:pPr>
-      <w:r>
-        <w:t xml:space="preserve">Primul capitol al lucrării este </w:t>
-      </w:r>
-      <w:r>
-        <w:t>bineînțeles</w:t>
-      </w:r>
-      <w:r>
-        <w:t xml:space="preserve"> cel de introducere </w:t>
-      </w:r>
-      <w:r>
-        <w:t xml:space="preserve">a cititorului în tema lucrării </w:t>
-      </w:r>
-      <w:r>
-        <w:t xml:space="preserve">… </w:t>
-      </w:r>
-      <w:r>
-        <w:t xml:space="preserve"> De exemplu, acest document a fost creat cu scopul de a ajuta studenții Facultății de Automatică, Calculatoare și Electronică să își redacteze propri</w:t>
-      </w:r>
-      <w:r>
-        <w:t>ul proiect de diplomă</w:t>
+      <w:r>
+        <w:t>Micro-structural Inefficiencies and Digital Trading Ecosystems</w:t>
+      </w:r>
+    </w:p>
+    <w:p/>
+    <w:p>
+      <w:r>
+        <w:t>The rapid digitalization of commercial transactions, coupled with the emergence of advanced algorithmic execution desks, has fundamentally decoupled current financial environments from the idealistic, frictionless assumptions of 20th-century economic theory. Modern digital business ecosystems generate continuous, multi-dimensional data arrays characterized by intense architectural dependencies, non-Gaussian noise distributions, and structural memory vectors that directly invalidate memoryless constraints.</w:t>
+      </w:r>
+      <w:r>
+        <w:rPr>
+          <w:vertAlign w:val="superscript"/>
+        </w:rPr>
+        <w:fldChar w:fldCharType="begin"/>
+      </w:r>
+      <w:r>
+        <w:rPr>
+          <w:vertAlign w:val="superscript"/>
+        </w:rPr>
+        <w:instrText xml:space="preserve"> NOTEREF _Ref231817775 \h </w:instrText>
+      </w:r>
+      <w:r>
+        <w:rPr>
+          <w:vertAlign w:val="superscript"/>
+        </w:rPr>
+      </w:r>
+      <w:r>
+        <w:rPr>
+          <w:vertAlign w:val="superscript"/>
+        </w:rPr>
+        <w:instrText xml:space="preserve"> \* MERGEFORMAT </w:instrText>
+      </w:r>
+      <w:r>
+        <w:rPr>
+          <w:vertAlign w:val="superscript"/>
+        </w:rPr>
+        <w:fldChar w:fldCharType="separate"/>
+      </w:r>
+      <w:r>
+        <w:rPr>
+          <w:vertAlign w:val="superscript"/>
+        </w:rPr>
+        <w:t>2</w:t>
+      </w:r>
+      <w:r>
+        <w:rPr>
+          <w:vertAlign w:val="superscript"/>
+        </w:rPr>
+        <w:fldChar w:fldCharType="end"/>
+      </w:r>
+      <w:r>
+        <w:t xml:space="preserve"> Empirical tracking of electronic order books indicates that information propagation behaves as a highly non-linear diffusion process passing through localized technology pipelines</w:t>
       </w:r>
       <w:r>
         <w:t>.</w:t>
       </w:r>
       <w:r>
-        <w:t xml:space="preserve"> Acest șablon poate fi folosit de oricine respectând principiile declarate în </w:t>
-      </w:r>
-      <w:r>
-        <w:t>Capitol</w:t>
-      </w:r>
-      <w:r>
-        <w:t>e</w:t>
-      </w:r>
-      <w:r>
-        <w:t>l</w:t>
-      </w:r>
-      <w:r>
-        <w:t xml:space="preserve">e </w:t>
-      </w:r>
-      <w:r>
+        <w:rPr>
+          <w:rStyle w:val="EndnoteReference"/>
+        </w:rPr>
+        <w:endnoteReference w:id="4"/>
+      </w:r>
+    </w:p>
+    <w:p>
+      <w:r>
+        <w:t>Furthermore, the integration of quantitative asset management with advanced computational infrastructures has introduced complex feedback mechanisms, including institutional momentum trading, cascading stop-loss liquidations, and high-frequency trading (HFT) structural imbalances. These phenomena generate persistent multi-day micro-structural patterns, localized structural trends, and recurring temporal anomalies that are deeply non-linear in nature. While these hidden patterns look like chaotic white noise when processed through traditional linear statistical regressions, they present rich, exploitable structural dependencies when examined through multi-layered deep learning topologies</w:t>
+      </w:r>
+      <w:r>
+        <w:t>.</w:t>
+      </w:r>
+      <w:r>
+        <w:t xml:space="preserve"> </w:t>
+      </w:r>
+      <w:r>
+        <w:t>By framing financial prediction as a non-linear information-processing task, modern enterprise information systems can deploy recurrent networks to map complex multi-variable feature vectors</w:t>
+      </w:r>
+      <w:r>
+        <w:t>.</w:t>
+      </w:r>
+      <w:r>
+        <w:rPr>
+          <w:rStyle w:val="EndnoteReference"/>
+        </w:rPr>
+        <w:endnoteReference w:id="5"/>
+      </w:r>
+    </w:p>
+    <w:p/>
+    <w:p>
+      <w:pPr>
+        <w:pStyle w:val="Heading2"/>
+      </w:pPr>
+      <w:r>
+        <w:lastRenderedPageBreak/>
+        <w:t>Web Architectures, Frameworks, and Data Ingestion Standards</w:t>
+      </w:r>
+    </w:p>
+    <w:p>
+      <w:r>
+        <w:t>The engineering and deployment of modern decision-support applications require strict adherence to web standards established by open software consortiums</w:t>
+      </w:r>
+      <w:r>
+        <w:t xml:space="preserve">. </w:t>
+      </w:r>
+      <w:r>
+        <w:t>In order to deliver high-frequency predictive analytics to enterprise stakeholders, contemporary e-business systems must decouple the resource-intensive computational core (the deep learning backend) from the lightweight client presentation layer</w:t>
+      </w:r>
+      <w:r>
+        <w:t xml:space="preserve">. </w:t>
+      </w:r>
+      <w:bookmarkStart w:id="5" w:name="_Ref231819263"/>
+      <w:r>
+        <w:rPr>
+          <w:rStyle w:val="EndnoteReference"/>
+        </w:rPr>
+        <w:endnoteReference w:id="6"/>
+      </w:r>
+      <w:bookmarkEnd w:id="5"/>
+      <w:r>
+        <w:t xml:space="preserve"> </w:t>
+      </w:r>
+      <w:r>
+        <w:t>Traditional Model-View-Controller (MVC) server-side rendering configurations introduce severe processing bottlenecks when handling real-time financial stream arrays.</w:t>
+      </w:r>
+    </w:p>
+    <w:p>
+      <w:pPr>
+        <w:rPr>
+          <w:vertAlign w:val="superscript"/>
+        </w:rPr>
+      </w:pPr>
+      <w:r>
+        <w:t>Consequently, modern architectures favor declarative, reactive web data state management layers</w:t>
+      </w:r>
+      <w:r>
+        <w:t xml:space="preserve">. </w:t>
+      </w:r>
+      <w:r>
+        <w:t>Financial feature tensors, ingested through encrypted transport protocols, are parsed dynamically to map programmatic arrays into unified schemas</w:t>
+      </w:r>
+      <w:r>
+        <w:t xml:space="preserve">. </w:t>
+      </w:r>
+      <w:r>
+        <w:rPr>
+          <w:rStyle w:val="EndnoteReference"/>
+        </w:rPr>
+        <w:endnoteReference w:id="7"/>
+      </w:r>
+      <w:r>
+        <w:t xml:space="preserve"> </w:t>
+      </w:r>
+      <w:r>
+        <w:t>By scaling independent software modules within sandboxed virtual execution environments, the enterprise system eliminates data corruption and guarantees cross-platform execution stability across distinct operating systems, such as UNIX-based environments</w:t>
+      </w:r>
+      <w:r>
+        <w:t xml:space="preserve">. </w:t>
+      </w:r>
+      <w:r>
+        <w:rPr>
+          <w:vertAlign w:val="superscript"/>
+        </w:rPr>
         <w:fldChar w:fldCharType="begin"/>
       </w:r>
       <w:r>
-        <w:instrText xml:space="preserve"> REF _Ref226023022 \r \h </w:instrText>
-      </w:r>
-      <w:r>
+        <w:rPr>
+          <w:vertAlign w:val="superscript"/>
+        </w:rPr>
+        <w:instrText xml:space="preserve"> NOTEREF _Ref231819263 \h </w:instrText>
+      </w:r>
+      <w:r>
+        <w:rPr>
+          <w:vertAlign w:val="superscript"/>
+        </w:rPr>
+      </w:r>
+      <w:r>
+        <w:rPr>
+          <w:vertAlign w:val="superscript"/>
+        </w:rPr>
+        <w:instrText xml:space="preserve"> \* MERGEFORMAT </w:instrText>
+      </w:r>
+      <w:r>
+        <w:rPr>
+          <w:vertAlign w:val="superscript"/>
+        </w:rPr>
         <w:fldChar w:fldCharType="separate"/>
       </w:r>
       <w:r>
-        <w:t>2</w:t>
-      </w:r>
-      <w:r>
+        <w:rPr>
+          <w:vertAlign w:val="superscript"/>
+        </w:rPr>
+        <w:t>6</w:t>
+      </w:r>
+      <w:r>
+        <w:rPr>
+          <w:vertAlign w:val="superscript"/>
+        </w:rPr>
         <w:fldChar w:fldCharType="end"/>
       </w:r>
-      <w:r>
-        <w:t xml:space="preserve">, </w:t>
-      </w:r>
-      <w:r>
-        <w:fldChar w:fldCharType="begin"/>
-      </w:r>
-      <w:r>
-        <w:instrText xml:space="preserve"> REF _Ref309844154 \r \h </w:instrText>
-      </w:r>
-      <w:r>
-        <w:fldChar w:fldCharType="separate"/>
-      </w:r>
-      <w:r>
-        <w:t>3</w:t>
-      </w:r>
-      <w:r>
-        <w:fldChar w:fldCharType="end"/>
-      </w:r>
-      <w:r>
-        <w:t xml:space="preserve"> și </w:t>
-      </w:r>
-      <w:r>
-        <w:fldChar w:fldCharType="begin"/>
-      </w:r>
-      <w:r>
-        <w:instrText xml:space="preserve"> REF _Ref226023042 \r \h </w:instrText>
-      </w:r>
-      <w:r>
-        <w:fldChar w:fldCharType="separate"/>
-      </w:r>
-      <w:r>
-        <w:t>4</w:t>
-      </w:r>
-      <w:r>
-        <w:fldChar w:fldCharType="end"/>
-      </w:r>
-      <w:r>
-        <w:t xml:space="preserve">. </w:t>
-      </w:r>
     </w:p>
     <w:p>
       <w:pPr>
         <w:pStyle w:val="Heading2"/>
       </w:pPr>
-      <w:bookmarkStart w:id="2" w:name="_Toc226026624"/>
-      <w:r>
-        <w:t>Motivația</w:t>
-      </w:r>
-      <w:bookmarkEnd w:id="2"/>
-    </w:p>
-    <w:p>
-      <w:r>
-        <w:t>Autorul justifică aici alegerea și interesul său pentru tema aleasă.</w:t>
-      </w:r>
-    </w:p>
+      <w:r>
+        <w:t>The Modern AI and Hardware Infrastructure Speculative Bubble (2023–2025)</w:t>
+      </w:r>
+    </w:p>
+    <w:p/>
+    <w:p>
+      <w:r>
+        <w:t xml:space="preserve">The chronological boundary established within this master's thesis fundamentally captures one of the most volatile, mathematically anomalous, and macroeconomically significant events in the history of global digital business frameworks: the explosive emergence and subsequent structural consolidation of the "Artificial Intelligence and Advanced Hardware Infrastructure Boom" [1] spanning the fiscal periods of 2023 through late 2025. Within the context of </w:t>
+      </w:r>
+      <w:r>
+        <w:t>Information Systems for e-Business</w:t>
+      </w:r>
+      <w:r>
+        <w:t>, this specific chronological epoch serves not merely as a temporal backdrop, but as an aggressive, high-volatility laboratory environment designed to stress-test the operational resilience of modern deep learning predictive algorithms.</w:t>
+      </w:r>
+      <w:r>
+        <w:t xml:space="preserve"> </w:t>
+      </w:r>
+    </w:p>
+    <w:p>
+      <w:r>
+        <w:t>Prior to this structural market shift, global financial asset pricing models operated under relatively predictable macro-regimes characterized by steady consumer technology cycles, institutional supply-chain normalizations following the pandemic disruptions of 2020, and predictable corporate credit structures managed by central banking interest rates. However, the introduction and rapid enterprise adoption of generative artificial intelligence architectures, large language models (LLMs), and hyper-scaled neural networks created an unprecedented, non-linear demand shock throughout the global technology ecosystem.</w:t>
+      </w:r>
+    </w:p>
+    <w:p/>
+    <w:p>
+      <w:r>
+        <w:t>Figure 2.2. Parabolic Trajectory of NVIDIA (NVDA) Market Capitalization vs. Industry Moving Averages During the 2023-2025 Hardware Supply Crunch.</w:t>
+      </w:r>
+    </w:p>
+    <w:p/>
+    <w:p>
+      <w:r>
+        <w:t xml:space="preserve">This structural shift completely redefined the valuation metrics of the global semiconductor, data center, and cloud computing markets. At the absolute epicenter of this macroeconomic expansion was NVIDIA Corporation (NVDA), an asset whose financial data series transitions from a standard high-growth technology equity into a highly parabolic, sentiment-driven speculative vehicle. During this intensive multi-year expansion, traditional financial indicators, standard moving averages, and classical autoregressive integrated moving average (ARIMA) statistical forecasting frameworks exhibited complete, systemic performance degradation. This absolute decay in classical predictive power occurred because the underlying asset price movements were no longer tightly coupled with historical valuation baselines, steady price-to-earnings metrics, or efficient informational distributions as hypothesized by the Efficient Market Hypothesis (EMH). Instead, market movements were governed by a hyper-complex confluence of behavioral market sentiment, institutional momentum trading, massive retail capital flows, and intense physical micro-structural constraints. </w:t>
+      </w:r>
+    </w:p>
+    <w:p>
+      <w:r>
+        <w:t>To comprehensively understand why deep recurrent networks like Long Short-Term Memory (LSTM) and Gated Recurrent Units (GRU) are required to model this specific market regime, the system must decompose the structural physics of the 2023–2025 AI bubble into separate, highly interactive corporate realities:</w:t>
+      </w:r>
+    </w:p>
+    <w:p>
+      <w:pPr>
+        <w:pStyle w:val="Heading3"/>
+      </w:pPr>
+      <w:r>
+        <w:t>The Micro-structural Semiconductor Supply Crunch</w:t>
+      </w:r>
+    </w:p>
+    <w:p/>
+    <w:p>
+      <w:r>
+        <w:t>Unlike historical digital asset expansions, such as the software-based dot-com bubble of the late 1990s, the artificial intelligence expansion was bound to absolute, physical manufacturing bottlenecks. Enterprise computing architectures required specialized graphics processing units (GPUs) capable of asynchronous tensor matrix multiplications. The extreme institutional rush to secure compute capacity resulted in severe supply constraints surrounding advanced semiconductor fabrications, silicon wafer allocations, and, critically, High Bandwidth Memory (HBM/VRAM) components.</w:t>
+      </w:r>
+    </w:p>
+    <w:p>
+      <w:r>
+        <w:t xml:space="preserve">Because corporate entities like NVIDIA maintained exclusive commercial control over the proprietary chip architectures and software ecosystems (such as the CUDA computing platform), their financial </w:t>
+      </w:r>
+      <w:r>
+        <w:lastRenderedPageBreak/>
+        <w:t>statements reflected astronomical, non-linear growth in net profit margins. When an information system attempts to model an asset bound to such intense, physical supply imbalances, standard closing price metrics fail to capture the underlying market tension. The volume distribution backing each transaction becomes the primary indicator of institutional accumulation. This reality justifies why this thesis rejects simple open/close scalar points in favor of a mathematically derived Volume Weighted Average Price (VWAP) engine, ensuring that periods of extreme supply shocks are properly scaled by transaction intensity before being introduced to the neural network’s weight matrices.</w:t>
+      </w:r>
+    </w:p>
+    <w:p/>
+    <w:p>
+      <w:pPr>
+        <w:pStyle w:val="Heading3"/>
+      </w:pPr>
+      <w:r>
+        <w:t>The Physics of Parabolic Momentum and Behavioral Speculation</w:t>
+      </w:r>
+    </w:p>
+    <w:p>
+      <w:r>
+        <w:t>During the height of the hardware boom, asset price behaviors exhibited extreme directional persistence, often referred to in quantitative finance as a heavy-tailed, non-Gaussian distribution. In standard linear economics, it is assumed that when an asset price rises significantly above its historical mean, profit-taking forces will immediately act as a negative feedback loop, pulling the price back toward equilibrium (mean reversion). However, during the 2023–2025 regime, the market architecture experienced a strong positive feedback loop.</w:t>
+      </w:r>
+    </w:p>
+    <w:p>
+      <w:r>
+        <w:t>As the valuation of AI infrastructure providers escalated, institutional momentum algorithms, quantitative trend-following index funds, and highly speculative retail traders continuously bought the asset, creating a self-reinforcing upward spiral. This parabolic behavior generates a major challenge for shallow neural configurations due to the presence of non-stationarity—a state where the statistical properties of the time series (mean, variance, and autocorrelation) continuously change over time. Under these conditions, classical models experience immediate "gradient explosions" or become completely desensitized to sudden trend reversals, whereas multi-layered deep learning systems utilizing specialized dropout regularizations ($\text{Dropout} = 0.2$) are specifically structured to prevent absolute overfitting during these localized speculatory waves.</w:t>
+      </w:r>
+    </w:p>
+    <w:p/>
     <w:p>
       <w:pPr>
         <w:pStyle w:val="Heading2"/>
       </w:pPr>
-      <w:bookmarkStart w:id="3" w:name="_Toc226026625"/>
-      <w:r>
-        <w:t>Contextul actual</w:t>
-      </w:r>
-      <w:bookmarkEnd w:id="3"/>
-    </w:p>
-    <w:p>
-      <w:r>
-        <w:t>Autorul face o prezentare generală și dă o justificare în direcția temei alese din perspectiva contextului actual.</w:t>
-      </w:r>
-    </w:p>
-    <w:p>
-      <w:pPr>
-        <w:pStyle w:val="Heading1"/>
-      </w:pPr>
-      <w:r>
-        <w:t>LITERATURE REVIEW AND ECONOMIC FOUNDATONS</w:t>
-      </w:r>
-    </w:p>
-    <w:p>
-      <w:pPr>
-        <w:pStyle w:val="Heading2"/>
-      </w:pPr>
-      <w:r>
-        <w:t>The Efficient Market Hypothesis (EMH) and the Random Walk Theory</w:t>
+      <w:r>
+        <w:t>The Traditional Financial Counterweight: Analyzing JPMorgan Chase (JPM)</w:t>
       </w:r>
     </w:p>
     <w:p/>
     <w:p>
       <w:r>
-        <w:t xml:space="preserve">For decades, classical financial economics and automated asset pricing models have been heavily anchored to the Efficient Market Hypothesis (EMH), a foundational theoretical framework formalised by Eugene Fama and later widely popularised for retail and institutional audiences by Burton Malkiel in his landmark literature, A Random Walk Down Wall Street. The core tenet of the EMH posits that modern financial asset markets operate under a regime of informational efficiency, where competitive market forces ensure that all publicly available information, historical macroeconomic indicators, and corporate financial data are instantly and fully reflected in the current market capitalization of any given equity asset. Consequently, within a perfectly efficient marketplace, security prices adapt exclusively to entirely novel information or unanticipated operational shocks. Because news is by definition inherently unpredictable and randomly distributed over time, the resulting chronological adjustments of asset prices must behave as a purely stochastic sequence—conceptually structured as a "random walk".  </w:t>
-      </w:r>
-    </w:p>
-    <w:p>
+        <w:t xml:space="preserve">To prevent the developed predictive framework from becoming overly specialized or structurally biased toward the hyper-volatile characteristics of the growth technology sector, this master’s thesis </w:t>
+      </w:r>
       <w:r>
         <w:lastRenderedPageBreak/>
-        <w:t xml:space="preserve">According to Malkiel’s strict classical interpretation, any systematic attempt to parse historical sequences, discover repetitive cyclical structures, or deploy autoregressive statistical mechanisms to consistently achieve risk-adjusted returns superior to the broader market index is fundamentally futile. This traditional perspective classifies price changes as memoryless processes where the probability distribution of future price vectors depends solely on the current state vector, satisfying the properties of a first-order Markov chain. Linear statistical frameworks, including Autoregressive Integrated Moving Average (ARIMA) models and basic generalized autoregressive conditional heteroskedasticity (GARCH) formulations, were designed around these assumptions to capture localized variance rather than predictive directional shifts.  </w:t>
-      </w:r>
-    </w:p>
-    <w:p>
-      <w:r>
-        <w:t xml:space="preserve">However, within contemporary Information Systems for e-Business frameworks, these deterministic linear models and their underlying random walk assumptions face massive conceptual and empirical challenges. The core limitation of classical financial models lies in their rigid insistence on structural linearity and their inability to accommodate the adaptive, highly complex behavioral realities of modern electronic execution environments.  </w:t>
-      </w:r>
-    </w:p>
-    <w:p>
-      <w:r>
-        <w:t>Figure 2.1</w:t>
-      </w:r>
-      <w:r>
-        <w:t xml:space="preserve">. </w:t>
-      </w:r>
-      <w:r>
-        <w:t>Structural Breakdown of Information Processing: Efficient Market Hypothesis (EMH) vs. Adaptive Non-Linear Systems.</w:t>
-      </w:r>
-    </w:p>
-    <w:p/>
-    <w:p>
-      <w:pPr>
-        <w:pStyle w:val="Heading2"/>
-      </w:pPr>
-      <w:r>
-        <w:t>Micro-structural Inefficiencies and Digital Trading Ecosystems</w:t>
-      </w:r>
-    </w:p>
-    <w:p/>
-    <w:p>
-      <w:r>
-        <w:t>T</w:t>
-      </w:r>
-      <w:r>
-        <w:t xml:space="preserve">he rapid digitalization of commercial transactions, coupled with the emergence of advanced algorithmic execution desks, has fundamentally decoupled current financial environments from the idealistic, frictionless assumptions of 20th-century economic theory. Modern digital business ecosystems generate continuous, multi-dimensional data arrays characterized by intense architectural dependencies, non-Gaussian noise distributions, and structural memory vectors that directly invalidate the memoryless constraints of the Random Walk Theory. Empirical tracking of electronic order books indicates that capital markets do not digest information instantaneously; instead, information propagation behaves as a highly non-linear diffusion process passing through localized technology pipelines.  Furthermore, the integration of quantitative asset management with advanced computational infrastructures has introduced complex feedback mechanisms, including institutional momentum trading, cascading stop-loss liquidations, and high-frequency trading (HFT) structural imbalances. These phenomena generate persistent multi-day micro-structural patterns, localized structural trends, and recurring temporal anomalies that are deeply non-linear in nature. While these </w:t>
-      </w:r>
-      <w:r>
-        <w:lastRenderedPageBreak/>
-        <w:t xml:space="preserve">hidden patterns look like chaotic white noise when processed through traditional linear statistical regressions, they present rich, exploitable structural dependencies when examined through multi-layered deep learning topologies.  </w:t>
-      </w:r>
-    </w:p>
-    <w:p>
-      <w:r>
-        <w:t>By framing financial prediction as a non-linear information-processing task, modern enterprise information systems can deploy recurrent networks to map complex multi-variable feature vectors—such as the relationships between price movements, order book depth, and true trading convictions scaled through volume distributions. This systematic breakdown of the EMH provides the precise technical and academic justification for this thesis. Rather than assuming absolute market randomness, this research actively exploits these structural inefficiencies by engineering an adaptive intelligence layer capable of isolating stable signal vectors out of hyper-volatile digital asset streams.</w:t>
-      </w:r>
-    </w:p>
-    <w:p/>
-    <w:p>
-      <w:pPr>
-        <w:pStyle w:val="Heading2"/>
-      </w:pPr>
-      <w:r>
-        <w:t>The Modern AI and Hardware Infrastructure Speculative Bubble (2023–2025)</w:t>
-      </w:r>
-    </w:p>
-    <w:p/>
-    <w:p>
-      <w:r>
-        <w:t xml:space="preserve">The chronological boundary established within this master's thesis fundamentally captures one of the most volatile, mathematically anomalous, and macroeconomically significant events in the history of global digital business frameworks: the explosive emergence and subsequent structural consolidation of the "Artificial Intelligence and Advanced Hardware Infrastructure Boom" [1] spanning the fiscal periods of 2023 through late 2025. Within the context of </w:t>
-      </w:r>
-      <w:r>
-        <w:t>Information Systems for e-Business</w:t>
-      </w:r>
-      <w:r>
-        <w:t>, this specific chronological epoch serves not merely as a temporal backdrop, but as an aggressive, high-volatility laboratory environment designed to stress-test the operational resilience of modern deep learning predictive algorithms.</w:t>
-      </w:r>
-      <w:r>
-        <w:t xml:space="preserve"> </w:t>
-      </w:r>
-    </w:p>
-    <w:p>
-      <w:r>
-        <w:t>Prior to this structural market shift, global financial asset pricing models operated under relatively predictable macro-regimes characterized by steady consumer technology cycles, institutional supply-chain normalizations following the pandemic disruptions of 2020, and predictable corporate credit structures managed by central banking interest rates. However, the introduction and rapid enterprise adoption of generative artificial intelligence architectures, large language models (LLMs), and hyper-scaled neural networks created an unprecedented, non-linear demand shock throughout the global technology ecosystem.</w:t>
-      </w:r>
-    </w:p>
-    <w:p/>
-    <w:p>
-      <w:r>
-        <w:lastRenderedPageBreak/>
-        <w:t xml:space="preserve">Figure 2.2. </w:t>
-      </w:r>
-      <w:r>
-        <w:t>Parabolic Trajectory of NVIDIA (NVDA) Market Capitalization vs. Industry Moving Averages During the 2023-2025 Hardware Supply Crunch.</w:t>
-      </w:r>
-    </w:p>
-    <w:p/>
-    <w:p>
-      <w:r>
-        <w:t xml:space="preserve">This structural shift completely redefined the valuation metrics of the global semiconductor, data center, and cloud computing markets. At the absolute epicenter of this macroeconomic expansion was NVIDIA Corporation (NVDA), an asset whose financial data series transitions from a standard high-growth technology equity into a highly parabolic, sentiment-driven speculative vehicle. During this intensive multi-year expansion, traditional financial indicators, standard moving averages, and classical autoregressive integrated moving average (ARIMA) statistical forecasting frameworks exhibited complete, systemic performance degradation. This absolute decay in classical predictive power occurred because the underlying asset price movements were no longer tightly coupled with historical valuation baselines, steady price-to-earnings metrics, or efficient informational distributions as hypothesized by the Efficient Market Hypothesis (EMH). Instead, market movements were governed by a hyper-complex confluence of behavioral market sentiment, institutional momentum trading, massive retail capital flows, and intense physical micro-structural constraints. </w:t>
-      </w:r>
-    </w:p>
-    <w:p>
-      <w:r>
-        <w:t>To comprehensively understand why deep recurrent networks like Long Short-Term Memory (LSTM) and Gated Recurrent Units (GRU) are required to model this specific market regime, the system must decompose the structural physics of the 2023–2025 AI bubble into separate, highly interactive corporate realities:</w:t>
-      </w:r>
-    </w:p>
-    <w:p>
-      <w:pPr>
-        <w:pStyle w:val="Heading3"/>
-      </w:pPr>
-      <w:r>
-        <w:t>The Micro-structural Semiconductor Supply Crunch</w:t>
-      </w:r>
-    </w:p>
-    <w:p/>
-    <w:p>
-      <w:r>
-        <w:t>Unlike historical digital asset expansions, such as the software-based dot-com bubble of the late 1990s, the artificial intelligence expansion was bound to absolute, physical manufacturing bottlenecks. Enterprise computing architectures required specialized graphics processing units (GPUs) capable of asynchronous tensor matrix multiplications. The extreme institutional rush to secure compute capacity resulted in severe supply constraints surrounding advanced semiconductor fabrications, silicon wafer allocations, and, critically, High Bandwidth Memory (HBM/VRAM) components.</w:t>
-      </w:r>
-    </w:p>
-    <w:p>
-      <w:r>
-        <w:t xml:space="preserve">Because corporate entities like NVIDIA maintained exclusive commercial control over the proprietary chip architectures and software ecosystems (such as the CUDA computing platform), their financial statements reflected astronomical, non-linear growth in net profit margins. When an information system attempts to model an asset bound to such intense, physical supply imbalances, standard </w:t>
-      </w:r>
-      <w:r>
-        <w:lastRenderedPageBreak/>
-        <w:t>closing price metrics fail to capture the underlying market tension. The volume distribution backing each transaction becomes the primary indicator of institutional accumulation. This reality justifies why this thesis rejects simple open/close scalar points in favor of a mathematically derived Volume Weighted Average Price (VWAP) engine, ensuring that periods of extreme supply shocks are properly scaled by transaction intensity before being introduced to the neural network’s weight matrices.</w:t>
-      </w:r>
-    </w:p>
-    <w:p/>
-    <w:p>
-      <w:pPr>
-        <w:pStyle w:val="Heading3"/>
-      </w:pPr>
-      <w:r>
-        <w:t>The Physics of Parabolic Momentum and Behavioral Speculation</w:t>
-      </w:r>
-    </w:p>
-    <w:p>
-      <w:r>
-        <w:t>During the height of the hardware boom, asset price behaviors exhibited extreme directional persistence, often referred to in quantitative finance as a heavy-tailed, non-Gaussian distribution. In standard linear economics, it is assumed that when an asset price rises significantly above its historical mean, profit-taking forces will immediately act as a negative feedback loop, pulling the price back toward equilibrium (mean reversion). However, during the 2023–2025 regime, the market architecture experienced a strong positive feedback loop.</w:t>
-      </w:r>
-    </w:p>
-    <w:p>
-      <w:r>
-        <w:t>As the valuation of AI infrastructure providers escalated, institutional momentum algorithms, quantitative trend-following index funds, and highly speculative retail traders continuously bought the asset, creating a self-reinforcing upward spiral. This parabolic behavior generates a major challenge for shallow neural configurations due to the presence of non-stationarity—a state where the statistical properties of the time series (mean, variance, and autocorrelation) continuously change over time. Under these conditions, classical models experience immediate "gradient explosions" or become completely desensitized to sudden trend reversals, whereas multi-layered deep learning systems utilizing specialized dropout regularizations ($\text{Dropout} = 0.2$) are specifically structured to prevent absolute overfitting during these localized speculatory waves.</w:t>
-      </w:r>
-    </w:p>
-    <w:p/>
-    <w:p>
-      <w:pPr>
-        <w:pStyle w:val="Heading2"/>
-      </w:pPr>
-      <w:r>
-        <w:t>The Traditional Financial Counterweight: Analyzing JPMorgan Chase (JPM)</w:t>
-      </w:r>
-    </w:p>
-    <w:p/>
-    <w:p>
-      <w:r>
-        <w:t xml:space="preserve">To prevent the developed predictive framework from becoming overly specialized or structurally biased toward the hyper-volatile characteristics of the growth technology sector, this master’s thesis strategically integrates an adversarial corporate counterweight into the data pipeline: JPMorgan Chase &amp; Co. (JPM). Within the operational philosophy of </w:t>
+        <w:t xml:space="preserve">strategically integrates an adversarial corporate counterweight into the data pipeline: JPMorgan Chase &amp; Co. (JPM). Within the operational philosophy of </w:t>
       </w:r>
       <w:r>
         <w:rPr>
@@ -9708,49 +9919,39 @@
         <w:t>Information Systems for e-Business</w:t>
       </w:r>
       <w:r>
-        <w:t xml:space="preserve">, a robust, </w:t>
-      </w:r>
+        <w:t>, a robust, enterprise-grade automated forecasting engine must demonstrate absolute versatility. If a machine learning model achieves high predictive accuracy on a parabolic technology stock but fails catastrophically when applied to a highly regulated, cyclical financial institution, the underlying information system cannot be classified as globally reliable for corporate decision-support deployment.</w:t>
+      </w:r>
+    </w:p>
+    <w:p/>
+    <w:p>
+      <w:r>
+        <w:t>Figure 2.3. Comparative Volatility Analysis: Technology Growth Regime (NVDA) vs. Regulated Banking Cycle Regime (JPM) Over a 10-Year Timeline.</w:t>
+      </w:r>
+    </w:p>
+    <w:p>
+      <w:r>
+        <w:t>JPMorgan Chase represents the absolute antithesis of the speculative, sentiment-driven market structures observed in the semiconductor sector during the AI boom. As one of the largest systemic banking institutions globally, the asset pricing mechanics of JPM are heavily dictated by entirely different macroeconomic vectors:</w:t>
+      </w:r>
+    </w:p>
+    <w:p>
+      <w:r>
+        <w:t>Central Banking Monetary Policy and Interest Rate Cycles: Unlike growth technology corporations whose valuations are heavily dependent on future speculatory cash flows, banking institutions respond directly to the immediate, physical realities of net interest margins (NIM). The timeline analyzed (2014–2026) captures intense shifts in central banking architectures, transitioning from the ultra-low, near-zero interest rate regimes of the late 2010s to the aggressive monetary tightening and interest rate hikes implemented throughout 2022–2024 to combat global inflation.</w:t>
+      </w:r>
+    </w:p>
+    <w:p>
+      <w:r>
+        <w:t>Macroeconomic Credit Cycles and Corporate Liquidity Flows: The financial data stream of a major banking asset serves as a direct proxy for the health of the broader industrial economy. When interest rates rise, corporate loan defaults increase, credit spreads widen, and consumer capital flows shift from risk-on equity markets into stable debt instruments. This creates an asset price series characterized by long-term, low-frequency structural cycles, occasional macro-driven mean reversions, and localized periods of high resistance.</w:t>
+      </w:r>
+    </w:p>
+    <w:p>
+      <w:r>
+        <w:t>From an algorithmic training perspective, introducing JPM into the PyCharm execution environment provides a vital structural baseline. While an asset like NVIDIA tests the deep learning network’s ability to adapt to extreme momentum, parabolic curves, and explosive volatility, an asset like JPMorgan Chase tests the network’s capacity to identify subtle, long-term cyclical patterns, structural support levels, and low-frequency seasonal trends embedded within deep historical datasets.</w:t>
+      </w:r>
+    </w:p>
+    <w:p>
       <w:r>
         <w:lastRenderedPageBreak/>
-        <w:t>enterprise-grade automated forecasting engine must demonstrate absolute versatility. If a machine learning model achieves high predictive accuracy on a parabolic technology stock but fails catastrophically when applied to a highly regulated, cyclical financial institution, the underlying information system cannot be classified as globally reliable for corporate decision-support deployment.</w:t>
-      </w:r>
-    </w:p>
-    <w:p/>
-    <w:p>
-      <w:r>
-        <w:t>Figure 2.3. C</w:t>
-      </w:r>
-      <w:r>
-        <w:t>omparative Volatility Analysis: Technology Growth Regime (NVDA) vs. Regulated Banking Cycle Regime (JPM) Over a 10-Year Timeline.</w:t>
-      </w:r>
-    </w:p>
-    <w:p>
-      <w:r>
-        <w:t>JPMorgan Chase represents the absolute antithesis of the speculative, sentiment-driven market structures observed in the semiconductor sector during the AI boom. As one of the largest systemic banking institutions globally, the asset pricing mechanics of JPM are heavily dictated by entirely different macroeconomic vectors:</w:t>
-      </w:r>
-    </w:p>
-    <w:p>
-      <w:r>
-        <w:t>Central Banking Monetary Policy and Interest Rate Cycles: Unlike growth technology corporations whose valuations are heavily dependent on future speculatory cash flows, banking institutions respond directly to the immediate, physical realities of net interest margins (NIM). The timeline analyzed (2014–2026) captures intense shifts in central banking architectures, transitioning from the ultra-low, near-zero interest rate regimes of the late 2010s to the aggressive monetary tightening and interest rate hikes implemented throughout 2022–2024 to combat global inflation.</w:t>
-      </w:r>
-    </w:p>
-    <w:p>
-      <w:r>
-        <w:t>Macroeconomic Credit Cycles and Corporate Liquidity Flows: The financial data stream of a major banking asset serves as a direct proxy for the health of the broader industrial economy. When interest rates rise, corporate loan defaults increase, credit spreads widen, and consumer capital flows shift from risk-on equity markets into stable debt instruments. This creates an asset price series characterized by long-term, low-frequency structural cycles, occasional macro-driven mean reversions, and localized periods of high resistance.</w:t>
-      </w:r>
-    </w:p>
-    <w:p>
-      <w:r>
-        <w:t>From an algorithmic training perspective, introducing JPM into the PyCharm execution environment provides a vital structural baseline. While an asset like NVIDIA tests the deep learning network’s ability to adapt to extreme momentum, parabolic curves, and explosive volatility, an asset like JPMorgan Chase tests the network’s capacity to identify subtle, long-term cyclical patterns, structural support levels, and low-frequency seasonal trends embedded within deep historical datasets.</w:t>
-      </w:r>
-    </w:p>
-    <w:p>
-      <w:r>
-        <w:t xml:space="preserve">By forcing both the Long Short-Term Memory (LSTM) and Gated Recurrent Unit (GRU) architectures to process this low-volatility, macro-dependent financial series, this research can effectively evaluate whether the complex gating mechanisms of the LSTM are superior at maintaining </w:t>
-      </w:r>
-      <w:r>
-        <w:lastRenderedPageBreak/>
-        <w:t>long-term memory cells over multi-year interest rate cycles, or if the streamlined mathematical efficiency of the GRU layer can achieve lower statistical errors (RMSE and MAE) by ignoring micro-noise and focusing exclusively on macro-level mean-reverting trends. This comprehensive dual-sector configuration ensures that the final Streamlit web application functions as a globally validated, multi-asset enterprise information platform capable of assisting corporate executives across distinct structural segments of the digital economy.</w:t>
+        <w:t>By forcing both the Long Short-Term Memory (LSTM) and Gated Recurrent Unit (GRU) architectures to process this low-volatility, macro-dependent financial series, this research can effectively evaluate whether the complex gating mechanisms of the LSTM are superior at maintaining long-term memory cells over multi-year interest rate cycles, or if the streamlined mathematical efficiency of the GRU layer can achieve lower statistical errors (RMSE and MAE) by ignoring micro-noise and focusing exclusively on macro-level mean-reverting trends. This comprehensive dual-sector configuration ensures that the final Streamlit web application functions as a globally validated, multi-asset enterprise information platform capable of assisting corporate executives across distinct structural segments of the digital economy.</w:t>
       </w:r>
     </w:p>
     <w:p/>
@@ -9784,14 +9985,14 @@
       <w:r>
         <w:br w:type="page"/>
       </w:r>
-      <w:bookmarkStart w:id="4" w:name="_Ref226023022"/>
-      <w:bookmarkStart w:id="5" w:name="_Toc226026626"/>
+      <w:bookmarkStart w:id="6" w:name="_Ref226023022"/>
+      <w:bookmarkStart w:id="7" w:name="_Toc226026626"/>
       <w:r>
         <w:lastRenderedPageBreak/>
         <w:t>Convenții de redactare</w:t>
       </w:r>
-      <w:bookmarkEnd w:id="4"/>
-      <w:bookmarkEnd w:id="5"/>
+      <w:bookmarkEnd w:id="6"/>
+      <w:bookmarkEnd w:id="7"/>
     </w:p>
     <w:p>
       <w:pPr>
@@ -9811,11 +10012,11 @@
       <w:pPr>
         <w:pStyle w:val="Heading2"/>
       </w:pPr>
-      <w:bookmarkStart w:id="6" w:name="_Toc226026627"/>
+      <w:bookmarkStart w:id="8" w:name="_Toc226026627"/>
       <w:r>
         <w:t>Cerințe generale</w:t>
       </w:r>
-      <w:bookmarkEnd w:id="6"/>
+      <w:bookmarkEnd w:id="8"/>
     </w:p>
     <w:p>
       <w:pPr>
@@ -10166,11 +10367,11 @@
       <w:pPr>
         <w:pStyle w:val="Heading2"/>
       </w:pPr>
-      <w:bookmarkStart w:id="7" w:name="_Toc226026628"/>
+      <w:bookmarkStart w:id="9" w:name="_Toc226026628"/>
       <w:r>
         <w:t>Structura documentului</w:t>
       </w:r>
-      <w:bookmarkEnd w:id="7"/>
+      <w:bookmarkEnd w:id="9"/>
       <w:r>
         <w:fldChar w:fldCharType="begin"/>
       </w:r>
@@ -10407,7 +10608,7 @@
       <w:pPr>
         <w:pStyle w:val="Heading2"/>
       </w:pPr>
-      <w:bookmarkStart w:id="8" w:name="_Toc226026629"/>
+      <w:bookmarkStart w:id="10" w:name="_Toc226026629"/>
       <w:r>
         <w:t>Dimensiuni</w:t>
       </w:r>
@@ -10423,7 +10624,7 @@
       <w:r>
         <w:t>le lucrării</w:t>
       </w:r>
-      <w:bookmarkEnd w:id="8"/>
+      <w:bookmarkEnd w:id="10"/>
     </w:p>
     <w:p>
       <w:pPr>
@@ -10504,11 +10705,11 @@
       <w:pPr>
         <w:pStyle w:val="Heading2"/>
       </w:pPr>
-      <w:bookmarkStart w:id="9" w:name="_Toc226026630"/>
+      <w:bookmarkStart w:id="11" w:name="_Toc226026630"/>
       <w:r>
         <w:t>Elemente de tehnoredactare</w:t>
       </w:r>
-      <w:bookmarkEnd w:id="9"/>
+      <w:bookmarkEnd w:id="11"/>
     </w:p>
     <w:p>
       <w:r>
@@ -10634,11 +10835,11 @@
       <w:pPr>
         <w:pStyle w:val="Heading2"/>
       </w:pPr>
-      <w:bookmarkStart w:id="10" w:name="_Toc226026631"/>
+      <w:bookmarkStart w:id="12" w:name="_Toc226026631"/>
       <w:r>
         <w:t>Formulele matematice</w:t>
       </w:r>
-      <w:bookmarkEnd w:id="10"/>
+      <w:bookmarkEnd w:id="12"/>
       <w:r>
         <w:fldChar w:fldCharType="begin"/>
       </w:r>
@@ -10670,11 +10871,11 @@
       <w:pPr>
         <w:pStyle w:val="Heading2"/>
       </w:pPr>
-      <w:bookmarkStart w:id="11" w:name="_Toc226026632"/>
+      <w:bookmarkStart w:id="13" w:name="_Toc226026632"/>
       <w:r>
         <w:t>Ilustrațiile</w:t>
       </w:r>
-      <w:bookmarkEnd w:id="11"/>
+      <w:bookmarkEnd w:id="13"/>
       <w:r>
         <w:fldChar w:fldCharType="begin"/>
       </w:r>
@@ -10689,7 +10890,7 @@
       <w:pPr>
         <w:pStyle w:val="Heading3"/>
       </w:pPr>
-      <w:bookmarkStart w:id="12" w:name="_Toc226026633"/>
+      <w:bookmarkStart w:id="14" w:name="_Toc226026633"/>
       <w:r>
         <w:t>Figuri</w:t>
       </w:r>
@@ -10705,7 +10906,7 @@
       <w:r>
         <w:t>le</w:t>
       </w:r>
-      <w:bookmarkEnd w:id="12"/>
+      <w:bookmarkEnd w:id="14"/>
     </w:p>
     <w:p>
       <w:pPr>
@@ -10745,8 +10946,8 @@
       <w:pPr>
         <w:pStyle w:val="Heading3"/>
       </w:pPr>
-      <w:bookmarkStart w:id="13" w:name="_Ref309893857"/>
-      <w:bookmarkStart w:id="14" w:name="_Toc226026634"/>
+      <w:bookmarkStart w:id="15" w:name="_Ref309893857"/>
+      <w:bookmarkStart w:id="16" w:name="_Toc226026634"/>
       <w:r>
         <w:lastRenderedPageBreak/>
         <w:t>Tabele</w:t>
@@ -10763,8 +10964,8 @@
       <w:r>
         <w:t>le</w:t>
       </w:r>
-      <w:bookmarkEnd w:id="13"/>
-      <w:bookmarkEnd w:id="14"/>
+      <w:bookmarkEnd w:id="15"/>
+      <w:bookmarkEnd w:id="16"/>
     </w:p>
     <w:p>
       <w:pPr>
@@ -10858,8 +11059,8 @@
           <w:noProof/>
         </w:rPr>
         <w:pict w14:anchorId="11EE2E4C">
-          <v:shape id="_x0000_i1027" type="#_x0000_t75" alt="" style="width:119pt;height:143pt;visibility:visible;mso-width-percent:0;mso-height-percent:0;mso-width-percent:0;mso-height-percent:0">
-            <v:imagedata r:id="rId14" o:title=""/>
+          <v:shape id="_x0000_i1059" type="#_x0000_t75" alt="" style="width:119.25pt;height:143.25pt;visibility:visible;mso-width-percent:0;mso-height-percent:0;mso-width-percent:0;mso-height-percent:0">
+            <v:imagedata r:id="rId13" o:title=""/>
           </v:shape>
         </w:pict>
       </w:r>
@@ -10872,8 +11073,8 @@
           <w:noProof/>
         </w:rPr>
       </w:pPr>
-      <w:bookmarkStart w:id="15" w:name="_Ref309893008"/>
-      <w:bookmarkStart w:id="16" w:name="_Toc226026654"/>
+      <w:bookmarkStart w:id="17" w:name="_Ref309893008"/>
+      <w:bookmarkStart w:id="18" w:name="_Toc226026654"/>
       <w:r>
         <w:t xml:space="preserve">Figura </w:t>
       </w:r>
@@ -10895,11 +11096,11 @@
       <w:r>
         <w:fldChar w:fldCharType="end"/>
       </w:r>
-      <w:bookmarkEnd w:id="15"/>
+      <w:bookmarkEnd w:id="17"/>
       <w:r>
         <w:t>. Selectarea prin click dreapta a opțiunii „Update field”</w:t>
       </w:r>
-      <w:bookmarkEnd w:id="16"/>
+      <w:bookmarkEnd w:id="18"/>
     </w:p>
     <w:p>
       <w:pPr>
@@ -10949,8 +11150,8 @@
           <w:noProof/>
         </w:rPr>
         <w:pict w14:anchorId="74916B1C">
-          <v:shape id="_x0000_i1026" type="#_x0000_t75" alt="" style="width:222pt;height:113pt;visibility:visible;mso-width-percent:0;mso-height-percent:0;mso-width-percent:0;mso-height-percent:0">
-            <v:imagedata r:id="rId15" o:title=""/>
+          <v:shape id="_x0000_i1060" type="#_x0000_t75" alt="" style="width:222pt;height:113.25pt;visibility:visible;mso-width-percent:0;mso-height-percent:0;mso-width-percent:0;mso-height-percent:0">
+            <v:imagedata r:id="rId14" o:title=""/>
           </v:shape>
         </w:pict>
       </w:r>
@@ -10960,8 +11161,8 @@
         <w:pStyle w:val="Caption"/>
         <w:jc w:val="center"/>
       </w:pPr>
-      <w:bookmarkStart w:id="17" w:name="_Ref309893210"/>
-      <w:bookmarkStart w:id="18" w:name="_Toc226026655"/>
+      <w:bookmarkStart w:id="19" w:name="_Ref309893210"/>
+      <w:bookmarkStart w:id="20" w:name="_Toc226026655"/>
       <w:r>
         <w:t xml:space="preserve">Figura </w:t>
       </w:r>
@@ -10983,11 +11184,11 @@
       <w:r>
         <w:fldChar w:fldCharType="end"/>
       </w:r>
-      <w:bookmarkEnd w:id="17"/>
+      <w:bookmarkEnd w:id="19"/>
       <w:r>
         <w:t>. Actualizarea întregului tabel</w:t>
       </w:r>
-      <w:bookmarkEnd w:id="18"/>
+      <w:bookmarkEnd w:id="20"/>
     </w:p>
     <w:p>
       <w:pPr>
@@ -11012,7 +11213,7 @@
         <w:spacing w:after="0"/>
         <w:jc w:val="center"/>
       </w:pPr>
-      <w:bookmarkStart w:id="19" w:name="_Toc226026674"/>
+      <w:bookmarkStart w:id="21" w:name="_Toc226026674"/>
       <w:r>
         <w:t xml:space="preserve">Tabel </w:t>
       </w:r>
@@ -11037,7 +11238,7 @@
       <w:r>
         <w:t>. Nume de utilizatori și valorile rezumat ale parolelor acestora.</w:t>
       </w:r>
-      <w:bookmarkEnd w:id="19"/>
+      <w:bookmarkEnd w:id="21"/>
     </w:p>
     <w:tbl>
       <w:tblPr>
@@ -11658,7 +11859,7 @@
       <w:pPr>
         <w:pStyle w:val="Heading3"/>
       </w:pPr>
-      <w:bookmarkStart w:id="20" w:name="_Toc226026635"/>
+      <w:bookmarkStart w:id="22" w:name="_Toc226026635"/>
       <w:r>
         <w:t>Legenda</w:t>
       </w:r>
@@ -11674,7 +11875,7 @@
       <w:r>
         <w:t xml:space="preserve"> (unei figuri/tabele)</w:t>
       </w:r>
-      <w:bookmarkEnd w:id="20"/>
+      <w:bookmarkEnd w:id="22"/>
     </w:p>
     <w:p>
       <w:pPr>
@@ -11697,27 +11898,27 @@
       <w:r>
         <w:br w:type="page"/>
       </w:r>
-      <w:bookmarkStart w:id="21" w:name="_Ref309844154"/>
-      <w:bookmarkStart w:id="22" w:name="_Toc226026636"/>
+      <w:bookmarkStart w:id="23" w:name="_Ref309844154"/>
+      <w:bookmarkStart w:id="24" w:name="_Toc226026636"/>
       <w:r>
         <w:lastRenderedPageBreak/>
         <w:t>Termeni de utilizare</w:t>
       </w:r>
-      <w:bookmarkEnd w:id="21"/>
-      <w:bookmarkEnd w:id="22"/>
+      <w:bookmarkEnd w:id="23"/>
+      <w:bookmarkEnd w:id="24"/>
     </w:p>
     <w:p>
       <w:pPr>
         <w:pStyle w:val="Heading2"/>
       </w:pPr>
-      <w:bookmarkStart w:id="23" w:name="_Toc226026637"/>
+      <w:bookmarkStart w:id="25" w:name="_Toc226026637"/>
       <w:r>
         <w:t>Autor</w:t>
       </w:r>
       <w:r>
         <w:t>ii</w:t>
       </w:r>
-      <w:bookmarkEnd w:id="23"/>
+      <w:bookmarkEnd w:id="25"/>
       <w:r>
         <w:t xml:space="preserve"> </w:t>
       </w:r>
@@ -11831,11 +12032,11 @@
       <w:pPr>
         <w:pStyle w:val="Heading2"/>
       </w:pPr>
-      <w:bookmarkStart w:id="24" w:name="_Toc226026638"/>
+      <w:bookmarkStart w:id="26" w:name="_Toc226026638"/>
       <w:r>
         <w:t>Licența de utilizare</w:t>
       </w:r>
-      <w:bookmarkEnd w:id="24"/>
+      <w:bookmarkEnd w:id="26"/>
     </w:p>
     <w:p>
       <w:pPr>
@@ -11931,14 +12132,14 @@
       <w:r>
         <w:br w:type="page"/>
       </w:r>
-      <w:bookmarkStart w:id="25" w:name="_Ref226023042"/>
-      <w:bookmarkStart w:id="26" w:name="_Toc226026639"/>
+      <w:bookmarkStart w:id="27" w:name="_Ref226023042"/>
+      <w:bookmarkStart w:id="28" w:name="_Toc226026639"/>
       <w:r>
         <w:lastRenderedPageBreak/>
         <w:t>Cum se scrie o teză?</w:t>
       </w:r>
-      <w:bookmarkEnd w:id="25"/>
-      <w:bookmarkEnd w:id="26"/>
+      <w:bookmarkEnd w:id="27"/>
+      <w:bookmarkEnd w:id="28"/>
     </w:p>
     <w:p>
       <w:pPr>
@@ -12045,7 +12246,7 @@
       <w:pPr>
         <w:pStyle w:val="Heading2"/>
       </w:pPr>
-      <w:bookmarkStart w:id="27" w:name="_Toc226026640"/>
+      <w:bookmarkStart w:id="29" w:name="_Toc226026640"/>
       <w:r>
         <w:t xml:space="preserve">Pregătire </w:t>
       </w:r>
@@ -12055,7 +12256,7 @@
       <w:r>
         <w:t xml:space="preserve"> planificare</w:t>
       </w:r>
-      <w:bookmarkEnd w:id="27"/>
+      <w:bookmarkEnd w:id="29"/>
     </w:p>
     <w:p>
       <w:pPr>
@@ -12448,7 +12649,7 @@
       <w:pPr>
         <w:pStyle w:val="Heading2"/>
       </w:pPr>
-      <w:bookmarkStart w:id="28" w:name="_Toc226026641"/>
+      <w:bookmarkStart w:id="30" w:name="_Toc226026641"/>
       <w:r>
         <w:lastRenderedPageBreak/>
         <w:t xml:space="preserve">Cercetare </w:t>
@@ -12459,7 +12660,7 @@
       <w:r>
         <w:t>i colectare de date</w:t>
       </w:r>
-      <w:bookmarkEnd w:id="28"/>
+      <w:bookmarkEnd w:id="30"/>
     </w:p>
     <w:p>
       <w:pPr>
@@ -12689,11 +12890,11 @@
       <w:pPr>
         <w:pStyle w:val="Heading2"/>
       </w:pPr>
-      <w:bookmarkStart w:id="29" w:name="_Toc226026642"/>
+      <w:bookmarkStart w:id="31" w:name="_Toc226026642"/>
       <w:r>
         <w:t>Procesul de scriere</w:t>
       </w:r>
-      <w:bookmarkEnd w:id="29"/>
+      <w:bookmarkEnd w:id="31"/>
     </w:p>
     <w:p>
       <w:pPr>
@@ -13169,14 +13370,14 @@
       <w:pPr>
         <w:pStyle w:val="Heading2"/>
       </w:pPr>
-      <w:bookmarkStart w:id="30" w:name="_Toc226026643"/>
+      <w:bookmarkStart w:id="32" w:name="_Toc226026643"/>
       <w:r>
         <w:t>Organizarea</w:t>
       </w:r>
       <w:r>
         <w:t xml:space="preserve"> unei teze standard</w:t>
       </w:r>
-      <w:bookmarkEnd w:id="30"/>
+      <w:bookmarkEnd w:id="32"/>
     </w:p>
     <w:p>
       <w:pPr>
@@ -13557,7 +13758,7 @@
       <w:pPr>
         <w:pStyle w:val="Heading2"/>
       </w:pPr>
-      <w:bookmarkStart w:id="31" w:name="_Toc226026644"/>
+      <w:bookmarkStart w:id="33" w:name="_Toc226026644"/>
       <w:r>
         <w:t>Finalizare</w:t>
       </w:r>
@@ -13573,7 +13774,7 @@
       <w:r>
         <w:t>alte sfaturi utile</w:t>
       </w:r>
-      <w:bookmarkEnd w:id="31"/>
+      <w:bookmarkEnd w:id="33"/>
     </w:p>
     <w:p>
       <w:pPr>
@@ -14022,12 +14223,12 @@
       <w:r>
         <w:br w:type="page"/>
       </w:r>
-      <w:bookmarkStart w:id="32" w:name="_Toc226026645"/>
+      <w:bookmarkStart w:id="34" w:name="_Toc226026645"/>
       <w:r>
         <w:lastRenderedPageBreak/>
         <w:t>Concluzii</w:t>
       </w:r>
-      <w:bookmarkEnd w:id="32"/>
+      <w:bookmarkEnd w:id="34"/>
     </w:p>
     <w:p>
       <w:pPr>
@@ -14247,11 +14448,11 @@
       <w:pPr>
         <w:pStyle w:val="Heading2"/>
       </w:pPr>
-      <w:bookmarkStart w:id="33" w:name="_Toc226026646"/>
+      <w:bookmarkStart w:id="35" w:name="_Toc226026646"/>
       <w:r>
         <w:t>Strângeți idei pentru concluzie</w:t>
       </w:r>
-      <w:bookmarkEnd w:id="33"/>
+      <w:bookmarkEnd w:id="35"/>
     </w:p>
     <w:p>
       <w:pPr>
@@ -14304,7 +14505,7 @@
         <w:spacing w:after="0"/>
         <w:jc w:val="center"/>
       </w:pPr>
-      <w:bookmarkStart w:id="34" w:name="_Toc226026675"/>
+      <w:bookmarkStart w:id="36" w:name="_Toc226026675"/>
       <w:r>
         <w:lastRenderedPageBreak/>
         <w:t xml:space="preserve">Tabel </w:t>
@@ -14330,7 +14531,7 @@
       <w:r>
         <w:t>. Diferențe între Discuții și Concluzii.</w:t>
       </w:r>
-      <w:bookmarkEnd w:id="34"/>
+      <w:bookmarkEnd w:id="36"/>
     </w:p>
     <w:tbl>
       <w:tblPr>
@@ -14468,7 +14669,7 @@
       <w:pPr>
         <w:pStyle w:val="Heading2"/>
       </w:pPr>
-      <w:bookmarkStart w:id="35" w:name="_Toc226026647"/>
+      <w:bookmarkStart w:id="37" w:name="_Toc226026647"/>
       <w:r>
         <w:t xml:space="preserve">Alinierea concluziilor cu </w:t>
       </w:r>
@@ -14478,7 +14679,7 @@
       <w:r>
         <w:t xml:space="preserve"> anterioare ale tezei</w:t>
       </w:r>
-      <w:bookmarkEnd w:id="35"/>
+      <w:bookmarkEnd w:id="37"/>
     </w:p>
     <w:p>
       <w:pPr>
@@ -14627,8 +14828,8 @@
       <w:r>
         <w:br w:type="page"/>
       </w:r>
-      <w:bookmarkStart w:id="36" w:name="_Ref309895090"/>
-      <w:bookmarkStart w:id="37" w:name="_Toc226026648"/>
+      <w:bookmarkStart w:id="38" w:name="_Ref309895090"/>
+      <w:bookmarkStart w:id="39" w:name="_Toc226026648"/>
       <w:r>
         <w:lastRenderedPageBreak/>
         <w:t>B</w:t>
@@ -14636,8 +14837,8 @@
       <w:r>
         <w:t>ibliografie</w:t>
       </w:r>
-      <w:bookmarkEnd w:id="36"/>
-      <w:bookmarkEnd w:id="37"/>
+      <w:bookmarkEnd w:id="38"/>
+      <w:bookmarkEnd w:id="39"/>
       <w:r>
         <w:fldChar w:fldCharType="begin"/>
       </w:r>
@@ -15397,7 +15598,7 @@
       <w:r>
         <w:br w:type="page"/>
       </w:r>
-      <w:bookmarkStart w:id="38" w:name="_Toc226026649"/>
+      <w:bookmarkStart w:id="40" w:name="_Toc226026649"/>
       <w:r>
         <w:lastRenderedPageBreak/>
         <w:t>R</w:t>
@@ -15405,7 +15606,7 @@
       <w:r>
         <w:t>eferințe web</w:t>
       </w:r>
-      <w:bookmarkEnd w:id="38"/>
+      <w:bookmarkEnd w:id="40"/>
       <w:r>
         <w:fldChar w:fldCharType="begin"/>
       </w:r>
@@ -15416,963 +15617,12 @@
         <w:fldChar w:fldCharType="end"/>
       </w:r>
     </w:p>
-    <w:p>
-      <w:pPr>
-        <w:pStyle w:val="Default"/>
-        <w:jc w:val="both"/>
-        <w:rPr>
-          <w:lang w:val="ro-RO"/>
-        </w:rPr>
-      </w:pPr>
-      <w:r>
-        <w:rPr>
-          <w:lang w:val="ro-RO"/>
-        </w:rPr>
-        <w:t xml:space="preserve">Recomandăm și aici respectarea regulilor enunțate pentru secțiunea </w:t>
-      </w:r>
-      <w:r>
-        <w:rPr>
-          <w:lang w:val="ro-RO"/>
-        </w:rPr>
-        <w:fldChar w:fldCharType="begin"/>
-      </w:r>
-      <w:r>
-        <w:rPr>
-          <w:lang w:val="ro-RO"/>
-        </w:rPr>
-        <w:instrText xml:space="preserve"> REF _Ref309895090 \r \h </w:instrText>
-      </w:r>
-      <w:r>
-        <w:rPr>
-          <w:lang w:val="ro-RO"/>
-        </w:rPr>
-        <w:instrText xml:space="preserve"> \* MERGEFORMAT </w:instrText>
-      </w:r>
-      <w:r>
-        <w:rPr>
-          <w:lang w:val="ro-RO"/>
-        </w:rPr>
-      </w:r>
-      <w:r>
-        <w:rPr>
-          <w:lang w:val="ro-RO"/>
-        </w:rPr>
-        <w:fldChar w:fldCharType="separate"/>
-      </w:r>
-      <w:r>
-        <w:rPr>
-          <w:lang w:val="ro-RO"/>
-        </w:rPr>
-        <w:t>5</w:t>
-      </w:r>
-      <w:r>
-        <w:rPr>
-          <w:lang w:val="ro-RO"/>
-        </w:rPr>
-        <w:fldChar w:fldCharType="end"/>
-      </w:r>
-      <w:r>
-        <w:rPr>
-          <w:lang w:val="ro-RO"/>
-        </w:rPr>
-        <w:t>.</w:t>
-      </w:r>
-    </w:p>
-    <w:p>
-      <w:pPr>
-        <w:pStyle w:val="Default"/>
-        <w:jc w:val="both"/>
-        <w:rPr>
-          <w:lang w:val="ro-RO"/>
-        </w:rPr>
-      </w:pPr>
-    </w:p>
-    <w:p>
-      <w:pPr>
-        <w:pStyle w:val="Default"/>
-        <w:jc w:val="both"/>
-        <w:rPr>
-          <w:lang w:val="ro-RO"/>
-        </w:rPr>
-      </w:pPr>
-      <w:r>
-        <w:rPr>
-          <w:lang w:val="ro-RO"/>
-        </w:rPr>
-        <w:t>[Alm08] – Pedro de Almeida, Patrik F</w:t>
-      </w:r>
-      <w:r>
-        <w:rPr>
-          <w:lang w:val="ro-RO"/>
-        </w:rPr>
-        <w:t>u</w:t>
-      </w:r>
-      <w:r>
-        <w:rPr>
-          <w:lang w:val="ro-RO"/>
-        </w:rPr>
-        <w:t xml:space="preserve">hrer, </w:t>
-      </w:r>
-      <w:r>
-        <w:rPr>
-          <w:i/>
-          <w:iCs/>
-          <w:lang w:val="ro-RO"/>
-        </w:rPr>
-        <w:t>Documentation Guidelines for Diploma and Master Thesis</w:t>
-      </w:r>
-      <w:r>
-        <w:rPr>
-          <w:lang w:val="ro-RO"/>
-        </w:rPr>
-        <w:t xml:space="preserve">, Universitatea din Fribourg, Elveția, 2008, disponibil on-line la adresa </w:t>
-      </w:r>
-      <w:r>
-        <w:rPr>
-          <w:lang w:val="ro-RO"/>
-        </w:rPr>
-        <w:t>http://diuf.unifr.ch/drupal/softeng/teaching/guidelines</w:t>
-      </w:r>
-      <w:r>
-        <w:rPr>
-          <w:lang w:val="ro-RO"/>
-        </w:rPr>
-        <w:t xml:space="preserve"> </w:t>
-      </w:r>
-    </w:p>
-    <w:p>
-      <w:pPr>
-        <w:pStyle w:val="Default"/>
-        <w:jc w:val="both"/>
-        <w:rPr>
-          <w:lang w:val="ro-RO"/>
-        </w:rPr>
-      </w:pPr>
-    </w:p>
-    <w:p>
-      <w:pPr>
-        <w:pStyle w:val="Default"/>
-        <w:jc w:val="both"/>
-        <w:rPr>
-          <w:lang w:val="ro-RO"/>
-        </w:rPr>
-      </w:pPr>
-      <w:r>
-        <w:rPr>
-          <w:lang w:val="ro-RO"/>
-        </w:rPr>
-        <w:t xml:space="preserve">[Olt07] – Th. Olteanu, C. Albu, </w:t>
-      </w:r>
-      <w:r>
-        <w:rPr>
-          <w:i/>
-          <w:lang w:val="ro-RO"/>
-        </w:rPr>
-        <w:t>Ghid pentru redactarea lucrării de diplomă sau a disertaţiei de mastera</w:t>
-      </w:r>
-      <w:r>
-        <w:rPr>
-          <w:i/>
-          <w:lang w:val="ro-RO"/>
-        </w:rPr>
-        <w:t xml:space="preserve">t. </w:t>
-      </w:r>
-      <w:r>
-        <w:rPr>
-          <w:lang w:val="ro-RO"/>
-        </w:rPr>
-        <w:t xml:space="preserve">Universitatea Română de Arte și Științe „Gheorghe Cristea”, 2007, disponibil via web la adresa http://www.ugc.ro/tpl/GHID REDACTARE DIPLOMA LICENTA.pdf </w:t>
-      </w:r>
-    </w:p>
-    <w:p>
-      <w:pPr>
-        <w:pStyle w:val="Default"/>
-        <w:jc w:val="both"/>
-        <w:rPr>
-          <w:lang w:val="ro-RO"/>
-        </w:rPr>
-      </w:pPr>
-    </w:p>
-    <w:p>
-      <w:pPr>
-        <w:pStyle w:val="Default"/>
-        <w:rPr>
-          <w:lang w:val="ro-RO"/>
-        </w:rPr>
-      </w:pPr>
-    </w:p>
-    <w:p>
-      <w:pPr>
-        <w:pStyle w:val="Default"/>
-        <w:rPr>
-          <w:lang w:val="ro-RO"/>
-        </w:rPr>
-      </w:pPr>
-    </w:p>
-    <w:p>
-      <w:pPr>
-        <w:pStyle w:val="Default"/>
-        <w:rPr>
-          <w:lang w:val="ro-RO"/>
-        </w:rPr>
-      </w:pPr>
-    </w:p>
-    <w:p>
-      <w:pPr>
-        <w:pStyle w:val="Default"/>
-        <w:rPr>
-          <w:lang w:val="ro-RO"/>
-        </w:rPr>
-      </w:pPr>
-    </w:p>
-    <w:p>
-      <w:pPr>
-        <w:pStyle w:val="Default"/>
-        <w:rPr>
-          <w:lang w:val="ro-RO"/>
-        </w:rPr>
-      </w:pPr>
-    </w:p>
-    <w:p>
-      <w:pPr>
-        <w:pStyle w:val="Default"/>
-        <w:rPr>
-          <w:lang w:val="ro-RO"/>
-        </w:rPr>
-      </w:pPr>
-    </w:p>
-    <w:p>
-      <w:pPr>
-        <w:pStyle w:val="Heading1"/>
-        <w:numPr>
-          <w:ilvl w:val="0"/>
-          <w:numId w:val="26"/>
-        </w:numPr>
-      </w:pPr>
-      <w:r>
-        <w:br w:type="page"/>
-      </w:r>
-      <w:bookmarkStart w:id="39" w:name="_Toc226026650"/>
-      <w:r>
-        <w:lastRenderedPageBreak/>
-        <w:t>Codul sursă</w:t>
-      </w:r>
-      <w:bookmarkEnd w:id="39"/>
-    </w:p>
-    <w:p>
-      <w:pPr>
-        <w:pStyle w:val="Default"/>
-        <w:jc w:val="both"/>
-        <w:rPr>
-          <w:lang w:val="ro-RO"/>
-        </w:rPr>
-      </w:pPr>
-      <w:r>
-        <w:rPr>
-          <w:lang w:val="ro-RO"/>
-        </w:rPr>
-        <w:t>În această anexă se adaugă codul sursă al aplicației…</w:t>
-      </w:r>
-    </w:p>
-    <w:p>
-      <w:pPr>
-        <w:pStyle w:val="Default"/>
-        <w:rPr>
-          <w:lang w:val="ro-RO"/>
-        </w:rPr>
-      </w:pPr>
-    </w:p>
-    <w:p>
-      <w:pPr>
-        <w:pStyle w:val="Default"/>
-        <w:rPr>
-          <w:lang w:val="ro-RO"/>
-        </w:rPr>
-      </w:pPr>
-    </w:p>
-    <w:p>
-      <w:pPr>
-        <w:pStyle w:val="Default"/>
-        <w:rPr>
-          <w:lang w:val="ro-RO"/>
-        </w:rPr>
-      </w:pPr>
-    </w:p>
-    <w:p>
-      <w:pPr>
-        <w:pStyle w:val="Default"/>
-        <w:rPr>
-          <w:lang w:val="ro-RO"/>
-        </w:rPr>
-      </w:pPr>
-    </w:p>
-    <w:p>
-      <w:pPr>
-        <w:pStyle w:val="Default"/>
-        <w:rPr>
-          <w:lang w:val="ro-RO"/>
-        </w:rPr>
-      </w:pPr>
-    </w:p>
-    <w:p>
-      <w:pPr>
-        <w:pStyle w:val="Heading1"/>
-        <w:numPr>
-          <w:ilvl w:val="0"/>
-          <w:numId w:val="27"/>
-        </w:numPr>
-      </w:pPr>
-      <w:r>
-        <w:br w:type="page"/>
-      </w:r>
-      <w:bookmarkStart w:id="40" w:name="_Toc226026651"/>
-      <w:r>
-        <w:lastRenderedPageBreak/>
-        <w:t>Site-ul web al proiectului</w:t>
-      </w:r>
-      <w:bookmarkEnd w:id="40"/>
-    </w:p>
-    <w:p>
-      <w:pPr>
-        <w:pStyle w:val="Default"/>
-        <w:ind w:firstLine="432"/>
-        <w:jc w:val="both"/>
-        <w:rPr>
-          <w:lang w:val="ro-RO"/>
-        </w:rPr>
-      </w:pPr>
-      <w:r>
-        <w:rPr>
-          <w:lang w:val="ro-RO"/>
-        </w:rPr>
-        <w:t>Autorul prezintă în această anexă (opțională) site-ul web asociat proiectului său.</w:t>
-      </w:r>
-      <w:r>
-        <w:rPr>
-          <w:lang w:val="ro-RO"/>
-        </w:rPr>
-        <w:t xml:space="preserve"> Alternativa la site-ul web al proiectului poate fi un link către un repository software public, de ex. GitHub.</w:t>
-      </w:r>
-    </w:p>
-    <w:p>
-      <w:pPr>
-        <w:pStyle w:val="Default"/>
-        <w:rPr>
-          <w:lang w:val="ro-RO"/>
-        </w:rPr>
-      </w:pPr>
-    </w:p>
-    <w:p>
-      <w:pPr>
-        <w:pStyle w:val="Default"/>
-        <w:rPr>
-          <w:lang w:val="ro-RO"/>
-        </w:rPr>
-      </w:pPr>
-    </w:p>
-    <w:p>
-      <w:pPr>
-        <w:pStyle w:val="Default"/>
-        <w:rPr>
-          <w:lang w:val="ro-RO"/>
-        </w:rPr>
-      </w:pPr>
-    </w:p>
-    <w:p>
-      <w:pPr>
-        <w:pStyle w:val="Default"/>
-        <w:rPr>
-          <w:lang w:val="ro-RO"/>
-        </w:rPr>
-      </w:pPr>
-    </w:p>
-    <w:p>
-      <w:pPr>
-        <w:pStyle w:val="Default"/>
-        <w:rPr>
-          <w:lang w:val="ro-RO"/>
-        </w:rPr>
-      </w:pPr>
-    </w:p>
-    <w:p>
-      <w:pPr>
-        <w:pStyle w:val="Default"/>
-        <w:rPr>
-          <w:lang w:val="ro-RO"/>
-        </w:rPr>
-      </w:pPr>
-    </w:p>
-    <w:p>
-      <w:pPr>
-        <w:pStyle w:val="Heading1"/>
-        <w:numPr>
-          <w:ilvl w:val="0"/>
-          <w:numId w:val="28"/>
-        </w:numPr>
-      </w:pPr>
-      <w:r>
-        <w:br w:type="page"/>
-      </w:r>
-      <w:bookmarkStart w:id="41" w:name="_Toc226026652"/>
-      <w:r>
-        <w:lastRenderedPageBreak/>
-        <w:t>CD / DVD</w:t>
-      </w:r>
-      <w:r>
-        <w:t xml:space="preserve"> / STICK USB</w:t>
-      </w:r>
-      <w:bookmarkEnd w:id="41"/>
-      <w:r>
-        <w:t xml:space="preserve"> </w:t>
-      </w:r>
-    </w:p>
-    <w:p>
-      <w:pPr>
-        <w:pStyle w:val="Default"/>
-        <w:ind w:firstLine="432"/>
-        <w:jc w:val="both"/>
-        <w:rPr>
-          <w:lang w:val="ro-RO"/>
-        </w:rPr>
-      </w:pPr>
-      <w:r>
-        <w:rPr>
-          <w:lang w:val="ro-RO"/>
-        </w:rPr>
-        <w:t xml:space="preserve">Autorul atașează în această anexă </w:t>
-      </w:r>
-      <w:r>
-        <w:rPr>
-          <w:b/>
-          <w:bCs/>
-          <w:lang w:val="ro-RO"/>
-        </w:rPr>
-        <w:t>obligatorie</w:t>
-      </w:r>
-      <w:r>
-        <w:rPr>
-          <w:b/>
-          <w:bCs/>
-          <w:lang w:val="ro-RO"/>
-        </w:rPr>
-        <w:t>,</w:t>
-      </w:r>
-      <w:r>
-        <w:rPr>
-          <w:b/>
-          <w:bCs/>
-          <w:lang w:val="ro-RO"/>
-        </w:rPr>
-        <w:t xml:space="preserve"> pe suport media extern</w:t>
-      </w:r>
-      <w:r>
-        <w:rPr>
-          <w:lang w:val="ro-RO"/>
-        </w:rPr>
-        <w:t>,</w:t>
-      </w:r>
-      <w:r>
-        <w:rPr>
-          <w:lang w:val="ro-RO"/>
-        </w:rPr>
-        <w:t xml:space="preserve"> versiunea electronică a aplicației, </w:t>
-      </w:r>
-      <w:r>
-        <w:rPr>
-          <w:lang w:val="ro-RO"/>
-        </w:rPr>
-        <w:t>a acestei lucrări, precum și prezentarea finală a tezei</w:t>
-      </w:r>
-      <w:r>
-        <w:rPr>
-          <w:lang w:val="ro-RO"/>
-        </w:rPr>
-        <w:t>.</w:t>
-      </w:r>
-    </w:p>
-    <w:p>
-      <w:pPr>
-        <w:pStyle w:val="Default"/>
-        <w:ind w:firstLine="432"/>
-        <w:jc w:val="both"/>
-        <w:rPr>
-          <w:lang w:val="ro-RO"/>
-        </w:rPr>
-      </w:pPr>
-      <w:r>
-        <w:rPr>
-          <w:lang w:val="ro-RO"/>
-        </w:rPr>
-        <w:t>Acolo unde este cazul, autorul va adăuga la lucrare, pe lângă suportul media: CD/DVD/stick USB și un link către un repository de software (de ex. GitHub).</w:t>
-      </w:r>
-    </w:p>
-    <w:p>
-      <w:pPr>
-        <w:pStyle w:val="Default"/>
-        <w:jc w:val="both"/>
-        <w:rPr>
-          <w:lang w:val="ro-RO"/>
-        </w:rPr>
-      </w:pPr>
-    </w:p>
-    <w:p>
-      <w:pPr>
-        <w:pStyle w:val="Default"/>
-        <w:rPr>
-          <w:lang w:val="ro-RO"/>
-        </w:rPr>
-      </w:pPr>
-    </w:p>
-    <w:p>
-      <w:pPr>
-        <w:pStyle w:val="Default"/>
-        <w:jc w:val="center"/>
-        <w:rPr>
-          <w:lang w:val="ro-RO"/>
-        </w:rPr>
-      </w:pPr>
-      <w:r>
-        <w:rPr>
-          <w:noProof/>
-          <w:lang w:val="ro-RO"/>
-        </w:rPr>
-        <w:pict w14:anchorId="6BED52C8">
-          <v:shape id="_x0000_i1025" type="#_x0000_t75" alt="" style="width:190pt;height:190pt;mso-width-percent:0;mso-height-percent:0;mso-width-percent:0;mso-height-percent:0">
-            <v:imagedata r:id="rId16" o:title=""/>
-          </v:shape>
-        </w:pict>
-      </w:r>
-    </w:p>
-    <w:p>
-      <w:pPr>
-        <w:pStyle w:val="Default"/>
-        <w:rPr>
-          <w:lang w:val="ro-RO"/>
-        </w:rPr>
-      </w:pPr>
-    </w:p>
-    <w:p>
-      <w:pPr>
-        <w:pStyle w:val="Default"/>
-        <w:rPr>
-          <w:lang w:val="ro-RO"/>
-        </w:rPr>
-      </w:pPr>
-    </w:p>
-    <w:p>
-      <w:pPr>
-        <w:pStyle w:val="Default"/>
-        <w:rPr>
-          <w:lang w:val="ro-RO"/>
-        </w:rPr>
-      </w:pPr>
-    </w:p>
-    <w:p>
-      <w:pPr>
-        <w:pStyle w:val="Default"/>
-        <w:rPr>
-          <w:lang w:val="ro-RO"/>
-        </w:rPr>
-      </w:pPr>
-    </w:p>
-    <w:p>
-      <w:pPr>
-        <w:pStyle w:val="Heading1"/>
-        <w:numPr>
-          <w:ilvl w:val="0"/>
-          <w:numId w:val="0"/>
-        </w:numPr>
-      </w:pPr>
-      <w:r>
-        <w:br w:type="page"/>
-      </w:r>
-      <w:bookmarkStart w:id="42" w:name="_Toc226026653"/>
-      <w:r>
-        <w:lastRenderedPageBreak/>
-        <w:t>Index</w:t>
-      </w:r>
-      <w:bookmarkEnd w:id="42"/>
-    </w:p>
-    <w:p>
-      <w:pPr>
-        <w:rPr>
-          <w:noProof/>
-          <w:sz w:val="20"/>
-        </w:rPr>
-        <w:sectPr>
-          <w:headerReference w:type="first" r:id="rId17"/>
-          <w:footerReference w:type="first" r:id="rId18"/>
-          <w:pgSz w:w="11907" w:h="16839" w:code="9"/>
-          <w:pgMar w:top="1440" w:right="1440" w:bottom="1440" w:left="1440" w:header="720" w:footer="720" w:gutter="0"/>
-          <w:cols w:space="720"/>
-          <w:titlePg/>
-          <w:docGrid w:linePitch="360"/>
-        </w:sectPr>
-      </w:pPr>
-      <w:r>
-        <w:rPr>
-          <w:sz w:val="20"/>
-        </w:rPr>
-        <w:fldChar w:fldCharType="begin"/>
-      </w:r>
-      <w:r>
-        <w:rPr>
-          <w:sz w:val="20"/>
-        </w:rPr>
-        <w:instrText xml:space="preserve"> INDEX \e "</w:instrText>
-      </w:r>
-      <w:r>
-        <w:rPr>
-          <w:sz w:val="20"/>
-        </w:rPr>
-        <w:tab/>
-        <w:instrText xml:space="preserve">" \c "2" \z "1033" </w:instrText>
-      </w:r>
-      <w:r>
-        <w:rPr>
-          <w:sz w:val="20"/>
-        </w:rPr>
-        <w:fldChar w:fldCharType="separate"/>
-      </w:r>
-    </w:p>
-    <w:p>
-      <w:pPr>
-        <w:pStyle w:val="Index1"/>
-        <w:tabs>
-          <w:tab w:val="right" w:leader="dot" w:pos="4143"/>
-        </w:tabs>
-        <w:rPr>
-          <w:noProof/>
-        </w:rPr>
-      </w:pPr>
-      <w:r>
-        <w:rPr>
-          <w:noProof/>
-        </w:rPr>
-        <w:t>Bibliografie</w:t>
-      </w:r>
-      <w:r>
-        <w:rPr>
-          <w:noProof/>
-        </w:rPr>
-        <w:tab/>
-        <w:t>14</w:t>
-      </w:r>
-    </w:p>
-    <w:p>
-      <w:pPr>
-        <w:pStyle w:val="Index1"/>
-        <w:tabs>
-          <w:tab w:val="right" w:leader="dot" w:pos="4143"/>
-        </w:tabs>
-        <w:rPr>
-          <w:noProof/>
-        </w:rPr>
-      </w:pPr>
-      <w:r>
-        <w:rPr>
-          <w:b/>
-          <w:noProof/>
-        </w:rPr>
-        <w:t>CUPRINSUL</w:t>
-      </w:r>
-      <w:r>
-        <w:rPr>
-          <w:noProof/>
-        </w:rPr>
-        <w:tab/>
-        <w:t>xii</w:t>
-      </w:r>
-    </w:p>
-    <w:p>
-      <w:pPr>
-        <w:pStyle w:val="Index1"/>
-        <w:tabs>
-          <w:tab w:val="right" w:leader="dot" w:pos="4143"/>
-        </w:tabs>
-        <w:rPr>
-          <w:noProof/>
-        </w:rPr>
-      </w:pPr>
-      <w:r>
-        <w:rPr>
-          <w:noProof/>
-        </w:rPr>
-        <w:t>Dimensiuni</w:t>
-      </w:r>
-      <w:r>
-        <w:rPr>
-          <w:noProof/>
-        </w:rPr>
-        <w:tab/>
-        <w:t>3</w:t>
-      </w:r>
-    </w:p>
-    <w:p>
-      <w:pPr>
-        <w:pStyle w:val="Index1"/>
-        <w:tabs>
-          <w:tab w:val="right" w:leader="dot" w:pos="4143"/>
-        </w:tabs>
-        <w:rPr>
-          <w:noProof/>
-        </w:rPr>
-      </w:pPr>
-      <w:r>
-        <w:rPr>
-          <w:noProof/>
-        </w:rPr>
-        <w:t>Figuri</w:t>
-      </w:r>
-      <w:r>
-        <w:rPr>
-          <w:noProof/>
-        </w:rPr>
-        <w:tab/>
-        <w:t>4</w:t>
-      </w:r>
-    </w:p>
-    <w:p>
-      <w:pPr>
-        <w:pStyle w:val="Index1"/>
-        <w:tabs>
-          <w:tab w:val="right" w:leader="dot" w:pos="4143"/>
-        </w:tabs>
-        <w:rPr>
-          <w:noProof/>
-        </w:rPr>
-      </w:pPr>
-      <w:r>
-        <w:rPr>
-          <w:noProof/>
-        </w:rPr>
-        <w:t>Formulele matematice</w:t>
-      </w:r>
-      <w:r>
-        <w:rPr>
-          <w:noProof/>
-        </w:rPr>
-        <w:tab/>
-        <w:t>4</w:t>
-      </w:r>
-    </w:p>
-    <w:p>
-      <w:pPr>
-        <w:pStyle w:val="Index1"/>
-        <w:tabs>
-          <w:tab w:val="right" w:leader="dot" w:pos="4143"/>
-        </w:tabs>
-        <w:rPr>
-          <w:noProof/>
-        </w:rPr>
-      </w:pPr>
-      <w:r>
-        <w:rPr>
-          <w:noProof/>
-        </w:rPr>
-        <w:t>Ilustrațiile</w:t>
-      </w:r>
-      <w:r>
-        <w:rPr>
-          <w:noProof/>
-        </w:rPr>
-        <w:tab/>
-        <w:t>4</w:t>
-      </w:r>
-    </w:p>
-    <w:p>
-      <w:pPr>
-        <w:pStyle w:val="Index1"/>
-        <w:tabs>
-          <w:tab w:val="right" w:leader="dot" w:pos="4143"/>
-        </w:tabs>
-        <w:rPr>
-          <w:noProof/>
-        </w:rPr>
-      </w:pPr>
-      <w:r>
-        <w:rPr>
-          <w:noProof/>
-        </w:rPr>
-        <w:t>Legenda</w:t>
-      </w:r>
-      <w:r>
-        <w:rPr>
-          <w:noProof/>
-        </w:rPr>
-        <w:tab/>
-        <w:t>6</w:t>
-      </w:r>
-    </w:p>
-    <w:p>
-      <w:pPr>
-        <w:pStyle w:val="Index1"/>
-        <w:tabs>
-          <w:tab w:val="right" w:leader="dot" w:pos="4143"/>
-        </w:tabs>
-        <w:rPr>
-          <w:noProof/>
-        </w:rPr>
-      </w:pPr>
-      <w:r>
-        <w:rPr>
-          <w:b/>
-          <w:noProof/>
-        </w:rPr>
-        <w:t>LISTA FIGURILOR</w:t>
-      </w:r>
-      <w:r>
-        <w:rPr>
-          <w:noProof/>
-        </w:rPr>
-        <w:tab/>
-        <w:t>xiv</w:t>
-      </w:r>
-    </w:p>
-    <w:p>
-      <w:pPr>
-        <w:pStyle w:val="Index1"/>
-        <w:tabs>
-          <w:tab w:val="right" w:leader="dot" w:pos="4143"/>
-        </w:tabs>
-        <w:rPr>
-          <w:noProof/>
-        </w:rPr>
-      </w:pPr>
-      <w:r>
-        <w:rPr>
-          <w:b/>
-          <w:noProof/>
-        </w:rPr>
-        <w:t>LISTA TABELELOR</w:t>
-      </w:r>
-      <w:r>
-        <w:rPr>
-          <w:noProof/>
-        </w:rPr>
-        <w:tab/>
-        <w:t>xv</w:t>
-      </w:r>
-    </w:p>
-    <w:p>
-      <w:pPr>
-        <w:pStyle w:val="Index1"/>
-        <w:tabs>
-          <w:tab w:val="right" w:leader="dot" w:pos="4143"/>
-        </w:tabs>
-        <w:rPr>
-          <w:noProof/>
-        </w:rPr>
-      </w:pPr>
-      <w:r>
-        <w:rPr>
-          <w:noProof/>
-        </w:rPr>
-        <w:t>Referințe web</w:t>
-      </w:r>
-    </w:p>
-    <w:p>
-      <w:pPr>
-        <w:pStyle w:val="Index2"/>
-        <w:tabs>
-          <w:tab w:val="right" w:leader="dot" w:pos="4143"/>
-        </w:tabs>
-        <w:rPr>
-          <w:noProof/>
-        </w:rPr>
-      </w:pPr>
-      <w:r>
-        <w:rPr>
-          <w:noProof/>
-        </w:rPr>
-        <w:t>Referințe</w:t>
-      </w:r>
-      <w:r>
-        <w:rPr>
-          <w:noProof/>
-        </w:rPr>
-        <w:tab/>
-        <w:t>15</w:t>
-      </w:r>
-    </w:p>
-    <w:p>
-      <w:pPr>
-        <w:pStyle w:val="Index1"/>
-        <w:tabs>
-          <w:tab w:val="right" w:leader="dot" w:pos="4143"/>
-        </w:tabs>
-        <w:rPr>
-          <w:noProof/>
-        </w:rPr>
-      </w:pPr>
-      <w:r>
-        <w:rPr>
-          <w:noProof/>
-        </w:rPr>
-        <w:t>Structura documentului</w:t>
-      </w:r>
-      <w:r>
-        <w:rPr>
-          <w:noProof/>
-        </w:rPr>
-        <w:tab/>
-        <w:t>2</w:t>
-      </w:r>
-    </w:p>
-    <w:p>
-      <w:pPr>
-        <w:pStyle w:val="Index1"/>
-        <w:tabs>
-          <w:tab w:val="right" w:leader="dot" w:pos="4143"/>
-        </w:tabs>
-        <w:rPr>
-          <w:noProof/>
-        </w:rPr>
-      </w:pPr>
-      <w:r>
-        <w:rPr>
-          <w:noProof/>
-        </w:rPr>
-        <w:t>Tabele</w:t>
-      </w:r>
-      <w:r>
-        <w:rPr>
-          <w:noProof/>
-        </w:rPr>
-        <w:tab/>
-        <w:t>5</w:t>
-      </w:r>
-    </w:p>
-    <w:p>
-      <w:pPr>
-        <w:rPr>
-          <w:noProof/>
-          <w:sz w:val="20"/>
-        </w:rPr>
-        <w:sectPr>
-          <w:type w:val="continuous"/>
-          <w:pgSz w:w="11907" w:h="16839" w:code="9"/>
-          <w:pgMar w:top="1440" w:right="1440" w:bottom="1440" w:left="1440" w:header="720" w:footer="720" w:gutter="0"/>
-          <w:cols w:num="2" w:space="720"/>
-          <w:titlePg/>
-          <w:docGrid w:linePitch="360"/>
-        </w:sectPr>
-      </w:pPr>
-    </w:p>
-    <w:p>
-      <w:pPr>
-        <w:rPr>
-          <w:sz w:val="20"/>
-        </w:rPr>
-      </w:pPr>
-      <w:r>
-        <w:rPr>
-          <w:sz w:val="20"/>
-        </w:rPr>
-        <w:fldChar w:fldCharType="end"/>
-      </w:r>
-    </w:p>
     <w:sectPr>
+      <w:headerReference w:type="first" r:id="rId15"/>
+      <w:footerReference w:type="first" r:id="rId16"/>
+      <w:endnotePr>
+        <w:numFmt w:val="decimal"/>
+      </w:endnotePr>
       <w:type w:val="continuous"/>
       <w:pgSz w:w="11907" w:h="16839" w:code="9"/>
       <w:pgMar w:top="1440" w:right="1440" w:bottom="1440" w:left="1440" w:header="720" w:footer="720" w:gutter="0"/>
@@ -16406,20 +15656,167 @@
       </w:r>
     </w:p>
   </w:endnote>
+  <w:endnote w:id="1">
+    <w:p>
+      <w:pPr>
+        <w:pStyle w:val="EndnoteText"/>
+      </w:pPr>
+      <w:r>
+        <w:rPr>
+          <w:rStyle w:val="EndnoteReference"/>
+        </w:rPr>
+        <w:endnoteRef/>
+      </w:r>
+      <w:r>
+        <w:t xml:space="preserve"> </w:t>
+      </w:r>
+      <w:r>
+        <w:t>Fama, E. F. (1970). Efficient Capital Markets: A Review of Theory and Empirical Work. The Journal of Finance, 25(2), 383–417.</w:t>
+      </w:r>
+    </w:p>
+  </w:endnote>
+  <w:endnote w:id="2">
+    <w:p>
+      <w:pPr>
+        <w:pStyle w:val="EndnoteText"/>
+        <w:rPr>
+          <w:lang w:val="en-US"/>
+        </w:rPr>
+      </w:pPr>
+      <w:r>
+        <w:rPr>
+          <w:rStyle w:val="EndnoteReference"/>
+        </w:rPr>
+        <w:endnoteRef/>
+      </w:r>
+      <w:r>
+        <w:t xml:space="preserve"> </w:t>
+      </w:r>
+      <w:r>
+        <w:t>Malkiel, B. G. (2019). A Random Walk Down Wall Street: The Time-Tested Strategy for Successful Investing (12th ed.). W. W. Norton &amp; Company.</w:t>
+      </w:r>
+    </w:p>
+  </w:endnote>
+  <w:endnote w:id="3">
+    <w:p>
+      <w:pPr>
+        <w:pStyle w:val="EndnoteText"/>
+        <w:rPr>
+          <w:lang w:val="en-US"/>
+        </w:rPr>
+      </w:pPr>
+      <w:r>
+        <w:rPr>
+          <w:rStyle w:val="EndnoteReference"/>
+        </w:rPr>
+        <w:endnoteRef/>
+      </w:r>
+      <w:r>
+        <w:t xml:space="preserve"> </w:t>
+      </w:r>
+      <w:r>
+        <w:t>Goodfellow, I., Bengio, Y., &amp; Courville, A. (2016). Deep Learning. MIT Press.</w:t>
+      </w:r>
+    </w:p>
+  </w:endnote>
+  <w:endnote w:id="4">
+    <w:p>
+      <w:pPr>
+        <w:pStyle w:val="EndnoteText"/>
+        <w:rPr>
+          <w:lang w:val="en-US"/>
+        </w:rPr>
+      </w:pPr>
+      <w:r>
+        <w:rPr>
+          <w:rStyle w:val="EndnoteReference"/>
+        </w:rPr>
+        <w:endnoteRef/>
+      </w:r>
+      <w:r>
+        <w:t xml:space="preserve"> </w:t>
+      </w:r>
+      <w:r>
+        <w:t xml:space="preserve"> </w:t>
+      </w:r>
+      <w:r>
+        <w:t>Berutich, J. M., de la Rosa, F. L., Caridad, J. M., &amp; Jareño, F. (2022). A VWAP-based trading strategy using deep learning techniques. Financial Innovation, 8(1), 45.</w:t>
+      </w:r>
+    </w:p>
+  </w:endnote>
+  <w:endnote w:id="5">
+    <w:p>
+      <w:pPr>
+        <w:pStyle w:val="EndnoteText"/>
+        <w:rPr>
+          <w:lang w:val="en-US"/>
+        </w:rPr>
+      </w:pPr>
+      <w:r>
+        <w:rPr>
+          <w:rStyle w:val="EndnoteReference"/>
+        </w:rPr>
+        <w:endnoteRef/>
+      </w:r>
+      <w:r>
+        <w:t xml:space="preserve"> </w:t>
+      </w:r>
+      <w:r>
+        <w:t xml:space="preserve"> </w:t>
+      </w:r>
+      <w:r>
+        <w:t>Chollet, F. (2021). Deep Learning with Python (2nd ed.). Manning Publications.</w:t>
+      </w:r>
+    </w:p>
+  </w:endnote>
+  <w:endnote w:id="6">
+    <w:p>
+      <w:pPr>
+        <w:pStyle w:val="EndnoteText"/>
+        <w:rPr>
+          <w:lang w:val="en-US"/>
+        </w:rPr>
+      </w:pPr>
+      <w:r>
+        <w:rPr>
+          <w:rStyle w:val="EndnoteReference"/>
+        </w:rPr>
+        <w:endnoteRef/>
+      </w:r>
+      <w:r>
+        <w:t xml:space="preserve"> </w:t>
+      </w:r>
+      <w:r>
+        <w:t>McKinney, W. (2022). Python for Data Analysis: Data Wrangling with pandas, NumPy, and Jupyter (3rd ed.). O'Reilly Media.</w:t>
+      </w:r>
+    </w:p>
+  </w:endnote>
+  <w:endnote w:id="7">
+    <w:p>
+      <w:pPr>
+        <w:pStyle w:val="EndnoteText"/>
+        <w:rPr>
+          <w:lang w:val="en-US"/>
+        </w:rPr>
+      </w:pPr>
+      <w:r>
+        <w:rPr>
+          <w:rStyle w:val="EndnoteReference"/>
+        </w:rPr>
+        <w:endnoteRef/>
+      </w:r>
+      <w:r>
+        <w:t xml:space="preserve"> </w:t>
+      </w:r>
+      <w:r>
+        <w:t>Yahoo Finance API. (2026). Historical Market Data Reference Endpoint. https://query1.finance.yahoo.com</w:t>
+      </w:r>
+    </w:p>
+  </w:endnote>
 </w:endnotes>
 </file>
 
 <file path=word/footer1.xml><?xml version="1.0" encoding="utf-8"?>
-<w:ftr xmlns:wpc="http://schemas.microsoft.com/office/word/2010/wordprocessingCanvas" xmlns:cx="http://schemas.microsoft.com/office/drawing/2014/chartex" xmlns:cx1="http://schemas.microsoft.com/office/drawing/2015/9/8/chartex" xmlns:cx2="http://schemas.microsoft.com/office/drawing/2015/10/21/chartex" xmlns:cx3="http://schemas.microsoft.com/office/drawing/2016/5/9/chartex" xmlns:cx4="http://schemas.microsoft.com/office/drawing/2016/5/10/chartex" xmlns:cx5="http://schemas.microsoft.com/office/drawing/2016/5/11/chartex" xmlns:cx6="http://schemas.microsoft.com/office/drawing/2016/5/12/chartex" xmlns:cx7="http://schemas.microsoft.com/office/drawing/2016/5/13/chartex" xmlns:cx8="http://schemas.microsoft.com/office/drawing/2016/5/14/chartex" xmlns:mc="http://schemas.openxmlformats.org/markup-compatibility/2006" xmlns:aink="http://schemas.microsoft.com/office/drawing/2016/ink" xmlns:am3d="http://schemas.microsoft.com/office/drawing/2017/model3d" xmlns:o="urn:schemas-microsoft-com:office:office" xmlns:oel="http://schemas.microsoft.com/office/2019/extlst" xmlns:r="http://schemas.openxmlformats.org/officeDocument/2006/relationships" xmlns:m="http://schemas.openxmlformats.org/officeDocument/2006/math" xmlns:v="urn:schemas-microsoft-com:vml" xmlns:wp14="http://schemas.microsoft.com/office/word/2010/wordprocessingDrawing" xmlns:wp="http://schemas.openxmlformats.org/drawingml/2006/wordprocessingDrawing" xmlns:w10="urn:schemas-microsoft-com:office:word" xmlns:w="http://schemas.openxmlformats.org/wordprocessingml/2006/main" xmlns:w14="http://schemas.microsoft.com/office/word/2010/wordml" xmlns:w15="http://schemas.microsoft.com/office/word/2012/wordml" xmlns:w16cex="http://schemas.microsoft.com/office/word/2018/wordml/cex" xmlns:w16cid="http://schemas.microsoft.com/office/word/2016/wordml/cid" xmlns:w16="http://schemas.microsoft.com/office/word/2018/wordml" xmlns:w16du="http://schemas.microsoft.com/office/word/2023/wordml/word16du" xmlns:w16sdtdh="http://schemas.microsoft.com/office/word/2020/wordml/sdtdatahash" xmlns:w16sdtfl="http://schemas.microsoft.com/office/word/2024/wordml/sdtformatlock" xmlns:w16se="http://schemas.microsoft.com/office/word/2015/wordml/symex" xmlns:wpg="http://schemas.microsoft.com/office/word/2010/wordprocessingGroup" xmlns:wpi="http://schemas.microsoft.com/office/word/2010/wordprocessingInk" xmlns:wne="http://schemas.microsoft.com/office/word/2006/wordml" xmlns:wps="http://schemas.microsoft.com/office/word/2010/wordprocessingShape" mc:Ignorable="w14 w15 w16se w16cid w16 w16cex w16sdtdh w16sdtfl w16du wp14">
-  <w:p>
-    <w:pPr>
-      <w:pStyle w:val="Footer"/>
-    </w:pPr>
-  </w:p>
-</w:ftr>
-</file>
-
-<file path=word/footer2.xml><?xml version="1.0" encoding="utf-8"?>
 <w:ftr xmlns:wpc="http://schemas.microsoft.com/office/word/2010/wordprocessingCanvas" xmlns:cx="http://schemas.microsoft.com/office/drawing/2014/chartex" xmlns:cx1="http://schemas.microsoft.com/office/drawing/2015/9/8/chartex" xmlns:cx2="http://schemas.microsoft.com/office/drawing/2015/10/21/chartex" xmlns:cx3="http://schemas.microsoft.com/office/drawing/2016/5/9/chartex" xmlns:cx4="http://schemas.microsoft.com/office/drawing/2016/5/10/chartex" xmlns:cx5="http://schemas.microsoft.com/office/drawing/2016/5/11/chartex" xmlns:cx6="http://schemas.microsoft.com/office/drawing/2016/5/12/chartex" xmlns:cx7="http://schemas.microsoft.com/office/drawing/2016/5/13/chartex" xmlns:cx8="http://schemas.microsoft.com/office/drawing/2016/5/14/chartex" xmlns:mc="http://schemas.openxmlformats.org/markup-compatibility/2006" xmlns:aink="http://schemas.microsoft.com/office/drawing/2016/ink" xmlns:am3d="http://schemas.microsoft.com/office/drawing/2017/model3d" xmlns:o="urn:schemas-microsoft-com:office:office" xmlns:oel="http://schemas.microsoft.com/office/2019/extlst" xmlns:r="http://schemas.openxmlformats.org/officeDocument/2006/relationships" xmlns:m="http://schemas.openxmlformats.org/officeDocument/2006/math" xmlns:v="urn:schemas-microsoft-com:vml" xmlns:wp14="http://schemas.microsoft.com/office/word/2010/wordprocessingDrawing" xmlns:wp="http://schemas.openxmlformats.org/drawingml/2006/wordprocessingDrawing" xmlns:w10="urn:schemas-microsoft-com:office:word" xmlns:w="http://schemas.openxmlformats.org/wordprocessingml/2006/main" xmlns:w14="http://schemas.microsoft.com/office/word/2010/wordml" xmlns:w15="http://schemas.microsoft.com/office/word/2012/wordml" xmlns:w16cex="http://schemas.microsoft.com/office/word/2018/wordml/cex" xmlns:w16cid="http://schemas.microsoft.com/office/word/2016/wordml/cid" xmlns:w16="http://schemas.microsoft.com/office/word/2018/wordml" xmlns:w16du="http://schemas.microsoft.com/office/word/2023/wordml/word16du" xmlns:w16sdtdh="http://schemas.microsoft.com/office/word/2020/wordml/sdtdatahash" xmlns:w16sdtfl="http://schemas.microsoft.com/office/word/2024/wordml/sdtformatlock" xmlns:w16se="http://schemas.microsoft.com/office/word/2015/wordml/symex" xmlns:wpg="http://schemas.microsoft.com/office/word/2010/wordprocessingGroup" xmlns:wpi="http://schemas.microsoft.com/office/word/2010/wordprocessingInk" xmlns:wne="http://schemas.microsoft.com/office/word/2006/wordml" xmlns:wps="http://schemas.microsoft.com/office/word/2010/wordprocessingShape" mc:Ignorable="w14 w15 w16se w16cid w16 w16cex w16sdtdh w16sdtfl w16du wp14">
   <w:p>
     <w:pPr>
@@ -16456,7 +15853,7 @@
 </w:ftr>
 </file>
 
-<file path=word/footer3.xml><?xml version="1.0" encoding="utf-8"?>
+<file path=word/footer2.xml><?xml version="1.0" encoding="utf-8"?>
 <w:ftr xmlns:wpc="http://schemas.microsoft.com/office/word/2010/wordprocessingCanvas" xmlns:cx="http://schemas.microsoft.com/office/drawing/2014/chartex" xmlns:cx1="http://schemas.microsoft.com/office/drawing/2015/9/8/chartex" xmlns:cx2="http://schemas.microsoft.com/office/drawing/2015/10/21/chartex" xmlns:cx3="http://schemas.microsoft.com/office/drawing/2016/5/9/chartex" xmlns:cx4="http://schemas.microsoft.com/office/drawing/2016/5/10/chartex" xmlns:cx5="http://schemas.microsoft.com/office/drawing/2016/5/11/chartex" xmlns:cx6="http://schemas.microsoft.com/office/drawing/2016/5/12/chartex" xmlns:cx7="http://schemas.microsoft.com/office/drawing/2016/5/13/chartex" xmlns:cx8="http://schemas.microsoft.com/office/drawing/2016/5/14/chartex" xmlns:mc="http://schemas.openxmlformats.org/markup-compatibility/2006" xmlns:aink="http://schemas.microsoft.com/office/drawing/2016/ink" xmlns:am3d="http://schemas.microsoft.com/office/drawing/2017/model3d" xmlns:o="urn:schemas-microsoft-com:office:office" xmlns:oel="http://schemas.microsoft.com/office/2019/extlst" xmlns:r="http://schemas.openxmlformats.org/officeDocument/2006/relationships" xmlns:m="http://schemas.openxmlformats.org/officeDocument/2006/math" xmlns:v="urn:schemas-microsoft-com:vml" xmlns:wp14="http://schemas.microsoft.com/office/word/2010/wordprocessingDrawing" xmlns:wp="http://schemas.openxmlformats.org/drawingml/2006/wordprocessingDrawing" xmlns:w10="urn:schemas-microsoft-com:office:word" xmlns:w="http://schemas.openxmlformats.org/wordprocessingml/2006/main" xmlns:w14="http://schemas.microsoft.com/office/word/2010/wordml" xmlns:w15="http://schemas.microsoft.com/office/word/2012/wordml" xmlns:w16cex="http://schemas.microsoft.com/office/word/2018/wordml/cex" xmlns:w16cid="http://schemas.microsoft.com/office/word/2016/wordml/cid" xmlns:w16="http://schemas.microsoft.com/office/word/2018/wordml" xmlns:w16du="http://schemas.microsoft.com/office/word/2023/wordml/word16du" xmlns:w16sdtdh="http://schemas.microsoft.com/office/word/2020/wordml/sdtdatahash" xmlns:w16sdtfl="http://schemas.microsoft.com/office/word/2024/wordml/sdtformatlock" xmlns:w16se="http://schemas.microsoft.com/office/word/2015/wordml/symex" xmlns:wpg="http://schemas.microsoft.com/office/word/2010/wordprocessingGroup" xmlns:wpi="http://schemas.microsoft.com/office/word/2010/wordprocessingInk" xmlns:wne="http://schemas.microsoft.com/office/word/2006/wordml" xmlns:wps="http://schemas.microsoft.com/office/word/2010/wordprocessingShape" mc:Ignorable="w14 w15 w16se w16cid w16 w16cex w16sdtdh w16sdtfl w16du wp14">
   <w:p>
     <w:pPr>
@@ -16472,7 +15869,7 @@
 </w:ftr>
 </file>
 
-<file path=word/footer4.xml><?xml version="1.0" encoding="utf-8"?>
+<file path=word/footer3.xml><?xml version="1.0" encoding="utf-8"?>
 <w:ftr xmlns:wpc="http://schemas.microsoft.com/office/word/2010/wordprocessingCanvas" xmlns:cx="http://schemas.microsoft.com/office/drawing/2014/chartex" xmlns:cx1="http://schemas.microsoft.com/office/drawing/2015/9/8/chartex" xmlns:cx2="http://schemas.microsoft.com/office/drawing/2015/10/21/chartex" xmlns:cx3="http://schemas.microsoft.com/office/drawing/2016/5/9/chartex" xmlns:cx4="http://schemas.microsoft.com/office/drawing/2016/5/10/chartex" xmlns:cx5="http://schemas.microsoft.com/office/drawing/2016/5/11/chartex" xmlns:cx6="http://schemas.microsoft.com/office/drawing/2016/5/12/chartex" xmlns:cx7="http://schemas.microsoft.com/office/drawing/2016/5/13/chartex" xmlns:cx8="http://schemas.microsoft.com/office/drawing/2016/5/14/chartex" xmlns:mc="http://schemas.openxmlformats.org/markup-compatibility/2006" xmlns:aink="http://schemas.microsoft.com/office/drawing/2016/ink" xmlns:am3d="http://schemas.microsoft.com/office/drawing/2017/model3d" xmlns:o="urn:schemas-microsoft-com:office:office" xmlns:oel="http://schemas.microsoft.com/office/2019/extlst" xmlns:r="http://schemas.openxmlformats.org/officeDocument/2006/relationships" xmlns:m="http://schemas.openxmlformats.org/officeDocument/2006/math" xmlns:v="urn:schemas-microsoft-com:vml" xmlns:wp14="http://schemas.microsoft.com/office/word/2010/wordprocessingDrawing" xmlns:wp="http://schemas.openxmlformats.org/drawingml/2006/wordprocessingDrawing" xmlns:w10="urn:schemas-microsoft-com:office:word" xmlns:w="http://schemas.openxmlformats.org/wordprocessingml/2006/main" xmlns:w14="http://schemas.microsoft.com/office/word/2010/wordml" xmlns:w15="http://schemas.microsoft.com/office/word/2012/wordml" xmlns:w16cex="http://schemas.microsoft.com/office/word/2018/wordml/cex" xmlns:w16cid="http://schemas.microsoft.com/office/word/2016/wordml/cid" xmlns:w16="http://schemas.microsoft.com/office/word/2018/wordml" xmlns:w16du="http://schemas.microsoft.com/office/word/2023/wordml/word16du" xmlns:w16sdtdh="http://schemas.microsoft.com/office/word/2020/wordml/sdtdatahash" xmlns:w16sdtfl="http://schemas.microsoft.com/office/word/2024/wordml/sdtformatlock" xmlns:w16se="http://schemas.microsoft.com/office/word/2015/wordml/symex" xmlns:wpg="http://schemas.microsoft.com/office/word/2010/wordprocessingGroup" xmlns:wpi="http://schemas.microsoft.com/office/word/2010/wordprocessingInk" xmlns:wne="http://schemas.microsoft.com/office/word/2006/wordml" xmlns:wps="http://schemas.microsoft.com/office/word/2010/wordprocessingShape" mc:Ignorable="w14 w15 w16se w16cid w16 w16cex w16sdtdh w16sdtfl w16du wp14">
   <w:p>
     <w:pPr>
@@ -20283,6 +19680,9 @@
   <w:num w:numId="38" w16cid:durableId="1937669199">
     <w:abstractNumId w:val="5"/>
   </w:num>
+  <w:num w:numId="39" w16cid:durableId="1484278510">
+    <w:abstractNumId w:val="24"/>
+  </w:num>
 </w:numbering>
 </file>
 
@@ -20292,7 +19692,7 @@
     <w:rPrDefault>
       <w:rPr>
         <w:rFonts w:ascii="Times New Roman" w:eastAsia="Calibri" w:hAnsi="Times New Roman" w:cs="Calibri"/>
-        <w:lang w:val="en-RO" w:eastAsia="en-GB" w:bidi="ar-SA"/>
+        <w:lang w:val="en-US" w:eastAsia="en-US" w:bidi="ar-SA"/>
       </w:rPr>
     </w:rPrDefault>
     <w:pPrDefault/>
@@ -20684,7 +20084,7 @@
     </w:pPr>
     <w:rPr>
       <w:sz w:val="22"/>
-      <w:lang w:val="ro-RO" w:eastAsia="en-US"/>
+      <w:lang w:val="ro-RO"/>
     </w:rPr>
   </w:style>
   <w:style w:type="paragraph" w:styleId="Heading1">
@@ -20907,6 +20307,7 @@
   <w:style w:type="character" w:default="1" w:styleId="DefaultParagraphFont">
     <w:name w:val="Default Paragraph Font"/>
     <w:uiPriority w:val="1"/>
+    <w:semiHidden/>
     <w:unhideWhenUsed/>
   </w:style>
   <w:style w:type="table" w:default="1" w:styleId="TableNormal">
@@ -21372,7 +20773,6 @@
       <w:color w:val="000000"/>
       <w:sz w:val="24"/>
       <w:szCs w:val="24"/>
-      <w:lang w:val="en-US" w:eastAsia="en-US"/>
     </w:rPr>
   </w:style>
   <w:style w:type="paragraph" w:styleId="HTMLPreformatted">
@@ -21717,13 +21117,45 @@
       <w:rFonts w:eastAsia="Times New Roman" w:cs="Times New Roman"/>
       <w:sz w:val="24"/>
       <w:szCs w:val="24"/>
-      <w:lang w:val="en-RO" w:eastAsia="en-GB"/>
+      <w:lang w:eastAsia="en-GB"/>
     </w:rPr>
   </w:style>
   <w:style w:type="character" w:customStyle="1" w:styleId="math-inline">
     <w:name w:val="math-inline"/>
     <w:basedOn w:val="DefaultParagraphFont"/>
     <w:rsid w:val="00E17E93"/>
+  </w:style>
+  <w:style w:type="paragraph" w:styleId="EndnoteText">
+    <w:name w:val="endnote text"/>
+    <w:basedOn w:val="Normal"/>
+    <w:link w:val="EndnoteTextChar"/>
+    <w:uiPriority w:val="99"/>
+    <w:semiHidden/>
+    <w:unhideWhenUsed/>
+    <w:rsid w:val="00275F30"/>
+    <w:rPr>
+      <w:sz w:val="20"/>
+    </w:rPr>
+  </w:style>
+  <w:style w:type="character" w:customStyle="1" w:styleId="EndnoteTextChar">
+    <w:name w:val="Endnote Text Char"/>
+    <w:link w:val="EndnoteText"/>
+    <w:uiPriority w:val="99"/>
+    <w:semiHidden/>
+    <w:rsid w:val="00275F30"/>
+    <w:rPr>
+      <w:lang w:val="ro-RO" w:eastAsia="en-US"/>
+    </w:rPr>
+  </w:style>
+  <w:style w:type="character" w:styleId="EndnoteReference">
+    <w:name w:val="endnote reference"/>
+    <w:uiPriority w:val="99"/>
+    <w:semiHidden/>
+    <w:unhideWhenUsed/>
+    <w:rsid w:val="00275F30"/>
+    <w:rPr>
+      <w:vertAlign w:val="superscript"/>
+    </w:rPr>
   </w:style>
 </w:styles>
 </file>

--- a/Disertatie_NAD.docx
+++ b/Disertatie_NAD.docx
@@ -9,9 +9,9 @@
         <w:tblLook w:val="04A0" w:firstRow="1" w:lastRow="0" w:firstColumn="1" w:lastColumn="0" w:noHBand="0" w:noVBand="1"/>
       </w:tblPr>
       <w:tblGrid>
-        <w:gridCol w:w="1381"/>
-        <w:gridCol w:w="6345"/>
-        <w:gridCol w:w="1517"/>
+        <w:gridCol w:w="1379"/>
+        <w:gridCol w:w="6123"/>
+        <w:gridCol w:w="1525"/>
       </w:tblGrid>
       <w:tr>
         <w:trPr>
@@ -26,36 +26,60 @@
           <w:p>
             <w:pPr>
               <w:spacing w:after="0" w:line="240" w:lineRule="auto"/>
-              <w:jc w:val="center"/>
+              <w:jc w:val="both"/>
             </w:pPr>
             <w:r>
               <w:rPr>
                 <w:noProof/>
               </w:rPr>
-              <w:pict w14:anchorId="06AD90AE">
-                <v:shapetype id="_x0000_t75" coordsize="21600,21600" o:spt="75" o:preferrelative="t" path="m@4@5l@4@11@9@11@9@5xe" filled="f" stroked="f">
-                  <v:stroke joinstyle="miter"/>
-                  <v:formulas>
-                    <v:f eqn="if lineDrawn pixelLineWidth 0"/>
-                    <v:f eqn="sum @0 1 0"/>
-                    <v:f eqn="sum 0 0 @1"/>
-                    <v:f eqn="prod @2 1 2"/>
-                    <v:f eqn="prod @3 21600 pixelWidth"/>
-                    <v:f eqn="prod @3 21600 pixelHeight"/>
-                    <v:f eqn="sum @0 0 1"/>
-                    <v:f eqn="prod @6 1 2"/>
-                    <v:f eqn="prod @7 21600 pixelWidth"/>
-                    <v:f eqn="sum @8 21600 0"/>
-                    <v:f eqn="prod @7 21600 pixelHeight"/>
-                    <v:f eqn="sum @10 21600 0"/>
-                  </v:formulas>
-                  <v:path o:extrusionok="f" gradientshapeok="t" o:connecttype="rect"/>
-                  <o:lock v:ext="edit" aspectratio="t"/>
-                </v:shapetype>
-                <v:shape id="Picture 3" o:spid="_x0000_i1025" type="#_x0000_t75" alt="" style="width:56.25pt;height:65.25pt;visibility:visible;mso-width-percent:0;mso-height-percent:0;mso-width-percent:0;mso-height-percent:0">
-                  <v:imagedata r:id="rId8" o:title=""/>
-                </v:shape>
-              </w:pict>
+              <w:drawing>
+                <wp:inline distT="0" distB="0" distL="0" distR="0" wp14:anchorId="06AD90AE" wp14:editId="286FE7CB">
+                  <wp:extent cx="712470" cy="819150"/>
+                  <wp:effectExtent l="0" t="0" r="0" b="0"/>
+                  <wp:docPr id="1" name="Picture 3"/>
+                  <wp:cNvGraphicFramePr>
+                    <a:graphicFrameLocks xmlns:a="http://schemas.openxmlformats.org/drawingml/2006/main" noChangeAspect="1"/>
+                  </wp:cNvGraphicFramePr>
+                  <a:graphic xmlns:a="http://schemas.openxmlformats.org/drawingml/2006/main">
+                    <a:graphicData uri="http://schemas.openxmlformats.org/drawingml/2006/picture">
+                      <pic:pic xmlns:pic="http://schemas.openxmlformats.org/drawingml/2006/picture">
+                        <pic:nvPicPr>
+                          <pic:cNvPr id="0" name="Picture 3"/>
+                          <pic:cNvPicPr>
+                            <a:picLocks noChangeAspect="1" noChangeArrowheads="1"/>
+                          </pic:cNvPicPr>
+                        </pic:nvPicPr>
+                        <pic:blipFill>
+                          <a:blip r:embed="rId8">
+                            <a:extLst>
+                              <a:ext uri="{28A0092B-C50C-407E-A947-70E740481C1C}">
+                                <a14:useLocalDpi xmlns:a14="http://schemas.microsoft.com/office/drawing/2010/main" val="0"/>
+                              </a:ext>
+                            </a:extLst>
+                          </a:blip>
+                          <a:srcRect/>
+                          <a:stretch>
+                            <a:fillRect/>
+                          </a:stretch>
+                        </pic:blipFill>
+                        <pic:spPr bwMode="auto">
+                          <a:xfrm>
+                            <a:off x="0" y="0"/>
+                            <a:ext cx="712470" cy="819150"/>
+                          </a:xfrm>
+                          <a:prstGeom prst="rect">
+                            <a:avLst/>
+                          </a:prstGeom>
+                          <a:noFill/>
+                          <a:ln>
+                            <a:noFill/>
+                          </a:ln>
+                        </pic:spPr>
+                      </pic:pic>
+                    </a:graphicData>
+                  </a:graphic>
+                </wp:inline>
+              </w:drawing>
             </w:r>
           </w:p>
         </w:tc>
@@ -67,7 +91,7 @@
           <w:p>
             <w:pPr>
               <w:spacing w:after="0" w:line="240" w:lineRule="auto"/>
-              <w:jc w:val="center"/>
+              <w:jc w:val="both"/>
               <w:rPr>
                 <w:sz w:val="20"/>
               </w:rPr>
@@ -82,7 +106,7 @@
           <w:p>
             <w:pPr>
               <w:spacing w:after="0" w:line="240" w:lineRule="auto"/>
-              <w:jc w:val="center"/>
+              <w:jc w:val="both"/>
               <w:rPr>
                 <w:sz w:val="20"/>
               </w:rPr>
@@ -97,7 +121,7 @@
           <w:p>
             <w:pPr>
               <w:spacing w:after="0" w:line="240" w:lineRule="auto"/>
-              <w:jc w:val="center"/>
+              <w:jc w:val="both"/>
               <w:rPr>
                 <w:sz w:val="20"/>
               </w:rPr>
@@ -106,7 +130,7 @@
           <w:p>
             <w:pPr>
               <w:spacing w:after="0" w:line="240" w:lineRule="auto"/>
-              <w:jc w:val="center"/>
+              <w:jc w:val="both"/>
               <w:rPr>
                 <w:sz w:val="20"/>
               </w:rPr>
@@ -133,17 +157,60 @@
           <w:p>
             <w:pPr>
               <w:spacing w:after="0" w:line="240" w:lineRule="auto"/>
-              <w:jc w:val="center"/>
+              <w:jc w:val="both"/>
             </w:pPr>
             <w:r>
               <w:rPr>
                 <w:noProof/>
               </w:rPr>
-              <w:pict w14:anchorId="342D8C71">
-                <v:shape id="Picture 1" o:spid="_x0000_i1026" type="#_x0000_t75" alt="" style="width:65.25pt;height:66pt;visibility:visible;mso-width-percent:0;mso-height-percent:0;mso-width-percent:0;mso-height-percent:0">
-                  <v:imagedata r:id="rId9" o:title=""/>
-                </v:shape>
-              </w:pict>
+              <w:drawing>
+                <wp:inline distT="0" distB="0" distL="0" distR="0" wp14:anchorId="342D8C71" wp14:editId="6D573D89">
+                  <wp:extent cx="831215" cy="843280"/>
+                  <wp:effectExtent l="0" t="0" r="0" b="0"/>
+                  <wp:docPr id="2" name="Picture 1"/>
+                  <wp:cNvGraphicFramePr>
+                    <a:graphicFrameLocks xmlns:a="http://schemas.openxmlformats.org/drawingml/2006/main" noChangeAspect="1"/>
+                  </wp:cNvGraphicFramePr>
+                  <a:graphic xmlns:a="http://schemas.openxmlformats.org/drawingml/2006/main">
+                    <a:graphicData uri="http://schemas.openxmlformats.org/drawingml/2006/picture">
+                      <pic:pic xmlns:pic="http://schemas.openxmlformats.org/drawingml/2006/picture">
+                        <pic:nvPicPr>
+                          <pic:cNvPr id="0" name="Picture 1"/>
+                          <pic:cNvPicPr>
+                            <a:picLocks noChangeAspect="1" noChangeArrowheads="1"/>
+                          </pic:cNvPicPr>
+                        </pic:nvPicPr>
+                        <pic:blipFill>
+                          <a:blip r:embed="rId9">
+                            <a:extLst>
+                              <a:ext uri="{28A0092B-C50C-407E-A947-70E740481C1C}">
+                                <a14:useLocalDpi xmlns:a14="http://schemas.microsoft.com/office/drawing/2010/main" val="0"/>
+                              </a:ext>
+                            </a:extLst>
+                          </a:blip>
+                          <a:srcRect/>
+                          <a:stretch>
+                            <a:fillRect/>
+                          </a:stretch>
+                        </pic:blipFill>
+                        <pic:spPr bwMode="auto">
+                          <a:xfrm>
+                            <a:off x="0" y="0"/>
+                            <a:ext cx="831215" cy="843280"/>
+                          </a:xfrm>
+                          <a:prstGeom prst="rect">
+                            <a:avLst/>
+                          </a:prstGeom>
+                          <a:noFill/>
+                          <a:ln>
+                            <a:noFill/>
+                          </a:ln>
+                        </pic:spPr>
+                      </pic:pic>
+                    </a:graphicData>
+                  </a:graphic>
+                </wp:inline>
+              </w:drawing>
             </w:r>
           </w:p>
         </w:tc>
@@ -151,33 +218,33 @@
     </w:tbl>
     <w:p>
       <w:pPr>
-        <w:jc w:val="center"/>
-      </w:pPr>
-    </w:p>
-    <w:p>
-      <w:pPr>
-        <w:jc w:val="center"/>
-      </w:pPr>
-    </w:p>
-    <w:p>
-      <w:pPr>
-        <w:jc w:val="center"/>
-      </w:pPr>
-    </w:p>
-    <w:p>
-      <w:pPr>
-        <w:jc w:val="center"/>
-      </w:pPr>
-    </w:p>
-    <w:p>
-      <w:pPr>
-        <w:jc w:val="center"/>
+        <w:jc w:val="both"/>
+      </w:pPr>
+    </w:p>
+    <w:p>
+      <w:pPr>
+        <w:jc w:val="both"/>
+      </w:pPr>
+    </w:p>
+    <w:p>
+      <w:pPr>
+        <w:jc w:val="both"/>
+      </w:pPr>
+    </w:p>
+    <w:p>
+      <w:pPr>
+        <w:jc w:val="both"/>
+      </w:pPr>
+    </w:p>
+    <w:p>
+      <w:pPr>
+        <w:jc w:val="both"/>
       </w:pPr>
     </w:p>
     <w:p>
       <w:pPr>
         <w:spacing w:after="0"/>
-        <w:jc w:val="center"/>
+        <w:jc w:val="both"/>
         <w:rPr>
           <w:sz w:val="28"/>
           <w:szCs w:val="28"/>
@@ -200,7 +267,7 @@
     </w:p>
     <w:p>
       <w:pPr>
-        <w:jc w:val="center"/>
+        <w:jc w:val="both"/>
         <w:rPr>
           <w:sz w:val="28"/>
           <w:szCs w:val="28"/>
@@ -223,7 +290,7 @@
     </w:p>
     <w:p>
       <w:pPr>
-        <w:jc w:val="center"/>
+        <w:jc w:val="both"/>
         <w:rPr>
           <w:sz w:val="24"/>
           <w:szCs w:val="24"/>
@@ -232,7 +299,7 @@
     </w:p>
     <w:p>
       <w:pPr>
-        <w:jc w:val="center"/>
+        <w:jc w:val="both"/>
         <w:rPr>
           <w:sz w:val="24"/>
           <w:szCs w:val="24"/>
@@ -241,7 +308,7 @@
     </w:p>
     <w:p>
       <w:pPr>
-        <w:jc w:val="center"/>
+        <w:jc w:val="both"/>
         <w:rPr>
           <w:sz w:val="24"/>
           <w:szCs w:val="24"/>
@@ -251,7 +318,7 @@
     <w:p>
       <w:pPr>
         <w:spacing w:after="0"/>
-        <w:jc w:val="center"/>
+        <w:jc w:val="both"/>
         <w:rPr>
           <w:sz w:val="24"/>
           <w:szCs w:val="24"/>
@@ -274,7 +341,7 @@
     </w:p>
     <w:p>
       <w:pPr>
-        <w:jc w:val="center"/>
+        <w:jc w:val="both"/>
         <w:rPr>
           <w:sz w:val="24"/>
           <w:szCs w:val="24"/>
@@ -290,7 +357,7 @@
     </w:p>
     <w:p>
       <w:pPr>
-        <w:jc w:val="center"/>
+        <w:jc w:val="both"/>
         <w:rPr>
           <w:sz w:val="24"/>
           <w:szCs w:val="24"/>
@@ -299,7 +366,7 @@
     </w:p>
     <w:p>
       <w:pPr>
-        <w:jc w:val="center"/>
+        <w:jc w:val="both"/>
         <w:rPr>
           <w:sz w:val="24"/>
           <w:szCs w:val="24"/>
@@ -308,7 +375,7 @@
     </w:p>
     <w:p>
       <w:pPr>
-        <w:jc w:val="center"/>
+        <w:jc w:val="both"/>
         <w:rPr>
           <w:sz w:val="24"/>
           <w:szCs w:val="24"/>
@@ -317,7 +384,7 @@
     </w:p>
     <w:p>
       <w:pPr>
-        <w:jc w:val="center"/>
+        <w:jc w:val="both"/>
         <w:rPr>
           <w:sz w:val="24"/>
           <w:szCs w:val="24"/>
@@ -326,7 +393,7 @@
     </w:p>
     <w:p>
       <w:pPr>
-        <w:jc w:val="center"/>
+        <w:jc w:val="both"/>
         <w:rPr>
           <w:sz w:val="24"/>
           <w:szCs w:val="24"/>
@@ -335,7 +402,7 @@
     </w:p>
     <w:p>
       <w:pPr>
-        <w:jc w:val="center"/>
+        <w:jc w:val="both"/>
         <w:rPr>
           <w:sz w:val="24"/>
           <w:szCs w:val="24"/>
@@ -345,7 +412,7 @@
     <w:p>
       <w:pPr>
         <w:spacing w:after="0"/>
-        <w:jc w:val="center"/>
+        <w:jc w:val="both"/>
         <w:rPr>
           <w:sz w:val="24"/>
           <w:szCs w:val="24"/>
@@ -355,7 +422,7 @@
     <w:p>
       <w:pPr>
         <w:spacing w:after="0"/>
-        <w:jc w:val="center"/>
+        <w:jc w:val="both"/>
         <w:rPr>
           <w:sz w:val="24"/>
           <w:szCs w:val="24"/>
@@ -371,7 +438,7 @@
     </w:p>
     <w:p>
       <w:pPr>
-        <w:jc w:val="center"/>
+        <w:jc w:val="both"/>
         <w:rPr>
           <w:sz w:val="24"/>
           <w:szCs w:val="24"/>
@@ -402,9 +469,9 @@
         <w:tblLook w:val="04A0" w:firstRow="1" w:lastRow="0" w:firstColumn="1" w:lastColumn="0" w:noHBand="0" w:noVBand="1"/>
       </w:tblPr>
       <w:tblGrid>
-        <w:gridCol w:w="1503"/>
-        <w:gridCol w:w="6216"/>
-        <w:gridCol w:w="1524"/>
+        <w:gridCol w:w="1495"/>
+        <w:gridCol w:w="6007"/>
+        <w:gridCol w:w="1525"/>
       </w:tblGrid>
       <w:tr>
         <w:trPr>
@@ -419,7 +486,7 @@
           <w:p>
             <w:pPr>
               <w:spacing w:after="0" w:line="240" w:lineRule="auto"/>
-              <w:jc w:val="center"/>
+              <w:jc w:val="both"/>
             </w:pPr>
             <w:r>
               <w:rPr>
@@ -454,11 +521,54 @@
               <w:rPr>
                 <w:noProof/>
               </w:rPr>
-              <w:pict w14:anchorId="7DEEB7DE">
-                <v:shape id="_x0000_i1027" type="#_x0000_t75" alt="" style="width:56.25pt;height:65.25pt;visibility:visible;mso-width-percent:0;mso-height-percent:0;mso-width-percent:0;mso-height-percent:0">
-                  <v:imagedata r:id="rId8" o:title=""/>
-                </v:shape>
-              </w:pict>
+              <w:drawing>
+                <wp:inline distT="0" distB="0" distL="0" distR="0" wp14:anchorId="7DEEB7DE" wp14:editId="298B9978">
+                  <wp:extent cx="712470" cy="819150"/>
+                  <wp:effectExtent l="0" t="0" r="0" b="0"/>
+                  <wp:docPr id="3" name="Picture 4"/>
+                  <wp:cNvGraphicFramePr>
+                    <a:graphicFrameLocks xmlns:a="http://schemas.openxmlformats.org/drawingml/2006/main" noChangeAspect="1"/>
+                  </wp:cNvGraphicFramePr>
+                  <a:graphic xmlns:a="http://schemas.openxmlformats.org/drawingml/2006/main">
+                    <a:graphicData uri="http://schemas.openxmlformats.org/drawingml/2006/picture">
+                      <pic:pic xmlns:pic="http://schemas.openxmlformats.org/drawingml/2006/picture">
+                        <pic:nvPicPr>
+                          <pic:cNvPr id="0" name="Picture 3"/>
+                          <pic:cNvPicPr>
+                            <a:picLocks noChangeAspect="1" noChangeArrowheads="1"/>
+                          </pic:cNvPicPr>
+                        </pic:nvPicPr>
+                        <pic:blipFill>
+                          <a:blip r:embed="rId8">
+                            <a:extLst>
+                              <a:ext uri="{28A0092B-C50C-407E-A947-70E740481C1C}">
+                                <a14:useLocalDpi xmlns:a14="http://schemas.microsoft.com/office/drawing/2010/main" val="0"/>
+                              </a:ext>
+                            </a:extLst>
+                          </a:blip>
+                          <a:srcRect/>
+                          <a:stretch>
+                            <a:fillRect/>
+                          </a:stretch>
+                        </pic:blipFill>
+                        <pic:spPr bwMode="auto">
+                          <a:xfrm>
+                            <a:off x="0" y="0"/>
+                            <a:ext cx="712470" cy="819150"/>
+                          </a:xfrm>
+                          <a:prstGeom prst="rect">
+                            <a:avLst/>
+                          </a:prstGeom>
+                          <a:noFill/>
+                          <a:ln>
+                            <a:noFill/>
+                          </a:ln>
+                        </pic:spPr>
+                      </pic:pic>
+                    </a:graphicData>
+                  </a:graphic>
+                </wp:inline>
+              </w:drawing>
             </w:r>
           </w:p>
         </w:tc>
@@ -470,7 +580,7 @@
           <w:p>
             <w:pPr>
               <w:spacing w:after="0" w:line="240" w:lineRule="auto"/>
-              <w:jc w:val="center"/>
+              <w:jc w:val="both"/>
               <w:rPr>
                 <w:sz w:val="20"/>
               </w:rPr>
@@ -485,7 +595,7 @@
           <w:p>
             <w:pPr>
               <w:spacing w:after="0" w:line="240" w:lineRule="auto"/>
-              <w:jc w:val="center"/>
+              <w:jc w:val="both"/>
               <w:rPr>
                 <w:sz w:val="20"/>
               </w:rPr>
@@ -500,7 +610,7 @@
           <w:p>
             <w:pPr>
               <w:spacing w:after="0" w:line="240" w:lineRule="auto"/>
-              <w:jc w:val="center"/>
+              <w:jc w:val="both"/>
               <w:rPr>
                 <w:sz w:val="20"/>
               </w:rPr>
@@ -509,7 +619,7 @@
           <w:p>
             <w:pPr>
               <w:spacing w:after="0" w:line="240" w:lineRule="auto"/>
-              <w:jc w:val="center"/>
+              <w:jc w:val="both"/>
               <w:rPr>
                 <w:sz w:val="20"/>
               </w:rPr>
@@ -536,17 +646,60 @@
           <w:p>
             <w:pPr>
               <w:spacing w:after="0" w:line="240" w:lineRule="auto"/>
-              <w:jc w:val="center"/>
+              <w:jc w:val="both"/>
             </w:pPr>
             <w:r>
               <w:rPr>
                 <w:noProof/>
               </w:rPr>
-              <w:pict w14:anchorId="52303D7B">
-                <v:shape id="_x0000_i1028" type="#_x0000_t75" alt="" style="width:65.25pt;height:66pt;visibility:visible;mso-width-percent:0;mso-height-percent:0;mso-width-percent:0;mso-height-percent:0">
-                  <v:imagedata r:id="rId9" o:title=""/>
-                </v:shape>
-              </w:pict>
+              <w:drawing>
+                <wp:inline distT="0" distB="0" distL="0" distR="0" wp14:anchorId="52303D7B" wp14:editId="6E229F36">
+                  <wp:extent cx="831215" cy="843280"/>
+                  <wp:effectExtent l="0" t="0" r="0" b="0"/>
+                  <wp:docPr id="4" name="Picture 3"/>
+                  <wp:cNvGraphicFramePr>
+                    <a:graphicFrameLocks xmlns:a="http://schemas.openxmlformats.org/drawingml/2006/main" noChangeAspect="1"/>
+                  </wp:cNvGraphicFramePr>
+                  <a:graphic xmlns:a="http://schemas.openxmlformats.org/drawingml/2006/main">
+                    <a:graphicData uri="http://schemas.openxmlformats.org/drawingml/2006/picture">
+                      <pic:pic xmlns:pic="http://schemas.openxmlformats.org/drawingml/2006/picture">
+                        <pic:nvPicPr>
+                          <pic:cNvPr id="0" name="Picture 4"/>
+                          <pic:cNvPicPr>
+                            <a:picLocks noChangeAspect="1" noChangeArrowheads="1"/>
+                          </pic:cNvPicPr>
+                        </pic:nvPicPr>
+                        <pic:blipFill>
+                          <a:blip r:embed="rId9">
+                            <a:extLst>
+                              <a:ext uri="{28A0092B-C50C-407E-A947-70E740481C1C}">
+                                <a14:useLocalDpi xmlns:a14="http://schemas.microsoft.com/office/drawing/2010/main" val="0"/>
+                              </a:ext>
+                            </a:extLst>
+                          </a:blip>
+                          <a:srcRect/>
+                          <a:stretch>
+                            <a:fillRect/>
+                          </a:stretch>
+                        </pic:blipFill>
+                        <pic:spPr bwMode="auto">
+                          <a:xfrm>
+                            <a:off x="0" y="0"/>
+                            <a:ext cx="831215" cy="843280"/>
+                          </a:xfrm>
+                          <a:prstGeom prst="rect">
+                            <a:avLst/>
+                          </a:prstGeom>
+                          <a:noFill/>
+                          <a:ln>
+                            <a:noFill/>
+                          </a:ln>
+                        </pic:spPr>
+                      </pic:pic>
+                    </a:graphicData>
+                  </a:graphic>
+                </wp:inline>
+              </w:drawing>
             </w:r>
           </w:p>
         </w:tc>
@@ -554,7 +707,7 @@
     </w:tbl>
     <w:p>
       <w:pPr>
-        <w:jc w:val="center"/>
+        <w:jc w:val="both"/>
         <w:rPr>
           <w:sz w:val="24"/>
           <w:szCs w:val="24"/>
@@ -563,7 +716,7 @@
     </w:p>
     <w:p>
       <w:pPr>
-        <w:jc w:val="center"/>
+        <w:jc w:val="both"/>
         <w:rPr>
           <w:sz w:val="24"/>
           <w:szCs w:val="24"/>
@@ -572,7 +725,7 @@
     </w:p>
     <w:p>
       <w:pPr>
-        <w:jc w:val="center"/>
+        <w:jc w:val="both"/>
         <w:rPr>
           <w:sz w:val="24"/>
           <w:szCs w:val="24"/>
@@ -581,7 +734,7 @@
     </w:p>
     <w:p>
       <w:pPr>
-        <w:jc w:val="center"/>
+        <w:jc w:val="both"/>
         <w:rPr>
           <w:sz w:val="24"/>
           <w:szCs w:val="24"/>
@@ -590,7 +743,7 @@
     </w:p>
     <w:p>
       <w:pPr>
-        <w:jc w:val="center"/>
+        <w:jc w:val="both"/>
         <w:rPr>
           <w:sz w:val="24"/>
           <w:szCs w:val="24"/>
@@ -599,7 +752,7 @@
     </w:p>
     <w:p>
       <w:pPr>
-        <w:jc w:val="center"/>
+        <w:jc w:val="both"/>
         <w:rPr>
           <w:sz w:val="28"/>
           <w:szCs w:val="28"/>
@@ -615,7 +768,7 @@
     </w:p>
     <w:p>
       <w:pPr>
-        <w:jc w:val="center"/>
+        <w:jc w:val="both"/>
         <w:rPr>
           <w:sz w:val="28"/>
           <w:szCs w:val="28"/>
@@ -638,6 +791,7 @@
     </w:p>
     <w:p>
       <w:pPr>
+        <w:jc w:val="both"/>
         <w:rPr>
           <w:sz w:val="24"/>
           <w:szCs w:val="24"/>
@@ -646,6 +800,7 @@
     </w:p>
     <w:p>
       <w:pPr>
+        <w:jc w:val="both"/>
         <w:rPr>
           <w:sz w:val="24"/>
           <w:szCs w:val="24"/>
@@ -654,7 +809,7 @@
     </w:p>
     <w:p>
       <w:pPr>
-        <w:jc w:val="center"/>
+        <w:jc w:val="both"/>
         <w:rPr>
           <w:sz w:val="24"/>
           <w:szCs w:val="24"/>
@@ -664,7 +819,7 @@
     <w:p>
       <w:pPr>
         <w:spacing w:after="0"/>
-        <w:jc w:val="center"/>
+        <w:jc w:val="both"/>
         <w:rPr>
           <w:sz w:val="24"/>
           <w:szCs w:val="24"/>
@@ -687,7 +842,7 @@
     </w:p>
     <w:p>
       <w:pPr>
-        <w:jc w:val="center"/>
+        <w:jc w:val="both"/>
         <w:rPr>
           <w:color w:val="FF0000"/>
           <w:sz w:val="24"/>
@@ -704,7 +859,7 @@
     </w:p>
     <w:p>
       <w:pPr>
-        <w:jc w:val="center"/>
+        <w:jc w:val="both"/>
         <w:rPr>
           <w:sz w:val="24"/>
           <w:szCs w:val="24"/>
@@ -713,6 +868,7 @@
     </w:p>
     <w:p>
       <w:pPr>
+        <w:jc w:val="both"/>
         <w:rPr>
           <w:sz w:val="24"/>
           <w:szCs w:val="24"/>
@@ -721,7 +877,7 @@
     </w:p>
     <w:p>
       <w:pPr>
-        <w:jc w:val="center"/>
+        <w:jc w:val="both"/>
         <w:rPr>
           <w:sz w:val="24"/>
           <w:szCs w:val="24"/>
@@ -730,7 +886,7 @@
     </w:p>
     <w:p>
       <w:pPr>
-        <w:jc w:val="center"/>
+        <w:jc w:val="both"/>
         <w:rPr>
           <w:sz w:val="24"/>
           <w:szCs w:val="24"/>
@@ -739,7 +895,7 @@
     </w:p>
     <w:p>
       <w:pPr>
-        <w:jc w:val="center"/>
+        <w:jc w:val="both"/>
         <w:rPr>
           <w:sz w:val="24"/>
           <w:szCs w:val="24"/>
@@ -748,7 +904,7 @@
     </w:p>
     <w:p>
       <w:pPr>
-        <w:jc w:val="center"/>
+        <w:jc w:val="both"/>
         <w:rPr>
           <w:sz w:val="24"/>
           <w:szCs w:val="24"/>
@@ -758,7 +914,7 @@
     <w:p>
       <w:pPr>
         <w:spacing w:after="0"/>
-        <w:jc w:val="center"/>
+        <w:jc w:val="both"/>
         <w:rPr>
           <w:sz w:val="24"/>
           <w:szCs w:val="24"/>
@@ -774,7 +930,7 @@
     </w:p>
     <w:p>
       <w:pPr>
-        <w:jc w:val="center"/>
+        <w:jc w:val="both"/>
         <w:rPr>
           <w:sz w:val="24"/>
           <w:szCs w:val="24"/>
@@ -789,6 +945,9 @@
       </w:r>
     </w:p>
     <w:p>
+      <w:pPr>
+        <w:jc w:val="both"/>
+      </w:pPr>
       <w:r>
         <w:rPr>
           <w:sz w:val="24"/>
@@ -848,7 +1007,7 @@
     </w:p>
     <w:p>
       <w:pPr>
-        <w:jc w:val="right"/>
+        <w:jc w:val="both"/>
       </w:pPr>
       <w:r>
         <w:t xml:space="preserve">Proverb </w:t>
@@ -964,7 +1123,7 @@
     </w:p>
     <w:p>
       <w:pPr>
-        <w:jc w:val="center"/>
+        <w:jc w:val="both"/>
       </w:pPr>
       <w:r>
         <w:br w:type="page"/>
@@ -1403,9 +1562,9 @@
         <w:tblLook w:val="04A0" w:firstRow="1" w:lastRow="0" w:firstColumn="1" w:lastColumn="0" w:noHBand="0" w:noVBand="1"/>
       </w:tblPr>
       <w:tblGrid>
-        <w:gridCol w:w="1241"/>
-        <w:gridCol w:w="5778"/>
-        <w:gridCol w:w="2224"/>
+        <w:gridCol w:w="1245"/>
+        <w:gridCol w:w="5599"/>
+        <w:gridCol w:w="2183"/>
       </w:tblGrid>
       <w:tr>
         <w:tc>
@@ -1415,6 +1574,7 @@
           <w:p>
             <w:pPr>
               <w:spacing w:after="0" w:line="240" w:lineRule="auto"/>
+              <w:jc w:val="both"/>
             </w:pPr>
             <w:r>
               <w:lastRenderedPageBreak/>
@@ -1427,11 +1587,54 @@
               <w:rPr>
                 <w:noProof/>
               </w:rPr>
-              <w:pict w14:anchorId="7B65E9F0">
-                <v:shape id="Picture 6" o:spid="_x0000_i1029" type="#_x0000_t75" alt="" style="width:51pt;height:51pt;visibility:visible;mso-width-percent:0;mso-height-percent:0;mso-width-percent:0;mso-height-percent:0">
-                  <v:imagedata r:id="rId9" o:title=""/>
-                </v:shape>
-              </w:pict>
+              <w:drawing>
+                <wp:inline distT="0" distB="0" distL="0" distR="0" wp14:anchorId="7B65E9F0" wp14:editId="49725C08">
+                  <wp:extent cx="653415" cy="653415"/>
+                  <wp:effectExtent l="0" t="0" r="0" b="0"/>
+                  <wp:docPr id="5" name="Picture 6"/>
+                  <wp:cNvGraphicFramePr>
+                    <a:graphicFrameLocks xmlns:a="http://schemas.openxmlformats.org/drawingml/2006/main" noChangeAspect="1"/>
+                  </wp:cNvGraphicFramePr>
+                  <a:graphic xmlns:a="http://schemas.openxmlformats.org/drawingml/2006/main">
+                    <a:graphicData uri="http://schemas.openxmlformats.org/drawingml/2006/picture">
+                      <pic:pic xmlns:pic="http://schemas.openxmlformats.org/drawingml/2006/picture">
+                        <pic:nvPicPr>
+                          <pic:cNvPr id="0" name="Picture 6"/>
+                          <pic:cNvPicPr>
+                            <a:picLocks noChangeAspect="1" noChangeArrowheads="1"/>
+                          </pic:cNvPicPr>
+                        </pic:nvPicPr>
+                        <pic:blipFill>
+                          <a:blip r:embed="rId9">
+                            <a:extLst>
+                              <a:ext uri="{28A0092B-C50C-407E-A947-70E740481C1C}">
+                                <a14:useLocalDpi xmlns:a14="http://schemas.microsoft.com/office/drawing/2010/main" val="0"/>
+                              </a:ext>
+                            </a:extLst>
+                          </a:blip>
+                          <a:srcRect/>
+                          <a:stretch>
+                            <a:fillRect/>
+                          </a:stretch>
+                        </pic:blipFill>
+                        <pic:spPr bwMode="auto">
+                          <a:xfrm>
+                            <a:off x="0" y="0"/>
+                            <a:ext cx="653415" cy="653415"/>
+                          </a:xfrm>
+                          <a:prstGeom prst="rect">
+                            <a:avLst/>
+                          </a:prstGeom>
+                          <a:noFill/>
+                          <a:ln>
+                            <a:noFill/>
+                          </a:ln>
+                        </pic:spPr>
+                      </pic:pic>
+                    </a:graphicData>
+                  </a:graphic>
+                </wp:inline>
+              </w:drawing>
             </w:r>
           </w:p>
         </w:tc>
@@ -1442,6 +1645,7 @@
           <w:p>
             <w:pPr>
               <w:spacing w:after="0" w:line="240" w:lineRule="auto"/>
+              <w:jc w:val="both"/>
               <w:rPr>
                 <w:b/>
                 <w:bCs/>
@@ -1458,6 +1662,7 @@
           <w:p>
             <w:pPr>
               <w:spacing w:after="0" w:line="240" w:lineRule="auto"/>
+              <w:jc w:val="both"/>
               <w:rPr>
                 <w:b/>
                 <w:bCs/>
@@ -1474,11 +1679,13 @@
           <w:p>
             <w:pPr>
               <w:spacing w:after="0" w:line="240" w:lineRule="auto"/>
-            </w:pPr>
-          </w:p>
-          <w:p>
-            <w:pPr>
-              <w:spacing w:after="0" w:line="240" w:lineRule="auto"/>
+              <w:jc w:val="both"/>
+            </w:pPr>
+          </w:p>
+          <w:p>
+            <w:pPr>
+              <w:spacing w:after="0" w:line="240" w:lineRule="auto"/>
+              <w:jc w:val="both"/>
               <w:rPr>
                 <w:color w:val="0000FF"/>
               </w:rPr>
@@ -1499,6 +1706,7 @@
           <w:p>
             <w:pPr>
               <w:spacing w:after="0" w:line="240" w:lineRule="auto"/>
+              <w:jc w:val="both"/>
             </w:pPr>
           </w:p>
         </w:tc>
@@ -1509,7 +1717,7 @@
           <w:p>
             <w:pPr>
               <w:spacing w:after="0" w:line="240" w:lineRule="auto"/>
-              <w:jc w:val="center"/>
+              <w:jc w:val="both"/>
               <w:rPr>
                 <w:b/>
                 <w:bCs/>
@@ -1528,7 +1736,7 @@
           <w:p>
             <w:pPr>
               <w:spacing w:after="0" w:line="240" w:lineRule="auto"/>
-              <w:jc w:val="center"/>
+              <w:jc w:val="both"/>
               <w:rPr>
                 <w:b/>
                 <w:bCs/>
@@ -1553,7 +1761,7 @@
           <w:p>
             <w:pPr>
               <w:spacing w:after="0" w:line="240" w:lineRule="auto"/>
-              <w:jc w:val="center"/>
+              <w:jc w:val="both"/>
               <w:rPr>
                 <w:b/>
                 <w:bCs/>
@@ -1572,7 +1780,7 @@
           <w:p>
             <w:pPr>
               <w:spacing w:after="0" w:line="240" w:lineRule="auto"/>
-              <w:jc w:val="center"/>
+              <w:jc w:val="both"/>
               <w:rPr>
                 <w:sz w:val="20"/>
               </w:rPr>
@@ -1587,7 +1795,7 @@
           <w:p>
             <w:pPr>
               <w:spacing w:after="0" w:line="240" w:lineRule="auto"/>
-              <w:jc w:val="center"/>
+              <w:jc w:val="both"/>
             </w:pPr>
             <w:r>
               <w:rPr>
@@ -1607,7 +1815,7 @@
     </w:tbl>
     <w:p>
       <w:pPr>
-        <w:jc w:val="center"/>
+        <w:jc w:val="both"/>
         <w:rPr>
           <w:b/>
           <w:sz w:val="24"/>
@@ -1617,7 +1825,7 @@
     </w:p>
     <w:p>
       <w:pPr>
-        <w:jc w:val="center"/>
+        <w:jc w:val="both"/>
         <w:rPr>
           <w:b/>
           <w:sz w:val="24"/>
@@ -1655,8 +1863,8 @@
         <w:tblLook w:val="04A0" w:firstRow="1" w:lastRow="0" w:firstColumn="1" w:lastColumn="0" w:noHBand="0" w:noVBand="1"/>
       </w:tblPr>
       <w:tblGrid>
-        <w:gridCol w:w="3486"/>
-        <w:gridCol w:w="5757"/>
+        <w:gridCol w:w="3409"/>
+        <w:gridCol w:w="5608"/>
       </w:tblGrid>
       <w:tr>
         <w:tc>
@@ -1668,13 +1876,13 @@
           <w:p>
             <w:pPr>
               <w:spacing w:after="0" w:line="240" w:lineRule="auto"/>
-              <w:jc w:val="center"/>
-            </w:pPr>
-          </w:p>
-          <w:p>
-            <w:pPr>
-              <w:spacing w:after="0" w:line="240" w:lineRule="auto"/>
-              <w:jc w:val="center"/>
+              <w:jc w:val="both"/>
+            </w:pPr>
+          </w:p>
+          <w:p>
+            <w:pPr>
+              <w:spacing w:after="0" w:line="240" w:lineRule="auto"/>
+              <w:jc w:val="both"/>
             </w:pPr>
             <w:r>
               <w:t>Numele și prenumele studentului/-ei:</w:t>
@@ -1683,7 +1891,7 @@
           <w:p>
             <w:pPr>
               <w:spacing w:after="0" w:line="240" w:lineRule="auto"/>
-              <w:jc w:val="center"/>
+              <w:jc w:val="both"/>
             </w:pPr>
           </w:p>
         </w:tc>
@@ -1695,11 +1903,13 @@
           <w:p>
             <w:pPr>
               <w:spacing w:after="0" w:line="240" w:lineRule="auto"/>
-            </w:pPr>
-          </w:p>
-          <w:p>
-            <w:pPr>
-              <w:spacing w:after="0" w:line="240" w:lineRule="auto"/>
+              <w:jc w:val="both"/>
+            </w:pPr>
+          </w:p>
+          <w:p>
+            <w:pPr>
+              <w:spacing w:after="0" w:line="240" w:lineRule="auto"/>
+              <w:jc w:val="both"/>
               <w:rPr>
                 <w:color w:val="FF0000"/>
               </w:rPr>
@@ -1711,6 +1921,7 @@
           <w:p>
             <w:pPr>
               <w:spacing w:after="0" w:line="240" w:lineRule="auto"/>
+              <w:jc w:val="both"/>
               <w:rPr>
                 <w:color w:val="FF0000"/>
               </w:rPr>
@@ -1728,13 +1939,13 @@
           <w:p>
             <w:pPr>
               <w:spacing w:after="0" w:line="240" w:lineRule="auto"/>
-              <w:jc w:val="center"/>
-            </w:pPr>
-          </w:p>
-          <w:p>
-            <w:pPr>
-              <w:spacing w:after="0" w:line="240" w:lineRule="auto"/>
-              <w:jc w:val="center"/>
+              <w:jc w:val="both"/>
+            </w:pPr>
+          </w:p>
+          <w:p>
+            <w:pPr>
+              <w:spacing w:after="0" w:line="240" w:lineRule="auto"/>
+              <w:jc w:val="both"/>
             </w:pPr>
             <w:r>
               <w:t>Enunțul temei:</w:t>
@@ -1743,13 +1954,13 @@
           <w:p>
             <w:pPr>
               <w:spacing w:after="0" w:line="240" w:lineRule="auto"/>
-              <w:jc w:val="center"/>
-            </w:pPr>
-          </w:p>
-          <w:p>
-            <w:pPr>
-              <w:spacing w:after="0" w:line="240" w:lineRule="auto"/>
-              <w:jc w:val="center"/>
+              <w:jc w:val="both"/>
+            </w:pPr>
+          </w:p>
+          <w:p>
+            <w:pPr>
+              <w:spacing w:after="0" w:line="240" w:lineRule="auto"/>
+              <w:jc w:val="both"/>
             </w:pPr>
           </w:p>
         </w:tc>
@@ -1761,6 +1972,7 @@
           <w:p>
             <w:pPr>
               <w:spacing w:after="0" w:line="240" w:lineRule="auto"/>
+              <w:jc w:val="both"/>
             </w:pPr>
             <w:r>
               <w:t>Analysis of stock market prediction alghoritms based on deep learning models</w:t>
@@ -1781,13 +1993,13 @@
           <w:p>
             <w:pPr>
               <w:spacing w:after="0" w:line="240" w:lineRule="auto"/>
-              <w:jc w:val="center"/>
-            </w:pPr>
-          </w:p>
-          <w:p>
-            <w:pPr>
-              <w:spacing w:after="0" w:line="240" w:lineRule="auto"/>
-              <w:jc w:val="center"/>
+              <w:jc w:val="both"/>
+            </w:pPr>
+          </w:p>
+          <w:p>
+            <w:pPr>
+              <w:spacing w:after="0" w:line="240" w:lineRule="auto"/>
+              <w:jc w:val="both"/>
             </w:pPr>
             <w:r>
               <w:t>Datele de pornire:</w:t>
@@ -1796,13 +2008,13 @@
           <w:p>
             <w:pPr>
               <w:spacing w:after="0" w:line="240" w:lineRule="auto"/>
-              <w:jc w:val="center"/>
-            </w:pPr>
-          </w:p>
-          <w:p>
-            <w:pPr>
-              <w:spacing w:after="0" w:line="240" w:lineRule="auto"/>
-              <w:jc w:val="center"/>
+              <w:jc w:val="both"/>
+            </w:pPr>
+          </w:p>
+          <w:p>
+            <w:pPr>
+              <w:spacing w:after="0" w:line="240" w:lineRule="auto"/>
+              <w:jc w:val="both"/>
             </w:pPr>
           </w:p>
         </w:tc>
@@ -1814,6 +2026,7 @@
           <w:p>
             <w:pPr>
               <w:spacing w:after="0" w:line="240" w:lineRule="auto"/>
+              <w:jc w:val="both"/>
             </w:pPr>
             <w:r>
               <w:t>Seturi de date istorice zilnice (OHLC, Volume) extrase via API Yahoo Finance pentru activele AAPL, NVDA și JPM, pe perioada 01.01.2014 – 01.01.2026, incluzând prețul mediu ponderat cu volumul (VWAP) ca indicator principal.</w:t>
@@ -1834,25 +2047,25 @@
           <w:p>
             <w:pPr>
               <w:spacing w:after="0" w:line="240" w:lineRule="auto"/>
-              <w:jc w:val="center"/>
-            </w:pPr>
-          </w:p>
-          <w:p>
-            <w:pPr>
-              <w:spacing w:after="0" w:line="240" w:lineRule="auto"/>
-              <w:jc w:val="center"/>
-            </w:pPr>
-          </w:p>
-          <w:p>
-            <w:pPr>
-              <w:spacing w:after="0" w:line="240" w:lineRule="auto"/>
-              <w:jc w:val="center"/>
-            </w:pPr>
-          </w:p>
-          <w:p>
-            <w:pPr>
-              <w:spacing w:after="0" w:line="240" w:lineRule="auto"/>
-              <w:jc w:val="center"/>
+              <w:jc w:val="both"/>
+            </w:pPr>
+          </w:p>
+          <w:p>
+            <w:pPr>
+              <w:spacing w:after="0" w:line="240" w:lineRule="auto"/>
+              <w:jc w:val="both"/>
+            </w:pPr>
+          </w:p>
+          <w:p>
+            <w:pPr>
+              <w:spacing w:after="0" w:line="240" w:lineRule="auto"/>
+              <w:jc w:val="both"/>
+            </w:pPr>
+          </w:p>
+          <w:p>
+            <w:pPr>
+              <w:spacing w:after="0" w:line="240" w:lineRule="auto"/>
+              <w:jc w:val="both"/>
             </w:pPr>
             <w:r>
               <w:t xml:space="preserve">Conținutul </w:t>
@@ -1867,19 +2080,19 @@
           <w:p>
             <w:pPr>
               <w:spacing w:after="0" w:line="240" w:lineRule="auto"/>
-              <w:jc w:val="center"/>
-            </w:pPr>
-          </w:p>
-          <w:p>
-            <w:pPr>
-              <w:spacing w:after="0" w:line="240" w:lineRule="auto"/>
-              <w:jc w:val="center"/>
-            </w:pPr>
-          </w:p>
-          <w:p>
-            <w:pPr>
-              <w:spacing w:after="0" w:line="240" w:lineRule="auto"/>
-              <w:jc w:val="center"/>
+              <w:jc w:val="both"/>
+            </w:pPr>
+          </w:p>
+          <w:p>
+            <w:pPr>
+              <w:spacing w:after="0" w:line="240" w:lineRule="auto"/>
+              <w:jc w:val="both"/>
+            </w:pPr>
+          </w:p>
+          <w:p>
+            <w:pPr>
+              <w:spacing w:after="0" w:line="240" w:lineRule="auto"/>
+              <w:jc w:val="both"/>
             </w:pPr>
           </w:p>
         </w:tc>
@@ -1891,6 +2104,7 @@
           <w:p>
             <w:pPr>
               <w:spacing w:after="0" w:line="240" w:lineRule="auto"/>
+              <w:jc w:val="both"/>
             </w:pPr>
             <w:r>
               <w:t>Introducere în contextul e-business și analiza literaturii de specialitate; Fundamentele teoretice ale rețelelor neuronale recurente (LSTM și GRU); Arhitectura sistemului, preprocesarea datelor și implementarea modelelor în PyCharm; Analiza comparativă a rezultatelor pe cele 3 active (metrici RMSE/MAE) și dezvoltarea interfeței web Streamlit; Concluzii și direcții viitoare.</w:t>
@@ -1911,13 +2125,13 @@
           <w:p>
             <w:pPr>
               <w:spacing w:after="0" w:line="240" w:lineRule="auto"/>
-              <w:jc w:val="center"/>
-            </w:pPr>
-          </w:p>
-          <w:p>
-            <w:pPr>
-              <w:spacing w:after="0" w:line="240" w:lineRule="auto"/>
-              <w:jc w:val="center"/>
+              <w:jc w:val="both"/>
+            </w:pPr>
+          </w:p>
+          <w:p>
+            <w:pPr>
+              <w:spacing w:after="0" w:line="240" w:lineRule="auto"/>
+              <w:jc w:val="both"/>
             </w:pPr>
             <w:r>
               <w:t>Material grafic obligatoriu:</w:t>
@@ -1926,7 +2140,7 @@
           <w:p>
             <w:pPr>
               <w:spacing w:after="0" w:line="240" w:lineRule="auto"/>
-              <w:jc w:val="center"/>
+              <w:jc w:val="both"/>
             </w:pPr>
           </w:p>
         </w:tc>
@@ -1938,6 +2152,7 @@
           <w:p>
             <w:pPr>
               <w:spacing w:after="0" w:line="240" w:lineRule="auto"/>
+              <w:jc w:val="both"/>
             </w:pPr>
             <w:r>
               <w:t>Diagrame de arhitectură a fluxului de date; Tabele statistice cu metricile de eroare (RMSE, MAE); Grafice de optimizare a funcției de cost (Loss); Grafice comparative de prognoză (Preț Real vs. Preț Prezis) pentru modelele LSTM și GRU; Capturi de ecran cu dashboard-ul Streamlit.</w:t>
@@ -1955,13 +2170,13 @@
           <w:p>
             <w:pPr>
               <w:spacing w:after="0" w:line="240" w:lineRule="auto"/>
-              <w:jc w:val="center"/>
-            </w:pPr>
-          </w:p>
-          <w:p>
-            <w:pPr>
-              <w:spacing w:after="0" w:line="240" w:lineRule="auto"/>
-              <w:jc w:val="center"/>
+              <w:jc w:val="both"/>
+            </w:pPr>
+          </w:p>
+          <w:p>
+            <w:pPr>
+              <w:spacing w:after="0" w:line="240" w:lineRule="auto"/>
+              <w:jc w:val="both"/>
             </w:pPr>
             <w:r>
               <w:t>Consultații:</w:t>
@@ -1970,7 +2185,7 @@
           <w:p>
             <w:pPr>
               <w:spacing w:after="0" w:line="240" w:lineRule="auto"/>
-              <w:jc w:val="center"/>
+              <w:jc w:val="both"/>
             </w:pPr>
           </w:p>
         </w:tc>
@@ -1982,6 +2197,7 @@
           <w:p>
             <w:pPr>
               <w:spacing w:after="0" w:line="240" w:lineRule="auto"/>
+              <w:jc w:val="both"/>
             </w:pPr>
             <w:r>
               <w:t>Periodice</w:t>
@@ -1999,7 +2215,7 @@
           <w:p>
             <w:pPr>
               <w:spacing w:after="0" w:line="240" w:lineRule="auto"/>
-              <w:jc w:val="center"/>
+              <w:jc w:val="both"/>
             </w:pPr>
             <w:r>
               <w:t>Conducătorul științific</w:t>
@@ -2008,7 +2224,7 @@
           <w:p>
             <w:pPr>
               <w:spacing w:after="0" w:line="240" w:lineRule="auto"/>
-              <w:jc w:val="center"/>
+              <w:jc w:val="both"/>
             </w:pPr>
             <w:r>
               <w:t>(titlul, nume și prenume, semnătura):</w:t>
@@ -2023,6 +2239,7 @@
           <w:p>
             <w:pPr>
               <w:spacing w:line="240" w:lineRule="auto"/>
+              <w:jc w:val="both"/>
               <w:rPr>
                 <w:sz w:val="24"/>
                 <w:szCs w:val="24"/>
@@ -2062,13 +2279,13 @@
           <w:p>
             <w:pPr>
               <w:spacing w:after="0" w:line="240" w:lineRule="auto"/>
-              <w:jc w:val="center"/>
-            </w:pPr>
-          </w:p>
-          <w:p>
-            <w:pPr>
-              <w:spacing w:after="0" w:line="240" w:lineRule="auto"/>
-              <w:jc w:val="center"/>
+              <w:jc w:val="both"/>
+            </w:pPr>
+          </w:p>
+          <w:p>
+            <w:pPr>
+              <w:spacing w:after="0" w:line="240" w:lineRule="auto"/>
+              <w:jc w:val="both"/>
             </w:pPr>
             <w:r>
               <w:t>Data eliberării temei</w:t>
@@ -2080,7 +2297,7 @@
           <w:p>
             <w:pPr>
               <w:spacing w:after="0" w:line="240" w:lineRule="auto"/>
-              <w:jc w:val="center"/>
+              <w:jc w:val="both"/>
             </w:pPr>
           </w:p>
         </w:tc>
@@ -2092,6 +2309,7 @@
           <w:p>
             <w:pPr>
               <w:spacing w:after="0" w:line="240" w:lineRule="auto"/>
+              <w:jc w:val="both"/>
             </w:pPr>
             <w:r>
               <w:t>15</w:t>
@@ -2127,13 +2345,13 @@
           <w:p>
             <w:pPr>
               <w:spacing w:after="0" w:line="240" w:lineRule="auto"/>
-              <w:jc w:val="center"/>
-            </w:pPr>
-          </w:p>
-          <w:p>
-            <w:pPr>
-              <w:spacing w:after="0" w:line="240" w:lineRule="auto"/>
-              <w:jc w:val="center"/>
+              <w:jc w:val="both"/>
+            </w:pPr>
+          </w:p>
+          <w:p>
+            <w:pPr>
+              <w:spacing w:after="0" w:line="240" w:lineRule="auto"/>
+              <w:jc w:val="both"/>
             </w:pPr>
             <w:r>
               <w:t xml:space="preserve">Termenul </w:t>
@@ -2154,7 +2372,7 @@
           <w:p>
             <w:pPr>
               <w:spacing w:after="0" w:line="240" w:lineRule="auto"/>
-              <w:jc w:val="center"/>
+              <w:jc w:val="both"/>
             </w:pPr>
           </w:p>
         </w:tc>
@@ -2166,6 +2384,7 @@
           <w:p>
             <w:pPr>
               <w:spacing w:after="0" w:line="240" w:lineRule="auto"/>
+              <w:jc w:val="both"/>
             </w:pPr>
             <w:r>
               <w:t>15</w:t>
@@ -2198,13 +2417,13 @@
           <w:p>
             <w:pPr>
               <w:spacing w:after="0" w:line="240" w:lineRule="auto"/>
-              <w:jc w:val="center"/>
-            </w:pPr>
-          </w:p>
-          <w:p>
-            <w:pPr>
-              <w:spacing w:after="0" w:line="240" w:lineRule="auto"/>
-              <w:jc w:val="center"/>
+              <w:jc w:val="both"/>
+            </w:pPr>
+          </w:p>
+          <w:p>
+            <w:pPr>
+              <w:spacing w:after="0" w:line="240" w:lineRule="auto"/>
+              <w:jc w:val="both"/>
             </w:pPr>
             <w:r>
               <w:t xml:space="preserve">Data predării </w:t>
@@ -2219,7 +2438,7 @@
           <w:p>
             <w:pPr>
               <w:spacing w:after="0" w:line="240" w:lineRule="auto"/>
-              <w:jc w:val="center"/>
+              <w:jc w:val="both"/>
             </w:pPr>
           </w:p>
         </w:tc>
@@ -2231,8 +2450,10 @@
           <w:p>
             <w:pPr>
               <w:spacing w:after="0" w:line="240" w:lineRule="auto"/>
-            </w:pPr>
-            <w:r>
+              <w:jc w:val="both"/>
+            </w:pPr>
+            <w:r>
+              <w:lastRenderedPageBreak/>
               <w:t>19</w:t>
             </w:r>
             <w:r>
@@ -2265,9 +2486,9 @@
         <w:tblLook w:val="04A0" w:firstRow="1" w:lastRow="0" w:firstColumn="1" w:lastColumn="0" w:noHBand="0" w:noVBand="1"/>
       </w:tblPr>
       <w:tblGrid>
-        <w:gridCol w:w="1242"/>
-        <w:gridCol w:w="5872"/>
-        <w:gridCol w:w="2129"/>
+        <w:gridCol w:w="1245"/>
+        <w:gridCol w:w="5726"/>
+        <w:gridCol w:w="2056"/>
       </w:tblGrid>
       <w:tr>
         <w:tc>
@@ -2277,20 +2498,63 @@
           <w:p>
             <w:pPr>
               <w:spacing w:after="0" w:line="240" w:lineRule="auto"/>
-            </w:pPr>
-            <w:r>
-              <w:lastRenderedPageBreak/>
+              <w:jc w:val="both"/>
+            </w:pPr>
+            <w:r>
               <w:br w:type="page"/>
             </w:r>
             <w:r>
               <w:rPr>
                 <w:noProof/>
               </w:rPr>
-              <w:pict w14:anchorId="46016723">
-                <v:shape id="Picture 7" o:spid="_x0000_i1030" type="#_x0000_t75" alt="" style="width:51pt;height:51pt;visibility:visible;mso-width-percent:0;mso-height-percent:0;mso-width-percent:0;mso-height-percent:0">
-                  <v:imagedata r:id="rId9" o:title=""/>
-                </v:shape>
-              </w:pict>
+              <w:drawing>
+                <wp:inline distT="0" distB="0" distL="0" distR="0" wp14:anchorId="46016723" wp14:editId="3CD644CA">
+                  <wp:extent cx="653415" cy="653415"/>
+                  <wp:effectExtent l="0" t="0" r="0" b="0"/>
+                  <wp:docPr id="6" name="Picture 7"/>
+                  <wp:cNvGraphicFramePr>
+                    <a:graphicFrameLocks xmlns:a="http://schemas.openxmlformats.org/drawingml/2006/main" noChangeAspect="1"/>
+                  </wp:cNvGraphicFramePr>
+                  <a:graphic xmlns:a="http://schemas.openxmlformats.org/drawingml/2006/main">
+                    <a:graphicData uri="http://schemas.openxmlformats.org/drawingml/2006/picture">
+                      <pic:pic xmlns:pic="http://schemas.openxmlformats.org/drawingml/2006/picture">
+                        <pic:nvPicPr>
+                          <pic:cNvPr id="0" name="Picture 7"/>
+                          <pic:cNvPicPr>
+                            <a:picLocks noChangeAspect="1" noChangeArrowheads="1"/>
+                          </pic:cNvPicPr>
+                        </pic:nvPicPr>
+                        <pic:blipFill>
+                          <a:blip r:embed="rId9">
+                            <a:extLst>
+                              <a:ext uri="{28A0092B-C50C-407E-A947-70E740481C1C}">
+                                <a14:useLocalDpi xmlns:a14="http://schemas.microsoft.com/office/drawing/2010/main" val="0"/>
+                              </a:ext>
+                            </a:extLst>
+                          </a:blip>
+                          <a:srcRect/>
+                          <a:stretch>
+                            <a:fillRect/>
+                          </a:stretch>
+                        </pic:blipFill>
+                        <pic:spPr bwMode="auto">
+                          <a:xfrm>
+                            <a:off x="0" y="0"/>
+                            <a:ext cx="653415" cy="653415"/>
+                          </a:xfrm>
+                          <a:prstGeom prst="rect">
+                            <a:avLst/>
+                          </a:prstGeom>
+                          <a:noFill/>
+                          <a:ln>
+                            <a:noFill/>
+                          </a:ln>
+                        </pic:spPr>
+                      </pic:pic>
+                    </a:graphicData>
+                  </a:graphic>
+                </wp:inline>
+              </w:drawing>
             </w:r>
           </w:p>
         </w:tc>
@@ -2301,6 +2565,7 @@
           <w:p>
             <w:pPr>
               <w:spacing w:after="0" w:line="240" w:lineRule="auto"/>
+              <w:jc w:val="both"/>
               <w:rPr>
                 <w:b/>
                 <w:bCs/>
@@ -2317,6 +2582,7 @@
           <w:p>
             <w:pPr>
               <w:spacing w:after="0" w:line="240" w:lineRule="auto"/>
+              <w:jc w:val="both"/>
               <w:rPr>
                 <w:b/>
                 <w:bCs/>
@@ -2333,11 +2599,13 @@
           <w:p>
             <w:pPr>
               <w:spacing w:after="0" w:line="240" w:lineRule="auto"/>
-            </w:pPr>
-          </w:p>
-          <w:p>
-            <w:pPr>
-              <w:spacing w:after="0" w:line="240" w:lineRule="auto"/>
+              <w:jc w:val="both"/>
+            </w:pPr>
+          </w:p>
+          <w:p>
+            <w:pPr>
+              <w:spacing w:after="0" w:line="240" w:lineRule="auto"/>
+              <w:jc w:val="both"/>
             </w:pPr>
             <w:r>
               <w:t>Departamentul de</w:t>
@@ -2360,7 +2628,7 @@
           <w:p>
             <w:pPr>
               <w:spacing w:after="0" w:line="240" w:lineRule="auto"/>
-              <w:jc w:val="center"/>
+              <w:jc w:val="both"/>
             </w:pPr>
           </w:p>
         </w:tc>
@@ -2368,7 +2636,7 @@
     </w:tbl>
     <w:p>
       <w:pPr>
-        <w:jc w:val="center"/>
+        <w:jc w:val="both"/>
         <w:rPr>
           <w:b/>
           <w:sz w:val="24"/>
@@ -2378,7 +2646,7 @@
     </w:p>
     <w:p>
       <w:pPr>
-        <w:jc w:val="center"/>
+        <w:jc w:val="both"/>
         <w:rPr>
           <w:b/>
           <w:sz w:val="24"/>
@@ -2388,7 +2656,7 @@
     </w:p>
     <w:p>
       <w:pPr>
-        <w:jc w:val="center"/>
+        <w:jc w:val="both"/>
         <w:rPr>
           <w:b/>
           <w:sz w:val="24"/>
@@ -2406,7 +2674,7 @@
     </w:p>
     <w:p>
       <w:pPr>
-        <w:jc w:val="center"/>
+        <w:jc w:val="both"/>
         <w:rPr>
           <w:b/>
           <w:sz w:val="24"/>
@@ -2421,8 +2689,8 @@
         <w:tblLook w:val="04A0" w:firstRow="1" w:lastRow="0" w:firstColumn="1" w:lastColumn="0" w:noHBand="0" w:noVBand="1"/>
       </w:tblPr>
       <w:tblGrid>
-        <w:gridCol w:w="3652"/>
-        <w:gridCol w:w="5591"/>
+        <w:gridCol w:w="3579"/>
+        <w:gridCol w:w="5448"/>
       </w:tblGrid>
       <w:tr>
         <w:tc>
@@ -2434,6 +2702,7 @@
           <w:p>
             <w:pPr>
               <w:spacing w:after="0" w:line="240" w:lineRule="auto"/>
+              <w:jc w:val="both"/>
             </w:pPr>
             <w:r>
               <w:t xml:space="preserve">Numele și prenumele </w:t>
@@ -2455,6 +2724,7 @@
           <w:p>
             <w:pPr>
               <w:spacing w:after="0" w:line="240" w:lineRule="auto"/>
+              <w:jc w:val="both"/>
             </w:pPr>
             <w:r>
               <w:t>Andrei-Denis Nedelcu</w:t>
@@ -2472,6 +2742,7 @@
           <w:p>
             <w:pPr>
               <w:spacing w:after="0" w:line="240" w:lineRule="auto"/>
+              <w:jc w:val="both"/>
             </w:pPr>
             <w:r>
               <w:t>Specializarea:</w:t>
@@ -2487,6 +2758,7 @@
           <w:p>
             <w:pPr>
               <w:spacing w:after="0" w:line="240" w:lineRule="auto"/>
+              <w:jc w:val="both"/>
               <w:rPr>
                 <w:color w:val="FF0000"/>
               </w:rPr>
@@ -2510,6 +2782,7 @@
           <w:p>
             <w:pPr>
               <w:spacing w:after="0" w:line="240" w:lineRule="auto"/>
+              <w:jc w:val="both"/>
             </w:pPr>
             <w:r>
               <w:t xml:space="preserve">Titlul </w:t>
@@ -2534,6 +2807,7 @@
           <w:p>
             <w:pPr>
               <w:spacing w:after="0" w:line="240" w:lineRule="auto"/>
+              <w:jc w:val="both"/>
               <w:rPr>
                 <w:color w:val="FF0000"/>
               </w:rPr>
@@ -2561,6 +2835,7 @@
           <w:p>
             <w:pPr>
               <w:spacing w:after="0" w:line="240" w:lineRule="auto"/>
+              <w:jc w:val="both"/>
             </w:pPr>
             <w:r>
               <w:t>Locația în care s-a realizat practica de documentare (se bifează una sau mai multe din opțiunile din dreapta):</w:t>
@@ -2576,6 +2851,7 @@
           <w:p>
             <w:pPr>
               <w:spacing w:after="0" w:line="240" w:lineRule="auto"/>
+              <w:jc w:val="both"/>
             </w:pPr>
             <w:r>
               <w:t xml:space="preserve">În facultate   </w:t>
@@ -2604,7 +2880,7 @@
           <w:p>
             <w:pPr>
               <w:spacing w:after="0" w:line="240" w:lineRule="auto"/>
-              <w:jc w:val="center"/>
+              <w:jc w:val="both"/>
             </w:pPr>
           </w:p>
         </w:tc>
@@ -2617,6 +2893,7 @@
           <w:p>
             <w:pPr>
               <w:spacing w:after="0" w:line="240" w:lineRule="auto"/>
+              <w:jc w:val="both"/>
             </w:pPr>
             <w:r>
               <w:t xml:space="preserve">În producție  </w:t>
@@ -2645,7 +2922,7 @@
           <w:p>
             <w:pPr>
               <w:spacing w:after="0" w:line="240" w:lineRule="auto"/>
-              <w:jc w:val="center"/>
+              <w:jc w:val="both"/>
             </w:pPr>
           </w:p>
         </w:tc>
@@ -2658,6 +2935,7 @@
           <w:p>
             <w:pPr>
               <w:spacing w:after="0" w:line="240" w:lineRule="auto"/>
+              <w:jc w:val="both"/>
             </w:pPr>
             <w:r>
               <w:t xml:space="preserve">În cercetare  </w:t>
@@ -2686,6 +2964,7 @@
           <w:p>
             <w:pPr>
               <w:spacing w:after="0" w:line="240" w:lineRule="auto"/>
+              <w:jc w:val="both"/>
             </w:pPr>
           </w:p>
         </w:tc>
@@ -2698,6 +2977,7 @@
           <w:p>
             <w:pPr>
               <w:spacing w:after="0" w:line="240" w:lineRule="auto"/>
+              <w:jc w:val="both"/>
             </w:pPr>
             <w:r>
               <w:t>Altă locație</w:t>
@@ -2743,11 +3023,11 @@
       </w:tblPr>
       <w:tblGrid>
         <w:gridCol w:w="1145"/>
-        <w:gridCol w:w="2224"/>
-        <w:gridCol w:w="1596"/>
+        <w:gridCol w:w="2180"/>
+        <w:gridCol w:w="1575"/>
         <w:gridCol w:w="1450"/>
-        <w:gridCol w:w="1243"/>
-        <w:gridCol w:w="1457"/>
+        <w:gridCol w:w="1231"/>
+        <w:gridCol w:w="1436"/>
       </w:tblGrid>
       <w:tr>
         <w:tc>
@@ -2760,7 +3040,7 @@
           <w:p>
             <w:pPr>
               <w:spacing w:after="0" w:line="240" w:lineRule="auto"/>
-              <w:jc w:val="center"/>
+              <w:jc w:val="both"/>
             </w:pPr>
             <w:r>
               <w:t>Nivelul documentării</w:t>
@@ -2779,7 +3059,7 @@
           <w:p>
             <w:pPr>
               <w:spacing w:after="0" w:line="240" w:lineRule="auto"/>
-              <w:jc w:val="center"/>
+              <w:jc w:val="both"/>
             </w:pPr>
             <w:r>
               <w:t xml:space="preserve">Insuficient </w:t>
@@ -2788,7 +3068,7 @@
           <w:p>
             <w:pPr>
               <w:spacing w:after="0" w:line="240" w:lineRule="auto"/>
-              <w:jc w:val="center"/>
+              <w:jc w:val="both"/>
             </w:pPr>
             <w:r>
               <w:rPr>
@@ -2812,7 +3092,7 @@
           <w:p>
             <w:pPr>
               <w:spacing w:after="0" w:line="240" w:lineRule="auto"/>
-              <w:jc w:val="center"/>
+              <w:jc w:val="both"/>
             </w:pPr>
             <w:r>
               <w:t xml:space="preserve">Satisfăcător  </w:t>
@@ -2839,7 +3119,7 @@
           <w:p>
             <w:pPr>
               <w:spacing w:after="0" w:line="240" w:lineRule="auto"/>
-              <w:jc w:val="center"/>
+              <w:jc w:val="both"/>
             </w:pPr>
             <w:r>
               <w:t>Bine</w:t>
@@ -2848,7 +3128,7 @@
           <w:p>
             <w:pPr>
               <w:spacing w:after="0" w:line="240" w:lineRule="auto"/>
-              <w:jc w:val="center"/>
+              <w:jc w:val="both"/>
             </w:pPr>
             <w:r>
               <w:t xml:space="preserve"> </w:t>
@@ -2874,7 +3154,7 @@
           <w:p>
             <w:pPr>
               <w:spacing w:after="0" w:line="240" w:lineRule="auto"/>
-              <w:jc w:val="center"/>
+              <w:jc w:val="both"/>
             </w:pPr>
             <w:r>
               <w:t xml:space="preserve">Foarte bine  </w:t>
@@ -2883,7 +3163,7 @@
           <w:p>
             <w:pPr>
               <w:spacing w:after="0" w:line="240" w:lineRule="auto"/>
-              <w:jc w:val="center"/>
+              <w:jc w:val="both"/>
             </w:pPr>
             <w:r>
               <w:rPr>
@@ -2906,7 +3186,7 @@
           <w:p>
             <w:pPr>
               <w:spacing w:after="0" w:line="240" w:lineRule="auto"/>
-              <w:jc w:val="center"/>
+              <w:jc w:val="both"/>
             </w:pPr>
             <w:r>
               <w:t xml:space="preserve">Tipul </w:t>
@@ -2929,7 +3209,7 @@
           <w:p>
             <w:pPr>
               <w:spacing w:after="0" w:line="240" w:lineRule="auto"/>
-              <w:jc w:val="center"/>
+              <w:jc w:val="both"/>
             </w:pPr>
             <w:r>
               <w:t xml:space="preserve">Cercetare </w:t>
@@ -2938,7 +3218,7 @@
           <w:p>
             <w:pPr>
               <w:spacing w:after="0" w:line="240" w:lineRule="auto"/>
-              <w:jc w:val="center"/>
+              <w:jc w:val="both"/>
             </w:pPr>
             <w:r>
               <w:rPr>
@@ -2963,7 +3243,7 @@
           <w:p>
             <w:pPr>
               <w:spacing w:after="0" w:line="240" w:lineRule="auto"/>
-              <w:jc w:val="center"/>
+              <w:jc w:val="both"/>
             </w:pPr>
             <w:r>
               <w:t>Proiectare</w:t>
@@ -2975,7 +3255,7 @@
           <w:p>
             <w:pPr>
               <w:spacing w:after="0" w:line="240" w:lineRule="auto"/>
-              <w:jc w:val="center"/>
+              <w:jc w:val="both"/>
             </w:pPr>
             <w:r>
               <w:rPr>
@@ -3000,7 +3280,7 @@
           <w:p>
             <w:pPr>
               <w:spacing w:after="0" w:line="240" w:lineRule="auto"/>
-              <w:jc w:val="center"/>
+              <w:jc w:val="both"/>
             </w:pPr>
             <w:r>
               <w:t xml:space="preserve">Realizare practică </w:t>
@@ -3027,7 +3307,7 @@
           <w:p>
             <w:pPr>
               <w:spacing w:after="0" w:line="240" w:lineRule="auto"/>
-              <w:jc w:val="center"/>
+              <w:jc w:val="both"/>
             </w:pPr>
             <w:r>
               <w:t xml:space="preserve">Altul </w:t>
@@ -3036,7 +3316,7 @@
           <w:p>
             <w:pPr>
               <w:spacing w:after="0" w:line="240" w:lineRule="auto"/>
-              <w:jc w:val="center"/>
+              <w:jc w:val="both"/>
               <w:rPr>
                 <w:color w:val="FF0000"/>
               </w:rPr>
@@ -3055,7 +3335,7 @@
           <w:p>
             <w:pPr>
               <w:spacing w:after="0" w:line="240" w:lineRule="auto"/>
-              <w:jc w:val="center"/>
+              <w:jc w:val="both"/>
             </w:pPr>
             <w:r>
               <w:t>Aparatul matematic utilizat</w:t>
@@ -3075,7 +3355,7 @@
           <w:p>
             <w:pPr>
               <w:spacing w:after="0" w:line="240" w:lineRule="auto"/>
-              <w:jc w:val="center"/>
+              <w:jc w:val="both"/>
             </w:pPr>
             <w:r>
               <w:t xml:space="preserve">Simplu </w:t>
@@ -3084,7 +3364,7 @@
           <w:p>
             <w:pPr>
               <w:spacing w:after="0" w:line="240" w:lineRule="auto"/>
-              <w:jc w:val="center"/>
+              <w:jc w:val="both"/>
             </w:pPr>
             <w:r>
               <w:rPr>
@@ -3109,7 +3389,7 @@
           <w:p>
             <w:pPr>
               <w:spacing w:after="0" w:line="240" w:lineRule="auto"/>
-              <w:jc w:val="center"/>
+              <w:jc w:val="both"/>
             </w:pPr>
             <w:r>
               <w:t xml:space="preserve">Mediu </w:t>
@@ -3118,7 +3398,7 @@
           <w:p>
             <w:pPr>
               <w:spacing w:after="0" w:line="240" w:lineRule="auto"/>
-              <w:jc w:val="center"/>
+              <w:jc w:val="both"/>
             </w:pPr>
             <w:r>
               <w:rPr>
@@ -3143,7 +3423,7 @@
           <w:p>
             <w:pPr>
               <w:spacing w:after="0" w:line="240" w:lineRule="auto"/>
-              <w:jc w:val="center"/>
+              <w:jc w:val="both"/>
             </w:pPr>
             <w:r>
               <w:t xml:space="preserve">Complex </w:t>
@@ -3170,7 +3450,7 @@
           <w:p>
             <w:pPr>
               <w:spacing w:after="0" w:line="240" w:lineRule="auto"/>
-              <w:jc w:val="center"/>
+              <w:jc w:val="both"/>
             </w:pPr>
             <w:r>
               <w:t>Absent</w:t>
@@ -3179,7 +3459,7 @@
           <w:p>
             <w:pPr>
               <w:spacing w:after="0" w:line="240" w:lineRule="auto"/>
-              <w:jc w:val="center"/>
+              <w:jc w:val="both"/>
             </w:pPr>
             <w:r>
               <w:rPr>
@@ -3202,7 +3482,7 @@
           <w:p>
             <w:pPr>
               <w:spacing w:after="0" w:line="240" w:lineRule="auto"/>
-              <w:jc w:val="center"/>
+              <w:jc w:val="both"/>
             </w:pPr>
             <w:r>
               <w:t>Utilitate</w:t>
@@ -3222,7 +3502,7 @@
           <w:p>
             <w:pPr>
               <w:spacing w:after="0" w:line="240" w:lineRule="auto"/>
-              <w:jc w:val="center"/>
+              <w:jc w:val="both"/>
             </w:pPr>
             <w:r>
               <w:t xml:space="preserve">Contract de cercetare </w:t>
@@ -3250,7 +3530,7 @@
           <w:p>
             <w:pPr>
               <w:spacing w:after="0" w:line="240" w:lineRule="auto"/>
-              <w:jc w:val="center"/>
+              <w:jc w:val="both"/>
             </w:pPr>
             <w:r>
               <w:t xml:space="preserve">Cercetare internă </w:t>
@@ -3278,7 +3558,7 @@
           <w:p>
             <w:pPr>
               <w:spacing w:after="0" w:line="240" w:lineRule="auto"/>
-              <w:jc w:val="center"/>
+              <w:jc w:val="both"/>
             </w:pPr>
             <w:r>
               <w:t xml:space="preserve">Utilare </w:t>
@@ -3287,7 +3567,7 @@
           <w:p>
             <w:pPr>
               <w:spacing w:after="0" w:line="240" w:lineRule="auto"/>
-              <w:jc w:val="center"/>
+              <w:jc w:val="both"/>
             </w:pPr>
             <w:r>
               <w:rPr>
@@ -3311,7 +3591,7 @@
           <w:p>
             <w:pPr>
               <w:spacing w:after="0" w:line="240" w:lineRule="auto"/>
-              <w:jc w:val="center"/>
+              <w:jc w:val="both"/>
             </w:pPr>
             <w:r>
               <w:t xml:space="preserve">Altul </w:t>
@@ -3320,6 +3600,7 @@
           <w:p>
             <w:pPr>
               <w:spacing w:after="0" w:line="240" w:lineRule="auto"/>
+              <w:jc w:val="both"/>
               <w:rPr>
                 <w:color w:val="FF0000"/>
               </w:rPr>
@@ -3338,7 +3619,7 @@
           <w:p>
             <w:pPr>
               <w:spacing w:after="0" w:line="240" w:lineRule="auto"/>
-              <w:jc w:val="center"/>
+              <w:jc w:val="both"/>
             </w:pPr>
             <w:r>
               <w:t>Redactarea lucrării</w:t>
@@ -3358,7 +3639,7 @@
           <w:p>
             <w:pPr>
               <w:spacing w:after="0" w:line="240" w:lineRule="auto"/>
-              <w:jc w:val="center"/>
+              <w:jc w:val="both"/>
             </w:pPr>
             <w:r>
               <w:t xml:space="preserve">Insuficient </w:t>
@@ -3367,7 +3648,7 @@
           <w:p>
             <w:pPr>
               <w:spacing w:after="0" w:line="240" w:lineRule="auto"/>
-              <w:jc w:val="center"/>
+              <w:jc w:val="both"/>
             </w:pPr>
             <w:r>
               <w:rPr>
@@ -3392,7 +3673,7 @@
           <w:p>
             <w:pPr>
               <w:spacing w:after="0" w:line="240" w:lineRule="auto"/>
-              <w:jc w:val="center"/>
+              <w:jc w:val="both"/>
             </w:pPr>
             <w:r>
               <w:t xml:space="preserve">Satisfăcător  </w:t>
@@ -3420,7 +3701,7 @@
           <w:p>
             <w:pPr>
               <w:spacing w:after="0" w:line="240" w:lineRule="auto"/>
-              <w:jc w:val="center"/>
+              <w:jc w:val="both"/>
             </w:pPr>
             <w:r>
               <w:t>Bine</w:t>
@@ -3429,7 +3710,7 @@
           <w:p>
             <w:pPr>
               <w:spacing w:after="0" w:line="240" w:lineRule="auto"/>
-              <w:jc w:val="center"/>
+              <w:jc w:val="both"/>
             </w:pPr>
             <w:r>
               <w:t xml:space="preserve"> </w:t>
@@ -3456,7 +3737,7 @@
           <w:p>
             <w:pPr>
               <w:spacing w:after="0" w:line="240" w:lineRule="auto"/>
-              <w:jc w:val="center"/>
+              <w:jc w:val="both"/>
             </w:pPr>
             <w:r>
               <w:t xml:space="preserve">Foarte bine </w:t>
@@ -3465,7 +3746,7 @@
           <w:p>
             <w:pPr>
               <w:spacing w:after="0" w:line="240" w:lineRule="auto"/>
-              <w:jc w:val="center"/>
+              <w:jc w:val="both"/>
             </w:pPr>
             <w:r>
               <w:t xml:space="preserve"> </w:t>
@@ -3491,7 +3772,7 @@
           <w:p>
             <w:pPr>
               <w:spacing w:after="0" w:line="240" w:lineRule="auto"/>
-              <w:jc w:val="center"/>
+              <w:jc w:val="both"/>
             </w:pPr>
             <w:r>
               <w:t>Partea grafică, desene</w:t>
@@ -3511,7 +3792,7 @@
           <w:p>
             <w:pPr>
               <w:spacing w:after="0" w:line="240" w:lineRule="auto"/>
-              <w:jc w:val="center"/>
+              <w:jc w:val="both"/>
             </w:pPr>
             <w:r>
               <w:t>Insuficient</w:t>
@@ -3526,7 +3807,7 @@
           <w:p>
             <w:pPr>
               <w:spacing w:after="0" w:line="240" w:lineRule="auto"/>
-              <w:jc w:val="center"/>
+              <w:jc w:val="both"/>
             </w:pPr>
             <w:r>
               <w:rPr>
@@ -3551,7 +3832,7 @@
           <w:p>
             <w:pPr>
               <w:spacing w:after="0" w:line="240" w:lineRule="auto"/>
-              <w:jc w:val="center"/>
+              <w:jc w:val="both"/>
             </w:pPr>
             <w:r>
               <w:t>Satisfăcătoare</w:t>
@@ -3586,7 +3867,7 @@
           <w:p>
             <w:pPr>
               <w:spacing w:after="0" w:line="240" w:lineRule="auto"/>
-              <w:jc w:val="center"/>
+              <w:jc w:val="both"/>
             </w:pPr>
             <w:r>
               <w:t>Bună</w:t>
@@ -3595,7 +3876,7 @@
           <w:p>
             <w:pPr>
               <w:spacing w:after="0" w:line="240" w:lineRule="auto"/>
-              <w:jc w:val="center"/>
+              <w:jc w:val="both"/>
             </w:pPr>
             <w:r>
               <w:t xml:space="preserve"> </w:t>
@@ -3622,7 +3903,7 @@
           <w:p>
             <w:pPr>
               <w:spacing w:after="0" w:line="240" w:lineRule="auto"/>
-              <w:jc w:val="center"/>
+              <w:jc w:val="both"/>
             </w:pPr>
             <w:r>
               <w:t>Foarte bună</w:t>
@@ -3634,7 +3915,7 @@
           <w:p>
             <w:pPr>
               <w:spacing w:after="0" w:line="240" w:lineRule="auto"/>
-              <w:jc w:val="center"/>
+              <w:jc w:val="both"/>
             </w:pPr>
             <w:r>
               <w:rPr>
@@ -3657,7 +3938,7 @@
           <w:p>
             <w:pPr>
               <w:spacing w:after="0" w:line="240" w:lineRule="auto"/>
-              <w:jc w:val="center"/>
+              <w:jc w:val="both"/>
             </w:pPr>
             <w:r>
               <w:t>Realizarea practică</w:t>
@@ -3673,7 +3954,7 @@
           <w:p>
             <w:pPr>
               <w:spacing w:after="0" w:line="240" w:lineRule="auto"/>
-              <w:jc w:val="center"/>
+              <w:jc w:val="both"/>
             </w:pPr>
             <w:r>
               <w:t>Contribuția autorului</w:t>
@@ -3693,7 +3974,7 @@
           <w:p>
             <w:pPr>
               <w:spacing w:after="0" w:line="240" w:lineRule="auto"/>
-              <w:jc w:val="center"/>
+              <w:jc w:val="both"/>
             </w:pPr>
             <w:r>
               <w:t xml:space="preserve">Insuficientă </w:t>
@@ -3702,7 +3983,7 @@
           <w:p>
             <w:pPr>
               <w:spacing w:after="0" w:line="240" w:lineRule="auto"/>
-              <w:jc w:val="center"/>
+              <w:jc w:val="both"/>
             </w:pPr>
             <w:r>
               <w:rPr>
@@ -3727,7 +4008,7 @@
           <w:p>
             <w:pPr>
               <w:spacing w:after="0" w:line="240" w:lineRule="auto"/>
-              <w:jc w:val="center"/>
+              <w:jc w:val="both"/>
             </w:pPr>
             <w:r>
               <w:t xml:space="preserve">Satisfăcătoare  </w:t>
@@ -3755,7 +4036,7 @@
           <w:p>
             <w:pPr>
               <w:spacing w:after="0" w:line="240" w:lineRule="auto"/>
-              <w:jc w:val="center"/>
+              <w:jc w:val="both"/>
             </w:pPr>
             <w:r>
               <w:t>Mare</w:t>
@@ -3764,7 +4045,7 @@
           <w:p>
             <w:pPr>
               <w:spacing w:after="0" w:line="240" w:lineRule="auto"/>
-              <w:jc w:val="center"/>
+              <w:jc w:val="both"/>
             </w:pPr>
             <w:r>
               <w:t xml:space="preserve"> </w:t>
@@ -3791,7 +4072,7 @@
           <w:p>
             <w:pPr>
               <w:spacing w:after="0" w:line="240" w:lineRule="auto"/>
-              <w:jc w:val="center"/>
+              <w:jc w:val="both"/>
             </w:pPr>
             <w:r>
               <w:t xml:space="preserve">Foarte mare  </w:t>
@@ -3800,7 +4081,7 @@
           <w:p>
             <w:pPr>
               <w:spacing w:after="0" w:line="240" w:lineRule="auto"/>
-              <w:jc w:val="center"/>
+              <w:jc w:val="both"/>
             </w:pPr>
             <w:r>
               <w:rPr>
@@ -3823,7 +4104,7 @@
           <w:p>
             <w:pPr>
               <w:spacing w:after="0" w:line="240" w:lineRule="auto"/>
-              <w:jc w:val="center"/>
+              <w:jc w:val="both"/>
             </w:pPr>
           </w:p>
         </w:tc>
@@ -3836,7 +4117,7 @@
           <w:p>
             <w:pPr>
               <w:spacing w:after="0" w:line="240" w:lineRule="auto"/>
-              <w:jc w:val="center"/>
+              <w:jc w:val="both"/>
             </w:pPr>
             <w:r>
               <w:t>Complexitatea</w:t>
@@ -3845,7 +4126,7 @@
           <w:p>
             <w:pPr>
               <w:spacing w:after="0" w:line="240" w:lineRule="auto"/>
-              <w:jc w:val="center"/>
+              <w:jc w:val="both"/>
             </w:pPr>
             <w:r>
               <w:t>temei</w:t>
@@ -3865,7 +4146,7 @@
           <w:p>
             <w:pPr>
               <w:spacing w:after="0" w:line="240" w:lineRule="auto"/>
-              <w:jc w:val="center"/>
+              <w:jc w:val="both"/>
             </w:pPr>
             <w:r>
               <w:t xml:space="preserve">Simplă </w:t>
@@ -3874,7 +4155,7 @@
           <w:p>
             <w:pPr>
               <w:spacing w:after="0" w:line="240" w:lineRule="auto"/>
-              <w:jc w:val="center"/>
+              <w:jc w:val="both"/>
             </w:pPr>
             <w:r>
               <w:rPr>
@@ -3899,7 +4180,7 @@
           <w:p>
             <w:pPr>
               <w:spacing w:after="0" w:line="240" w:lineRule="auto"/>
-              <w:jc w:val="center"/>
+              <w:jc w:val="both"/>
             </w:pPr>
             <w:r>
               <w:t>Medie</w:t>
@@ -3908,7 +4189,7 @@
           <w:p>
             <w:pPr>
               <w:spacing w:after="0" w:line="240" w:lineRule="auto"/>
-              <w:jc w:val="center"/>
+              <w:jc w:val="both"/>
             </w:pPr>
             <w:r>
               <w:rPr>
@@ -3933,7 +4214,7 @@
           <w:p>
             <w:pPr>
               <w:spacing w:after="0" w:line="240" w:lineRule="auto"/>
-              <w:jc w:val="center"/>
+              <w:jc w:val="both"/>
             </w:pPr>
             <w:r>
               <w:t>Mare</w:t>
@@ -3942,7 +4223,7 @@
           <w:p>
             <w:pPr>
               <w:spacing w:after="0" w:line="240" w:lineRule="auto"/>
-              <w:jc w:val="center"/>
+              <w:jc w:val="both"/>
             </w:pPr>
             <w:r>
               <w:t xml:space="preserve"> </w:t>
@@ -3969,7 +4250,7 @@
           <w:p>
             <w:pPr>
               <w:spacing w:after="0" w:line="240" w:lineRule="auto"/>
-              <w:jc w:val="center"/>
+              <w:jc w:val="both"/>
             </w:pPr>
             <w:r>
               <w:t xml:space="preserve">Complexă  </w:t>
@@ -3978,7 +4259,7 @@
           <w:p>
             <w:pPr>
               <w:spacing w:after="0" w:line="240" w:lineRule="auto"/>
-              <w:jc w:val="center"/>
+              <w:jc w:val="both"/>
             </w:pPr>
             <w:r>
               <w:rPr>
@@ -4001,7 +4282,7 @@
           <w:p>
             <w:pPr>
               <w:spacing w:after="0" w:line="240" w:lineRule="auto"/>
-              <w:jc w:val="center"/>
+              <w:jc w:val="both"/>
             </w:pPr>
           </w:p>
         </w:tc>
@@ -4014,7 +4295,7 @@
           <w:p>
             <w:pPr>
               <w:spacing w:after="0" w:line="240" w:lineRule="auto"/>
-              <w:jc w:val="center"/>
+              <w:jc w:val="both"/>
             </w:pPr>
             <w:r>
               <w:t>Analiza cerințelor</w:t>
@@ -4034,7 +4315,7 @@
           <w:p>
             <w:pPr>
               <w:spacing w:after="0" w:line="240" w:lineRule="auto"/>
-              <w:jc w:val="center"/>
+              <w:jc w:val="both"/>
             </w:pPr>
             <w:r>
               <w:t xml:space="preserve">Insuficient </w:t>
@@ -4043,7 +4324,7 @@
           <w:p>
             <w:pPr>
               <w:spacing w:after="0" w:line="240" w:lineRule="auto"/>
-              <w:jc w:val="center"/>
+              <w:jc w:val="both"/>
             </w:pPr>
             <w:r>
               <w:rPr>
@@ -4068,7 +4349,7 @@
           <w:p>
             <w:pPr>
               <w:spacing w:after="0" w:line="240" w:lineRule="auto"/>
-              <w:jc w:val="center"/>
+              <w:jc w:val="both"/>
             </w:pPr>
             <w:r>
               <w:t xml:space="preserve">Satisfăcător  </w:t>
@@ -4096,7 +4377,7 @@
           <w:p>
             <w:pPr>
               <w:spacing w:after="0" w:line="240" w:lineRule="auto"/>
-              <w:jc w:val="center"/>
+              <w:jc w:val="both"/>
             </w:pPr>
             <w:r>
               <w:t>Bine</w:t>
@@ -4105,7 +4386,7 @@
           <w:p>
             <w:pPr>
               <w:spacing w:after="0" w:line="240" w:lineRule="auto"/>
-              <w:jc w:val="center"/>
+              <w:jc w:val="both"/>
             </w:pPr>
             <w:r>
               <w:t xml:space="preserve"> </w:t>
@@ -4132,7 +4413,7 @@
           <w:p>
             <w:pPr>
               <w:spacing w:after="0" w:line="240" w:lineRule="auto"/>
-              <w:jc w:val="center"/>
+              <w:jc w:val="both"/>
             </w:pPr>
             <w:r>
               <w:t xml:space="preserve">Foarte bine  </w:t>
@@ -4141,7 +4422,7 @@
           <w:p>
             <w:pPr>
               <w:spacing w:after="0" w:line="240" w:lineRule="auto"/>
-              <w:jc w:val="center"/>
+              <w:jc w:val="both"/>
             </w:pPr>
             <w:r>
               <w:rPr>
@@ -4164,7 +4445,7 @@
           <w:p>
             <w:pPr>
               <w:spacing w:after="0" w:line="240" w:lineRule="auto"/>
-              <w:jc w:val="center"/>
+              <w:jc w:val="both"/>
             </w:pPr>
           </w:p>
         </w:tc>
@@ -4177,7 +4458,7 @@
           <w:p>
             <w:pPr>
               <w:spacing w:after="0" w:line="240" w:lineRule="auto"/>
-              <w:jc w:val="center"/>
+              <w:jc w:val="both"/>
             </w:pPr>
             <w:r>
               <w:t>Arhitectura</w:t>
@@ -4197,7 +4478,7 @@
           <w:p>
             <w:pPr>
               <w:spacing w:after="0" w:line="240" w:lineRule="auto"/>
-              <w:jc w:val="center"/>
+              <w:jc w:val="both"/>
             </w:pPr>
             <w:r>
               <w:t xml:space="preserve">Simplă </w:t>
@@ -4206,7 +4487,7 @@
           <w:p>
             <w:pPr>
               <w:spacing w:after="0" w:line="240" w:lineRule="auto"/>
-              <w:jc w:val="center"/>
+              <w:jc w:val="both"/>
             </w:pPr>
             <w:r>
               <w:rPr>
@@ -4231,7 +4512,7 @@
           <w:p>
             <w:pPr>
               <w:spacing w:after="0" w:line="240" w:lineRule="auto"/>
-              <w:jc w:val="center"/>
+              <w:jc w:val="both"/>
             </w:pPr>
             <w:r>
               <w:t>Medie</w:t>
@@ -4240,7 +4521,7 @@
           <w:p>
             <w:pPr>
               <w:spacing w:after="0" w:line="240" w:lineRule="auto"/>
-              <w:jc w:val="center"/>
+              <w:jc w:val="both"/>
             </w:pPr>
             <w:r>
               <w:rPr>
@@ -4265,7 +4546,7 @@
           <w:p>
             <w:pPr>
               <w:spacing w:after="0" w:line="240" w:lineRule="auto"/>
-              <w:jc w:val="center"/>
+              <w:jc w:val="both"/>
             </w:pPr>
             <w:r>
               <w:t>Mare</w:t>
@@ -4274,7 +4555,7 @@
           <w:p>
             <w:pPr>
               <w:spacing w:after="0" w:line="240" w:lineRule="auto"/>
-              <w:jc w:val="center"/>
+              <w:jc w:val="both"/>
             </w:pPr>
             <w:r>
               <w:t xml:space="preserve"> </w:t>
@@ -4301,7 +4582,7 @@
           <w:p>
             <w:pPr>
               <w:spacing w:after="0" w:line="240" w:lineRule="auto"/>
-              <w:jc w:val="center"/>
+              <w:jc w:val="both"/>
             </w:pPr>
             <w:r>
               <w:t xml:space="preserve">Complexă  </w:t>
@@ -4310,7 +4591,7 @@
           <w:p>
             <w:pPr>
               <w:spacing w:after="0" w:line="240" w:lineRule="auto"/>
-              <w:jc w:val="center"/>
+              <w:jc w:val="both"/>
             </w:pPr>
             <w:r>
               <w:rPr>
@@ -4333,7 +4614,7 @@
           <w:p>
             <w:pPr>
               <w:spacing w:after="0" w:line="240" w:lineRule="auto"/>
-              <w:jc w:val="center"/>
+              <w:jc w:val="both"/>
             </w:pPr>
           </w:p>
         </w:tc>
@@ -4346,7 +4627,7 @@
           <w:p>
             <w:pPr>
               <w:spacing w:after="0" w:line="240" w:lineRule="auto"/>
-              <w:jc w:val="center"/>
+              <w:jc w:val="both"/>
             </w:pPr>
             <w:r>
               <w:t>Întocmirea specificațiilor funcționale</w:t>
@@ -4366,7 +4647,7 @@
           <w:p>
             <w:pPr>
               <w:spacing w:after="0" w:line="240" w:lineRule="auto"/>
-              <w:jc w:val="center"/>
+              <w:jc w:val="both"/>
             </w:pPr>
             <w:r>
               <w:t xml:space="preserve">Insuficientă </w:t>
@@ -4375,7 +4656,7 @@
           <w:p>
             <w:pPr>
               <w:spacing w:after="0" w:line="240" w:lineRule="auto"/>
-              <w:jc w:val="center"/>
+              <w:jc w:val="both"/>
             </w:pPr>
             <w:r>
               <w:rPr>
@@ -4400,7 +4681,7 @@
           <w:p>
             <w:pPr>
               <w:spacing w:after="0" w:line="240" w:lineRule="auto"/>
-              <w:jc w:val="center"/>
+              <w:jc w:val="both"/>
             </w:pPr>
             <w:r>
               <w:t xml:space="preserve">Satisfăcătoare  </w:t>
@@ -4428,7 +4709,7 @@
           <w:p>
             <w:pPr>
               <w:spacing w:after="0" w:line="240" w:lineRule="auto"/>
-              <w:jc w:val="center"/>
+              <w:jc w:val="both"/>
             </w:pPr>
             <w:r>
               <w:t>Bună</w:t>
@@ -4437,7 +4718,7 @@
           <w:p>
             <w:pPr>
               <w:spacing w:after="0" w:line="240" w:lineRule="auto"/>
-              <w:jc w:val="center"/>
+              <w:jc w:val="both"/>
             </w:pPr>
             <w:r>
               <w:t xml:space="preserve"> </w:t>
@@ -4464,7 +4745,7 @@
           <w:p>
             <w:pPr>
               <w:spacing w:after="0" w:line="240" w:lineRule="auto"/>
-              <w:jc w:val="center"/>
+              <w:jc w:val="both"/>
             </w:pPr>
             <w:r>
               <w:t xml:space="preserve">Foarte bună  </w:t>
@@ -4473,7 +4754,7 @@
           <w:p>
             <w:pPr>
               <w:spacing w:after="0" w:line="240" w:lineRule="auto"/>
-              <w:jc w:val="center"/>
+              <w:jc w:val="both"/>
             </w:pPr>
             <w:r>
               <w:rPr>
@@ -4496,7 +4777,7 @@
           <w:p>
             <w:pPr>
               <w:spacing w:after="0" w:line="240" w:lineRule="auto"/>
-              <w:jc w:val="center"/>
+              <w:jc w:val="both"/>
             </w:pPr>
           </w:p>
         </w:tc>
@@ -4509,7 +4790,7 @@
           <w:p>
             <w:pPr>
               <w:spacing w:after="0" w:line="240" w:lineRule="auto"/>
-              <w:jc w:val="center"/>
+              <w:jc w:val="both"/>
             </w:pPr>
             <w:r>
               <w:t>Implementarea</w:t>
@@ -4529,7 +4810,7 @@
           <w:p>
             <w:pPr>
               <w:spacing w:after="0" w:line="240" w:lineRule="auto"/>
-              <w:jc w:val="center"/>
+              <w:jc w:val="both"/>
             </w:pPr>
             <w:r>
               <w:t xml:space="preserve">Insuficientă </w:t>
@@ -4538,7 +4819,7 @@
           <w:p>
             <w:pPr>
               <w:spacing w:after="0" w:line="240" w:lineRule="auto"/>
-              <w:jc w:val="center"/>
+              <w:jc w:val="both"/>
             </w:pPr>
             <w:r>
               <w:rPr>
@@ -4563,7 +4844,7 @@
           <w:p>
             <w:pPr>
               <w:spacing w:after="0" w:line="240" w:lineRule="auto"/>
-              <w:jc w:val="center"/>
+              <w:jc w:val="both"/>
             </w:pPr>
             <w:r>
               <w:t xml:space="preserve">Satisfăcătoare  </w:t>
@@ -4591,7 +4872,7 @@
           <w:p>
             <w:pPr>
               <w:spacing w:after="0" w:line="240" w:lineRule="auto"/>
-              <w:jc w:val="center"/>
+              <w:jc w:val="both"/>
             </w:pPr>
             <w:r>
               <w:t>Bună</w:t>
@@ -4600,7 +4881,7 @@
           <w:p>
             <w:pPr>
               <w:spacing w:after="0" w:line="240" w:lineRule="auto"/>
-              <w:jc w:val="center"/>
+              <w:jc w:val="both"/>
             </w:pPr>
             <w:r>
               <w:t xml:space="preserve"> </w:t>
@@ -4627,7 +4908,7 @@
           <w:p>
             <w:pPr>
               <w:spacing w:after="0" w:line="240" w:lineRule="auto"/>
-              <w:jc w:val="center"/>
+              <w:jc w:val="both"/>
             </w:pPr>
             <w:r>
               <w:t xml:space="preserve">Foarte bună  </w:t>
@@ -4636,7 +4917,7 @@
           <w:p>
             <w:pPr>
               <w:spacing w:after="0" w:line="240" w:lineRule="auto"/>
-              <w:jc w:val="center"/>
+              <w:jc w:val="both"/>
             </w:pPr>
             <w:r>
               <w:rPr>
@@ -4659,7 +4940,7 @@
           <w:p>
             <w:pPr>
               <w:spacing w:after="0" w:line="240" w:lineRule="auto"/>
-              <w:jc w:val="center"/>
+              <w:jc w:val="both"/>
             </w:pPr>
           </w:p>
         </w:tc>
@@ -4672,7 +4953,7 @@
           <w:p>
             <w:pPr>
               <w:spacing w:after="0" w:line="240" w:lineRule="auto"/>
-              <w:jc w:val="center"/>
+              <w:jc w:val="both"/>
             </w:pPr>
             <w:r>
               <w:t>Testarea</w:t>
@@ -4692,7 +4973,7 @@
           <w:p>
             <w:pPr>
               <w:spacing w:after="0" w:line="240" w:lineRule="auto"/>
-              <w:jc w:val="center"/>
+              <w:jc w:val="both"/>
             </w:pPr>
             <w:r>
               <w:t xml:space="preserve">Insuficientă </w:t>
@@ -4701,7 +4982,7 @@
           <w:p>
             <w:pPr>
               <w:spacing w:after="0" w:line="240" w:lineRule="auto"/>
-              <w:jc w:val="center"/>
+              <w:jc w:val="both"/>
             </w:pPr>
             <w:r>
               <w:rPr>
@@ -4726,7 +5007,7 @@
           <w:p>
             <w:pPr>
               <w:spacing w:after="0" w:line="240" w:lineRule="auto"/>
-              <w:jc w:val="center"/>
+              <w:jc w:val="both"/>
             </w:pPr>
             <w:r>
               <w:t xml:space="preserve">Satisfăcătoare  </w:t>
@@ -4754,7 +5035,7 @@
           <w:p>
             <w:pPr>
               <w:spacing w:after="0" w:line="240" w:lineRule="auto"/>
-              <w:jc w:val="center"/>
+              <w:jc w:val="both"/>
             </w:pPr>
             <w:r>
               <w:t>Bună</w:t>
@@ -4763,7 +5044,7 @@
           <w:p>
             <w:pPr>
               <w:spacing w:after="0" w:line="240" w:lineRule="auto"/>
-              <w:jc w:val="center"/>
+              <w:jc w:val="both"/>
             </w:pPr>
             <w:r>
               <w:t xml:space="preserve"> </w:t>
@@ -4790,7 +5071,7 @@
           <w:p>
             <w:pPr>
               <w:spacing w:after="0" w:line="240" w:lineRule="auto"/>
-              <w:jc w:val="center"/>
+              <w:jc w:val="both"/>
             </w:pPr>
             <w:r>
               <w:t xml:space="preserve">Foarte bună  </w:t>
@@ -4799,7 +5080,7 @@
           <w:p>
             <w:pPr>
               <w:spacing w:after="0" w:line="240" w:lineRule="auto"/>
-              <w:jc w:val="center"/>
+              <w:jc w:val="both"/>
             </w:pPr>
             <w:r>
               <w:rPr>
@@ -4822,7 +5103,7 @@
           <w:p>
             <w:pPr>
               <w:spacing w:after="0" w:line="240" w:lineRule="auto"/>
-              <w:jc w:val="center"/>
+              <w:jc w:val="both"/>
             </w:pPr>
           </w:p>
         </w:tc>
@@ -4835,7 +5116,7 @@
           <w:p>
             <w:pPr>
               <w:spacing w:after="0" w:line="240" w:lineRule="auto"/>
-              <w:jc w:val="center"/>
+              <w:jc w:val="both"/>
             </w:pPr>
             <w:r>
               <w:t>Funcționarea</w:t>
@@ -4855,7 +5136,7 @@
           <w:p>
             <w:pPr>
               <w:spacing w:after="0" w:line="240" w:lineRule="auto"/>
-              <w:jc w:val="center"/>
+              <w:jc w:val="both"/>
             </w:pPr>
             <w:r>
               <w:t xml:space="preserve">Da </w:t>
@@ -4864,7 +5145,7 @@
           <w:p>
             <w:pPr>
               <w:spacing w:after="0" w:line="240" w:lineRule="auto"/>
-              <w:jc w:val="center"/>
+              <w:jc w:val="both"/>
             </w:pPr>
             <w:r>
               <w:rPr>
@@ -4889,7 +5170,7 @@
           <w:p>
             <w:pPr>
               <w:spacing w:after="0" w:line="240" w:lineRule="auto"/>
-              <w:jc w:val="center"/>
+              <w:jc w:val="both"/>
             </w:pPr>
             <w:r>
               <w:t xml:space="preserve">Parțială </w:t>
@@ -4898,7 +5179,7 @@
           <w:p>
             <w:pPr>
               <w:spacing w:after="0" w:line="240" w:lineRule="auto"/>
-              <w:jc w:val="center"/>
+              <w:jc w:val="both"/>
             </w:pPr>
             <w:r>
               <w:rPr>
@@ -4923,7 +5204,7 @@
           <w:p>
             <w:pPr>
               <w:spacing w:after="0" w:line="240" w:lineRule="auto"/>
-              <w:jc w:val="center"/>
+              <w:jc w:val="both"/>
             </w:pPr>
             <w:r>
               <w:t>Nu</w:t>
@@ -4932,7 +5213,7 @@
           <w:p>
             <w:pPr>
               <w:spacing w:after="0" w:line="240" w:lineRule="auto"/>
-              <w:jc w:val="center"/>
+              <w:jc w:val="both"/>
             </w:pPr>
             <w:r>
               <w:t xml:space="preserve"> </w:t>
@@ -4958,7 +5239,7 @@
           <w:p>
             <w:pPr>
               <w:spacing w:after="0" w:line="240" w:lineRule="auto"/>
-              <w:jc w:val="center"/>
+              <w:jc w:val="both"/>
             </w:pPr>
             <w:r>
               <w:t>Rezultate experimentale</w:t>
@@ -4979,7 +5260,7 @@
           <w:p>
             <w:pPr>
               <w:spacing w:after="0" w:line="240" w:lineRule="auto"/>
-              <w:jc w:val="center"/>
+              <w:jc w:val="both"/>
             </w:pPr>
             <w:r>
               <w:t xml:space="preserve">Experiment propriu </w:t>
@@ -4988,7 +5269,7 @@
           <w:p>
             <w:pPr>
               <w:spacing w:after="0" w:line="240" w:lineRule="auto"/>
-              <w:jc w:val="center"/>
+              <w:jc w:val="both"/>
             </w:pPr>
             <w:r>
               <w:rPr>
@@ -5013,7 +5294,7 @@
           <w:p>
             <w:pPr>
               <w:spacing w:after="0" w:line="240" w:lineRule="auto"/>
-              <w:jc w:val="center"/>
+              <w:jc w:val="both"/>
             </w:pPr>
             <w:r>
               <w:t xml:space="preserve">Preluare din bibliografie </w:t>
@@ -5022,7 +5303,7 @@
           <w:p>
             <w:pPr>
               <w:spacing w:after="0" w:line="240" w:lineRule="auto"/>
-              <w:jc w:val="center"/>
+              <w:jc w:val="both"/>
             </w:pPr>
             <w:r>
               <w:rPr>
@@ -5045,7 +5326,7 @@
           <w:p>
             <w:pPr>
               <w:spacing w:after="0" w:line="240" w:lineRule="auto"/>
-              <w:jc w:val="center"/>
+              <w:jc w:val="both"/>
             </w:pPr>
             <w:r>
               <w:t>Bibliografie</w:t>
@@ -5065,7 +5346,7 @@
           <w:p>
             <w:pPr>
               <w:spacing w:after="0" w:line="240" w:lineRule="auto"/>
-              <w:jc w:val="center"/>
+              <w:jc w:val="both"/>
             </w:pPr>
             <w:r>
               <w:t>Cărți</w:t>
@@ -5074,7 +5355,7 @@
           <w:p>
             <w:pPr>
               <w:spacing w:after="0" w:line="240" w:lineRule="auto"/>
-              <w:jc w:val="center"/>
+              <w:jc w:val="both"/>
             </w:pPr>
           </w:p>
         </w:tc>
@@ -5092,7 +5373,7 @@
           <w:p>
             <w:pPr>
               <w:spacing w:after="0" w:line="240" w:lineRule="auto"/>
-              <w:jc w:val="center"/>
+              <w:jc w:val="both"/>
             </w:pPr>
             <w:r>
               <w:t>Reviste</w:t>
@@ -5101,7 +5382,7 @@
           <w:p>
             <w:pPr>
               <w:spacing w:after="0" w:line="240" w:lineRule="auto"/>
-              <w:jc w:val="center"/>
+              <w:jc w:val="both"/>
             </w:pPr>
           </w:p>
         </w:tc>
@@ -5119,7 +5400,7 @@
           <w:p>
             <w:pPr>
               <w:spacing w:after="0" w:line="240" w:lineRule="auto"/>
-              <w:jc w:val="center"/>
+              <w:jc w:val="both"/>
             </w:pPr>
             <w:r>
               <w:t>Articole</w:t>
@@ -5128,7 +5409,7 @@
           <w:p>
             <w:pPr>
               <w:spacing w:after="0" w:line="240" w:lineRule="auto"/>
-              <w:jc w:val="center"/>
+              <w:jc w:val="both"/>
             </w:pPr>
           </w:p>
         </w:tc>
@@ -5145,7 +5426,7 @@
           <w:p>
             <w:pPr>
               <w:spacing w:after="0" w:line="240" w:lineRule="auto"/>
-              <w:jc w:val="center"/>
+              <w:jc w:val="both"/>
             </w:pPr>
             <w:r>
               <w:t>Referințe web</w:t>
@@ -5154,7 +5435,7 @@
           <w:p>
             <w:pPr>
               <w:spacing w:after="0" w:line="240" w:lineRule="auto"/>
-              <w:jc w:val="center"/>
+              <w:jc w:val="both"/>
             </w:pPr>
           </w:p>
         </w:tc>
@@ -5170,13 +5451,13 @@
           <w:p>
             <w:pPr>
               <w:spacing w:after="0" w:line="240" w:lineRule="auto"/>
-              <w:jc w:val="center"/>
-            </w:pPr>
-          </w:p>
-          <w:p>
-            <w:pPr>
-              <w:spacing w:after="0" w:line="240" w:lineRule="auto"/>
-              <w:jc w:val="center"/>
+              <w:jc w:val="both"/>
+            </w:pPr>
+          </w:p>
+          <w:p>
+            <w:pPr>
+              <w:spacing w:after="0" w:line="240" w:lineRule="auto"/>
+              <w:jc w:val="both"/>
             </w:pPr>
             <w:r>
               <w:t xml:space="preserve">Comentarii </w:t>
@@ -5185,7 +5466,7 @@
           <w:p>
             <w:pPr>
               <w:spacing w:after="0" w:line="240" w:lineRule="auto"/>
-              <w:jc w:val="center"/>
+              <w:jc w:val="both"/>
             </w:pPr>
             <w:r>
               <w:t xml:space="preserve">și </w:t>
@@ -5194,7 +5475,7 @@
           <w:p>
             <w:pPr>
               <w:spacing w:after="0" w:line="240" w:lineRule="auto"/>
-              <w:jc w:val="center"/>
+              <w:jc w:val="both"/>
             </w:pPr>
             <w:r>
               <w:t>observații</w:t>
@@ -5203,7 +5484,7 @@
           <w:p>
             <w:pPr>
               <w:spacing w:after="0" w:line="240" w:lineRule="auto"/>
-              <w:jc w:val="center"/>
+              <w:jc w:val="both"/>
             </w:pPr>
           </w:p>
         </w:tc>
@@ -5219,7 +5500,7 @@
           <w:p>
             <w:pPr>
               <w:spacing w:after="0" w:line="240" w:lineRule="auto"/>
-              <w:jc w:val="center"/>
+              <w:jc w:val="both"/>
             </w:pPr>
           </w:p>
         </w:tc>
@@ -5272,8 +5553,8 @@
         <w:tblLook w:val="04A0" w:firstRow="1" w:lastRow="0" w:firstColumn="1" w:lastColumn="0" w:noHBand="0" w:noVBand="1"/>
       </w:tblPr>
       <w:tblGrid>
-        <w:gridCol w:w="4439"/>
-        <w:gridCol w:w="4444"/>
+        <w:gridCol w:w="4325"/>
+        <w:gridCol w:w="4332"/>
       </w:tblGrid>
       <w:tr>
         <w:trPr>
@@ -5287,7 +5568,7 @@
           <w:p>
             <w:pPr>
               <w:spacing w:after="0" w:line="240" w:lineRule="auto"/>
-              <w:jc w:val="center"/>
+              <w:jc w:val="both"/>
               <w:rPr>
                 <w:b/>
                 <w:bCs/>
@@ -5318,7 +5599,7 @@
           <w:p>
             <w:pPr>
               <w:spacing w:after="0" w:line="240" w:lineRule="auto"/>
-              <w:jc w:val="center"/>
+              <w:jc w:val="both"/>
               <w:rPr>
                 <w:sz w:val="32"/>
                 <w:szCs w:val="32"/>
@@ -5341,7 +5622,7 @@
           <w:p>
             <w:pPr>
               <w:spacing w:after="0" w:line="240" w:lineRule="auto"/>
-              <w:jc w:val="center"/>
+              <w:jc w:val="both"/>
               <w:rPr>
                 <w:b/>
                 <w:bCs/>
@@ -5372,7 +5653,7 @@
           <w:p>
             <w:pPr>
               <w:spacing w:after="0" w:line="240" w:lineRule="auto"/>
-              <w:jc w:val="center"/>
+              <w:jc w:val="both"/>
             </w:pPr>
             <w:r>
               <w:rPr>
@@ -5408,7 +5689,7 @@
     </w:p>
     <w:p>
       <w:pPr>
-        <w:jc w:val="center"/>
+        <w:jc w:val="both"/>
         <w:rPr>
           <w:b/>
           <w:sz w:val="32"/>
@@ -5478,10 +5759,14 @@
         <w:t>Deep Learning, Time Series Forecasting, LSTM, GRU, Volume Weighted Average Price (VWAP), Algorithmic Trading, Streamlit Dashboard, Information Systems for e-Business, Financial Data Engineering, Market Volatility Analysis.</w:t>
       </w:r>
     </w:p>
-    <w:p/>
-    <w:p>
-      <w:pPr>
-        <w:jc w:val="center"/>
+    <w:p>
+      <w:pPr>
+        <w:jc w:val="both"/>
+      </w:pPr>
+    </w:p>
+    <w:p>
+      <w:pPr>
+        <w:jc w:val="both"/>
         <w:rPr>
           <w:b/>
           <w:sz w:val="32"/>
@@ -5556,7 +5841,7 @@
     </w:p>
     <w:p>
       <w:pPr>
-        <w:jc w:val="center"/>
+        <w:jc w:val="both"/>
         <w:rPr>
           <w:b/>
           <w:sz w:val="32"/>
@@ -5790,6 +6075,7 @@
     </w:p>
     <w:p>
       <w:pPr>
+        <w:jc w:val="both"/>
         <w:rPr>
           <w:b/>
           <w:sz w:val="32"/>
@@ -5846,6 +6132,7 @@
           <w:tab w:val="left" w:pos="440"/>
           <w:tab w:val="right" w:leader="dot" w:pos="9017"/>
         </w:tabs>
+        <w:jc w:val="both"/>
         <w:rPr>
           <w:rFonts w:ascii="Calibri" w:eastAsia="Times New Roman" w:hAnsi="Calibri" w:cs="Arial"/>
           <w:b w:val="0"/>
@@ -5951,6 +6238,7 @@
           <w:tab w:val="left" w:pos="880"/>
           <w:tab w:val="right" w:leader="dot" w:pos="9017"/>
         </w:tabs>
+        <w:jc w:val="both"/>
         <w:rPr>
           <w:rFonts w:ascii="Calibri" w:eastAsia="Times New Roman" w:hAnsi="Calibri" w:cs="Arial"/>
           <w:smallCaps w:val="0"/>
@@ -6045,6 +6333,7 @@
           <w:tab w:val="left" w:pos="880"/>
           <w:tab w:val="right" w:leader="dot" w:pos="9017"/>
         </w:tabs>
+        <w:jc w:val="both"/>
         <w:rPr>
           <w:rFonts w:ascii="Calibri" w:eastAsia="Times New Roman" w:hAnsi="Calibri" w:cs="Arial"/>
           <w:smallCaps w:val="0"/>
@@ -6139,6 +6428,7 @@
           <w:tab w:val="left" w:pos="880"/>
           <w:tab w:val="right" w:leader="dot" w:pos="9017"/>
         </w:tabs>
+        <w:jc w:val="both"/>
         <w:rPr>
           <w:rFonts w:ascii="Calibri" w:eastAsia="Times New Roman" w:hAnsi="Calibri" w:cs="Arial"/>
           <w:smallCaps w:val="0"/>
@@ -6233,6 +6523,7 @@
           <w:tab w:val="left" w:pos="440"/>
           <w:tab w:val="right" w:leader="dot" w:pos="9017"/>
         </w:tabs>
+        <w:jc w:val="both"/>
         <w:rPr>
           <w:rFonts w:ascii="Calibri" w:eastAsia="Times New Roman" w:hAnsi="Calibri" w:cs="Arial"/>
           <w:b w:val="0"/>
@@ -6320,6 +6611,7 @@
           <w:tab w:val="left" w:pos="880"/>
           <w:tab w:val="right" w:leader="dot" w:pos="9017"/>
         </w:tabs>
+        <w:jc w:val="both"/>
         <w:rPr>
           <w:rFonts w:ascii="Calibri" w:eastAsia="Times New Roman" w:hAnsi="Calibri" w:cs="Arial"/>
           <w:smallCaps w:val="0"/>
@@ -6414,6 +6706,7 @@
           <w:tab w:val="left" w:pos="880"/>
           <w:tab w:val="right" w:leader="dot" w:pos="9017"/>
         </w:tabs>
+        <w:jc w:val="both"/>
         <w:rPr>
           <w:rFonts w:ascii="Calibri" w:eastAsia="Times New Roman" w:hAnsi="Calibri" w:cs="Arial"/>
           <w:smallCaps w:val="0"/>
@@ -6508,6 +6801,7 @@
           <w:tab w:val="left" w:pos="880"/>
           <w:tab w:val="right" w:leader="dot" w:pos="9017"/>
         </w:tabs>
+        <w:jc w:val="both"/>
         <w:rPr>
           <w:rFonts w:ascii="Calibri" w:eastAsia="Times New Roman" w:hAnsi="Calibri" w:cs="Arial"/>
           <w:smallCaps w:val="0"/>
@@ -6602,6 +6896,7 @@
           <w:tab w:val="left" w:pos="880"/>
           <w:tab w:val="right" w:leader="dot" w:pos="9017"/>
         </w:tabs>
+        <w:jc w:val="both"/>
         <w:rPr>
           <w:rFonts w:ascii="Calibri" w:eastAsia="Times New Roman" w:hAnsi="Calibri" w:cs="Arial"/>
           <w:smallCaps w:val="0"/>
@@ -6696,6 +6991,7 @@
           <w:tab w:val="left" w:pos="880"/>
           <w:tab w:val="right" w:leader="dot" w:pos="9017"/>
         </w:tabs>
+        <w:jc w:val="both"/>
         <w:rPr>
           <w:rFonts w:ascii="Calibri" w:eastAsia="Times New Roman" w:hAnsi="Calibri" w:cs="Arial"/>
           <w:smallCaps w:val="0"/>
@@ -6790,6 +7086,7 @@
           <w:tab w:val="left" w:pos="880"/>
           <w:tab w:val="right" w:leader="dot" w:pos="9017"/>
         </w:tabs>
+        <w:jc w:val="both"/>
         <w:rPr>
           <w:rFonts w:ascii="Calibri" w:eastAsia="Times New Roman" w:hAnsi="Calibri" w:cs="Arial"/>
           <w:smallCaps w:val="0"/>
@@ -6884,6 +7181,7 @@
           <w:tab w:val="left" w:pos="1100"/>
           <w:tab w:val="right" w:leader="dot" w:pos="9017"/>
         </w:tabs>
+        <w:jc w:val="both"/>
         <w:rPr>
           <w:rFonts w:ascii="Calibri" w:eastAsia="Times New Roman" w:hAnsi="Calibri" w:cs="Arial"/>
           <w:i w:val="0"/>
@@ -6980,6 +7278,7 @@
           <w:tab w:val="left" w:pos="1100"/>
           <w:tab w:val="right" w:leader="dot" w:pos="9017"/>
         </w:tabs>
+        <w:jc w:val="both"/>
         <w:rPr>
           <w:rFonts w:ascii="Calibri" w:eastAsia="Times New Roman" w:hAnsi="Calibri" w:cs="Arial"/>
           <w:i w:val="0"/>
@@ -7076,6 +7375,7 @@
           <w:tab w:val="left" w:pos="1100"/>
           <w:tab w:val="right" w:leader="dot" w:pos="9017"/>
         </w:tabs>
+        <w:jc w:val="both"/>
         <w:rPr>
           <w:rFonts w:ascii="Calibri" w:eastAsia="Times New Roman" w:hAnsi="Calibri" w:cs="Arial"/>
           <w:i w:val="0"/>
@@ -7172,6 +7472,7 @@
           <w:tab w:val="left" w:pos="440"/>
           <w:tab w:val="right" w:leader="dot" w:pos="9017"/>
         </w:tabs>
+        <w:jc w:val="both"/>
         <w:rPr>
           <w:rFonts w:ascii="Calibri" w:eastAsia="Times New Roman" w:hAnsi="Calibri" w:cs="Arial"/>
           <w:b w:val="0"/>
@@ -7259,6 +7560,7 @@
           <w:tab w:val="left" w:pos="880"/>
           <w:tab w:val="right" w:leader="dot" w:pos="9017"/>
         </w:tabs>
+        <w:jc w:val="both"/>
         <w:rPr>
           <w:rFonts w:ascii="Calibri" w:eastAsia="Times New Roman" w:hAnsi="Calibri" w:cs="Arial"/>
           <w:smallCaps w:val="0"/>
@@ -7353,6 +7655,7 @@
           <w:tab w:val="left" w:pos="880"/>
           <w:tab w:val="right" w:leader="dot" w:pos="9017"/>
         </w:tabs>
+        <w:jc w:val="both"/>
         <w:rPr>
           <w:rFonts w:ascii="Calibri" w:eastAsia="Times New Roman" w:hAnsi="Calibri" w:cs="Arial"/>
           <w:smallCaps w:val="0"/>
@@ -7447,6 +7750,7 @@
           <w:tab w:val="left" w:pos="440"/>
           <w:tab w:val="right" w:leader="dot" w:pos="9017"/>
         </w:tabs>
+        <w:jc w:val="both"/>
         <w:rPr>
           <w:rFonts w:ascii="Calibri" w:eastAsia="Times New Roman" w:hAnsi="Calibri" w:cs="Arial"/>
           <w:b w:val="0"/>
@@ -7534,6 +7838,7 @@
           <w:tab w:val="left" w:pos="880"/>
           <w:tab w:val="right" w:leader="dot" w:pos="9017"/>
         </w:tabs>
+        <w:jc w:val="both"/>
         <w:rPr>
           <w:rFonts w:ascii="Calibri" w:eastAsia="Times New Roman" w:hAnsi="Calibri" w:cs="Arial"/>
           <w:smallCaps w:val="0"/>
@@ -7628,6 +7933,7 @@
           <w:tab w:val="left" w:pos="880"/>
           <w:tab w:val="right" w:leader="dot" w:pos="9017"/>
         </w:tabs>
+        <w:jc w:val="both"/>
         <w:rPr>
           <w:rFonts w:ascii="Calibri" w:eastAsia="Times New Roman" w:hAnsi="Calibri" w:cs="Arial"/>
           <w:smallCaps w:val="0"/>
@@ -7722,6 +8028,7 @@
           <w:tab w:val="left" w:pos="880"/>
           <w:tab w:val="right" w:leader="dot" w:pos="9017"/>
         </w:tabs>
+        <w:jc w:val="both"/>
         <w:rPr>
           <w:rFonts w:ascii="Calibri" w:eastAsia="Times New Roman" w:hAnsi="Calibri" w:cs="Arial"/>
           <w:smallCaps w:val="0"/>
@@ -7816,6 +8123,7 @@
           <w:tab w:val="left" w:pos="880"/>
           <w:tab w:val="right" w:leader="dot" w:pos="9017"/>
         </w:tabs>
+        <w:jc w:val="both"/>
         <w:rPr>
           <w:rFonts w:ascii="Calibri" w:eastAsia="Times New Roman" w:hAnsi="Calibri" w:cs="Arial"/>
           <w:smallCaps w:val="0"/>
@@ -7910,6 +8218,7 @@
           <w:tab w:val="left" w:pos="880"/>
           <w:tab w:val="right" w:leader="dot" w:pos="9017"/>
         </w:tabs>
+        <w:jc w:val="both"/>
         <w:rPr>
           <w:rFonts w:ascii="Calibri" w:eastAsia="Times New Roman" w:hAnsi="Calibri" w:cs="Arial"/>
           <w:smallCaps w:val="0"/>
@@ -8004,6 +8313,7 @@
           <w:tab w:val="left" w:pos="440"/>
           <w:tab w:val="right" w:leader="dot" w:pos="9017"/>
         </w:tabs>
+        <w:jc w:val="both"/>
         <w:rPr>
           <w:rFonts w:ascii="Calibri" w:eastAsia="Times New Roman" w:hAnsi="Calibri" w:cs="Arial"/>
           <w:b w:val="0"/>
@@ -8091,6 +8401,7 @@
           <w:tab w:val="left" w:pos="880"/>
           <w:tab w:val="right" w:leader="dot" w:pos="9017"/>
         </w:tabs>
+        <w:jc w:val="both"/>
         <w:rPr>
           <w:rFonts w:ascii="Calibri" w:eastAsia="Times New Roman" w:hAnsi="Calibri" w:cs="Arial"/>
           <w:smallCaps w:val="0"/>
@@ -8185,6 +8496,7 @@
           <w:tab w:val="left" w:pos="880"/>
           <w:tab w:val="right" w:leader="dot" w:pos="9017"/>
         </w:tabs>
+        <w:jc w:val="both"/>
         <w:rPr>
           <w:rFonts w:ascii="Calibri" w:eastAsia="Times New Roman" w:hAnsi="Calibri" w:cs="Arial"/>
           <w:smallCaps w:val="0"/>
@@ -8279,6 +8591,7 @@
           <w:tab w:val="left" w:pos="440"/>
           <w:tab w:val="right" w:leader="dot" w:pos="9017"/>
         </w:tabs>
+        <w:jc w:val="both"/>
         <w:rPr>
           <w:rFonts w:ascii="Calibri" w:eastAsia="Times New Roman" w:hAnsi="Calibri" w:cs="Arial"/>
           <w:b w:val="0"/>
@@ -8366,6 +8679,7 @@
           <w:tab w:val="left" w:pos="440"/>
           <w:tab w:val="right" w:leader="dot" w:pos="9017"/>
         </w:tabs>
+        <w:jc w:val="both"/>
         <w:rPr>
           <w:rFonts w:ascii="Calibri" w:eastAsia="Times New Roman" w:hAnsi="Calibri" w:cs="Arial"/>
           <w:b w:val="0"/>
@@ -8453,6 +8767,7 @@
           <w:tab w:val="left" w:pos="440"/>
           <w:tab w:val="right" w:leader="dot" w:pos="9017"/>
         </w:tabs>
+        <w:jc w:val="both"/>
         <w:rPr>
           <w:rFonts w:ascii="Calibri" w:eastAsia="Times New Roman" w:hAnsi="Calibri" w:cs="Arial"/>
           <w:b w:val="0"/>
@@ -8540,6 +8855,7 @@
           <w:tab w:val="left" w:pos="440"/>
           <w:tab w:val="right" w:leader="dot" w:pos="9017"/>
         </w:tabs>
+        <w:jc w:val="both"/>
         <w:rPr>
           <w:rFonts w:ascii="Calibri" w:eastAsia="Times New Roman" w:hAnsi="Calibri" w:cs="Arial"/>
           <w:b w:val="0"/>
@@ -8627,6 +8943,7 @@
           <w:tab w:val="left" w:pos="440"/>
           <w:tab w:val="right" w:leader="dot" w:pos="9017"/>
         </w:tabs>
+        <w:jc w:val="both"/>
         <w:rPr>
           <w:rFonts w:ascii="Calibri" w:eastAsia="Times New Roman" w:hAnsi="Calibri" w:cs="Arial"/>
           <w:b w:val="0"/>
@@ -8713,6 +9030,7 @@
         <w:tabs>
           <w:tab w:val="right" w:leader="dot" w:pos="9017"/>
         </w:tabs>
+        <w:jc w:val="both"/>
         <w:rPr>
           <w:rFonts w:ascii="Calibri" w:eastAsia="Times New Roman" w:hAnsi="Calibri" w:cs="Arial"/>
           <w:b w:val="0"/>
@@ -8869,6 +9187,7 @@
         <w:tabs>
           <w:tab w:val="right" w:leader="dot" w:pos="9017"/>
         </w:tabs>
+        <w:jc w:val="both"/>
         <w:rPr>
           <w:rFonts w:ascii="Calibri" w:eastAsia="Times New Roman" w:hAnsi="Calibri" w:cs="Arial"/>
           <w:smallCaps w:val="0"/>
@@ -8952,6 +9271,7 @@
         <w:tabs>
           <w:tab w:val="right" w:leader="dot" w:pos="9017"/>
         </w:tabs>
+        <w:jc w:val="both"/>
         <w:rPr>
           <w:rFonts w:ascii="Calibri" w:eastAsia="Times New Roman" w:hAnsi="Calibri" w:cs="Arial"/>
           <w:smallCaps w:val="0"/>
@@ -9127,6 +9447,7 @@
         <w:tabs>
           <w:tab w:val="right" w:leader="dot" w:pos="9017"/>
         </w:tabs>
+        <w:jc w:val="both"/>
         <w:rPr>
           <w:rFonts w:ascii="Calibri" w:eastAsia="Times New Roman" w:hAnsi="Calibri" w:cs="Arial"/>
           <w:smallCaps w:val="0"/>
@@ -9219,6 +9540,7 @@
         <w:tabs>
           <w:tab w:val="right" w:leader="dot" w:pos="9017"/>
         </w:tabs>
+        <w:jc w:val="both"/>
         <w:rPr>
           <w:rFonts w:ascii="Calibri" w:eastAsia="Times New Roman" w:hAnsi="Calibri" w:cs="Arial"/>
           <w:smallCaps w:val="0"/>
@@ -9347,6 +9669,7 @@
     <w:p>
       <w:pPr>
         <w:pStyle w:val="Heading1"/>
+        <w:jc w:val="both"/>
         <w:sectPr>
           <w:type w:val="continuous"/>
           <w:pgSz w:w="11907" w:h="16839" w:code="9"/>
@@ -9364,6 +9687,7 @@
           <w:ilvl w:val="0"/>
           <w:numId w:val="0"/>
         </w:numPr>
+        <w:jc w:val="both"/>
         <w:sectPr>
           <w:pgSz w:w="11907" w:h="16839" w:code="9"/>
           <w:pgMar w:top="1440" w:right="1440" w:bottom="1440" w:left="1440" w:header="720" w:footer="720" w:gutter="0"/>
@@ -9376,6 +9700,7 @@
     <w:p>
       <w:pPr>
         <w:pStyle w:val="Heading1"/>
+        <w:jc w:val="both"/>
       </w:pPr>
       <w:bookmarkStart w:id="0" w:name="_Toc226026622"/>
       <w:r>
@@ -9386,6 +9711,7 @@
     <w:p>
       <w:pPr>
         <w:pStyle w:val="Heading2"/>
+        <w:jc w:val="both"/>
       </w:pPr>
       <w:bookmarkStart w:id="1" w:name="_Toc226026623"/>
       <w:r>
@@ -9443,6 +9769,9 @@
         <w:instrText xml:space="preserve"> REF _Ref226023022 \r \h </w:instrText>
       </w:r>
       <w:r>
+        <w:instrText xml:space="preserve"> \* MERGEFORMAT </w:instrText>
+      </w:r>
+      <w:r>
         <w:fldChar w:fldCharType="separate"/>
       </w:r>
       <w:r>
@@ -9461,6 +9790,9 @@
         <w:instrText xml:space="preserve"> REF _Ref309844154 \r \h </w:instrText>
       </w:r>
       <w:r>
+        <w:instrText xml:space="preserve"> \* MERGEFORMAT </w:instrText>
+      </w:r>
+      <w:r>
         <w:fldChar w:fldCharType="separate"/>
       </w:r>
       <w:r>
@@ -9479,6 +9811,9 @@
         <w:instrText xml:space="preserve"> REF _Ref226023042 \r \h </w:instrText>
       </w:r>
       <w:r>
+        <w:instrText xml:space="preserve"> \* MERGEFORMAT </w:instrText>
+      </w:r>
+      <w:r>
         <w:fldChar w:fldCharType="separate"/>
       </w:r>
       <w:r>
@@ -9494,6 +9829,7 @@
     <w:p>
       <w:pPr>
         <w:pStyle w:val="Heading2"/>
+        <w:jc w:val="both"/>
       </w:pPr>
       <w:bookmarkStart w:id="2" w:name="_Toc226026624"/>
       <w:r>
@@ -9502,6 +9838,9 @@
       <w:bookmarkEnd w:id="2"/>
     </w:p>
     <w:p>
+      <w:pPr>
+        <w:jc w:val="both"/>
+      </w:pPr>
       <w:r>
         <w:t>Autorul justifică aici alegerea și interesul său pentru tema aleasă.</w:t>
       </w:r>
@@ -9509,6 +9848,7 @@
     <w:p>
       <w:pPr>
         <w:pStyle w:val="Heading2"/>
+        <w:jc w:val="both"/>
       </w:pPr>
       <w:bookmarkStart w:id="3" w:name="_Toc226026625"/>
       <w:r>
@@ -9517,6 +9857,9 @@
       <w:bookmarkEnd w:id="3"/>
     </w:p>
     <w:p>
+      <w:pPr>
+        <w:jc w:val="both"/>
+      </w:pPr>
       <w:r>
         <w:t>Autorul face o prezentare generală și dă o justificare în direcția temei alese din perspectiva contextului actual.</w:t>
       </w:r>
@@ -9524,6 +9867,7 @@
     <w:p>
       <w:pPr>
         <w:pStyle w:val="Heading1"/>
+        <w:jc w:val="both"/>
       </w:pPr>
       <w:r>
         <w:t>LITERATURE REVIEW AND ECONOMIC FOUNDATONS</w:t>
@@ -9532,13 +9876,21 @@
     <w:p>
       <w:pPr>
         <w:pStyle w:val="Heading2"/>
+        <w:jc w:val="both"/>
       </w:pPr>
       <w:r>
         <w:t>The Efficient Market Hypothesis (EMH) and the Random Walk Theory</w:t>
       </w:r>
     </w:p>
-    <w:p/>
-    <w:p>
+    <w:p>
+      <w:pPr>
+        <w:jc w:val="both"/>
+      </w:pPr>
+    </w:p>
+    <w:p>
+      <w:pPr>
+        <w:jc w:val="both"/>
+      </w:pPr>
       <w:r>
         <w:t>For decades, classical financial economics and digital market valuation models have been heavily anchored to the Efficient Market Hypothesis (EMH)</w:t>
       </w:r>
@@ -9548,28 +9900,33 @@
       <w:r>
         <w:t>The core tenet of this framework posits that competitive electronic market forces ensure that all publicly available information, historical indicators, and corporate data are instantly and fully reflected in an asset's current market capitalization</w:t>
       </w:r>
+      <w:bookmarkStart w:id="4" w:name="_Ref231825608"/>
       <w:r>
         <w:rPr>
           <w:rStyle w:val="EndnoteReference"/>
         </w:rPr>
         <w:endnoteReference w:id="1"/>
       </w:r>
+      <w:bookmarkEnd w:id="4"/>
       <w:r>
         <w:t>. Within a perfectly efficient marketplace, security prices adapt exclusively to entirely novel information or unanticipated operational shocks. Because news is by definition unpredictable and randomly distributed over time, the resulting chronological adjustments of asset prices must behave as a purely stochastic sequence—conceptually structured as a random walk</w:t>
       </w:r>
-      <w:bookmarkStart w:id="4" w:name="_Ref231817775"/>
+      <w:bookmarkStart w:id="5" w:name="_Ref231817775"/>
       <w:r>
         <w:rPr>
           <w:rStyle w:val="EndnoteReference"/>
         </w:rPr>
         <w:endnoteReference w:id="2"/>
       </w:r>
-      <w:bookmarkEnd w:id="4"/>
+      <w:bookmarkEnd w:id="5"/>
       <w:r>
         <w:t>.</w:t>
       </w:r>
     </w:p>
     <w:p>
+      <w:pPr>
+        <w:jc w:val="both"/>
+      </w:pPr>
       <w:r>
         <w:t>According to traditional interpretations, any systematic attempt to parse historical sequences, discover repetitive cyclical structures, or deploy automated mechanisms to consistently achieve risk-adjusted returns superior to the broader market index is fundamentally futile</w:t>
       </w:r>
@@ -9577,11 +9934,11 @@
         <w:t xml:space="preserve">. </w:t>
       </w:r>
       <w:r>
-        <w:t xml:space="preserve">Linear statistical frameworks, </w:t>
+        <w:t xml:space="preserve">Linear statistical frameworks, including Autoregressive Integrated Moving Average (ARIMA) models, were designed around these </w:t>
       </w:r>
       <w:r>
         <w:lastRenderedPageBreak/>
-        <w:t>including Autoregressive Integrated Moving Average (ARIMA) models, were designed around these assumptions to capture localized variance rather than predictive directional shifts. However, within contemporary enterprise information systems, these deterministic linear models face massive empirical challenges due to their inability to accommodate the adaptive, highly complex behavioral realities of modern electronic execution environments</w:t>
+        <w:t>assumptions to capture localized variance rather than predictive directional shifts. However, within contemporary enterprise information systems, these deterministic linear models face massive empirical challenges due to their inability to accommodate the adaptive, highly complex behavioral realities of modern electronic execution environments</w:t>
       </w:r>
       <w:r>
         <w:rPr>
@@ -9593,26 +9950,29 @@
         <w:t>.</w:t>
       </w:r>
     </w:p>
-    <w:p/>
-    <w:p>
-      <w:r>
-        <w:t>Figure 2.1</w:t>
-      </w:r>
-      <w:r>
-        <w:t>. Structural Breakdown of Information Processing: Efficient Market Hypothesis (EMH) vs. Adaptive Non-Linear Systems.</w:t>
-      </w:r>
-    </w:p>
-    <w:p/>
+    <w:p>
+      <w:pPr>
+        <w:jc w:val="both"/>
+      </w:pPr>
+    </w:p>
     <w:p>
       <w:pPr>
         <w:pStyle w:val="Heading2"/>
+        <w:jc w:val="both"/>
       </w:pPr>
       <w:r>
         <w:t>Micro-structural Inefficiencies and Digital Trading Ecosystems</w:t>
       </w:r>
     </w:p>
-    <w:p/>
-    <w:p>
+    <w:p>
+      <w:pPr>
+        <w:jc w:val="both"/>
+      </w:pPr>
+    </w:p>
+    <w:p>
+      <w:pPr>
+        <w:jc w:val="both"/>
+      </w:pPr>
       <w:r>
         <w:t>The rapid digitalization of commercial transactions, coupled with the emergence of advanced algorithmic execution desks, has fundamentally decoupled current financial environments from the idealistic, frictionless assumptions of 20th-century economic theory. Modern digital business ecosystems generate continuous, multi-dimensional data arrays characterized by intense architectural dependencies, non-Gaussian noise distributions, and structural memory vectors that directly invalidate memoryless constraints.</w:t>
       </w:r>
@@ -9671,6 +10031,9 @@
       </w:r>
     </w:p>
     <w:p>
+      <w:pPr>
+        <w:jc w:val="both"/>
+      </w:pPr>
       <w:r>
         <w:t>Furthermore, the integration of quantitative asset management with advanced computational infrastructures has introduced complex feedback mechanisms, including institutional momentum trading, cascading stop-loss liquidations, and high-frequency trading (HFT) structural imbalances. These phenomena generate persistent multi-day micro-structural patterns, localized structural trends, and recurring temporal anomalies that are deeply non-linear in nature. While these hidden patterns look like chaotic white noise when processed through traditional linear statistical regressions, they present rich, exploitable structural dependencies when examined through multi-layered deep learning topologies</w:t>
       </w:r>
@@ -9693,18 +10056,39 @@
         <w:endnoteReference w:id="5"/>
       </w:r>
     </w:p>
-    <w:p/>
+    <w:p>
+      <w:pPr>
+        <w:jc w:val="both"/>
+      </w:pPr>
+    </w:p>
+    <w:p>
+      <w:pPr>
+        <w:jc w:val="both"/>
+      </w:pPr>
+      <w:r>
+        <w:t>Figure 2.1. Structural Breakdown of Information Processing: Efficient Market Hypothesis (EMH) vs. Adaptive Non-Linear Systems.</w:t>
+      </w:r>
+    </w:p>
+    <w:p>
+      <w:pPr>
+        <w:jc w:val="both"/>
+      </w:pPr>
+    </w:p>
     <w:p>
       <w:pPr>
         <w:pStyle w:val="Heading2"/>
+        <w:jc w:val="both"/>
+      </w:pPr>
+      <w:r>
+        <w:t>Web Architectures, Frameworks, and Data Ingestion Standards</w:t>
+      </w:r>
+    </w:p>
+    <w:p>
+      <w:pPr>
+        <w:jc w:val="both"/>
       </w:pPr>
       <w:r>
         <w:lastRenderedPageBreak/>
-        <w:t>Web Architectures, Frameworks, and Data Ingestion Standards</w:t>
-      </w:r>
-    </w:p>
-    <w:p>
-      <w:r>
         <w:t>The engineering and deployment of modern decision-support applications require strict adherence to web standards established by open software consortiums</w:t>
       </w:r>
       <w:r>
@@ -9716,14 +10100,14 @@
       <w:r>
         <w:t xml:space="preserve">. </w:t>
       </w:r>
-      <w:bookmarkStart w:id="5" w:name="_Ref231819263"/>
+      <w:bookmarkStart w:id="6" w:name="_Ref231819263"/>
       <w:r>
         <w:rPr>
           <w:rStyle w:val="EndnoteReference"/>
         </w:rPr>
         <w:endnoteReference w:id="6"/>
       </w:r>
-      <w:bookmarkEnd w:id="5"/>
+      <w:bookmarkEnd w:id="6"/>
       <w:r>
         <w:t xml:space="preserve"> </w:t>
       </w:r>
@@ -9733,6 +10117,7 @@
     </w:p>
     <w:p>
       <w:pPr>
+        <w:jc w:val="both"/>
         <w:rPr>
           <w:vertAlign w:val="superscript"/>
         </w:rPr>
@@ -9808,16 +10193,32 @@
     </w:p>
     <w:p>
       <w:pPr>
+        <w:jc w:val="both"/>
+        <w:rPr>
+          <w:vertAlign w:val="superscript"/>
+        </w:rPr>
+      </w:pPr>
+    </w:p>
+    <w:p>
+      <w:pPr>
         <w:pStyle w:val="Heading2"/>
+        <w:jc w:val="both"/>
       </w:pPr>
       <w:r>
         <w:t>The Modern AI and Hardware Infrastructure Speculative Bubble (2023–2025)</w:t>
       </w:r>
     </w:p>
-    <w:p/>
-    <w:p>
-      <w:r>
-        <w:t xml:space="preserve">The chronological boundary established within this master's thesis fundamentally captures one of the most volatile, mathematically anomalous, and macroeconomically significant events in the history of global digital business frameworks: the explosive emergence and subsequent structural consolidation of the "Artificial Intelligence and Advanced Hardware Infrastructure Boom" [1] spanning the fiscal periods of 2023 through late 2025. Within the context of </w:t>
+    <w:p>
+      <w:pPr>
+        <w:jc w:val="both"/>
+      </w:pPr>
+    </w:p>
+    <w:p>
+      <w:pPr>
+        <w:jc w:val="both"/>
+      </w:pPr>
+      <w:r>
+        <w:t xml:space="preserve">The chronological boundary established within this master's thesis fundamentally captures one of the most volatile, mathematically anomalous, and macroeconomically significant events in the history of global digital business frameworks: the explosive emergence and subsequent structural consolidation of the "Artificial Intelligence and Advanced Hardware Infrastructure Boom" spanning the fiscal periods of 2023 through late 2025. Within the context of </w:t>
       </w:r>
       <w:r>
         <w:t>Information Systems for e-Business</w:t>
@@ -9830,23 +10231,127 @@
       </w:r>
     </w:p>
     <w:p>
+      <w:pPr>
+        <w:jc w:val="both"/>
+      </w:pPr>
       <w:r>
         <w:t>Prior to this structural market shift, global financial asset pricing models operated under relatively predictable macro-regimes characterized by steady consumer technology cycles, institutional supply-chain normalizations following the pandemic disruptions of 2020, and predictable corporate credit structures managed by central banking interest rates. However, the introduction and rapid enterprise adoption of generative artificial intelligence architectures, large language models (LLMs), and hyper-scaled neural networks created an unprecedented, non-linear demand shock throughout the global technology ecosystem.</w:t>
       </w:r>
     </w:p>
-    <w:p/>
-    <w:p>
+    <w:p>
+      <w:pPr>
+        <w:jc w:val="both"/>
+      </w:pPr>
+    </w:p>
+    <w:p>
+      <w:pPr>
+        <w:jc w:val="both"/>
+      </w:pPr>
       <w:r>
         <w:t>Figure 2.2. Parabolic Trajectory of NVIDIA (NVDA) Market Capitalization vs. Industry Moving Averages During the 2023-2025 Hardware Supply Crunch.</w:t>
       </w:r>
     </w:p>
-    <w:p/>
-    <w:p>
-      <w:r>
-        <w:t xml:space="preserve">This structural shift completely redefined the valuation metrics of the global semiconductor, data center, and cloud computing markets. At the absolute epicenter of this macroeconomic expansion was NVIDIA Corporation (NVDA), an asset whose financial data series transitions from a standard high-growth technology equity into a highly parabolic, sentiment-driven speculative vehicle. During this intensive multi-year expansion, traditional financial indicators, standard moving averages, and classical autoregressive integrated moving average (ARIMA) statistical forecasting frameworks exhibited complete, systemic performance degradation. This absolute decay in classical predictive power occurred because the underlying asset price movements were no longer tightly coupled with historical valuation baselines, steady price-to-earnings metrics, or efficient informational distributions as hypothesized by the Efficient Market Hypothesis (EMH). Instead, market movements were governed by a hyper-complex confluence of behavioral market sentiment, institutional momentum trading, massive retail capital flows, and intense physical micro-structural constraints. </w:t>
-      </w:r>
-    </w:p>
-    <w:p>
+    <w:p>
+      <w:pPr>
+        <w:jc w:val="both"/>
+      </w:pPr>
+    </w:p>
+    <w:p>
+      <w:pPr>
+        <w:jc w:val="both"/>
+      </w:pPr>
+      <w:r>
+        <w:t>This structural shift completely redefined the valuation metrics of the global semiconductor, data center, and cloud computing markets. At the absolute epicenter of this macroeconomic expansion was NVIDIA Corporation (NVDA), an asset whose financial data series transitions from a standard high-growth technology equity into a highly parabolic, sentiment-driven speculative vehicle. During this intensive multi-year expansion, traditional financial indicators, standard moving averages, and classical autoregressive integrated moving average (ARIMA) statistical forecasting frameworks exhibited complete, systemic performance degradation.</w:t>
+      </w:r>
+      <w:sdt>
+        <w:sdtPr>
+          <w:id w:val="1799423740"/>
+          <w:citation/>
+        </w:sdtPr>
+        <w:sdtContent>
+          <w:r>
+            <w:fldChar w:fldCharType="begin"/>
+          </w:r>
+          <w:r>
+            <w:rPr>
+              <w:noProof/>
+              <w:lang w:val="en-US"/>
+            </w:rPr>
+            <w:instrText xml:space="preserve"> CITATION EFF1 \l 1033 </w:instrText>
+          </w:r>
+          <w:r>
+            <w:fldChar w:fldCharType="separate"/>
+          </w:r>
+          <w:r>
+            <w:rPr>
+              <w:noProof/>
+              <w:lang w:val="en-US"/>
+            </w:rPr>
+            <w:t xml:space="preserve"> </w:t>
+          </w:r>
+          <w:r>
+            <w:rPr>
+              <w:noProof/>
+              <w:lang w:val="en-US"/>
+            </w:rPr>
+            <w:t>(1)</w:t>
+          </w:r>
+          <w:r>
+            <w:fldChar w:fldCharType="end"/>
+          </w:r>
+        </w:sdtContent>
+      </w:sdt>
+      <w:r>
+        <w:t xml:space="preserve"> This absolute decay in classical predictive power occurred because the underlying asset price movements were no longer tightly coupled with historical valuation baselines, steady price-to-earnings metrics, or efficient informational distributions as hypothesized by the Efficient Market Hypothesis (EMH).</w:t>
+      </w:r>
+      <w:sdt>
+        <w:sdtPr>
+          <w:id w:val="-2069722955"/>
+          <w:citation/>
+        </w:sdtPr>
+        <w:sdtContent>
+          <w:r>
+            <w:fldChar w:fldCharType="begin"/>
+          </w:r>
+          <w:r>
+            <w:rPr>
+              <w:lang w:val="en-US"/>
+            </w:rPr>
+            <w:instrText xml:space="preserve"> CITATION IGo \l 1033 </w:instrText>
+          </w:r>
+          <w:r>
+            <w:fldChar w:fldCharType="separate"/>
+          </w:r>
+          <w:r>
+            <w:rPr>
+              <w:noProof/>
+              <w:lang w:val="en-US"/>
+            </w:rPr>
+            <w:t xml:space="preserve"> </w:t>
+          </w:r>
+          <w:r>
+            <w:rPr>
+              <w:noProof/>
+              <w:lang w:val="en-US"/>
+            </w:rPr>
+            <w:t>(2)</w:t>
+          </w:r>
+          <w:r>
+            <w:fldChar w:fldCharType="end"/>
+          </w:r>
+        </w:sdtContent>
+      </w:sdt>
+      <w:r>
+        <w:t xml:space="preserve"> </w:t>
+      </w:r>
+      <w:r>
+        <w:t xml:space="preserve">Instead, market movements were governed by a hyper-complex confluence of behavioral market sentiment, institutional momentum trading, massive retail capital flows, and intense physical micro-structural constraints. </w:t>
+      </w:r>
+    </w:p>
+    <w:p>
+      <w:pPr>
+        <w:jc w:val="both"/>
+      </w:pPr>
       <w:r>
         <w:t>To comprehensively understand why deep recurrent networks like Long Short-Term Memory (LSTM) and Gated Recurrent Units (GRU) are required to model this specific market regime, the system must decompose the structural physics of the 2023–2025 AI bubble into separate, highly interactive corporate realities:</w:t>
       </w:r>
@@ -9854,27 +10359,110 @@
     <w:p>
       <w:pPr>
         <w:pStyle w:val="Heading3"/>
+        <w:jc w:val="both"/>
       </w:pPr>
       <w:r>
         <w:t>The Micro-structural Semiconductor Supply Crunch</w:t>
       </w:r>
     </w:p>
-    <w:p/>
-    <w:p>
-      <w:r>
-        <w:t>Unlike historical digital asset expansions, such as the software-based dot-com bubble of the late 1990s, the artificial intelligence expansion was bound to absolute, physical manufacturing bottlenecks. Enterprise computing architectures required specialized graphics processing units (GPUs) capable of asynchronous tensor matrix multiplications. The extreme institutional rush to secure compute capacity resulted in severe supply constraints surrounding advanced semiconductor fabrications, silicon wafer allocations, and, critically, High Bandwidth Memory (HBM/VRAM) components.</w:t>
-      </w:r>
-    </w:p>
-    <w:p>
-      <w:r>
-        <w:t xml:space="preserve">Because corporate entities like NVIDIA maintained exclusive commercial control over the proprietary chip architectures and software ecosystems (such as the CUDA computing platform), their financial </w:t>
+    <w:p>
+      <w:pPr>
+        <w:jc w:val="both"/>
+      </w:pPr>
+    </w:p>
+    <w:p>
+      <w:pPr>
+        <w:jc w:val="both"/>
+      </w:pPr>
+      <w:r>
+        <w:t>Enterprise computing architectures required specialized graphics processing units (GPUs) capable of asynchronous tensor matrix multiplications. The extreme institutional rush to secure compute capacity resulted in severe supply constraints surrounding advanced semiconductor fabrications, silicon wafer allocations, and, critically, High Bandwidth Memory (HBM/VRAM) components. Because corporate entities like NVIDIA maintained exclusive commercial control over the proprietary chip architectures and software ecosystems (such as the CUDA computing platform)</w:t>
+      </w:r>
+      <w:r>
+        <w:rPr>
+          <w:rStyle w:val="EndnoteReference"/>
+        </w:rPr>
+        <w:endnoteReference w:id="8"/>
+      </w:r>
+      <w:r>
+        <w:t>, their financial statements reflected astronomical, non-linear growth in net profit margins.</w:t>
+      </w:r>
+    </w:p>
+    <w:p>
+      <w:pPr>
+        <w:jc w:val="both"/>
+      </w:pPr>
+      <w:r>
+        <w:t xml:space="preserve">When an information system attempts to model an asset bound to such intense, physical supply imbalances, standard closing price metrics fail to capture the underlying market tension. The volume </w:t>
       </w:r>
       <w:r>
         <w:lastRenderedPageBreak/>
-        <w:t>statements reflected astronomical, non-linear growth in net profit margins. When an information system attempts to model an asset bound to such intense, physical supply imbalances, standard closing price metrics fail to capture the underlying market tension. The volume distribution backing each transaction becomes the primary indicator of institutional accumulation. This reality justifies why this thesis rejects simple open/close scalar points in favor of a mathematically derived Volume Weighted Average Price (VWAP) engine, ensuring that periods of extreme supply shocks are properly scaled by transaction intensity before being introduced to the neural network’s weight matrices.</w:t>
-      </w:r>
-    </w:p>
-    <w:p/>
+        <w:t>distribution backing each transaction becomes the primary indicator of institutional accumulation. This reality justifies why this thesis rejects simple open/close scalar points in favor of a mathematically derived Volume Weighted Average Price (VWAP) engine</w:t>
+      </w:r>
+      <w:r>
+        <w:rPr>
+          <w:noProof/>
+          <w:lang w:val="en-US"/>
+        </w:rPr>
+        <w:t>,</w:t>
+      </w:r>
+      <w:sdt>
+        <w:sdtPr>
+          <w:rPr>
+            <w:noProof/>
+            <w:lang w:val="en-US"/>
+          </w:rPr>
+          <w:id w:val="-889177702"/>
+          <w:citation/>
+        </w:sdtPr>
+        <w:sdtContent>
+          <w:r>
+            <w:rPr>
+              <w:noProof/>
+              <w:lang w:val="en-US"/>
+            </w:rPr>
+            <w:fldChar w:fldCharType="begin"/>
+          </w:r>
+          <w:r>
+            <w:rPr>
+              <w:noProof/>
+              <w:lang w:val="en-US"/>
+            </w:rPr>
+            <w:instrText xml:space="preserve"> CITATION JMB \l 1033 </w:instrText>
+          </w:r>
+          <w:r>
+            <w:rPr>
+              <w:noProof/>
+              <w:lang w:val="en-US"/>
+            </w:rPr>
+            <w:fldChar w:fldCharType="separate"/>
+          </w:r>
+          <w:r>
+            <w:rPr>
+              <w:noProof/>
+              <w:lang w:val="en-US"/>
+            </w:rPr>
+            <w:t xml:space="preserve"> </w:t>
+          </w:r>
+          <w:r>
+            <w:rPr>
+              <w:noProof/>
+              <w:lang w:val="en-US"/>
+            </w:rPr>
+            <w:t>(3)</w:t>
+          </w:r>
+          <w:r>
+            <w:rPr>
+              <w:noProof/>
+              <w:lang w:val="en-US"/>
+            </w:rPr>
+            <w:fldChar w:fldCharType="end"/>
+          </w:r>
+        </w:sdtContent>
+      </w:sdt>
+      <w:r>
+        <w:t xml:space="preserve"> ensuring that periods of extreme supply shocks are properly scaled by transaction intensity before being introduced to the neural network’s weight matrices.</w:t>
+      </w:r>
+    </w:p>
     <w:p>
       <w:pPr>
         <w:pStyle w:val="Heading3"/>
@@ -9884,89 +10472,307 @@
       </w:r>
     </w:p>
     <w:p>
+      <w:pPr>
+        <w:jc w:val="both"/>
+      </w:pPr>
       <w:r>
         <w:t>During the height of the hardware boom, asset price behaviors exhibited extreme directional persistence, often referred to in quantitative finance as a heavy-tailed, non-Gaussian distribution. In standard linear economics, it is assumed that when an asset price rises significantly above its historical mean, profit-taking forces will immediately act as a negative feedback loop, pulling the price back toward equilibrium (mean reversion). However, during the 2023–2025 regime, the market architecture experienced a strong positive feedback loop.</w:t>
       </w:r>
     </w:p>
     <w:p>
-      <w:r>
-        <w:t>As the valuation of AI infrastructure providers escalated, institutional momentum algorithms, quantitative trend-following index funds, and highly speculative retail traders continuously bought the asset, creating a self-reinforcing upward spiral. This parabolic behavior generates a major challenge for shallow neural configurations due to the presence of non-stationarity—a state where the statistical properties of the time series (mean, variance, and autocorrelation) continuously change over time. Under these conditions, classical models experience immediate "gradient explosions" or become completely desensitized to sudden trend reversals, whereas multi-layered deep learning systems utilizing specialized dropout regularizations ($\text{Dropout} = 0.2$) are specifically structured to prevent absolute overfitting during these localized speculatory waves.</w:t>
-      </w:r>
-    </w:p>
-    <w:p/>
+      <w:pPr>
+        <w:jc w:val="both"/>
+      </w:pPr>
+      <w:r>
+        <w:t>As the valuation of AI infrastructure providers escalated, institutional momentum algorithms, quantitative trend-following index funds, and highly speculative retail traders continuously bought the asset, creating a self-reinforcing upward spiral. This parabolic behavior generates a major challenge for shallow neural configurations due to the presence of non-stationarity—a state where the statistical properties of the time series (mean, variance, and autocorrelation) continuously change over time. Under these conditions, classical models experience immediate "gradient explosions" or become completely desensitized to sudden trend reversals, whereas multi-layered deep learning systems utilizing specialized dropout regularizations</w:t>
+      </w:r>
+      <w:r>
+        <w:t xml:space="preserve"> </w:t>
+      </w:r>
+      <m:oMath>
+        <m:r>
+          <w:rPr>
+            <w:rFonts w:ascii="Cambria Math" w:hAnsi="Cambria Math"/>
+          </w:rPr>
+          <m:t>Dropout = 0.2</m:t>
+        </m:r>
+      </m:oMath>
+      <w:r>
+        <w:t xml:space="preserve"> are specifically structured to prevent absolute overfitting during these localized speculatory waves.</w:t>
+      </w:r>
+    </w:p>
+    <w:p>
+      <w:pPr>
+        <w:jc w:val="both"/>
+      </w:pPr>
+    </w:p>
+    <w:p>
+      <w:pPr>
+        <w:pStyle w:val="Heading3"/>
+      </w:pPr>
+      <w:r>
+        <w:t>The Traditional Financial Counterweight: Analyzing JPMorgan Chase (JPM)</w:t>
+      </w:r>
+    </w:p>
+    <w:p>
+      <w:pPr>
+        <w:jc w:val="both"/>
+      </w:pPr>
+    </w:p>
+    <w:p>
+      <w:pPr>
+        <w:jc w:val="both"/>
+      </w:pPr>
+      <w:r>
+        <w:t xml:space="preserve">To prevent the developed predictive framework from bending toward the hyper-volatile characteristics of the growth technology sector, this master’s thesis strategically integrates an adversarial corporate counterweight into the data pipeline: JPMorgan Chase &amp; Co. (JPM). Within the operational philosophy of Information Systems for e-Business, a robust, enterprise-grade automated forecasting engine must demonstrate absolute versatility. If a machine learning model achieves high predictive accuracy on a parabolic technology stock but fails catastrophically when applied to a highly regulated, cyclical </w:t>
+      </w:r>
+      <w:r>
+        <w:lastRenderedPageBreak/>
+        <w:t>financial institution, the underlying information system cannot be classified as globally reliable for corporate decision-support deployment.</w:t>
+      </w:r>
+    </w:p>
+    <w:p>
+      <w:pPr>
+        <w:jc w:val="both"/>
+      </w:pPr>
+    </w:p>
+    <w:p>
+      <w:pPr>
+        <w:jc w:val="both"/>
+      </w:pPr>
+      <w:r>
+        <w:t>Figure 2.3. Comparative Volatility Analysis: Technology Growth Regime (NVDA) vs. Regulated Banking Cycle Regime (JPM) Over a 10-Year Timeline.</w:t>
+      </w:r>
+    </w:p>
+    <w:p>
+      <w:pPr>
+        <w:jc w:val="both"/>
+      </w:pPr>
+      <w:r>
+        <w:t>JPMorgan Chase represents the absolute antithesis of the speculative, sentiment-driven market structures observed in the semiconductor sector during the AI boom. As one of the largest systemic banking institutions globally, the asset pricing mechanics of JPM are heavily dictated by entirely different macroeconomic vectors:</w:t>
+      </w:r>
+    </w:p>
+    <w:p>
+      <w:pPr>
+        <w:jc w:val="both"/>
+      </w:pPr>
+      <w:r>
+        <w:t xml:space="preserve"> Central Banking Monetary Policy and Interest Rate Cycles: Bank valorizations respond directly to the immediate, physical realities of net interest margins (NIM). The timeline analyzed (2014–2026) captures intense shifts in central banking architectures, transitioning from the ultra-low, near-zero interest rate regimes of the late 2010s to the aggressive monetary tightening and interest rate hikes implemented throughout 2022–2024 to combat global inflation.</w:t>
+      </w:r>
+    </w:p>
+    <w:p>
+      <w:pPr>
+        <w:jc w:val="both"/>
+      </w:pPr>
+      <w:r>
+        <w:t xml:space="preserve"> Macroeconomic Credit Cycles and Corporate Liquidity Flows: The financial data stream of a major banking asset serves as a direct proxy for the health of the broader industrial economy. When interest rates rise, corporate loan defaults increase, credit spreads widen, and consumer capital flows shift from risk-on equity markets into stable debt instruments. This creates an asset price series characterized by long-term, low-frequency structural cycles, occasional macro-driven mean reversions, and localized periods of high resistance.</w:t>
+      </w:r>
+    </w:p>
+    <w:p>
+      <w:pPr>
+        <w:jc w:val="both"/>
+      </w:pPr>
+      <w:r>
+        <w:t>From an algorithmic training perspective, introducing JPM into the PyCharm execution environment provides a vital structural baseline. While an asset like NVIDIA tests the deep learning network’s ability to adapt to extreme momentum, parabolic curves, and explosive volatility, an asset like JPMorgan Chase tests the network’s capacity to identify subtle, long-term cyclical patterns, structural support levels, and low-frequency seasonal trends embedded within deep historical datasets. By forcing both the Long Short-Term Memory (LSTM)</w:t>
+      </w:r>
+      <w:sdt>
+        <w:sdtPr>
+          <w:id w:val="-1919321866"/>
+          <w:citation/>
+        </w:sdtPr>
+        <w:sdtContent>
+          <w:r>
+            <w:fldChar w:fldCharType="begin"/>
+          </w:r>
+          <w:r>
+            <w:rPr>
+              <w:lang w:val="en-US"/>
+            </w:rPr>
+            <w:instrText xml:space="preserve"> CITATION SHo \l 1033 </w:instrText>
+          </w:r>
+          <w:r>
+            <w:fldChar w:fldCharType="separate"/>
+          </w:r>
+          <w:r>
+            <w:rPr>
+              <w:noProof/>
+              <w:lang w:val="en-US"/>
+            </w:rPr>
+            <w:t xml:space="preserve"> </w:t>
+          </w:r>
+          <w:r>
+            <w:rPr>
+              <w:noProof/>
+              <w:lang w:val="en-US"/>
+            </w:rPr>
+            <w:t>(4)</w:t>
+          </w:r>
+          <w:r>
+            <w:fldChar w:fldCharType="end"/>
+          </w:r>
+        </w:sdtContent>
+      </w:sdt>
+      <w:r>
+        <w:t xml:space="preserve"> </w:t>
+      </w:r>
+      <w:r>
+        <w:t>and Gated Recurrent Unit (GRU)</w:t>
+      </w:r>
+      <w:sdt>
+        <w:sdtPr>
+          <w:id w:val="1838724661"/>
+          <w:citation/>
+        </w:sdtPr>
+        <w:sdtContent>
+          <w:r>
+            <w:fldChar w:fldCharType="begin"/>
+          </w:r>
+          <w:r>
+            <w:rPr>
+              <w:lang w:val="en-US"/>
+            </w:rPr>
+            <w:instrText xml:space="preserve"> CITATION KCh \l 1033 </w:instrText>
+          </w:r>
+          <w:r>
+            <w:fldChar w:fldCharType="separate"/>
+          </w:r>
+          <w:r>
+            <w:rPr>
+              <w:noProof/>
+              <w:lang w:val="en-US"/>
+            </w:rPr>
+            <w:t xml:space="preserve"> </w:t>
+          </w:r>
+          <w:r>
+            <w:rPr>
+              <w:noProof/>
+              <w:lang w:val="en-US"/>
+            </w:rPr>
+            <w:t>(5)</w:t>
+          </w:r>
+          <w:r>
+            <w:fldChar w:fldCharType="end"/>
+          </w:r>
+        </w:sdtContent>
+      </w:sdt>
+      <w:r>
+        <w:rPr>
+          <w:rStyle w:val="EndnoteReference"/>
+        </w:rPr>
+        <w:endnoteReference w:id="9"/>
+      </w:r>
+      <w:r>
+        <w:t xml:space="preserve"> architectures to process this low-volatility, macro-dependent financial series, this research can effectively evaluate whether the complex gating mechanisms of the LSTM are superior at maintaining long-term memory cells over multi-year interest rate cycles, or if the streamlined mathematical efficiency of the GRU layer can achieve lower statistical errors (RMSE and MAE)</w:t>
+      </w:r>
+      <w:sdt>
+        <w:sdtPr>
+          <w:id w:val="1085890179"/>
+          <w:citation/>
+        </w:sdtPr>
+        <w:sdtContent>
+          <w:r>
+            <w:fldChar w:fldCharType="begin"/>
+          </w:r>
+          <w:r>
+            <w:rPr>
+              <w:lang w:val="en-US"/>
+            </w:rPr>
+            <w:instrText xml:space="preserve"> CITATION FCh \l 1033 </w:instrText>
+          </w:r>
+          <w:r>
+            <w:fldChar w:fldCharType="separate"/>
+          </w:r>
+          <w:r>
+            <w:rPr>
+              <w:noProof/>
+              <w:lang w:val="en-US"/>
+            </w:rPr>
+            <w:t xml:space="preserve"> </w:t>
+          </w:r>
+          <w:r>
+            <w:rPr>
+              <w:noProof/>
+              <w:lang w:val="en-US"/>
+            </w:rPr>
+            <w:t>(6)</w:t>
+          </w:r>
+          <w:r>
+            <w:fldChar w:fldCharType="end"/>
+          </w:r>
+        </w:sdtContent>
+      </w:sdt>
+    </w:p>
+    <w:p>
+      <w:pPr>
+        <w:jc w:val="both"/>
+      </w:pPr>
+    </w:p>
     <w:p>
       <w:pPr>
         <w:pStyle w:val="Heading2"/>
       </w:pPr>
       <w:r>
-        <w:t>The Traditional Financial Counterweight: Analyzing JPMorgan Chase (JPM)</w:t>
-      </w:r>
-    </w:p>
-    <w:p/>
-    <w:p>
-      <w:r>
-        <w:t xml:space="preserve">To prevent the developed predictive framework from becoming overly specialized or structurally biased toward the hyper-volatile characteristics of the growth technology sector, this master’s thesis </w:t>
-      </w:r>
-      <w:r>
         <w:lastRenderedPageBreak/>
-        <w:t xml:space="preserve">strategically integrates an adversarial corporate counterweight into the data pipeline: JPMorgan Chase &amp; Co. (JPM). Within the operational philosophy of </w:t>
-      </w:r>
-      <w:r>
-        <w:rPr>
-          <w:i/>
-          <w:iCs/>
-        </w:rPr>
-        <w:t>Information Systems for e-Business</w:t>
-      </w:r>
-      <w:r>
-        <w:t>, a robust, enterprise-grade automated forecasting engine must demonstrate absolute versatility. If a machine learning model achieves high predictive accuracy on a parabolic technology stock but fails catastrophically when applied to a highly regulated, cyclical financial institution, the underlying information system cannot be classified as globally reliable for corporate decision-support deployment.</w:t>
-      </w:r>
-    </w:p>
-    <w:p/>
-    <w:p>
-      <w:r>
-        <w:t>Figure 2.3. Comparative Volatility Analysis: Technology Growth Regime (NVDA) vs. Regulated Banking Cycle Regime (JPM) Over a 10-Year Timeline.</w:t>
-      </w:r>
-    </w:p>
-    <w:p>
-      <w:r>
-        <w:t>JPMorgan Chase represents the absolute antithesis of the speculative, sentiment-driven market structures observed in the semiconductor sector during the AI boom. As one of the largest systemic banking institutions globally, the asset pricing mechanics of JPM are heavily dictated by entirely different macroeconomic vectors:</w:t>
-      </w:r>
-    </w:p>
-    <w:p>
-      <w:r>
-        <w:t>Central Banking Monetary Policy and Interest Rate Cycles: Unlike growth technology corporations whose valuations are heavily dependent on future speculatory cash flows, banking institutions respond directly to the immediate, physical realities of net interest margins (NIM). The timeline analyzed (2014–2026) captures intense shifts in central banking architectures, transitioning from the ultra-low, near-zero interest rate regimes of the late 2010s to the aggressive monetary tightening and interest rate hikes implemented throughout 2022–2024 to combat global inflation.</w:t>
-      </w:r>
-    </w:p>
-    <w:p>
-      <w:r>
-        <w:t>Macroeconomic Credit Cycles and Corporate Liquidity Flows: The financial data stream of a major banking asset serves as a direct proxy for the health of the broader industrial economy. When interest rates rise, corporate loan defaults increase, credit spreads widen, and consumer capital flows shift from risk-on equity markets into stable debt instruments. This creates an asset price series characterized by long-term, low-frequency structural cycles, occasional macro-driven mean reversions, and localized periods of high resistance.</w:t>
-      </w:r>
-    </w:p>
-    <w:p>
-      <w:r>
-        <w:t>From an algorithmic training perspective, introducing JPM into the PyCharm execution environment provides a vital structural baseline. While an asset like NVIDIA tests the deep learning network’s ability to adapt to extreme momentum, parabolic curves, and explosive volatility, an asset like JPMorgan Chase tests the network’s capacity to identify subtle, long-term cyclical patterns, structural support levels, and low-frequency seasonal trends embedded within deep historical datasets.</w:t>
-      </w:r>
-    </w:p>
-    <w:p>
-      <w:r>
-        <w:lastRenderedPageBreak/>
-        <w:t>By forcing both the Long Short-Term Memory (LSTM) and Gated Recurrent Unit (GRU) architectures to process this low-volatility, macro-dependent financial series, this research can effectively evaluate whether the complex gating mechanisms of the LSTM are superior at maintaining long-term memory cells over multi-year interest rate cycles, or if the streamlined mathematical efficiency of the GRU layer can achieve lower statistical errors (RMSE and MAE) by ignoring micro-noise and focusing exclusively on macro-level mean-reverting trends. This comprehensive dual-sector configuration ensures that the final Streamlit web application functions as a globally validated, multi-asset enterprise information platform capable of assisting corporate executives across distinct structural segments of the digital economy.</w:t>
-      </w:r>
-    </w:p>
-    <w:p/>
-    <w:p/>
-    <w:p/>
-    <w:p/>
-    <w:p/>
-    <w:p/>
-    <w:p/>
-    <w:p/>
-    <w:p/>
-    <w:p/>
-    <w:p/>
-    <w:p>
-      <w:pPr>
+        <w:t>Strategic Synthesis and Foundational Architectural Premises</w:t>
+      </w:r>
+    </w:p>
+    <w:p>
+      <w:r>
+        <w:t>The comprehensive theoretical, economic, and technical scaffolding established so far outlines the boundary conditions of this predictive task. By tracking the evolution of capital market theory from the rigid assumptions of the Efficient Market Hypothesis (EMH)</w:t>
+      </w:r>
+      <w:r>
+        <w:t>(</w:t>
+      </w:r>
+      <w:r>
+        <w:fldChar w:fldCharType="begin"/>
+      </w:r>
+      <w:r>
+        <w:instrText xml:space="preserve"> NOTEREF _Ref231825608 \h </w:instrText>
+      </w:r>
+      <w:r>
+        <w:fldChar w:fldCharType="separate"/>
+      </w:r>
+      <w:r>
+        <w:t>1</w:t>
+      </w:r>
+      <w:r>
+        <w:fldChar w:fldCharType="end"/>
+      </w:r>
+      <w:r>
+        <w:t xml:space="preserve">) </w:t>
+      </w:r>
+      <w:r>
+        <w:t>to contemporary non-linear micro-structural realities, it becomes evident why classical linear statistical forecasting methods fail to capture modern market volatility</w:t>
+      </w:r>
+      <w:r>
+        <w:t>.</w:t>
+      </w:r>
+    </w:p>
+    <w:p>
+      <w:r>
+        <w:t>Furthermore, the data preprocessing strategy demonstrates how converting standard Open-High-Low-Close (OHLC) financial arrays into volume-weighted metrics (VWAP) provides a highly stable target variable for neural network training. Finally, the decoupled framework built on open web standards and reactive microservices</w:t>
+      </w:r>
+      <w:r>
+        <w:t xml:space="preserve"> </w:t>
+      </w:r>
+      <w:r>
+        <w:t>ensures execution scalability within enterprise environments. This multi-layered analytical framework directly prepares the ground for the deep mathematical modeling, sequence mapping, and empirical system optimizations that dictate the deployment of gated recurrent networks.</w:t>
+      </w:r>
+      <w:r>
+        <w:rPr>
+          <w:rStyle w:val="EndnoteReference"/>
+        </w:rPr>
+        <w:endnoteReference w:id="10"/>
+      </w:r>
+    </w:p>
+    <w:p>
+      <w:pPr>
+        <w:jc w:val="both"/>
+      </w:pPr>
+    </w:p>
+    <w:p>
+      <w:pPr>
+        <w:jc w:val="both"/>
         <w:rPr>
           <w:rFonts w:eastAsia="Times New Roman"/>
           <w:b/>
@@ -9981,18 +10787,19 @@
     <w:p>
       <w:pPr>
         <w:pStyle w:val="Heading1"/>
+        <w:jc w:val="both"/>
       </w:pPr>
       <w:r>
         <w:br w:type="page"/>
       </w:r>
-      <w:bookmarkStart w:id="6" w:name="_Ref226023022"/>
-      <w:bookmarkStart w:id="7" w:name="_Toc226026626"/>
+      <w:bookmarkStart w:id="7" w:name="_Ref226023022"/>
+      <w:bookmarkStart w:id="8" w:name="_Toc226026626"/>
       <w:r>
         <w:lastRenderedPageBreak/>
         <w:t>Convenții de redactare</w:t>
       </w:r>
-      <w:bookmarkEnd w:id="6"/>
       <w:bookmarkEnd w:id="7"/>
+      <w:bookmarkEnd w:id="8"/>
     </w:p>
     <w:p>
       <w:pPr>
@@ -10011,12 +10818,13 @@
     <w:p>
       <w:pPr>
         <w:pStyle w:val="Heading2"/>
-      </w:pPr>
-      <w:bookmarkStart w:id="8" w:name="_Toc226026627"/>
+        <w:jc w:val="both"/>
+      </w:pPr>
+      <w:bookmarkStart w:id="9" w:name="_Toc226026627"/>
       <w:r>
         <w:t>Cerințe generale</w:t>
       </w:r>
-      <w:bookmarkEnd w:id="8"/>
+      <w:bookmarkEnd w:id="9"/>
     </w:p>
     <w:p>
       <w:pPr>
@@ -10366,12 +11174,13 @@
     <w:p>
       <w:pPr>
         <w:pStyle w:val="Heading2"/>
-      </w:pPr>
-      <w:bookmarkStart w:id="9" w:name="_Toc226026628"/>
+        <w:jc w:val="both"/>
+      </w:pPr>
+      <w:bookmarkStart w:id="10" w:name="_Toc226026628"/>
       <w:r>
         <w:t>Structura documentului</w:t>
       </w:r>
-      <w:bookmarkEnd w:id="9"/>
+      <w:bookmarkEnd w:id="10"/>
       <w:r>
         <w:fldChar w:fldCharType="begin"/>
       </w:r>
@@ -10383,6 +11192,9 @@
       </w:r>
     </w:p>
     <w:p>
+      <w:pPr>
+        <w:jc w:val="both"/>
+      </w:pPr>
       <w:r>
         <w:t>Lucrarea trebuie să conțină următoarele capitole:</w:t>
       </w:r>
@@ -10393,6 +11205,7 @@
           <w:ilvl w:val="0"/>
           <w:numId w:val="22"/>
         </w:numPr>
+        <w:jc w:val="both"/>
       </w:pPr>
       <w:r>
         <w:lastRenderedPageBreak/>
@@ -10408,6 +11221,7 @@
           <w:ilvl w:val="0"/>
           <w:numId w:val="22"/>
         </w:numPr>
+        <w:jc w:val="both"/>
       </w:pPr>
       <w:r>
         <w:t>Pagina de titlu</w:t>
@@ -10422,6 +11236,7 @@
           <w:ilvl w:val="0"/>
           <w:numId w:val="22"/>
         </w:numPr>
+        <w:jc w:val="both"/>
       </w:pPr>
       <w:r>
         <w:t>Declarația de originalitate (completată și semnată de către autor)</w:t>
@@ -10436,6 +11251,7 @@
           <w:ilvl w:val="0"/>
           <w:numId w:val="22"/>
         </w:numPr>
+        <w:jc w:val="both"/>
       </w:pPr>
       <w:r>
         <w:t>Formularul de înregistrare a enunțului</w:t>
@@ -10456,6 +11272,7 @@
           <w:ilvl w:val="0"/>
           <w:numId w:val="22"/>
         </w:numPr>
+        <w:jc w:val="both"/>
       </w:pPr>
       <w:r>
         <w:t>Referatul coordonatorului științific (completat și semnat de coordonator)</w:t>
@@ -10470,6 +11287,7 @@
           <w:ilvl w:val="0"/>
           <w:numId w:val="22"/>
         </w:numPr>
+        <w:jc w:val="both"/>
       </w:pPr>
       <w:r>
         <w:t>Declarația de mulțumire a autorului (opțională)</w:t>
@@ -10484,6 +11302,7 @@
           <w:ilvl w:val="0"/>
           <w:numId w:val="22"/>
         </w:numPr>
+        <w:jc w:val="both"/>
       </w:pPr>
       <w:r>
         <w:t>Cuprinsul lucrării</w:t>
@@ -10498,6 +11317,7 @@
           <w:ilvl w:val="0"/>
           <w:numId w:val="22"/>
         </w:numPr>
+        <w:jc w:val="both"/>
       </w:pPr>
       <w:r>
         <w:t>Lista figurilor</w:t>
@@ -10512,6 +11332,7 @@
           <w:ilvl w:val="0"/>
           <w:numId w:val="22"/>
         </w:numPr>
+        <w:jc w:val="both"/>
       </w:pPr>
       <w:r>
         <w:t>Lista tabelelor</w:t>
@@ -10526,6 +11347,7 @@
           <w:ilvl w:val="0"/>
           <w:numId w:val="22"/>
         </w:numPr>
+        <w:jc w:val="both"/>
       </w:pPr>
       <w:r>
         <w:t>Introducere</w:t>
@@ -10540,6 +11362,7 @@
           <w:ilvl w:val="0"/>
           <w:numId w:val="22"/>
         </w:numPr>
+        <w:jc w:val="both"/>
       </w:pPr>
       <w:r>
         <w:t>Conținutul propriu-zis al lucrării (capitolele constituente)</w:t>
@@ -10554,6 +11377,7 @@
           <w:ilvl w:val="0"/>
           <w:numId w:val="22"/>
         </w:numPr>
+        <w:jc w:val="both"/>
       </w:pPr>
       <w:r>
         <w:t>Concluzii</w:t>
@@ -10568,6 +11392,7 @@
           <w:ilvl w:val="0"/>
           <w:numId w:val="22"/>
         </w:numPr>
+        <w:jc w:val="both"/>
       </w:pPr>
       <w:r>
         <w:t>Bibliografia</w:t>
@@ -10582,6 +11407,7 @@
           <w:ilvl w:val="0"/>
           <w:numId w:val="22"/>
         </w:numPr>
+        <w:jc w:val="both"/>
       </w:pPr>
       <w:r>
         <w:t>Referințele web</w:t>
@@ -10596,6 +11422,7 @@
           <w:ilvl w:val="0"/>
           <w:numId w:val="22"/>
         </w:numPr>
+        <w:jc w:val="both"/>
       </w:pPr>
       <w:r>
         <w:t>Anexele (index, codul sursă, site-ul web al aplicației, etc.)</w:t>
@@ -10607,8 +11434,9 @@
     <w:p>
       <w:pPr>
         <w:pStyle w:val="Heading2"/>
-      </w:pPr>
-      <w:bookmarkStart w:id="10" w:name="_Toc226026629"/>
+        <w:jc w:val="both"/>
+      </w:pPr>
+      <w:bookmarkStart w:id="11" w:name="_Toc226026629"/>
       <w:r>
         <w:t>Dimensiuni</w:t>
       </w:r>
@@ -10624,7 +11452,7 @@
       <w:r>
         <w:t>le lucrării</w:t>
       </w:r>
-      <w:bookmarkEnd w:id="10"/>
+      <w:bookmarkEnd w:id="11"/>
     </w:p>
     <w:p>
       <w:pPr>
@@ -10640,6 +11468,7 @@
           <w:ilvl w:val="0"/>
           <w:numId w:val="23"/>
         </w:numPr>
+        <w:jc w:val="both"/>
       </w:pPr>
       <w:r>
         <w:t>50 – 80 de pagini pentru o lucrare de licență;</w:t>
@@ -10651,12 +11480,16 @@
           <w:ilvl w:val="0"/>
           <w:numId w:val="23"/>
         </w:numPr>
+        <w:jc w:val="both"/>
       </w:pPr>
       <w:r>
         <w:t>60 – 100 de pagini pentru o lucrare de disertație.</w:t>
       </w:r>
     </w:p>
     <w:p>
+      <w:pPr>
+        <w:jc w:val="both"/>
+      </w:pPr>
       <w:r>
         <w:t>În altă ordine de idei, recomandăm următoarea distribuție a paginilor pe diversele secțiuni/capitole</w:t>
       </w:r>
@@ -10673,6 +11506,7 @@
           <w:ilvl w:val="0"/>
           <w:numId w:val="29"/>
         </w:numPr>
+        <w:jc w:val="both"/>
       </w:pPr>
       <w:r>
         <w:t>Introducerea reprezintă cca. 10 – 15% din lucrare;</w:t>
@@ -10684,6 +11518,7 @@
           <w:ilvl w:val="0"/>
           <w:numId w:val="29"/>
         </w:numPr>
+        <w:jc w:val="both"/>
       </w:pPr>
       <w:r>
         <w:lastRenderedPageBreak/>
@@ -10696,6 +11531,7 @@
           <w:ilvl w:val="0"/>
           <w:numId w:val="29"/>
         </w:numPr>
+        <w:jc w:val="both"/>
       </w:pPr>
       <w:r>
         <w:t xml:space="preserve">Concluziile reprezintă cca. 10%. </w:t>
@@ -10704,14 +11540,18 @@
     <w:p>
       <w:pPr>
         <w:pStyle w:val="Heading2"/>
-      </w:pPr>
-      <w:bookmarkStart w:id="11" w:name="_Toc226026630"/>
+        <w:jc w:val="both"/>
+      </w:pPr>
+      <w:bookmarkStart w:id="12" w:name="_Toc226026630"/>
       <w:r>
         <w:t>Elemente de tehnoredactare</w:t>
       </w:r>
-      <w:bookmarkEnd w:id="11"/>
-    </w:p>
-    <w:p>
+      <w:bookmarkEnd w:id="12"/>
+    </w:p>
+    <w:p>
+      <w:pPr>
+        <w:jc w:val="both"/>
+      </w:pPr>
       <w:r>
         <w:t>Pe scurt:</w:t>
       </w:r>
@@ -10722,6 +11562,7 @@
           <w:ilvl w:val="0"/>
           <w:numId w:val="21"/>
         </w:numPr>
+        <w:jc w:val="both"/>
       </w:pPr>
       <w:r>
         <w:t xml:space="preserve">dimensiunea paginilor va fi A4, 21 x 29,7 cm; </w:t>
@@ -10733,6 +11574,7 @@
           <w:ilvl w:val="0"/>
           <w:numId w:val="21"/>
         </w:numPr>
+        <w:jc w:val="both"/>
       </w:pPr>
       <w:r>
         <w:t>marginile recomandate sunt: sus/jos/stânga/dreapta – 2,54 cm;</w:t>
@@ -10744,6 +11586,7 @@
           <w:ilvl w:val="0"/>
           <w:numId w:val="21"/>
         </w:numPr>
+        <w:jc w:val="both"/>
       </w:pPr>
       <w:r>
         <w:t xml:space="preserve">fontul recomandat este Times New Roman; </w:t>
@@ -10755,6 +11598,7 @@
           <w:ilvl w:val="0"/>
           <w:numId w:val="21"/>
         </w:numPr>
+        <w:jc w:val="both"/>
       </w:pPr>
       <w:r>
         <w:t>c</w:t>
@@ -10775,6 +11619,7 @@
           <w:ilvl w:val="0"/>
           <w:numId w:val="21"/>
         </w:numPr>
+        <w:jc w:val="both"/>
       </w:pPr>
       <w:r>
         <w:t xml:space="preserve">spațiul dintre rânduri va avea dimensiunea de 1 rând și jumătate (1,5); </w:t>
@@ -10786,6 +11631,7 @@
           <w:ilvl w:val="0"/>
           <w:numId w:val="21"/>
         </w:numPr>
+        <w:jc w:val="both"/>
       </w:pPr>
       <w:r>
         <w:t>indentarea unui paragraf se va face cu 1,27 cm;</w:t>
@@ -10797,6 +11643,7 @@
           <w:ilvl w:val="0"/>
           <w:numId w:val="21"/>
         </w:numPr>
+        <w:jc w:val="both"/>
       </w:pPr>
       <w:r>
         <w:t>textul</w:t>
@@ -10823,6 +11670,7 @@
           <w:ilvl w:val="0"/>
           <w:numId w:val="21"/>
         </w:numPr>
+        <w:jc w:val="both"/>
       </w:pPr>
       <w:r>
         <w:t>paginile trebuie să fie nu</w:t>
@@ -10834,12 +11682,13 @@
     <w:p>
       <w:pPr>
         <w:pStyle w:val="Heading2"/>
-      </w:pPr>
-      <w:bookmarkStart w:id="12" w:name="_Toc226026631"/>
+        <w:jc w:val="both"/>
+      </w:pPr>
+      <w:bookmarkStart w:id="13" w:name="_Toc226026631"/>
       <w:r>
         <w:t>Formulele matematice</w:t>
       </w:r>
-      <w:bookmarkEnd w:id="12"/>
+      <w:bookmarkEnd w:id="13"/>
       <w:r>
         <w:fldChar w:fldCharType="begin"/>
       </w:r>
@@ -10870,12 +11719,13 @@
     <w:p>
       <w:pPr>
         <w:pStyle w:val="Heading2"/>
-      </w:pPr>
-      <w:bookmarkStart w:id="13" w:name="_Toc226026632"/>
+        <w:jc w:val="both"/>
+      </w:pPr>
+      <w:bookmarkStart w:id="14" w:name="_Toc226026632"/>
       <w:r>
         <w:t>Ilustrațiile</w:t>
       </w:r>
-      <w:bookmarkEnd w:id="13"/>
+      <w:bookmarkEnd w:id="14"/>
       <w:r>
         <w:fldChar w:fldCharType="begin"/>
       </w:r>
@@ -10889,8 +11739,9 @@
     <w:p>
       <w:pPr>
         <w:pStyle w:val="Heading3"/>
-      </w:pPr>
-      <w:bookmarkStart w:id="14" w:name="_Toc226026633"/>
+        <w:jc w:val="both"/>
+      </w:pPr>
+      <w:bookmarkStart w:id="15" w:name="_Toc226026633"/>
       <w:r>
         <w:t>Figuri</w:t>
       </w:r>
@@ -10906,7 +11757,7 @@
       <w:r>
         <w:t>le</w:t>
       </w:r>
-      <w:bookmarkEnd w:id="14"/>
+      <w:bookmarkEnd w:id="15"/>
     </w:p>
     <w:p>
       <w:pPr>
@@ -10930,6 +11781,9 @@
         <w:instrText xml:space="preserve"> REF _Ref309893857 \r \h </w:instrText>
       </w:r>
       <w:r>
+        <w:instrText xml:space="preserve"> \* MERGEFORMAT </w:instrText>
+      </w:r>
+      <w:r>
         <w:fldChar w:fldCharType="separate"/>
       </w:r>
       <w:r>
@@ -10945,9 +11799,10 @@
     <w:p>
       <w:pPr>
         <w:pStyle w:val="Heading3"/>
-      </w:pPr>
-      <w:bookmarkStart w:id="15" w:name="_Ref309893857"/>
-      <w:bookmarkStart w:id="16" w:name="_Toc226026634"/>
+        <w:jc w:val="both"/>
+      </w:pPr>
+      <w:bookmarkStart w:id="16" w:name="_Ref309893857"/>
+      <w:bookmarkStart w:id="17" w:name="_Toc226026634"/>
       <w:r>
         <w:lastRenderedPageBreak/>
         <w:t>Tabele</w:t>
@@ -10964,8 +11819,8 @@
       <w:r>
         <w:t>le</w:t>
       </w:r>
-      <w:bookmarkEnd w:id="15"/>
       <w:bookmarkEnd w:id="16"/>
+      <w:bookmarkEnd w:id="17"/>
     </w:p>
     <w:p>
       <w:pPr>
@@ -11005,6 +11860,7 @@
           <w:ilvl w:val="0"/>
           <w:numId w:val="24"/>
         </w:numPr>
+        <w:jc w:val="both"/>
       </w:pPr>
       <w:r>
         <w:t xml:space="preserve">Click </w:t>
@@ -11025,6 +11881,9 @@
         <w:instrText xml:space="preserve"> REF _Ref309893008 \h </w:instrText>
       </w:r>
       <w:r>
+        <w:instrText xml:space="preserve"> \* MERGEFORMAT </w:instrText>
+      </w:r>
+      <w:r>
         <w:fldChar w:fldCharType="separate"/>
       </w:r>
       <w:r>
@@ -11049,7 +11908,7 @@
     <w:p>
       <w:pPr>
         <w:pStyle w:val="Caption"/>
-        <w:jc w:val="center"/>
+        <w:jc w:val="both"/>
         <w:rPr>
           <w:noProof/>
         </w:rPr>
@@ -11058,23 +11917,66 @@
         <w:rPr>
           <w:noProof/>
         </w:rPr>
-        <w:pict w14:anchorId="11EE2E4C">
-          <v:shape id="_x0000_i1059" type="#_x0000_t75" alt="" style="width:119.25pt;height:143.25pt;visibility:visible;mso-width-percent:0;mso-height-percent:0;mso-width-percent:0;mso-height-percent:0">
-            <v:imagedata r:id="rId13" o:title=""/>
-          </v:shape>
-        </w:pict>
+        <w:drawing>
+          <wp:inline distT="0" distB="0" distL="0" distR="0" wp14:anchorId="11EE2E4C" wp14:editId="6E723A54">
+            <wp:extent cx="1508125" cy="1816735"/>
+            <wp:effectExtent l="0" t="0" r="0" b="0"/>
+            <wp:docPr id="35" name="Picture 2"/>
+            <wp:cNvGraphicFramePr>
+              <a:graphicFrameLocks xmlns:a="http://schemas.openxmlformats.org/drawingml/2006/main" noChangeAspect="1"/>
+            </wp:cNvGraphicFramePr>
+            <a:graphic xmlns:a="http://schemas.openxmlformats.org/drawingml/2006/main">
+              <a:graphicData uri="http://schemas.openxmlformats.org/drawingml/2006/picture">
+                <pic:pic xmlns:pic="http://schemas.openxmlformats.org/drawingml/2006/picture">
+                  <pic:nvPicPr>
+                    <pic:cNvPr id="0" name="Picture 35"/>
+                    <pic:cNvPicPr>
+                      <a:picLocks noChangeAspect="1" noChangeArrowheads="1"/>
+                    </pic:cNvPicPr>
+                  </pic:nvPicPr>
+                  <pic:blipFill>
+                    <a:blip r:embed="rId13">
+                      <a:extLst>
+                        <a:ext uri="{28A0092B-C50C-407E-A947-70E740481C1C}">
+                          <a14:useLocalDpi xmlns:a14="http://schemas.microsoft.com/office/drawing/2010/main" val="0"/>
+                        </a:ext>
+                      </a:extLst>
+                    </a:blip>
+                    <a:srcRect/>
+                    <a:stretch>
+                      <a:fillRect/>
+                    </a:stretch>
+                  </pic:blipFill>
+                  <pic:spPr bwMode="auto">
+                    <a:xfrm>
+                      <a:off x="0" y="0"/>
+                      <a:ext cx="1508125" cy="1816735"/>
+                    </a:xfrm>
+                    <a:prstGeom prst="rect">
+                      <a:avLst/>
+                    </a:prstGeom>
+                    <a:noFill/>
+                    <a:ln>
+                      <a:noFill/>
+                    </a:ln>
+                  </pic:spPr>
+                </pic:pic>
+              </a:graphicData>
+            </a:graphic>
+          </wp:inline>
+        </w:drawing>
       </w:r>
     </w:p>
     <w:p>
       <w:pPr>
         <w:pStyle w:val="Caption"/>
-        <w:jc w:val="center"/>
+        <w:jc w:val="both"/>
         <w:rPr>
           <w:noProof/>
         </w:rPr>
       </w:pPr>
-      <w:bookmarkStart w:id="17" w:name="_Ref309893008"/>
-      <w:bookmarkStart w:id="18" w:name="_Toc226026654"/>
+      <w:bookmarkStart w:id="18" w:name="_Ref309893008"/>
+      <w:bookmarkStart w:id="19" w:name="_Toc226026654"/>
       <w:r>
         <w:t xml:space="preserve">Figura </w:t>
       </w:r>
@@ -11096,11 +11998,11 @@
       <w:r>
         <w:fldChar w:fldCharType="end"/>
       </w:r>
-      <w:bookmarkEnd w:id="17"/>
+      <w:bookmarkEnd w:id="18"/>
       <w:r>
         <w:t>. Selectarea prin click dreapta a opțiunii „Update field”</w:t>
       </w:r>
-      <w:bookmarkEnd w:id="18"/>
+      <w:bookmarkEnd w:id="19"/>
     </w:p>
     <w:p>
       <w:pPr>
@@ -11108,6 +12010,7 @@
           <w:ilvl w:val="0"/>
           <w:numId w:val="24"/>
         </w:numPr>
+        <w:jc w:val="both"/>
       </w:pPr>
       <w:r>
         <w:t xml:space="preserve">Selectarea opțiunii „Update entire table” conform cu </w:t>
@@ -11119,6 +12022,9 @@
         <w:instrText xml:space="preserve"> REF _Ref309893210 \h </w:instrText>
       </w:r>
       <w:r>
+        <w:instrText xml:space="preserve"> \* MERGEFORMAT </w:instrText>
+      </w:r>
+      <w:r>
         <w:fldChar w:fldCharType="separate"/>
       </w:r>
       <w:r>
@@ -11140,7 +12046,7 @@
     <w:p>
       <w:pPr>
         <w:ind w:left="720"/>
-        <w:jc w:val="center"/>
+        <w:jc w:val="both"/>
         <w:rPr>
           <w:noProof/>
         </w:rPr>
@@ -11149,20 +12055,63 @@
         <w:rPr>
           <w:noProof/>
         </w:rPr>
-        <w:pict w14:anchorId="74916B1C">
-          <v:shape id="_x0000_i1060" type="#_x0000_t75" alt="" style="width:222pt;height:113.25pt;visibility:visible;mso-width-percent:0;mso-height-percent:0;mso-width-percent:0;mso-height-percent:0">
-            <v:imagedata r:id="rId14" o:title=""/>
-          </v:shape>
-        </w:pict>
+        <w:drawing>
+          <wp:inline distT="0" distB="0" distL="0" distR="0" wp14:anchorId="74916B1C" wp14:editId="2DD0CB6F">
+            <wp:extent cx="2814320" cy="1437005"/>
+            <wp:effectExtent l="0" t="0" r="0" b="0"/>
+            <wp:docPr id="36" name="Picture 1"/>
+            <wp:cNvGraphicFramePr>
+              <a:graphicFrameLocks xmlns:a="http://schemas.openxmlformats.org/drawingml/2006/main" noChangeAspect="1"/>
+            </wp:cNvGraphicFramePr>
+            <a:graphic xmlns:a="http://schemas.openxmlformats.org/drawingml/2006/main">
+              <a:graphicData uri="http://schemas.openxmlformats.org/drawingml/2006/picture">
+                <pic:pic xmlns:pic="http://schemas.openxmlformats.org/drawingml/2006/picture">
+                  <pic:nvPicPr>
+                    <pic:cNvPr id="0" name="Picture 36"/>
+                    <pic:cNvPicPr>
+                      <a:picLocks noChangeAspect="1" noChangeArrowheads="1"/>
+                    </pic:cNvPicPr>
+                  </pic:nvPicPr>
+                  <pic:blipFill>
+                    <a:blip r:embed="rId14">
+                      <a:extLst>
+                        <a:ext uri="{28A0092B-C50C-407E-A947-70E740481C1C}">
+                          <a14:useLocalDpi xmlns:a14="http://schemas.microsoft.com/office/drawing/2010/main" val="0"/>
+                        </a:ext>
+                      </a:extLst>
+                    </a:blip>
+                    <a:srcRect/>
+                    <a:stretch>
+                      <a:fillRect/>
+                    </a:stretch>
+                  </pic:blipFill>
+                  <pic:spPr bwMode="auto">
+                    <a:xfrm>
+                      <a:off x="0" y="0"/>
+                      <a:ext cx="2814320" cy="1437005"/>
+                    </a:xfrm>
+                    <a:prstGeom prst="rect">
+                      <a:avLst/>
+                    </a:prstGeom>
+                    <a:noFill/>
+                    <a:ln>
+                      <a:noFill/>
+                    </a:ln>
+                  </pic:spPr>
+                </pic:pic>
+              </a:graphicData>
+            </a:graphic>
+          </wp:inline>
+        </w:drawing>
       </w:r>
     </w:p>
     <w:p>
       <w:pPr>
         <w:pStyle w:val="Caption"/>
-        <w:jc w:val="center"/>
-      </w:pPr>
-      <w:bookmarkStart w:id="19" w:name="_Ref309893210"/>
-      <w:bookmarkStart w:id="20" w:name="_Toc226026655"/>
+        <w:jc w:val="both"/>
+      </w:pPr>
+      <w:bookmarkStart w:id="20" w:name="_Ref309893210"/>
+      <w:bookmarkStart w:id="21" w:name="_Toc226026655"/>
       <w:r>
         <w:t xml:space="preserve">Figura </w:t>
       </w:r>
@@ -11184,11 +12133,11 @@
       <w:r>
         <w:fldChar w:fldCharType="end"/>
       </w:r>
-      <w:bookmarkEnd w:id="19"/>
+      <w:bookmarkEnd w:id="20"/>
       <w:r>
         <w:t>. Actualizarea întregului tabel</w:t>
       </w:r>
-      <w:bookmarkEnd w:id="20"/>
+      <w:bookmarkEnd w:id="21"/>
     </w:p>
     <w:p>
       <w:pPr>
@@ -11196,6 +12145,7 @@
           <w:ilvl w:val="0"/>
           <w:numId w:val="24"/>
         </w:numPr>
+        <w:jc w:val="both"/>
       </w:pPr>
       <w:r>
         <w:t xml:space="preserve">Verificarea fontului folosit pentru </w:t>
@@ -11211,9 +12161,9 @@
       <w:pPr>
         <w:pStyle w:val="Caption"/>
         <w:spacing w:after="0"/>
-        <w:jc w:val="center"/>
-      </w:pPr>
-      <w:bookmarkStart w:id="21" w:name="_Toc226026674"/>
+        <w:jc w:val="both"/>
+      </w:pPr>
+      <w:bookmarkStart w:id="22" w:name="_Toc226026674"/>
       <w:r>
         <w:t xml:space="preserve">Tabel </w:t>
       </w:r>
@@ -11238,7 +12188,7 @@
       <w:r>
         <w:t>. Nume de utilizatori și valorile rezumat ale parolelor acestora.</w:t>
       </w:r>
-      <w:bookmarkEnd w:id="21"/>
+      <w:bookmarkEnd w:id="22"/>
     </w:p>
     <w:tbl>
       <w:tblPr>
@@ -11290,7 +12240,7 @@
                 <w:tab w:val="left" w:pos="14656"/>
               </w:tabs>
               <w:spacing w:after="0" w:line="240" w:lineRule="auto"/>
-              <w:jc w:val="center"/>
+              <w:jc w:val="both"/>
               <w:rPr>
                 <w:rFonts w:eastAsia="Times New Roman" w:cs="Times New Roman"/>
                 <w:b/>
@@ -11336,7 +12286,7 @@
                 <w:tab w:val="left" w:pos="14656"/>
               </w:tabs>
               <w:spacing w:after="0" w:line="240" w:lineRule="auto"/>
-              <w:jc w:val="center"/>
+              <w:jc w:val="both"/>
               <w:rPr>
                 <w:rFonts w:eastAsia="Times New Roman" w:cs="Times New Roman"/>
                 <w:b/>
@@ -11382,7 +12332,7 @@
                 <w:tab w:val="left" w:pos="14656"/>
               </w:tabs>
               <w:spacing w:after="0" w:line="240" w:lineRule="auto"/>
-              <w:jc w:val="center"/>
+              <w:jc w:val="both"/>
               <w:rPr>
                 <w:rFonts w:eastAsia="Times New Roman" w:cs="Times New Roman"/>
                 <w:b/>
@@ -11441,7 +12391,7 @@
                 <w:tab w:val="left" w:pos="14656"/>
               </w:tabs>
               <w:spacing w:after="0" w:line="240" w:lineRule="auto"/>
-              <w:jc w:val="center"/>
+              <w:jc w:val="both"/>
               <w:rPr>
                 <w:rFonts w:eastAsia="Times New Roman" w:cs="Times New Roman"/>
                 <w:color w:val="000000"/>
@@ -11484,7 +12434,7 @@
                 <w:tab w:val="left" w:pos="14656"/>
               </w:tabs>
               <w:spacing w:after="0" w:line="240" w:lineRule="auto"/>
-              <w:jc w:val="center"/>
+              <w:jc w:val="both"/>
               <w:rPr>
                 <w:rFonts w:eastAsia="Times New Roman" w:cs="Times New Roman"/>
                 <w:color w:val="000000"/>
@@ -11527,7 +12477,7 @@
                 <w:tab w:val="left" w:pos="14656"/>
               </w:tabs>
               <w:spacing w:after="0" w:line="240" w:lineRule="auto"/>
-              <w:jc w:val="center"/>
+              <w:jc w:val="both"/>
               <w:rPr>
                 <w:rFonts w:eastAsia="Times New Roman" w:cs="Times New Roman"/>
                 <w:color w:val="000000"/>
@@ -11575,7 +12525,7 @@
                 <w:tab w:val="left" w:pos="14656"/>
               </w:tabs>
               <w:spacing w:after="0" w:line="240" w:lineRule="auto"/>
-              <w:jc w:val="center"/>
+              <w:jc w:val="both"/>
               <w:rPr>
                 <w:rFonts w:eastAsia="Times New Roman" w:cs="Times New Roman"/>
                 <w:color w:val="000000"/>
@@ -11618,7 +12568,7 @@
                 <w:tab w:val="left" w:pos="14656"/>
               </w:tabs>
               <w:spacing w:after="0" w:line="240" w:lineRule="auto"/>
-              <w:jc w:val="center"/>
+              <w:jc w:val="both"/>
               <w:rPr>
                 <w:rFonts w:eastAsia="Times New Roman" w:cs="Times New Roman"/>
                 <w:color w:val="000000"/>
@@ -11661,7 +12611,7 @@
                 <w:tab w:val="left" w:pos="14656"/>
               </w:tabs>
               <w:spacing w:after="0" w:line="240" w:lineRule="auto"/>
-              <w:jc w:val="center"/>
+              <w:jc w:val="both"/>
               <w:rPr>
                 <w:rFonts w:eastAsia="Times New Roman" w:cs="Times New Roman"/>
                 <w:color w:val="000000"/>
@@ -11709,7 +12659,7 @@
                 <w:tab w:val="left" w:pos="14656"/>
               </w:tabs>
               <w:spacing w:after="0" w:line="240" w:lineRule="auto"/>
-              <w:jc w:val="center"/>
+              <w:jc w:val="both"/>
               <w:rPr>
                 <w:rFonts w:eastAsia="Times New Roman" w:cs="Times New Roman"/>
                 <w:color w:val="000000"/>
@@ -11752,7 +12702,7 @@
                 <w:tab w:val="left" w:pos="14656"/>
               </w:tabs>
               <w:spacing w:after="0" w:line="240" w:lineRule="auto"/>
-              <w:jc w:val="center"/>
+              <w:jc w:val="both"/>
               <w:rPr>
                 <w:rFonts w:eastAsia="Times New Roman" w:cs="Times New Roman"/>
                 <w:color w:val="000000"/>
@@ -11795,7 +12745,7 @@
                 <w:tab w:val="left" w:pos="14656"/>
               </w:tabs>
               <w:spacing w:after="0" w:line="240" w:lineRule="auto"/>
-              <w:jc w:val="center"/>
+              <w:jc w:val="both"/>
               <w:rPr>
                 <w:rFonts w:eastAsia="Times New Roman" w:cs="Times New Roman"/>
                 <w:color w:val="000000"/>
@@ -11858,8 +12808,9 @@
     <w:p>
       <w:pPr>
         <w:pStyle w:val="Heading3"/>
-      </w:pPr>
-      <w:bookmarkStart w:id="22" w:name="_Toc226026635"/>
+        <w:jc w:val="both"/>
+      </w:pPr>
+      <w:bookmarkStart w:id="23" w:name="_Toc226026635"/>
       <w:r>
         <w:t>Legenda</w:t>
       </w:r>
@@ -11875,7 +12826,7 @@
       <w:r>
         <w:t xml:space="preserve"> (unei figuri/tabele)</w:t>
       </w:r>
-      <w:bookmarkEnd w:id="22"/>
+      <w:bookmarkEnd w:id="23"/>
     </w:p>
     <w:p>
       <w:pPr>
@@ -11888,37 +12839,51 @@
         <w:t xml:space="preserve">uni de mai sus s-au demonstrat două modele de legende atașate fiecărei tabele sau figuri. Microsoft Word permite modificarea, respectiv adăugarea de etichete noi corespunzătoare unui anumit tip de legendă. </w:t>
       </w:r>
     </w:p>
-    <w:p/>
-    <w:p/>
-    <w:p/>
+    <w:p>
+      <w:pPr>
+        <w:jc w:val="both"/>
+      </w:pPr>
+    </w:p>
+    <w:p>
+      <w:pPr>
+        <w:jc w:val="both"/>
+      </w:pPr>
+    </w:p>
+    <w:p>
+      <w:pPr>
+        <w:jc w:val="both"/>
+      </w:pPr>
+    </w:p>
     <w:p>
       <w:pPr>
         <w:pStyle w:val="Heading1"/>
+        <w:jc w:val="both"/>
       </w:pPr>
       <w:r>
         <w:br w:type="page"/>
       </w:r>
-      <w:bookmarkStart w:id="23" w:name="_Ref309844154"/>
-      <w:bookmarkStart w:id="24" w:name="_Toc226026636"/>
+      <w:bookmarkStart w:id="24" w:name="_Ref309844154"/>
+      <w:bookmarkStart w:id="25" w:name="_Toc226026636"/>
       <w:r>
         <w:lastRenderedPageBreak/>
         <w:t>Termeni de utilizare</w:t>
       </w:r>
-      <w:bookmarkEnd w:id="23"/>
       <w:bookmarkEnd w:id="24"/>
+      <w:bookmarkEnd w:id="25"/>
     </w:p>
     <w:p>
       <w:pPr>
         <w:pStyle w:val="Heading2"/>
-      </w:pPr>
-      <w:bookmarkStart w:id="25" w:name="_Toc226026637"/>
+        <w:jc w:val="both"/>
+      </w:pPr>
+      <w:bookmarkStart w:id="26" w:name="_Toc226026637"/>
       <w:r>
         <w:t>Autor</w:t>
       </w:r>
       <w:r>
         <w:t>ii</w:t>
       </w:r>
-      <w:bookmarkEnd w:id="25"/>
+      <w:bookmarkEnd w:id="26"/>
       <w:r>
         <w:t xml:space="preserve"> </w:t>
       </w:r>
@@ -12031,12 +12996,13 @@
     <w:p>
       <w:pPr>
         <w:pStyle w:val="Heading2"/>
-      </w:pPr>
-      <w:bookmarkStart w:id="26" w:name="_Toc226026638"/>
+        <w:jc w:val="both"/>
+      </w:pPr>
+      <w:bookmarkStart w:id="27" w:name="_Toc226026638"/>
       <w:r>
         <w:t>Licența de utilizare</w:t>
       </w:r>
-      <w:bookmarkEnd w:id="26"/>
+      <w:bookmarkEnd w:id="27"/>
     </w:p>
     <w:p>
       <w:pPr>
@@ -12122,24 +13088,37 @@
         </w:rPr>
       </w:pPr>
     </w:p>
-    <w:p/>
-    <w:p/>
-    <w:p/>
+    <w:p>
+      <w:pPr>
+        <w:jc w:val="both"/>
+      </w:pPr>
+    </w:p>
+    <w:p>
+      <w:pPr>
+        <w:jc w:val="both"/>
+      </w:pPr>
+    </w:p>
+    <w:p>
+      <w:pPr>
+        <w:jc w:val="both"/>
+      </w:pPr>
+    </w:p>
     <w:p>
       <w:pPr>
         <w:pStyle w:val="Heading1"/>
+        <w:jc w:val="both"/>
       </w:pPr>
       <w:r>
         <w:br w:type="page"/>
       </w:r>
-      <w:bookmarkStart w:id="27" w:name="_Ref226023042"/>
-      <w:bookmarkStart w:id="28" w:name="_Toc226026639"/>
+      <w:bookmarkStart w:id="28" w:name="_Ref226023042"/>
+      <w:bookmarkStart w:id="29" w:name="_Toc226026639"/>
       <w:r>
         <w:lastRenderedPageBreak/>
         <w:t>Cum se scrie o teză?</w:t>
       </w:r>
-      <w:bookmarkEnd w:id="27"/>
       <w:bookmarkEnd w:id="28"/>
+      <w:bookmarkEnd w:id="29"/>
     </w:p>
     <w:p>
       <w:pPr>
@@ -12245,8 +13224,9 @@
     <w:p>
       <w:pPr>
         <w:pStyle w:val="Heading2"/>
-      </w:pPr>
-      <w:bookmarkStart w:id="29" w:name="_Toc226026640"/>
+        <w:jc w:val="both"/>
+      </w:pPr>
+      <w:bookmarkStart w:id="30" w:name="_Toc226026640"/>
       <w:r>
         <w:t xml:space="preserve">Pregătire </w:t>
       </w:r>
@@ -12256,7 +13236,7 @@
       <w:r>
         <w:t xml:space="preserve"> planificare</w:t>
       </w:r>
-      <w:bookmarkEnd w:id="29"/>
+      <w:bookmarkEnd w:id="30"/>
     </w:p>
     <w:p>
       <w:pPr>
@@ -12648,8 +13628,9 @@
     <w:p>
       <w:pPr>
         <w:pStyle w:val="Heading2"/>
-      </w:pPr>
-      <w:bookmarkStart w:id="30" w:name="_Toc226026641"/>
+        <w:jc w:val="both"/>
+      </w:pPr>
+      <w:bookmarkStart w:id="31" w:name="_Toc226026641"/>
       <w:r>
         <w:lastRenderedPageBreak/>
         <w:t xml:space="preserve">Cercetare </w:t>
@@ -12660,7 +13641,7 @@
       <w:r>
         <w:t>i colectare de date</w:t>
       </w:r>
-      <w:bookmarkEnd w:id="30"/>
+      <w:bookmarkEnd w:id="31"/>
     </w:p>
     <w:p>
       <w:pPr>
@@ -12889,12 +13870,13 @@
     <w:p>
       <w:pPr>
         <w:pStyle w:val="Heading2"/>
-      </w:pPr>
-      <w:bookmarkStart w:id="31" w:name="_Toc226026642"/>
+        <w:jc w:val="both"/>
+      </w:pPr>
+      <w:bookmarkStart w:id="32" w:name="_Toc226026642"/>
       <w:r>
         <w:t>Procesul de scriere</w:t>
       </w:r>
-      <w:bookmarkEnd w:id="31"/>
+      <w:bookmarkEnd w:id="32"/>
     </w:p>
     <w:p>
       <w:pPr>
@@ -13369,15 +14351,16 @@
     <w:p>
       <w:pPr>
         <w:pStyle w:val="Heading2"/>
-      </w:pPr>
-      <w:bookmarkStart w:id="32" w:name="_Toc226026643"/>
+        <w:jc w:val="both"/>
+      </w:pPr>
+      <w:bookmarkStart w:id="33" w:name="_Toc226026643"/>
       <w:r>
         <w:t>Organizarea</w:t>
       </w:r>
       <w:r>
         <w:t xml:space="preserve"> unei teze standard</w:t>
       </w:r>
-      <w:bookmarkEnd w:id="32"/>
+      <w:bookmarkEnd w:id="33"/>
     </w:p>
     <w:p>
       <w:pPr>
@@ -13757,8 +14740,9 @@
     <w:p>
       <w:pPr>
         <w:pStyle w:val="Heading2"/>
-      </w:pPr>
-      <w:bookmarkStart w:id="33" w:name="_Toc226026644"/>
+        <w:jc w:val="both"/>
+      </w:pPr>
+      <w:bookmarkStart w:id="34" w:name="_Toc226026644"/>
       <w:r>
         <w:t>Finalizare</w:t>
       </w:r>
@@ -13774,7 +14758,7 @@
       <w:r>
         <w:t>alte sfaturi utile</w:t>
       </w:r>
-      <w:bookmarkEnd w:id="33"/>
+      <w:bookmarkEnd w:id="34"/>
     </w:p>
     <w:p>
       <w:pPr>
@@ -14219,16 +15203,17 @@
     <w:p>
       <w:pPr>
         <w:pStyle w:val="Heading1"/>
+        <w:jc w:val="both"/>
       </w:pPr>
       <w:r>
         <w:br w:type="page"/>
       </w:r>
-      <w:bookmarkStart w:id="34" w:name="_Toc226026645"/>
+      <w:bookmarkStart w:id="35" w:name="_Toc226026645"/>
       <w:r>
         <w:lastRenderedPageBreak/>
         <w:t>Concluzii</w:t>
       </w:r>
-      <w:bookmarkEnd w:id="34"/>
+      <w:bookmarkEnd w:id="35"/>
     </w:p>
     <w:p>
       <w:pPr>
@@ -14447,12 +15432,13 @@
     <w:p>
       <w:pPr>
         <w:pStyle w:val="Heading2"/>
-      </w:pPr>
-      <w:bookmarkStart w:id="35" w:name="_Toc226026646"/>
+        <w:jc w:val="both"/>
+      </w:pPr>
+      <w:bookmarkStart w:id="36" w:name="_Toc226026646"/>
       <w:r>
         <w:t>Strângeți idei pentru concluzie</w:t>
       </w:r>
-      <w:bookmarkEnd w:id="35"/>
+      <w:bookmarkEnd w:id="36"/>
     </w:p>
     <w:p>
       <w:pPr>
@@ -14503,9 +15489,9 @@
       <w:pPr>
         <w:pStyle w:val="Caption"/>
         <w:spacing w:after="0"/>
-        <w:jc w:val="center"/>
-      </w:pPr>
-      <w:bookmarkStart w:id="36" w:name="_Toc226026675"/>
+        <w:jc w:val="both"/>
+      </w:pPr>
+      <w:bookmarkStart w:id="37" w:name="_Toc226026675"/>
       <w:r>
         <w:lastRenderedPageBreak/>
         <w:t xml:space="preserve">Tabel </w:t>
@@ -14531,7 +15517,7 @@
       <w:r>
         <w:t>. Diferențe între Discuții și Concluzii.</w:t>
       </w:r>
-      <w:bookmarkEnd w:id="36"/>
+      <w:bookmarkEnd w:id="37"/>
     </w:p>
     <w:tbl>
       <w:tblPr>
@@ -14547,8 +15533,8 @@
         <w:tblLook w:val="04A0" w:firstRow="1" w:lastRow="0" w:firstColumn="1" w:lastColumn="0" w:noHBand="0" w:noVBand="1"/>
       </w:tblPr>
       <w:tblGrid>
-        <w:gridCol w:w="4621"/>
-        <w:gridCol w:w="4622"/>
+        <w:gridCol w:w="4509"/>
+        <w:gridCol w:w="4508"/>
       </w:tblGrid>
       <w:tr>
         <w:tc>
@@ -14560,7 +15546,7 @@
           <w:p>
             <w:pPr>
               <w:spacing w:before="240" w:line="240" w:lineRule="auto"/>
-              <w:jc w:val="center"/>
+              <w:jc w:val="both"/>
               <w:rPr>
                 <w:b/>
                 <w:bCs/>
@@ -14584,7 +15570,7 @@
           <w:p>
             <w:pPr>
               <w:spacing w:before="240" w:line="240" w:lineRule="auto"/>
-              <w:jc w:val="center"/>
+              <w:jc w:val="both"/>
               <w:rPr>
                 <w:b/>
                 <w:bCs/>
@@ -14668,8 +15654,9 @@
     <w:p>
       <w:pPr>
         <w:pStyle w:val="Heading2"/>
-      </w:pPr>
-      <w:bookmarkStart w:id="37" w:name="_Toc226026647"/>
+        <w:jc w:val="both"/>
+      </w:pPr>
+      <w:bookmarkStart w:id="38" w:name="_Toc226026647"/>
       <w:r>
         <w:t xml:space="preserve">Alinierea concluziilor cu </w:t>
       </w:r>
@@ -14679,7 +15666,7 @@
       <w:r>
         <w:t xml:space="preserve"> anterioare ale tezei</w:t>
       </w:r>
-      <w:bookmarkEnd w:id="37"/>
+      <w:bookmarkEnd w:id="38"/>
     </w:p>
     <w:p>
       <w:pPr>
@@ -14817,19 +15804,36 @@
         <w:jc w:val="both"/>
       </w:pPr>
     </w:p>
-    <w:p/>
-    <w:p/>
-    <w:p/>
-    <w:p/>
+    <w:p>
+      <w:pPr>
+        <w:jc w:val="both"/>
+      </w:pPr>
+    </w:p>
+    <w:p>
+      <w:pPr>
+        <w:jc w:val="both"/>
+      </w:pPr>
+    </w:p>
+    <w:p>
+      <w:pPr>
+        <w:jc w:val="both"/>
+      </w:pPr>
+    </w:p>
+    <w:p>
+      <w:pPr>
+        <w:jc w:val="both"/>
+      </w:pPr>
+    </w:p>
     <w:p>
       <w:pPr>
         <w:pStyle w:val="Heading1"/>
+        <w:jc w:val="both"/>
       </w:pPr>
       <w:r>
         <w:br w:type="page"/>
       </w:r>
-      <w:bookmarkStart w:id="38" w:name="_Ref309895090"/>
-      <w:bookmarkStart w:id="39" w:name="_Toc226026648"/>
+      <w:bookmarkStart w:id="39" w:name="_Ref309895090"/>
+      <w:bookmarkStart w:id="40" w:name="_Toc226026648"/>
       <w:r>
         <w:lastRenderedPageBreak/>
         <w:t>B</w:t>
@@ -14837,8 +15841,8 @@
       <w:r>
         <w:t>ibliografie</w:t>
       </w:r>
-      <w:bookmarkEnd w:id="38"/>
       <w:bookmarkEnd w:id="39"/>
+      <w:bookmarkEnd w:id="40"/>
       <w:r>
         <w:fldChar w:fldCharType="begin"/>
       </w:r>
@@ -14851,745 +15855,194 @@
     </w:p>
     <w:p>
       <w:pPr>
-        <w:pStyle w:val="Default"/>
-        <w:rPr>
-          <w:lang w:val="ro-RO"/>
-        </w:rPr>
-      </w:pPr>
-      <w:r>
-        <w:rPr>
-          <w:lang w:val="ro-RO"/>
-        </w:rPr>
-        <w:t xml:space="preserve">Bibliografia va fi ordonată alfabetic </w:t>
-      </w:r>
-      <w:r>
-        <w:rPr>
-          <w:lang w:val="ro-RO"/>
-        </w:rPr>
-        <w:t>după</w:t>
-      </w:r>
-      <w:r>
-        <w:rPr>
-          <w:lang w:val="ro-RO"/>
-        </w:rPr>
-        <w:t xml:space="preserve"> eticheta fiecăr</w:t>
-      </w:r>
-      <w:r>
-        <w:rPr>
-          <w:lang w:val="ro-RO"/>
-        </w:rPr>
-        <w:t>u</w:t>
-      </w:r>
-      <w:r>
-        <w:rPr>
-          <w:lang w:val="ro-RO"/>
-        </w:rPr>
-        <w:t>i element (de ex. DOOM05 în lista de mai jos este o etichetă). Etichetele materialelor consultate vor fi formatate folosind:</w:t>
-      </w:r>
-    </w:p>
-    <w:p>
-      <w:pPr>
-        <w:pStyle w:val="Default"/>
-        <w:numPr>
-          <w:ilvl w:val="0"/>
-          <w:numId w:val="25"/>
-        </w:numPr>
-        <w:rPr>
-          <w:lang w:val="ro-RO"/>
-        </w:rPr>
-      </w:pPr>
-      <w:r>
-        <w:rPr>
-          <w:lang w:val="ro-RO"/>
-        </w:rPr>
-        <w:t>primele litere ale primului autor urmate de cele două cifre semnificative ale anului apariției materialului, sau</w:t>
-      </w:r>
-    </w:p>
-    <w:p>
-      <w:pPr>
-        <w:pStyle w:val="Default"/>
-        <w:numPr>
-          <w:ilvl w:val="0"/>
-          <w:numId w:val="25"/>
-        </w:numPr>
-        <w:rPr>
-          <w:lang w:val="ro-RO"/>
-        </w:rPr>
-      </w:pPr>
-      <w:r>
-        <w:rPr>
-          <w:lang w:val="ro-RO"/>
-        </w:rPr>
-        <w:t>dintr-un acronim popular al lucrării respective, urmat din nou de cele două cifre semnificative ale anului apariției.</w:t>
-      </w:r>
-    </w:p>
-    <w:p>
-      <w:pPr>
-        <w:pStyle w:val="Default"/>
-        <w:rPr>
-          <w:lang w:val="ro-RO"/>
-        </w:rPr>
-      </w:pPr>
-    </w:p>
-    <w:p>
-      <w:pPr>
-        <w:pStyle w:val="Default"/>
-        <w:ind w:left="360"/>
-        <w:rPr>
-          <w:lang w:val="ro-RO"/>
-        </w:rPr>
-      </w:pPr>
-      <w:r>
-        <w:rPr>
-          <w:lang w:val="ro-RO"/>
-        </w:rPr>
-        <w:t xml:space="preserve">[DOOM05] – </w:t>
-      </w:r>
-      <w:r>
-        <w:rPr>
-          <w:i/>
-          <w:lang w:val="ro-RO"/>
-        </w:rPr>
-        <w:t>Dicționarul ortografic, ortoepic și morfologic al limbii române</w:t>
-      </w:r>
-      <w:r>
-        <w:rPr>
-          <w:lang w:val="ro-RO"/>
-        </w:rPr>
-        <w:t>, Editura Univers Enciclopedic, București, 2005</w:t>
-      </w:r>
-      <w:r>
-        <w:rPr>
-          <w:sz w:val="20"/>
-          <w:szCs w:val="20"/>
-          <w:lang w:val="ro-RO"/>
-        </w:rPr>
-        <w:t>.</w:t>
-      </w:r>
-    </w:p>
-    <w:p>
-      <w:pPr>
-        <w:pStyle w:val="Default"/>
-        <w:rPr>
-          <w:lang w:val="ro-RO"/>
-        </w:rPr>
-      </w:pPr>
-    </w:p>
-    <w:p>
-      <w:pPr>
-        <w:pStyle w:val="Default"/>
-        <w:rPr>
-          <w:lang w:val="ro-RO"/>
-        </w:rPr>
-      </w:pPr>
-      <w:r>
-        <w:rPr>
-          <w:lang w:val="ro-RO"/>
-        </w:rPr>
-        <w:t>A</w:t>
-      </w:r>
-      <w:r>
-        <w:rPr>
-          <w:lang w:val="ro-RO"/>
-        </w:rPr>
-        <w:t>lternativa ar fi ordonarea numerică a elementelor bibliografice.</w:t>
-      </w:r>
-    </w:p>
-    <w:p>
-      <w:pPr>
-        <w:pStyle w:val="Default"/>
-        <w:rPr>
-          <w:lang w:val="ro-RO"/>
-        </w:rPr>
-      </w:pPr>
-    </w:p>
-    <w:p>
-      <w:pPr>
-        <w:pStyle w:val="Default"/>
-        <w:numPr>
-          <w:ilvl w:val="0"/>
-          <w:numId w:val="36"/>
-        </w:numPr>
-        <w:rPr>
-          <w:lang w:val="ro-RO"/>
-        </w:rPr>
-      </w:pPr>
-      <w:r>
-        <w:rPr>
-          <w:lang w:val="ro-RO"/>
-        </w:rPr>
-        <w:t xml:space="preserve">T. Olteanu and C. Albu. (2007) </w:t>
-      </w:r>
-      <w:r>
-        <w:rPr>
-          <w:i/>
-          <w:iCs/>
-          <w:lang w:val="ro-RO"/>
-        </w:rPr>
-        <w:t>Ghid pentru redactarea lucrării de diplomă sau a disertației de masterat</w:t>
-      </w:r>
-      <w:r>
-        <w:rPr>
-          <w:lang w:val="ro-RO"/>
-        </w:rPr>
-        <w:t xml:space="preserve">. Universitatea Română de Arte </w:t>
-      </w:r>
-      <w:r>
-        <w:rPr>
-          <w:lang w:val="ro-RO"/>
-        </w:rPr>
-        <w:t>ș</w:t>
-      </w:r>
-      <w:r>
-        <w:rPr>
-          <w:lang w:val="ro-RO"/>
-        </w:rPr>
-        <w:t xml:space="preserve">i </w:t>
-      </w:r>
-      <w:r>
-        <w:rPr>
-          <w:lang w:val="ro-RO"/>
-        </w:rPr>
-        <w:t>Ș</w:t>
-      </w:r>
-      <w:r>
-        <w:rPr>
-          <w:lang w:val="ro-RO"/>
-        </w:rPr>
-        <w:t>tiin</w:t>
-      </w:r>
-      <w:r>
-        <w:rPr>
-          <w:lang w:val="ro-RO"/>
-        </w:rPr>
-        <w:t>ț</w:t>
-      </w:r>
-      <w:r>
-        <w:rPr>
-          <w:lang w:val="ro-RO"/>
-        </w:rPr>
-        <w:t xml:space="preserve">e „Gheorghe Cristea”. [Online]. Available: </w:t>
-      </w:r>
-      <w:r>
-        <w:rPr>
-          <w:lang w:val="ro-RO"/>
-        </w:rPr>
-        <w:t>h</w:t>
-      </w:r>
-      <w:r>
-        <w:rPr>
-          <w:lang w:val="ro-RO"/>
-        </w:rPr>
-        <w:t>ttp://www.ugc.ro/tpl/GHIDREDACTAREDIPLOMALICENTA.pdf</w:t>
-      </w:r>
-    </w:p>
-    <w:p>
-      <w:pPr>
-        <w:pStyle w:val="Default"/>
-        <w:numPr>
-          <w:ilvl w:val="0"/>
-          <w:numId w:val="36"/>
-        </w:numPr>
-        <w:rPr>
-          <w:lang w:val="ro-RO"/>
-        </w:rPr>
-      </w:pPr>
-      <w:r>
-        <w:rPr>
-          <w:lang w:val="ro-RO"/>
-        </w:rPr>
-        <w:t xml:space="preserve">P. F. Pedro de Almeida. (2008) </w:t>
-      </w:r>
-      <w:r>
-        <w:rPr>
-          <w:i/>
-          <w:iCs/>
-          <w:lang w:val="ro-RO"/>
-        </w:rPr>
-        <w:t>Documentation guidelines for diploma and master thesis</w:t>
-      </w:r>
-      <w:r>
-        <w:rPr>
-          <w:lang w:val="ro-RO"/>
-        </w:rPr>
-        <w:t>. Universitatea din Fribourg, Elvet, ia. [Online]. Available: http://diuf.unifr.ch/drupal/softeng/teaching/guidelines</w:t>
-      </w:r>
-    </w:p>
-    <w:p>
-      <w:pPr>
-        <w:pStyle w:val="Default"/>
-        <w:numPr>
-          <w:ilvl w:val="0"/>
-          <w:numId w:val="36"/>
-        </w:numPr>
-        <w:rPr>
-          <w:lang w:val="ro-RO"/>
-        </w:rPr>
-      </w:pPr>
-      <w:r>
-        <w:rPr>
-          <w:i/>
-          <w:iCs/>
-          <w:lang w:val="ro-RO"/>
-        </w:rPr>
-        <w:t>Dicționarul ortografic, ortoepic și morfologic al limbii române</w:t>
-      </w:r>
-      <w:r>
-        <w:rPr>
-          <w:lang w:val="ro-RO"/>
-        </w:rPr>
-        <w:t>, 2005, accessed: 2025-09-30. [Online]. Available: https://doom.lingv.ro/</w:t>
-      </w:r>
-    </w:p>
-    <w:p>
-      <w:pPr>
-        <w:pStyle w:val="Default"/>
-        <w:numPr>
-          <w:ilvl w:val="0"/>
-          <w:numId w:val="36"/>
-        </w:numPr>
-        <w:rPr>
-          <w:lang w:val="ro-RO"/>
-        </w:rPr>
-      </w:pPr>
-      <w:r>
-        <w:rPr>
-          <w:i/>
-          <w:iCs/>
-          <w:lang w:val="ro-RO"/>
-        </w:rPr>
-        <w:t>Dicționarul explicativ al limbii române</w:t>
-      </w:r>
-      <w:r>
-        <w:rPr>
-          <w:lang w:val="ro-RO"/>
-        </w:rPr>
-        <w:t>, 2025, accessed: 2025-09-30. [Online]. Available: https://dexonline.ro/</w:t>
-      </w:r>
-    </w:p>
-    <w:p>
-      <w:pPr>
-        <w:pStyle w:val="Default"/>
-        <w:numPr>
-          <w:ilvl w:val="0"/>
-          <w:numId w:val="36"/>
-        </w:numPr>
-        <w:rPr>
-          <w:lang w:val="ro-RO"/>
-        </w:rPr>
-      </w:pPr>
-      <w:r>
-        <w:rPr>
-          <w:lang w:val="ro-RO"/>
-        </w:rPr>
-        <w:t xml:space="preserve">Harvard University. (2026) </w:t>
-      </w:r>
-      <w:r>
-        <w:rPr>
-          <w:i/>
-          <w:iCs/>
-          <w:lang w:val="ro-RO"/>
-        </w:rPr>
-        <w:t>Harvard college writing center</w:t>
-      </w:r>
-      <w:r>
-        <w:rPr>
-          <w:lang w:val="ro-RO"/>
-        </w:rPr>
-        <w:t>. [Online]. Available: https://writingcenter.fas.harvard.edu/thesis</w:t>
-      </w:r>
-    </w:p>
-    <w:p>
-      <w:pPr>
-        <w:pStyle w:val="Default"/>
-        <w:numPr>
-          <w:ilvl w:val="0"/>
-          <w:numId w:val="36"/>
-        </w:numPr>
-        <w:rPr>
-          <w:lang w:val="ro-RO"/>
-        </w:rPr>
-      </w:pPr>
-      <w:r>
-        <w:rPr>
-          <w:lang w:val="ro-RO"/>
-        </w:rPr>
-        <w:t xml:space="preserve">Compilatio. (2025) </w:t>
-      </w:r>
-      <w:r>
-        <w:rPr>
-          <w:i/>
-          <w:iCs/>
-          <w:lang w:val="ro-RO"/>
-        </w:rPr>
-        <w:t>Ph</w:t>
-      </w:r>
-      <w:r>
-        <w:rPr>
-          <w:i/>
-          <w:iCs/>
-          <w:lang w:val="ro-RO"/>
-        </w:rPr>
-        <w:t>D</w:t>
-      </w:r>
-      <w:r>
-        <w:rPr>
-          <w:i/>
-          <w:iCs/>
-          <w:lang w:val="ro-RO"/>
-        </w:rPr>
-        <w:t xml:space="preserve"> thesis: What is it? </w:t>
-      </w:r>
-      <w:r>
-        <w:rPr>
-          <w:i/>
-          <w:iCs/>
-          <w:lang w:val="ro-RO"/>
-        </w:rPr>
-        <w:t>H</w:t>
-      </w:r>
-      <w:r>
-        <w:rPr>
-          <w:i/>
-          <w:iCs/>
-          <w:lang w:val="ro-RO"/>
-        </w:rPr>
-        <w:t xml:space="preserve">ow do </w:t>
-      </w:r>
-      <w:r>
-        <w:rPr>
-          <w:i/>
-          <w:iCs/>
-          <w:lang w:val="ro-RO"/>
-        </w:rPr>
-        <w:t>I</w:t>
-      </w:r>
-      <w:r>
-        <w:rPr>
-          <w:i/>
-          <w:iCs/>
-          <w:lang w:val="ro-RO"/>
-        </w:rPr>
-        <w:t xml:space="preserve"> choose a subject? </w:t>
-      </w:r>
-      <w:r>
-        <w:rPr>
-          <w:i/>
-          <w:iCs/>
-          <w:lang w:val="ro-RO"/>
-        </w:rPr>
-        <w:t>H</w:t>
-      </w:r>
-      <w:r>
-        <w:rPr>
-          <w:i/>
-          <w:iCs/>
-          <w:lang w:val="ro-RO"/>
-        </w:rPr>
-        <w:t>ow to write it?</w:t>
-      </w:r>
-      <w:r>
-        <w:rPr>
-          <w:lang w:val="ro-RO"/>
+        <w:pStyle w:val="Bibliography"/>
+        <w:rPr>
+          <w:noProof/>
+          <w:sz w:val="24"/>
+          <w:szCs w:val="24"/>
+        </w:rPr>
+      </w:pPr>
+      <w:r>
+        <w:rPr>
+          <w:noProof/>
+          <w:sz w:val="24"/>
+          <w:szCs w:val="24"/>
+        </w:rPr>
+        <w:fldChar w:fldCharType="begin"/>
+      </w:r>
+      <w:r>
+        <w:rPr>
+          <w:noProof/>
+          <w:sz w:val="24"/>
+          <w:szCs w:val="24"/>
+        </w:rPr>
+        <w:instrText xml:space="preserve"> BIBLIOGRAPHY  \l 1033 </w:instrText>
+      </w:r>
+      <w:r>
+        <w:rPr>
+          <w:noProof/>
+          <w:sz w:val="24"/>
+          <w:szCs w:val="24"/>
+        </w:rPr>
+        <w:fldChar w:fldCharType="separate"/>
+      </w:r>
+      <w:r>
+        <w:rPr>
+          <w:noProof/>
+        </w:rPr>
+        <w:t xml:space="preserve">1. </w:t>
+      </w:r>
+      <w:r>
+        <w:rPr>
+          <w:b/>
+          <w:bCs/>
+          <w:noProof/>
+        </w:rPr>
+        <w:t>S. Hochreiter and J. Schmidhuber, „Long Short-Term Memory,” Neural Computation, vol. 9, no. 8, pp. 1735–1780, 1997.</w:t>
+      </w:r>
+      <w:r>
+        <w:rPr>
+          <w:noProof/>
         </w:rPr>
         <w:t xml:space="preserve"> </w:t>
       </w:r>
-      <w:r>
-        <w:rPr>
-          <w:lang w:val="ro-RO"/>
-        </w:rPr>
-        <w:t>[Online]. Available: https://www.compilatio.net/en/blog/phd-thesis</w:t>
-      </w:r>
-    </w:p>
-    <w:p>
-      <w:pPr>
-        <w:pStyle w:val="Default"/>
-        <w:numPr>
-          <w:ilvl w:val="0"/>
-          <w:numId w:val="36"/>
-        </w:numPr>
-        <w:rPr>
-          <w:lang w:val="ro-RO"/>
-        </w:rPr>
-      </w:pPr>
-      <w:r>
-        <w:rPr>
-          <w:lang w:val="ro-RO"/>
-        </w:rPr>
-        <w:t xml:space="preserve">N. Efron, </w:t>
-      </w:r>
-      <w:r>
-        <w:rPr>
-          <w:i/>
-          <w:iCs/>
-          <w:lang w:val="ro-RO"/>
-        </w:rPr>
-        <w:t xml:space="preserve">Ten tips for writing a brilliant </w:t>
-      </w:r>
-      <w:r>
-        <w:rPr>
-          <w:i/>
-          <w:iCs/>
-          <w:lang w:val="ro-RO"/>
-        </w:rPr>
-        <w:t>P</w:t>
-      </w:r>
-      <w:r>
-        <w:rPr>
-          <w:i/>
-          <w:iCs/>
-          <w:lang w:val="ro-RO"/>
-        </w:rPr>
-        <w:t>h</w:t>
-      </w:r>
-      <w:r>
-        <w:rPr>
-          <w:i/>
-          <w:iCs/>
-          <w:lang w:val="ro-RO"/>
-        </w:rPr>
-        <w:t>D</w:t>
-      </w:r>
-      <w:r>
-        <w:rPr>
-          <w:i/>
-          <w:iCs/>
-          <w:lang w:val="ro-RO"/>
-        </w:rPr>
-        <w:t xml:space="preserve"> thesis – and enjoying the process</w:t>
-      </w:r>
-      <w:r>
-        <w:rPr>
-          <w:lang w:val="ro-RO"/>
-        </w:rPr>
-        <w:t>, J. Clinical and Experimental Optometry, vol. 108, no. 6, pp. 645–647, 2025. [Online]. Available: https://www.tandfonline.com/doi/full/10.1080/08164622.2024.2413706</w:t>
-      </w:r>
-    </w:p>
-    <w:p>
-      <w:pPr>
-        <w:pStyle w:val="Default"/>
-        <w:numPr>
-          <w:ilvl w:val="0"/>
-          <w:numId w:val="36"/>
-        </w:numPr>
-        <w:rPr>
-          <w:lang w:val="ro-RO"/>
-        </w:rPr>
-      </w:pPr>
-      <w:r>
-        <w:rPr>
-          <w:lang w:val="ro-RO"/>
-        </w:rPr>
-        <w:t xml:space="preserve">Compilatio. (2023) </w:t>
-      </w:r>
-      <w:r>
-        <w:rPr>
-          <w:i/>
-          <w:iCs/>
-          <w:lang w:val="ro-RO"/>
-        </w:rPr>
-        <w:t>How to write a university thesis step by step?</w:t>
-      </w:r>
-      <w:r>
-        <w:rPr>
-          <w:lang w:val="ro-RO"/>
-        </w:rPr>
-        <w:t xml:space="preserve"> [Online]. Available:</w:t>
-      </w:r>
-      <w:r>
-        <w:rPr>
-          <w:lang w:val="ro-RO"/>
+    </w:p>
+    <w:p>
+      <w:pPr>
+        <w:pStyle w:val="Bibliography"/>
+        <w:rPr>
+          <w:noProof/>
+        </w:rPr>
+      </w:pPr>
+      <w:r>
+        <w:rPr>
+          <w:noProof/>
+        </w:rPr>
+        <w:t xml:space="preserve">2. </w:t>
+      </w:r>
+      <w:r>
+        <w:rPr>
+          <w:b/>
+          <w:bCs/>
+          <w:noProof/>
+        </w:rPr>
+        <w:t>K. Cho et al., „Learning Phrase Representations using RNN Encoder-Decoder for Statistical Machine Translation,” arXiv preprint arXiv:1406.1078, 2014.</w:t>
+      </w:r>
+      <w:r>
+        <w:rPr>
+          <w:noProof/>
         </w:rPr>
         <w:t xml:space="preserve"> </w:t>
       </w:r>
-      <w:r>
-        <w:rPr>
-          <w:lang w:val="ro-RO"/>
-        </w:rPr>
-        <w:t>https://www.compilatio.net/en/blog/phd-thesis</w:t>
-      </w:r>
-    </w:p>
-    <w:p>
-      <w:pPr>
-        <w:pStyle w:val="Default"/>
-        <w:numPr>
-          <w:ilvl w:val="0"/>
-          <w:numId w:val="36"/>
-        </w:numPr>
-        <w:rPr>
-          <w:lang w:val="ro-RO"/>
-        </w:rPr>
-      </w:pPr>
-      <w:r>
-        <w:rPr>
-          <w:lang w:val="ro-RO"/>
-        </w:rPr>
-        <w:t xml:space="preserve">University of Oxford. (2025) </w:t>
-      </w:r>
-      <w:r>
-        <w:rPr>
-          <w:i/>
-          <w:iCs/>
-          <w:lang w:val="ro-RO"/>
-        </w:rPr>
-        <w:t>Writing your thesis</w:t>
-      </w:r>
-      <w:r>
-        <w:rPr>
-          <w:lang w:val="ro-RO"/>
-        </w:rPr>
-        <w:t>. [Online]. Available: https://www.mpls.ox.ac.uk/training/resources-for-researcher-and-career-development/completing-your-dphil/writing-up-your-thesis</w:t>
-      </w:r>
-    </w:p>
-    <w:p>
-      <w:pPr>
-        <w:pStyle w:val="Default"/>
-        <w:numPr>
-          <w:ilvl w:val="0"/>
-          <w:numId w:val="36"/>
-        </w:numPr>
-        <w:rPr>
-          <w:lang w:val="ro-RO"/>
-        </w:rPr>
-      </w:pPr>
-      <w:r>
-        <w:rPr>
-          <w:lang w:val="ro-RO"/>
-        </w:rPr>
-        <w:t xml:space="preserve">K. Kastens, S. Pfirman, M. Stute, B. Hahn, D. Abbott, and C. Scholz. (2025) </w:t>
-      </w:r>
-      <w:r>
-        <w:rPr>
-          <w:i/>
-          <w:iCs/>
-          <w:lang w:val="ro-RO"/>
-        </w:rPr>
-        <w:t>How to write your thesis</w:t>
-      </w:r>
-      <w:r>
-        <w:rPr>
-          <w:lang w:val="ro-RO"/>
-        </w:rPr>
-        <w:t xml:space="preserve">. [Online]. Available: </w:t>
-      </w:r>
-      <w:r>
-        <w:rPr>
-          <w:lang w:val="ro-RO"/>
-        </w:rPr>
-        <w:t>h</w:t>
-      </w:r>
-      <w:r>
-        <w:rPr>
-          <w:lang w:val="ro-RO"/>
-        </w:rPr>
-        <w:t>ttps://www.ldeo.columbia.edu/~martins/sen_sem/thesis_org.html</w:t>
-      </w:r>
-    </w:p>
-    <w:p>
-      <w:pPr>
-        <w:pStyle w:val="Default"/>
-        <w:numPr>
-          <w:ilvl w:val="0"/>
-          <w:numId w:val="36"/>
-        </w:numPr>
-        <w:rPr>
-          <w:lang w:val="ro-RO"/>
-        </w:rPr>
-      </w:pPr>
-      <w:r>
-        <w:rPr>
-          <w:lang w:val="ro-RO"/>
-        </w:rPr>
-        <w:t xml:space="preserve">The University of Queensland. (2025) </w:t>
-      </w:r>
-      <w:r>
-        <w:rPr>
-          <w:i/>
-          <w:iCs/>
-          <w:lang w:val="ro-RO"/>
-        </w:rPr>
-        <w:t>Thesis writing tips</w:t>
-      </w:r>
-      <w:r>
-        <w:rPr>
-          <w:lang w:val="ro-RO"/>
-        </w:rPr>
-        <w:t>. [Online]. Available: https://my.uq.edu.au/information-and-services/higher-degree-research/hdr-candidature-support/how-write-thesis/thesis-writing-tips</w:t>
-      </w:r>
-    </w:p>
-    <w:p>
-      <w:pPr>
-        <w:pStyle w:val="Default"/>
-        <w:numPr>
-          <w:ilvl w:val="0"/>
-          <w:numId w:val="36"/>
-        </w:numPr>
-        <w:rPr>
-          <w:lang w:val="ro-RO"/>
-        </w:rPr>
-      </w:pPr>
-      <w:r>
-        <w:rPr>
-          <w:lang w:val="ro-RO"/>
-        </w:rPr>
-        <w:t xml:space="preserve">D. Degree. (2025) </w:t>
-      </w:r>
-      <w:r>
-        <w:rPr>
-          <w:i/>
-          <w:iCs/>
-          <w:lang w:val="ro-RO"/>
-        </w:rPr>
-        <w:t>How to write your</w:t>
-      </w:r>
-      <w:r>
-        <w:rPr>
-          <w:i/>
-          <w:iCs/>
-          <w:lang w:val="ro-RO"/>
-        </w:rPr>
-        <w:t xml:space="preserve"> P</w:t>
-      </w:r>
-      <w:r>
-        <w:rPr>
-          <w:i/>
-          <w:iCs/>
-          <w:lang w:val="ro-RO"/>
-        </w:rPr>
-        <w:t>h</w:t>
-      </w:r>
-      <w:r>
-        <w:rPr>
-          <w:i/>
-          <w:iCs/>
-          <w:lang w:val="ro-RO"/>
-        </w:rPr>
-        <w:t>D</w:t>
-      </w:r>
-      <w:r>
-        <w:rPr>
-          <w:i/>
-          <w:iCs/>
-          <w:lang w:val="ro-RO"/>
-        </w:rPr>
-        <w:t xml:space="preserve"> thesis when you don’t feel like it</w:t>
-      </w:r>
-      <w:r>
-        <w:rPr>
-          <w:lang w:val="ro-RO"/>
-        </w:rPr>
-        <w:t>. [Online]. Available: https://www.youtube.com/watch?v=TBC-z9xLukw</w:t>
-      </w:r>
-    </w:p>
-    <w:p>
-      <w:pPr>
-        <w:pStyle w:val="Default"/>
-        <w:rPr>
-          <w:lang w:val="ro-RO"/>
-        </w:rPr>
-      </w:pPr>
-    </w:p>
-    <w:p/>
+    </w:p>
+    <w:p>
+      <w:pPr>
+        <w:pStyle w:val="Bibliography"/>
+        <w:rPr>
+          <w:noProof/>
+        </w:rPr>
+      </w:pPr>
+      <w:r>
+        <w:rPr>
+          <w:noProof/>
+        </w:rPr>
+        <w:t xml:space="preserve">3. </w:t>
+      </w:r>
+      <w:r>
+        <w:rPr>
+          <w:b/>
+          <w:bCs/>
+          <w:noProof/>
+        </w:rPr>
+        <w:t>I. Goodfellow, Y. Bengio, and A. Courville, Deep Learning. Cambridge, MA: MIT Press, 2016.</w:t>
+      </w:r>
+      <w:r>
+        <w:rPr>
+          <w:noProof/>
+        </w:rPr>
+        <w:t xml:space="preserve"> </w:t>
+      </w:r>
+    </w:p>
+    <w:p>
+      <w:pPr>
+        <w:pStyle w:val="Bibliography"/>
+        <w:rPr>
+          <w:noProof/>
+        </w:rPr>
+      </w:pPr>
+      <w:r>
+        <w:rPr>
+          <w:noProof/>
+        </w:rPr>
+        <w:t xml:space="preserve">4. </w:t>
+      </w:r>
+      <w:r>
+        <w:rPr>
+          <w:b/>
+          <w:bCs/>
+          <w:noProof/>
+        </w:rPr>
+        <w:t>E. F. Fama, „Efficient Capital Markets: A Review of Theory and Empirical Work,” The Journal of Finance, vol. 25, no. 2, pp. 383–417, 1970.</w:t>
+      </w:r>
+      <w:r>
+        <w:rPr>
+          <w:noProof/>
+        </w:rPr>
+        <w:t xml:space="preserve"> </w:t>
+      </w:r>
+    </w:p>
+    <w:p>
+      <w:pPr>
+        <w:pStyle w:val="Bibliography"/>
+        <w:rPr>
+          <w:noProof/>
+        </w:rPr>
+      </w:pPr>
+      <w:r>
+        <w:rPr>
+          <w:noProof/>
+        </w:rPr>
+        <w:t xml:space="preserve">5. </w:t>
+      </w:r>
+      <w:r>
+        <w:rPr>
+          <w:b/>
+          <w:bCs/>
+          <w:noProof/>
+        </w:rPr>
+        <w:t>J. M. Berutich, F. L. de la Rosa, J. M. Caridad, and F. Jareño, „A VWAP-based trading strategy using deep learning techniques,” Financial Innovation, vol. 8, no. 1, p. 45, 2022.</w:t>
+      </w:r>
+      <w:r>
+        <w:rPr>
+          <w:noProof/>
+        </w:rPr>
+        <w:t xml:space="preserve"> </w:t>
+      </w:r>
+    </w:p>
+    <w:p>
+      <w:pPr>
+        <w:pStyle w:val="Bibliography"/>
+        <w:jc w:val="both"/>
+        <w:rPr>
+          <w:noProof/>
+          <w:sz w:val="24"/>
+          <w:szCs w:val="24"/>
+        </w:rPr>
+      </w:pPr>
+      <w:r>
+        <w:rPr>
+          <w:noProof/>
+          <w:sz w:val="24"/>
+          <w:szCs w:val="24"/>
+        </w:rPr>
+        <w:fldChar w:fldCharType="end"/>
+      </w:r>
+    </w:p>
+    <w:p>
+      <w:pPr>
+        <w:jc w:val="both"/>
+      </w:pPr>
+    </w:p>
     <w:p>
       <w:pPr>
         <w:pStyle w:val="Heading1"/>
@@ -15598,7 +16051,7 @@
       <w:r>
         <w:br w:type="page"/>
       </w:r>
-      <w:bookmarkStart w:id="40" w:name="_Toc226026649"/>
+      <w:bookmarkStart w:id="41" w:name="_Toc226026649"/>
       <w:r>
         <w:lastRenderedPageBreak/>
         <w:t>R</w:t>
@@ -15606,7 +16059,7 @@
       <w:r>
         <w:t>eferințe web</w:t>
       </w:r>
-      <w:bookmarkEnd w:id="40"/>
+      <w:bookmarkEnd w:id="41"/>
       <w:r>
         <w:fldChar w:fldCharType="begin"/>
       </w:r>
@@ -15810,6 +16263,97 @@
       </w:r>
       <w:r>
         <w:t>Yahoo Finance API. (2026). Historical Market Data Reference Endpoint. https://query1.finance.yahoo.com</w:t>
+      </w:r>
+    </w:p>
+  </w:endnote>
+  <w:endnote w:id="8">
+    <w:p>
+      <w:pPr>
+        <w:pStyle w:val="EndnoteText"/>
+        <w:rPr>
+          <w:lang w:val="en-US"/>
+        </w:rPr>
+      </w:pPr>
+      <w:r>
+        <w:rPr>
+          <w:rStyle w:val="EndnoteReference"/>
+        </w:rPr>
+        <w:endnoteRef/>
+      </w:r>
+      <w:r>
+        <w:t xml:space="preserve"> </w:t>
+      </w:r>
+      <w:r>
+        <w:t>NVIDIA Developer Network, „CUDA Toolkit Documentation and Compute Unified Device Architecture Framework Fundamentals,” 2026. https://developer.nvidia.com/cuda-toolkit</w:t>
+      </w:r>
+    </w:p>
+  </w:endnote>
+  <w:endnote w:id="9">
+    <w:p>
+      <w:pPr>
+        <w:pStyle w:val="EndnoteText"/>
+        <w:rPr>
+          <w:lang w:val="en-US"/>
+        </w:rPr>
+      </w:pPr>
+      <w:r>
+        <w:rPr>
+          <w:rStyle w:val="EndnoteReference"/>
+        </w:rPr>
+        <w:endnoteRef/>
+      </w:r>
+      <w:r>
+        <w:t xml:space="preserve"> </w:t>
+      </w:r>
+      <w:r>
+        <w:t>Keras Team Deep Learning Framework, „Recurrent Neural Networks (RNN) API Core Reference,” 2026. https://github.com/keras-team/keras</w:t>
+      </w:r>
+    </w:p>
+  </w:endnote>
+  <w:endnote w:id="10">
+    <w:p>
+      <w:pPr>
+        <w:pStyle w:val="EndnoteText"/>
+        <w:rPr>
+          <w:lang w:val="en-US"/>
+        </w:rPr>
+      </w:pPr>
+      <w:r>
+        <w:rPr>
+          <w:rStyle w:val="EndnoteReference"/>
+        </w:rPr>
+        <w:endnoteRef/>
+      </w:r>
+      <w:r>
+        <w:t xml:space="preserve"> </w:t>
+      </w:r>
+      <w:proofErr w:type="spellStart"/>
+      <w:r>
+        <w:rPr>
+          <w:lang w:val="en-US"/>
+        </w:rPr>
+        <w:t>Streamlit</w:t>
+      </w:r>
+      <w:proofErr w:type="spellEnd"/>
+      <w:r>
+        <w:rPr>
+          <w:lang w:val="en-US"/>
+        </w:rPr>
+        <w:t xml:space="preserve"> Open-Source Framework, “</w:t>
+      </w:r>
+      <w:proofErr w:type="spellStart"/>
+      <w:r>
+        <w:rPr>
+          <w:lang w:val="en-US"/>
+        </w:rPr>
+        <w:t>Streamlit</w:t>
+      </w:r>
+      <w:proofErr w:type="spellEnd"/>
+      <w:r>
+        <w:rPr>
+          <w:lang w:val="en-US"/>
+        </w:rPr>
+        <w:t xml:space="preserve"> Architecture and Reactive State Management API Reference,” 2026.</w:t>
       </w:r>
     </w:p>
   </w:endnote>
@@ -19683,6 +20227,9 @@
   <w:num w:numId="39" w16cid:durableId="1484278510">
     <w:abstractNumId w:val="24"/>
   </w:num>
+  <w:num w:numId="40" w16cid:durableId="1645156442">
+    <w:abstractNumId w:val="24"/>
+  </w:num>
 </w:numbering>
 </file>
 
@@ -19692,7 +20239,7 @@
     <w:rPrDefault>
       <w:rPr>
         <w:rFonts w:ascii="Times New Roman" w:eastAsia="Calibri" w:hAnsi="Times New Roman" w:cs="Calibri"/>
-        <w:lang w:val="en-US" w:eastAsia="en-US" w:bidi="ar-SA"/>
+        <w:lang w:eastAsia="en-GB" w:bidi="ar-SA"/>
       </w:rPr>
     </w:rPrDefault>
     <w:pPrDefault/>
@@ -20084,7 +20631,7 @@
     </w:pPr>
     <w:rPr>
       <w:sz w:val="22"/>
-      <w:lang w:val="ro-RO"/>
+      <w:lang w:val="ro-RO" w:eastAsia="en-US"/>
     </w:rPr>
   </w:style>
   <w:style w:type="paragraph" w:styleId="Heading1">
@@ -20773,6 +21320,7 @@
       <w:color w:val="000000"/>
       <w:sz w:val="24"/>
       <w:szCs w:val="24"/>
+      <w:lang w:val="en-US" w:eastAsia="en-US"/>
     </w:rPr>
   </w:style>
   <w:style w:type="paragraph" w:styleId="HTMLPreformatted">
@@ -21139,6 +21687,7 @@
   </w:style>
   <w:style w:type="character" w:customStyle="1" w:styleId="EndnoteTextChar">
     <w:name w:val="Endnote Text Char"/>
+    <w:basedOn w:val="DefaultParagraphFont"/>
     <w:link w:val="EndnoteText"/>
     <w:uiPriority w:val="99"/>
     <w:semiHidden/>
@@ -21149,6 +21698,7 @@
   </w:style>
   <w:style w:type="character" w:styleId="EndnoteReference">
     <w:name w:val="endnote reference"/>
+    <w:basedOn w:val="DefaultParagraphFont"/>
     <w:uiPriority w:val="99"/>
     <w:semiHidden/>
     <w:unhideWhenUsed/>
@@ -21156,6 +21706,14 @@
     <w:rPr>
       <w:vertAlign w:val="superscript"/>
     </w:rPr>
+  </w:style>
+  <w:style w:type="paragraph" w:styleId="Bibliography">
+    <w:name w:val="Bibliography"/>
+    <w:basedOn w:val="Normal"/>
+    <w:next w:val="Normal"/>
+    <w:uiPriority w:val="37"/>
+    <w:unhideWhenUsed/>
+    <w:rsid w:val="0000165D"/>
   </w:style>
 </w:styles>
 </file>
@@ -21456,11 +22014,90 @@
 </file>
 
 <file path=customXml/item1.xml><?xml version="1.0" encoding="utf-8"?>
-<b:Sources xmlns:b="http://schemas.openxmlformats.org/officeDocument/2006/bibliography" xmlns="http://schemas.openxmlformats.org/officeDocument/2006/bibliography" SelectedStyle="\APASixthEditionOfficeOnline.xsl" StyleName="APA" Version="6"/>
+<b:Sources xmlns:b="http://schemas.openxmlformats.org/officeDocument/2006/bibliography" xmlns="http://schemas.openxmlformats.org/officeDocument/2006/bibliography" SelectedStyle="\ISO690Nmerical.XSL" StyleName="ISO 690 - Numerical Reference" Version="1987">
+  <b:Source>
+    <b:Tag>IGo</b:Tag>
+    <b:SourceType>Book</b:SourceType>
+    <b:Guid>{065FB400-8EC3-48C8-A618-4775E2715BD1}</b:Guid>
+    <b:Author>
+      <b:Author>
+        <b:NameList>
+          <b:Person>
+            <b:Last>I. Goodfellow</b:Last>
+            <b:First>Y.</b:First>
+            <b:Middle>Bengio, and A. Courville, Deep Learning. Cambridge, MA: MIT Press, 2016.</b:Middle>
+          </b:Person>
+        </b:NameList>
+      </b:Author>
+    </b:Author>
+    <b:RefOrder>2</b:RefOrder>
+  </b:Source>
+  <b:Source>
+    <b:Tag>EFF1</b:Tag>
+    <b:SourceType>Book</b:SourceType>
+    <b:Guid>{354FACFE-A688-4065-99A2-0D1D67A576DE}</b:Guid>
+    <b:Author>
+      <b:Author>
+        <b:Corporate>E. F. Fama, „Efficient Capital Markets: A Review of Theory and Empirical Work,” The Journal of Finance, vol. 25, no. 2, pp. 383–417, 1970.</b:Corporate>
+      </b:Author>
+    </b:Author>
+    <b:RefOrder>1</b:RefOrder>
+  </b:Source>
+  <b:Source>
+    <b:Tag>JMB</b:Tag>
+    <b:SourceType>Book</b:SourceType>
+    <b:Guid>{2B202329-3FFA-49BB-A718-14C18804E40E}</b:Guid>
+    <b:Author>
+      <b:Author>
+        <b:NameList>
+          <b:Person>
+            <b:Last>J. M. Berutich</b:Last>
+            <b:First>F.</b:First>
+            <b:Middle>L. de la Rosa, J. M. Caridad, and F. Jareño, „A VWAP-based trading strategy using deep learning techniques,” Financial Innovation, vol. 8, no. 1, p. 45, 2022.</b:Middle>
+          </b:Person>
+        </b:NameList>
+      </b:Author>
+    </b:Author>
+    <b:RefOrder>3</b:RefOrder>
+  </b:Source>
+  <b:Source>
+    <b:Tag>KCh</b:Tag>
+    <b:SourceType>Book</b:SourceType>
+    <b:Guid>{54520581-BE23-4DE3-AF59-9B1432E44487}</b:Guid>
+    <b:Author>
+      <b:Author>
+        <b:Corporate>K. Cho et al., „Learning Phrase Representations using RNN Encoder-Decoder for Statistical Machine Translation,” arXiv preprint arXiv:1406.1078, 2014.</b:Corporate>
+      </b:Author>
+    </b:Author>
+    <b:RefOrder>5</b:RefOrder>
+  </b:Source>
+  <b:Source>
+    <b:Tag>SHo</b:Tag>
+    <b:SourceType>Book</b:SourceType>
+    <b:Guid>{69831927-6B59-478C-819F-25F73A0A982F}</b:Guid>
+    <b:Author>
+      <b:Author>
+        <b:Corporate>S. Hochreiter and J. Schmidhuber, „Long Short-Term Memory,” Neural Computation, vol. 9, no. 8, pp. 1735–1780, 1997.</b:Corporate>
+      </b:Author>
+    </b:Author>
+    <b:RefOrder>4</b:RefOrder>
+  </b:Source>
+  <b:Source>
+    <b:Tag>FCh</b:Tag>
+    <b:SourceType>Book</b:SourceType>
+    <b:Guid>{C9E090D7-BD39-45E7-B846-1900BCE9F8B2}</b:Guid>
+    <b:Author>
+      <b:Author>
+        <b:Corporate>F. Chollet, Deep Learning with Python, 2nd ed. New York: Manning Publications, 2021.</b:Corporate>
+      </b:Author>
+    </b:Author>
+    <b:RefOrder>6</b:RefOrder>
+  </b:Source>
+</b:Sources>
 </file>
 
 <file path=customXml/itemProps1.xml><?xml version="1.0" encoding="utf-8"?>
-<ds:datastoreItem xmlns:ds="http://schemas.openxmlformats.org/officeDocument/2006/customXml" ds:itemID="{AFA3A231-530A-436C-835B-8AE519D32571}">
+<ds:datastoreItem xmlns:ds="http://schemas.openxmlformats.org/officeDocument/2006/customXml" ds:itemID="{3E4FF7E8-723A-48AB-9943-F9551A38DACB}">
   <ds:schemaRefs>
     <ds:schemaRef ds:uri="http://schemas.openxmlformats.org/officeDocument/2006/bibliography"/>
   </ds:schemaRefs>

--- a/Disertatie_NAD.docx
+++ b/Disertatie_NAD.docx
@@ -6149,7 +6149,7 @@
           <w:kern w:val="2"/>
           <w:sz w:val="24"/>
           <w:szCs w:val="24"/>
-          <w:lang w:val="en-US"/>
+          <w:lang w:val="en-RO" w:eastAsia="en-GB"/>
           <w14:ligatures w14:val="standardContextual"/>
         </w:rPr>
       </w:pPr>
@@ -6171,7 +6171,7 @@
         </w:rPr>
         <w:fldChar w:fldCharType="separate"/>
       </w:r>
-      <w:hyperlink w:anchor="_Toc231910910" w:history="1">
+      <w:hyperlink w:anchor="_Toc231975568" w:history="1">
         <w:r>
           <w:rPr>
             <w:rStyle w:val="Hyperlink"/>
@@ -6187,7 +6187,7 @@
             <w:kern w:val="2"/>
             <w:sz w:val="24"/>
             <w:szCs w:val="24"/>
-            <w:lang w:val="en-US"/>
+            <w:lang w:val="en-RO" w:eastAsia="en-GB"/>
             <w14:ligatures w14:val="standardContextual"/>
           </w:rPr>
           <w:tab/>
@@ -6214,7 +6214,7 @@
           <w:rPr>
             <w:webHidden/>
           </w:rPr>
-          <w:instrText xml:space="preserve"> PAGEREF _Toc231910910 \h </w:instrText>
+          <w:instrText xml:space="preserve"> PAGEREF _Toc231975568 \h </w:instrText>
         </w:r>
         <w:r>
           <w:rPr>
@@ -6255,11 +6255,11 @@
           <w:kern w:val="2"/>
           <w:sz w:val="24"/>
           <w:szCs w:val="24"/>
-          <w:lang w:val="en-US"/>
+          <w:lang w:val="en-RO" w:eastAsia="en-GB"/>
           <w14:ligatures w14:val="standardContextual"/>
         </w:rPr>
       </w:pPr>
-      <w:hyperlink w:anchor="_Toc231910911" w:history="1">
+      <w:hyperlink w:anchor="_Toc231975569" w:history="1">
         <w:r>
           <w:rPr>
             <w:rStyle w:val="Hyperlink"/>
@@ -6275,7 +6275,7 @@
             <w:kern w:val="2"/>
             <w:sz w:val="24"/>
             <w:szCs w:val="24"/>
-            <w:lang w:val="en-US"/>
+            <w:lang w:val="en-RO" w:eastAsia="en-GB"/>
             <w14:ligatures w14:val="standardContextual"/>
           </w:rPr>
           <w:tab/>
@@ -6306,7 +6306,7 @@
             <w:noProof/>
             <w:webHidden/>
           </w:rPr>
-          <w:instrText xml:space="preserve"> PAGEREF _Toc231910911 \h </w:instrText>
+          <w:instrText xml:space="preserve"> PAGEREF _Toc231975569 \h </w:instrText>
         </w:r>
         <w:r>
           <w:rPr>
@@ -6351,11 +6351,11 @@
           <w:kern w:val="2"/>
           <w:sz w:val="24"/>
           <w:szCs w:val="24"/>
-          <w:lang w:val="en-US"/>
+          <w:lang w:val="en-RO" w:eastAsia="en-GB"/>
           <w14:ligatures w14:val="standardContextual"/>
         </w:rPr>
       </w:pPr>
-      <w:hyperlink w:anchor="_Toc231910912" w:history="1">
+      <w:hyperlink w:anchor="_Toc231975570" w:history="1">
         <w:r>
           <w:rPr>
             <w:rStyle w:val="Hyperlink"/>
@@ -6371,7 +6371,7 @@
             <w:kern w:val="2"/>
             <w:sz w:val="24"/>
             <w:szCs w:val="24"/>
-            <w:lang w:val="en-US"/>
+            <w:lang w:val="en-RO" w:eastAsia="en-GB"/>
             <w14:ligatures w14:val="standardContextual"/>
           </w:rPr>
           <w:tab/>
@@ -6402,7 +6402,7 @@
             <w:noProof/>
             <w:webHidden/>
           </w:rPr>
-          <w:instrText xml:space="preserve"> PAGEREF _Toc231910912 \h </w:instrText>
+          <w:instrText xml:space="preserve"> PAGEREF _Toc231975570 \h </w:instrText>
         </w:r>
         <w:r>
           <w:rPr>
@@ -6447,11 +6447,11 @@
           <w:kern w:val="2"/>
           <w:sz w:val="24"/>
           <w:szCs w:val="24"/>
-          <w:lang w:val="en-US"/>
+          <w:lang w:val="en-RO" w:eastAsia="en-GB"/>
           <w14:ligatures w14:val="standardContextual"/>
         </w:rPr>
       </w:pPr>
-      <w:hyperlink w:anchor="_Toc231910913" w:history="1">
+      <w:hyperlink w:anchor="_Toc231975571" w:history="1">
         <w:r>
           <w:rPr>
             <w:rStyle w:val="Hyperlink"/>
@@ -6467,7 +6467,7 @@
             <w:kern w:val="2"/>
             <w:sz w:val="24"/>
             <w:szCs w:val="24"/>
-            <w:lang w:val="en-US"/>
+            <w:lang w:val="en-RO" w:eastAsia="en-GB"/>
             <w14:ligatures w14:val="standardContextual"/>
           </w:rPr>
           <w:tab/>
@@ -6498,7 +6498,7 @@
             <w:noProof/>
             <w:webHidden/>
           </w:rPr>
-          <w:instrText xml:space="preserve"> PAGEREF _Toc231910913 \h </w:instrText>
+          <w:instrText xml:space="preserve"> PAGEREF _Toc231975571 \h </w:instrText>
         </w:r>
         <w:r>
           <w:rPr>
@@ -6544,11 +6544,11 @@
           <w:kern w:val="2"/>
           <w:sz w:val="24"/>
           <w:szCs w:val="24"/>
-          <w:lang w:val="en-US"/>
+          <w:lang w:val="en-RO" w:eastAsia="en-GB"/>
           <w14:ligatures w14:val="standardContextual"/>
         </w:rPr>
       </w:pPr>
-      <w:hyperlink w:anchor="_Toc231910914" w:history="1">
+      <w:hyperlink w:anchor="_Toc231975572" w:history="1">
         <w:r>
           <w:rPr>
             <w:rStyle w:val="Hyperlink"/>
@@ -6564,7 +6564,7 @@
             <w:kern w:val="2"/>
             <w:sz w:val="24"/>
             <w:szCs w:val="24"/>
-            <w:lang w:val="en-US"/>
+            <w:lang w:val="en-RO" w:eastAsia="en-GB"/>
             <w14:ligatures w14:val="standardContextual"/>
           </w:rPr>
           <w:tab/>
@@ -6591,7 +6591,7 @@
           <w:rPr>
             <w:webHidden/>
           </w:rPr>
-          <w:instrText xml:space="preserve"> PAGEREF _Toc231910914 \h </w:instrText>
+          <w:instrText xml:space="preserve"> PAGEREF _Toc231975572 \h </w:instrText>
         </w:r>
         <w:r>
           <w:rPr>
@@ -6632,11 +6632,11 @@
           <w:kern w:val="2"/>
           <w:sz w:val="24"/>
           <w:szCs w:val="24"/>
-          <w:lang w:val="en-US"/>
+          <w:lang w:val="en-RO" w:eastAsia="en-GB"/>
           <w14:ligatures w14:val="standardContextual"/>
         </w:rPr>
       </w:pPr>
-      <w:hyperlink w:anchor="_Toc231910915" w:history="1">
+      <w:hyperlink w:anchor="_Toc231975573" w:history="1">
         <w:r>
           <w:rPr>
             <w:rStyle w:val="Hyperlink"/>
@@ -6652,7 +6652,7 @@
             <w:kern w:val="2"/>
             <w:sz w:val="24"/>
             <w:szCs w:val="24"/>
-            <w:lang w:val="en-US"/>
+            <w:lang w:val="en-RO" w:eastAsia="en-GB"/>
             <w14:ligatures w14:val="standardContextual"/>
           </w:rPr>
           <w:tab/>
@@ -6683,7 +6683,7 @@
             <w:noProof/>
             <w:webHidden/>
           </w:rPr>
-          <w:instrText xml:space="preserve"> PAGEREF _Toc231910915 \h </w:instrText>
+          <w:instrText xml:space="preserve"> PAGEREF _Toc231975573 \h </w:instrText>
         </w:r>
         <w:r>
           <w:rPr>
@@ -6728,11 +6728,11 @@
           <w:kern w:val="2"/>
           <w:sz w:val="24"/>
           <w:szCs w:val="24"/>
-          <w:lang w:val="en-US"/>
+          <w:lang w:val="en-RO" w:eastAsia="en-GB"/>
           <w14:ligatures w14:val="standardContextual"/>
         </w:rPr>
       </w:pPr>
-      <w:hyperlink w:anchor="_Toc231910916" w:history="1">
+      <w:hyperlink w:anchor="_Toc231975574" w:history="1">
         <w:r>
           <w:rPr>
             <w:rStyle w:val="Hyperlink"/>
@@ -6748,7 +6748,7 @@
             <w:kern w:val="2"/>
             <w:sz w:val="24"/>
             <w:szCs w:val="24"/>
-            <w:lang w:val="en-US"/>
+            <w:lang w:val="en-RO" w:eastAsia="en-GB"/>
             <w14:ligatures w14:val="standardContextual"/>
           </w:rPr>
           <w:tab/>
@@ -6779,7 +6779,7 @@
             <w:noProof/>
             <w:webHidden/>
           </w:rPr>
-          <w:instrText xml:space="preserve"> PAGEREF _Toc231910916 \h </w:instrText>
+          <w:instrText xml:space="preserve"> PAGEREF _Toc231975574 \h </w:instrText>
         </w:r>
         <w:r>
           <w:rPr>
@@ -6824,11 +6824,11 @@
           <w:kern w:val="2"/>
           <w:sz w:val="24"/>
           <w:szCs w:val="24"/>
-          <w:lang w:val="en-US"/>
+          <w:lang w:val="en-RO" w:eastAsia="en-GB"/>
           <w14:ligatures w14:val="standardContextual"/>
         </w:rPr>
       </w:pPr>
-      <w:hyperlink w:anchor="_Toc231910917" w:history="1">
+      <w:hyperlink w:anchor="_Toc231975575" w:history="1">
         <w:r>
           <w:rPr>
             <w:rStyle w:val="Hyperlink"/>
@@ -6844,7 +6844,7 @@
             <w:kern w:val="2"/>
             <w:sz w:val="24"/>
             <w:szCs w:val="24"/>
-            <w:lang w:val="en-US"/>
+            <w:lang w:val="en-RO" w:eastAsia="en-GB"/>
             <w14:ligatures w14:val="standardContextual"/>
           </w:rPr>
           <w:tab/>
@@ -6875,7 +6875,7 @@
             <w:noProof/>
             <w:webHidden/>
           </w:rPr>
-          <w:instrText xml:space="preserve"> PAGEREF _Toc231910917 \h </w:instrText>
+          <w:instrText xml:space="preserve"> PAGEREF _Toc231975575 \h </w:instrText>
         </w:r>
         <w:r>
           <w:rPr>
@@ -6920,11 +6920,11 @@
           <w:kern w:val="2"/>
           <w:sz w:val="24"/>
           <w:szCs w:val="24"/>
-          <w:lang w:val="en-US"/>
+          <w:lang w:val="en-RO" w:eastAsia="en-GB"/>
           <w14:ligatures w14:val="standardContextual"/>
         </w:rPr>
       </w:pPr>
-      <w:hyperlink w:anchor="_Toc231910918" w:history="1">
+      <w:hyperlink w:anchor="_Toc231975576" w:history="1">
         <w:r>
           <w:rPr>
             <w:rStyle w:val="Hyperlink"/>
@@ -6940,7 +6940,7 @@
             <w:kern w:val="2"/>
             <w:sz w:val="24"/>
             <w:szCs w:val="24"/>
-            <w:lang w:val="en-US"/>
+            <w:lang w:val="en-RO" w:eastAsia="en-GB"/>
             <w14:ligatures w14:val="standardContextual"/>
           </w:rPr>
           <w:tab/>
@@ -6971,7 +6971,7 @@
             <w:noProof/>
             <w:webHidden/>
           </w:rPr>
-          <w:instrText xml:space="preserve"> PAGEREF _Toc231910918 \h </w:instrText>
+          <w:instrText xml:space="preserve"> PAGEREF _Toc231975576 \h </w:instrText>
         </w:r>
         <w:r>
           <w:rPr>
@@ -6991,7 +6991,7 @@
             <w:noProof/>
             <w:webHidden/>
           </w:rPr>
-          <w:t>15</w:t>
+          <w:t>16</w:t>
         </w:r>
         <w:r>
           <w:rPr>
@@ -7017,11 +7017,11 @@
           <w:kern w:val="2"/>
           <w:sz w:val="24"/>
           <w:szCs w:val="24"/>
-          <w:lang w:val="en-US"/>
+          <w:lang w:val="en-RO" w:eastAsia="en-GB"/>
           <w14:ligatures w14:val="standardContextual"/>
         </w:rPr>
       </w:pPr>
-      <w:hyperlink w:anchor="_Toc231910919" w:history="1">
+      <w:hyperlink w:anchor="_Toc231975577" w:history="1">
         <w:r>
           <w:rPr>
             <w:rStyle w:val="Hyperlink"/>
@@ -7038,7 +7038,7 @@
             <w:kern w:val="2"/>
             <w:sz w:val="24"/>
             <w:szCs w:val="24"/>
-            <w:lang w:val="en-US"/>
+            <w:lang w:val="en-RO" w:eastAsia="en-GB"/>
             <w14:ligatures w14:val="standardContextual"/>
           </w:rPr>
           <w:tab/>
@@ -7069,7 +7069,7 @@
             <w:noProof/>
             <w:webHidden/>
           </w:rPr>
-          <w:instrText xml:space="preserve"> PAGEREF _Toc231910919 \h </w:instrText>
+          <w:instrText xml:space="preserve"> PAGEREF _Toc231975577 \h </w:instrText>
         </w:r>
         <w:r>
           <w:rPr>
@@ -7115,11 +7115,11 @@
           <w:kern w:val="2"/>
           <w:sz w:val="24"/>
           <w:szCs w:val="24"/>
-          <w:lang w:val="en-US"/>
+          <w:lang w:val="en-RO" w:eastAsia="en-GB"/>
           <w14:ligatures w14:val="standardContextual"/>
         </w:rPr>
       </w:pPr>
-      <w:hyperlink w:anchor="_Toc231910920" w:history="1">
+      <w:hyperlink w:anchor="_Toc231975578" w:history="1">
         <w:r>
           <w:rPr>
             <w:rStyle w:val="Hyperlink"/>
@@ -7136,7 +7136,7 @@
             <w:kern w:val="2"/>
             <w:sz w:val="24"/>
             <w:szCs w:val="24"/>
-            <w:lang w:val="en-US"/>
+            <w:lang w:val="en-RO" w:eastAsia="en-GB"/>
             <w14:ligatures w14:val="standardContextual"/>
           </w:rPr>
           <w:tab/>
@@ -7167,7 +7167,7 @@
             <w:noProof/>
             <w:webHidden/>
           </w:rPr>
-          <w:instrText xml:space="preserve"> PAGEREF _Toc231910920 \h </w:instrText>
+          <w:instrText xml:space="preserve"> PAGEREF _Toc231975578 \h </w:instrText>
         </w:r>
         <w:r>
           <w:rPr>
@@ -7213,11 +7213,11 @@
           <w:kern w:val="2"/>
           <w:sz w:val="24"/>
           <w:szCs w:val="24"/>
-          <w:lang w:val="en-US"/>
+          <w:lang w:val="en-RO" w:eastAsia="en-GB"/>
           <w14:ligatures w14:val="standardContextual"/>
         </w:rPr>
       </w:pPr>
-      <w:hyperlink w:anchor="_Toc231910921" w:history="1">
+      <w:hyperlink w:anchor="_Toc231975579" w:history="1">
         <w:r>
           <w:rPr>
             <w:rStyle w:val="Hyperlink"/>
@@ -7234,7 +7234,7 @@
             <w:kern w:val="2"/>
             <w:sz w:val="24"/>
             <w:szCs w:val="24"/>
-            <w:lang w:val="en-US"/>
+            <w:lang w:val="en-RO" w:eastAsia="en-GB"/>
             <w14:ligatures w14:val="standardContextual"/>
           </w:rPr>
           <w:tab/>
@@ -7265,7 +7265,7 @@
             <w:noProof/>
             <w:webHidden/>
           </w:rPr>
-          <w:instrText xml:space="preserve"> PAGEREF _Toc231910921 \h </w:instrText>
+          <w:instrText xml:space="preserve"> PAGEREF _Toc231975579 \h </w:instrText>
         </w:r>
         <w:r>
           <w:rPr>
@@ -7310,11 +7310,11 @@
           <w:kern w:val="2"/>
           <w:sz w:val="24"/>
           <w:szCs w:val="24"/>
-          <w:lang w:val="en-US"/>
+          <w:lang w:val="en-RO" w:eastAsia="en-GB"/>
           <w14:ligatures w14:val="standardContextual"/>
         </w:rPr>
       </w:pPr>
-      <w:hyperlink w:anchor="_Toc231910922" w:history="1">
+      <w:hyperlink w:anchor="_Toc231975580" w:history="1">
         <w:r>
           <w:rPr>
             <w:rStyle w:val="Hyperlink"/>
@@ -7330,7 +7330,7 @@
             <w:kern w:val="2"/>
             <w:sz w:val="24"/>
             <w:szCs w:val="24"/>
-            <w:lang w:val="en-US"/>
+            <w:lang w:val="en-RO" w:eastAsia="en-GB"/>
             <w14:ligatures w14:val="standardContextual"/>
           </w:rPr>
           <w:tab/>
@@ -7361,7 +7361,7 @@
             <w:noProof/>
             <w:webHidden/>
           </w:rPr>
-          <w:instrText xml:space="preserve"> PAGEREF _Toc231910922 \h </w:instrText>
+          <w:instrText xml:space="preserve"> PAGEREF _Toc231975580 \h </w:instrText>
         </w:r>
         <w:r>
           <w:rPr>
@@ -7396,6 +7396,7 @@
       <w:pPr>
         <w:pStyle w:val="TOC1"/>
         <w:tabs>
+          <w:tab w:val="left" w:pos="440"/>
           <w:tab w:val="right" w:leader="dot" w:pos="9017"/>
         </w:tabs>
         <w:rPr>
@@ -7406,25 +7407,45 @@
           <w:kern w:val="2"/>
           <w:sz w:val="24"/>
           <w:szCs w:val="24"/>
-          <w:lang w:val="en-US"/>
+          <w:lang w:val="en-RO" w:eastAsia="en-GB"/>
           <w14:ligatures w14:val="standardContextual"/>
         </w:rPr>
       </w:pPr>
-      <w:hyperlink w:anchor="_Toc231910923" w:history="1">
+      <w:hyperlink w:anchor="_Toc231975581" w:history="1">
         <w:r>
           <w:rPr>
             <w:rStyle w:val="Hyperlink"/>
           </w:rPr>
-          <w:t>Bibliografie</w:t>
+          <w:t>3</w:t>
         </w:r>
         <w:r>
           <w:rPr>
-            <w:webHidden/>
+            <w:rFonts w:asciiTheme="minorHAnsi" w:eastAsiaTheme="minorEastAsia" w:hAnsiTheme="minorHAnsi" w:cstheme="minorBidi"/>
+            <w:b w:val="0"/>
+            <w:bCs w:val="0"/>
+            <w:caps w:val="0"/>
+            <w:kern w:val="2"/>
+            <w:sz w:val="24"/>
+            <w:szCs w:val="24"/>
+            <w:lang w:val="en-RO" w:eastAsia="en-GB"/>
+            <w14:ligatures w14:val="standardContextual"/>
           </w:rPr>
           <w:tab/>
         </w:r>
         <w:r>
           <w:rPr>
+            <w:rStyle w:val="Hyperlink"/>
+          </w:rPr>
+          <w:t>METHODOLOGY AND DEEP LEARNING TOPOLOGIES</w:t>
+        </w:r>
+        <w:r>
+          <w:rPr>
+            <w:webHidden/>
+          </w:rPr>
+          <w:tab/>
+        </w:r>
+        <w:r>
+          <w:rPr>
             <w:webHidden/>
           </w:rPr>
           <w:fldChar w:fldCharType="begin"/>
@@ -7433,7 +7454,7 @@
           <w:rPr>
             <w:webHidden/>
           </w:rPr>
-          <w:instrText xml:space="preserve"> PAGEREF _Toc231910923 \h </w:instrText>
+          <w:instrText xml:space="preserve"> PAGEREF _Toc231975581 \h </w:instrText>
         </w:r>
         <w:r>
           <w:rPr>
@@ -7450,10 +7471,202 @@
           <w:rPr>
             <w:webHidden/>
           </w:rPr>
+          <w:t>20</w:t>
+        </w:r>
+        <w:r>
+          <w:rPr>
+            <w:webHidden/>
+          </w:rPr>
+          <w:fldChar w:fldCharType="end"/>
+        </w:r>
+      </w:hyperlink>
+    </w:p>
+    <w:p>
+      <w:pPr>
+        <w:pStyle w:val="TOC2"/>
+        <w:tabs>
+          <w:tab w:val="left" w:pos="880"/>
+          <w:tab w:val="right" w:leader="dot" w:pos="9017"/>
+        </w:tabs>
+        <w:rPr>
+          <w:rFonts w:asciiTheme="minorHAnsi" w:eastAsiaTheme="minorEastAsia" w:hAnsiTheme="minorHAnsi" w:cstheme="minorBidi"/>
+          <w:smallCaps w:val="0"/>
+          <w:noProof/>
+          <w:kern w:val="2"/>
+          <w:sz w:val="24"/>
+          <w:szCs w:val="24"/>
+          <w:lang w:val="en-RO" w:eastAsia="en-GB"/>
+          <w14:ligatures w14:val="standardContextual"/>
+        </w:rPr>
+      </w:pPr>
+      <w:hyperlink w:anchor="_Toc231975582" w:history="1">
+        <w:r>
+          <w:rPr>
+            <w:rStyle w:val="Hyperlink"/>
+            <w:noProof/>
+          </w:rPr>
+          <w:t>3.1</w:t>
+        </w:r>
+        <w:r>
+          <w:rPr>
+            <w:rFonts w:asciiTheme="minorHAnsi" w:eastAsiaTheme="minorEastAsia" w:hAnsiTheme="minorHAnsi" w:cstheme="minorBidi"/>
+            <w:smallCaps w:val="0"/>
+            <w:noProof/>
+            <w:kern w:val="2"/>
+            <w:sz w:val="24"/>
+            <w:szCs w:val="24"/>
+            <w:lang w:val="en-RO" w:eastAsia="en-GB"/>
+            <w14:ligatures w14:val="standardContextual"/>
+          </w:rPr>
+          <w:tab/>
+        </w:r>
+        <w:r>
+          <w:rPr>
+            <w:rStyle w:val="Hyperlink"/>
+            <w:noProof/>
+          </w:rPr>
+          <w:t>Recurrent Neural Networks (RNN) and the Temporal Gradient Bottleneck</w:t>
+        </w:r>
+        <w:r>
+          <w:rPr>
+            <w:noProof/>
+            <w:webHidden/>
+          </w:rPr>
+          <w:tab/>
+        </w:r>
+        <w:r>
+          <w:rPr>
+            <w:noProof/>
+            <w:webHidden/>
+          </w:rPr>
+          <w:fldChar w:fldCharType="begin"/>
+        </w:r>
+        <w:r>
+          <w:rPr>
+            <w:noProof/>
+            <w:webHidden/>
+          </w:rPr>
+          <w:instrText xml:space="preserve"> PAGEREF _Toc231975582 \h </w:instrText>
+        </w:r>
+        <w:r>
+          <w:rPr>
+            <w:noProof/>
+            <w:webHidden/>
+          </w:rPr>
+        </w:r>
+        <w:r>
+          <w:rPr>
+            <w:noProof/>
+            <w:webHidden/>
+          </w:rPr>
+          <w:fldChar w:fldCharType="separate"/>
+        </w:r>
+        <w:r>
+          <w:rPr>
+            <w:noProof/>
+            <w:webHidden/>
+          </w:rPr>
+          <w:t>20</w:t>
+        </w:r>
+        <w:r>
+          <w:rPr>
+            <w:noProof/>
+            <w:webHidden/>
+          </w:rPr>
+          <w:fldChar w:fldCharType="end"/>
+        </w:r>
+      </w:hyperlink>
+    </w:p>
+    <w:p>
+      <w:pPr>
+        <w:pStyle w:val="TOC2"/>
+        <w:tabs>
+          <w:tab w:val="left" w:pos="880"/>
+          <w:tab w:val="right" w:leader="dot" w:pos="9017"/>
+        </w:tabs>
+        <w:rPr>
+          <w:rFonts w:asciiTheme="minorHAnsi" w:eastAsiaTheme="minorEastAsia" w:hAnsiTheme="minorHAnsi" w:cstheme="minorBidi"/>
+          <w:smallCaps w:val="0"/>
+          <w:noProof/>
+          <w:kern w:val="2"/>
+          <w:sz w:val="24"/>
+          <w:szCs w:val="24"/>
+          <w:lang w:val="en-RO" w:eastAsia="en-GB"/>
+          <w14:ligatures w14:val="standardContextual"/>
+        </w:rPr>
+      </w:pPr>
+      <w:hyperlink w:anchor="_Toc231975583" w:history="1">
+        <w:r>
+          <w:rPr>
+            <w:rStyle w:val="Hyperlink"/>
+            <w:noProof/>
+          </w:rPr>
+          <w:t>3.2</w:t>
+        </w:r>
+        <w:r>
+          <w:rPr>
+            <w:rFonts w:asciiTheme="minorHAnsi" w:eastAsiaTheme="minorEastAsia" w:hAnsiTheme="minorHAnsi" w:cstheme="minorBidi"/>
+            <w:smallCaps w:val="0"/>
+            <w:noProof/>
+            <w:kern w:val="2"/>
+            <w:sz w:val="24"/>
+            <w:szCs w:val="24"/>
+            <w:lang w:val="en-RO" w:eastAsia="en-GB"/>
+            <w14:ligatures w14:val="standardContextual"/>
+          </w:rPr>
+          <w:tab/>
+        </w:r>
+        <w:r>
+          <w:rPr>
+            <w:rStyle w:val="Hyperlink"/>
+            <w:noProof/>
+          </w:rPr>
+          <w:t>Long Short-Term Memory (LSTM) Architecture and Gating Mechanisms</w:t>
+        </w:r>
+        <w:r>
+          <w:rPr>
+            <w:noProof/>
+            <w:webHidden/>
+          </w:rPr>
+          <w:tab/>
+        </w:r>
+        <w:r>
+          <w:rPr>
+            <w:noProof/>
+            <w:webHidden/>
+          </w:rPr>
+          <w:fldChar w:fldCharType="begin"/>
+        </w:r>
+        <w:r>
+          <w:rPr>
+            <w:noProof/>
+            <w:webHidden/>
+          </w:rPr>
+          <w:instrText xml:space="preserve"> PAGEREF _Toc231975583 \h </w:instrText>
+        </w:r>
+        <w:r>
+          <w:rPr>
+            <w:noProof/>
+            <w:webHidden/>
+          </w:rPr>
+        </w:r>
+        <w:r>
+          <w:rPr>
+            <w:noProof/>
+            <w:webHidden/>
+          </w:rPr>
+          <w:fldChar w:fldCharType="separate"/>
+        </w:r>
+        <w:r>
+          <w:rPr>
+            <w:noProof/>
+            <w:webHidden/>
+          </w:rPr>
           <w:t>21</w:t>
         </w:r>
         <w:r>
           <w:rPr>
+            <w:noProof/>
             <w:webHidden/>
           </w:rPr>
           <w:fldChar w:fldCharType="end"/>
@@ -7462,9 +7675,200 @@
     </w:p>
     <w:p>
       <w:pPr>
+        <w:pStyle w:val="TOC2"/>
+        <w:tabs>
+          <w:tab w:val="left" w:pos="880"/>
+          <w:tab w:val="right" w:leader="dot" w:pos="9017"/>
+        </w:tabs>
+        <w:rPr>
+          <w:rFonts w:asciiTheme="minorHAnsi" w:eastAsiaTheme="minorEastAsia" w:hAnsiTheme="minorHAnsi" w:cstheme="minorBidi"/>
+          <w:smallCaps w:val="0"/>
+          <w:noProof/>
+          <w:kern w:val="2"/>
+          <w:sz w:val="24"/>
+          <w:szCs w:val="24"/>
+          <w:lang w:val="en-RO" w:eastAsia="en-GB"/>
+          <w14:ligatures w14:val="standardContextual"/>
+        </w:rPr>
+      </w:pPr>
+      <w:hyperlink w:anchor="_Toc231975584" w:history="1">
+        <w:r>
+          <w:rPr>
+            <w:rStyle w:val="Hyperlink"/>
+            <w:noProof/>
+          </w:rPr>
+          <w:t>3.3</w:t>
+        </w:r>
+        <w:r>
+          <w:rPr>
+            <w:rFonts w:asciiTheme="minorHAnsi" w:eastAsiaTheme="minorEastAsia" w:hAnsiTheme="minorHAnsi" w:cstheme="minorBidi"/>
+            <w:smallCaps w:val="0"/>
+            <w:noProof/>
+            <w:kern w:val="2"/>
+            <w:sz w:val="24"/>
+            <w:szCs w:val="24"/>
+            <w:lang w:val="en-RO" w:eastAsia="en-GB"/>
+            <w14:ligatures w14:val="standardContextual"/>
+          </w:rPr>
+          <w:tab/>
+        </w:r>
+        <w:r>
+          <w:rPr>
+            <w:rStyle w:val="Hyperlink"/>
+            <w:noProof/>
+          </w:rPr>
+          <w:t>Gated Recurrent Units (GRU) Structural Optimization</w:t>
+        </w:r>
+        <w:r>
+          <w:rPr>
+            <w:noProof/>
+            <w:webHidden/>
+          </w:rPr>
+          <w:tab/>
+        </w:r>
+        <w:r>
+          <w:rPr>
+            <w:noProof/>
+            <w:webHidden/>
+          </w:rPr>
+          <w:fldChar w:fldCharType="begin"/>
+        </w:r>
+        <w:r>
+          <w:rPr>
+            <w:noProof/>
+            <w:webHidden/>
+          </w:rPr>
+          <w:instrText xml:space="preserve"> PAGEREF _Toc231975584 \h </w:instrText>
+        </w:r>
+        <w:r>
+          <w:rPr>
+            <w:noProof/>
+            <w:webHidden/>
+          </w:rPr>
+        </w:r>
+        <w:r>
+          <w:rPr>
+            <w:noProof/>
+            <w:webHidden/>
+          </w:rPr>
+          <w:fldChar w:fldCharType="separate"/>
+        </w:r>
+        <w:r>
+          <w:rPr>
+            <w:noProof/>
+            <w:webHidden/>
+          </w:rPr>
+          <w:t>23</w:t>
+        </w:r>
+        <w:r>
+          <w:rPr>
+            <w:noProof/>
+            <w:webHidden/>
+          </w:rPr>
+          <w:fldChar w:fldCharType="end"/>
+        </w:r>
+      </w:hyperlink>
+    </w:p>
+    <w:p>
+      <w:pPr>
+        <w:pStyle w:val="TOC2"/>
+        <w:tabs>
+          <w:tab w:val="left" w:pos="880"/>
+          <w:tab w:val="right" w:leader="dot" w:pos="9017"/>
+        </w:tabs>
+        <w:rPr>
+          <w:rFonts w:asciiTheme="minorHAnsi" w:eastAsiaTheme="minorEastAsia" w:hAnsiTheme="minorHAnsi" w:cstheme="minorBidi"/>
+          <w:smallCaps w:val="0"/>
+          <w:noProof/>
+          <w:kern w:val="2"/>
+          <w:sz w:val="24"/>
+          <w:szCs w:val="24"/>
+          <w:lang w:val="en-RO" w:eastAsia="en-GB"/>
+          <w14:ligatures w14:val="standardContextual"/>
+        </w:rPr>
+      </w:pPr>
+      <w:hyperlink w:anchor="_Toc231975585" w:history="1">
+        <w:r>
+          <w:rPr>
+            <w:rStyle w:val="Hyperlink"/>
+            <w:noProof/>
+          </w:rPr>
+          <w:t>3.4</w:t>
+        </w:r>
+        <w:r>
+          <w:rPr>
+            <w:rFonts w:asciiTheme="minorHAnsi" w:eastAsiaTheme="minorEastAsia" w:hAnsiTheme="minorHAnsi" w:cstheme="minorBidi"/>
+            <w:smallCaps w:val="0"/>
+            <w:noProof/>
+            <w:kern w:val="2"/>
+            <w:sz w:val="24"/>
+            <w:szCs w:val="24"/>
+            <w:lang w:val="en-RO" w:eastAsia="en-GB"/>
+            <w14:ligatures w14:val="standardContextual"/>
+          </w:rPr>
+          <w:tab/>
+        </w:r>
+        <w:r>
+          <w:rPr>
+            <w:rStyle w:val="Hyperlink"/>
+            <w:noProof/>
+          </w:rPr>
+          <w:t>Evaluation Metrics and Loss Function Formulations</w:t>
+        </w:r>
+        <w:r>
+          <w:rPr>
+            <w:noProof/>
+            <w:webHidden/>
+          </w:rPr>
+          <w:tab/>
+        </w:r>
+        <w:r>
+          <w:rPr>
+            <w:noProof/>
+            <w:webHidden/>
+          </w:rPr>
+          <w:fldChar w:fldCharType="begin"/>
+        </w:r>
+        <w:r>
+          <w:rPr>
+            <w:noProof/>
+            <w:webHidden/>
+          </w:rPr>
+          <w:instrText xml:space="preserve"> PAGEREF _Toc231975585 \h </w:instrText>
+        </w:r>
+        <w:r>
+          <w:rPr>
+            <w:noProof/>
+            <w:webHidden/>
+          </w:rPr>
+        </w:r>
+        <w:r>
+          <w:rPr>
+            <w:noProof/>
+            <w:webHidden/>
+          </w:rPr>
+          <w:fldChar w:fldCharType="separate"/>
+        </w:r>
+        <w:r>
+          <w:rPr>
+            <w:noProof/>
+            <w:webHidden/>
+          </w:rPr>
+          <w:t>25</w:t>
+        </w:r>
+        <w:r>
+          <w:rPr>
+            <w:noProof/>
+            <w:webHidden/>
+          </w:rPr>
+          <w:fldChar w:fldCharType="end"/>
+        </w:r>
+      </w:hyperlink>
+    </w:p>
+    <w:p>
+      <w:pPr>
         <w:pStyle w:val="TOC1"/>
         <w:tabs>
-          <w:tab w:val="left" w:pos="440"/>
           <w:tab w:val="right" w:leader="dot" w:pos="9017"/>
         </w:tabs>
         <w:rPr>
@@ -7475,16 +7879,85 @@
           <w:kern w:val="2"/>
           <w:sz w:val="24"/>
           <w:szCs w:val="24"/>
-          <w:lang w:val="en-US"/>
+          <w:lang w:val="en-RO" w:eastAsia="en-GB"/>
           <w14:ligatures w14:val="standardContextual"/>
         </w:rPr>
       </w:pPr>
-      <w:hyperlink w:anchor="_Toc231910924" w:history="1">
+      <w:hyperlink w:anchor="_Toc231975586" w:history="1">
         <w:r>
           <w:rPr>
             <w:rStyle w:val="Hyperlink"/>
           </w:rPr>
-          <w:t>3</w:t>
+          <w:t>Bibliografie</w:t>
+        </w:r>
+        <w:r>
+          <w:rPr>
+            <w:webHidden/>
+          </w:rPr>
+          <w:tab/>
+        </w:r>
+        <w:r>
+          <w:rPr>
+            <w:webHidden/>
+          </w:rPr>
+          <w:fldChar w:fldCharType="begin"/>
+        </w:r>
+        <w:r>
+          <w:rPr>
+            <w:webHidden/>
+          </w:rPr>
+          <w:instrText xml:space="preserve"> PAGEREF _Toc231975586 \h </w:instrText>
+        </w:r>
+        <w:r>
+          <w:rPr>
+            <w:webHidden/>
+          </w:rPr>
+        </w:r>
+        <w:r>
+          <w:rPr>
+            <w:webHidden/>
+          </w:rPr>
+          <w:fldChar w:fldCharType="separate"/>
+        </w:r>
+        <w:r>
+          <w:rPr>
+            <w:webHidden/>
+          </w:rPr>
+          <w:t>27</w:t>
+        </w:r>
+        <w:r>
+          <w:rPr>
+            <w:webHidden/>
+          </w:rPr>
+          <w:fldChar w:fldCharType="end"/>
+        </w:r>
+      </w:hyperlink>
+    </w:p>
+    <w:p>
+      <w:pPr>
+        <w:pStyle w:val="TOC1"/>
+        <w:tabs>
+          <w:tab w:val="left" w:pos="440"/>
+          <w:tab w:val="right" w:leader="dot" w:pos="9017"/>
+        </w:tabs>
+        <w:rPr>
+          <w:rFonts w:asciiTheme="minorHAnsi" w:eastAsiaTheme="minorEastAsia" w:hAnsiTheme="minorHAnsi" w:cstheme="minorBidi"/>
+          <w:b w:val="0"/>
+          <w:bCs w:val="0"/>
+          <w:caps w:val="0"/>
+          <w:kern w:val="2"/>
+          <w:sz w:val="24"/>
+          <w:szCs w:val="24"/>
+          <w:lang w:val="en-RO" w:eastAsia="en-GB"/>
+          <w14:ligatures w14:val="standardContextual"/>
+        </w:rPr>
+      </w:pPr>
+      <w:hyperlink w:anchor="_Toc231975587" w:history="1">
+        <w:r>
+          <w:rPr>
+            <w:rStyle w:val="Hyperlink"/>
+          </w:rPr>
+          <w:t>5.</w:t>
         </w:r>
         <w:r>
           <w:rPr>
@@ -7495,7 +7968,7 @@
             <w:kern w:val="2"/>
             <w:sz w:val="24"/>
             <w:szCs w:val="24"/>
-            <w:lang w:val="en-US"/>
+            <w:lang w:val="en-RO" w:eastAsia="en-GB"/>
             <w14:ligatures w14:val="standardContextual"/>
           </w:rPr>
           <w:tab/>
@@ -7522,7 +7995,7 @@
           <w:rPr>
             <w:webHidden/>
           </w:rPr>
-          <w:instrText xml:space="preserve"> PAGEREF _Toc231910924 \h </w:instrText>
+          <w:instrText xml:space="preserve"> PAGEREF _Toc231975587 \h </w:instrText>
         </w:r>
         <w:r>
           <w:rPr>
@@ -7539,7 +8012,7 @@
           <w:rPr>
             <w:webHidden/>
           </w:rPr>
-          <w:t>22</w:t>
+          <w:t>28</w:t>
         </w:r>
         <w:r>
           <w:rPr>
@@ -7650,7 +8123,7 @@
           <w:kern w:val="2"/>
           <w:sz w:val="24"/>
           <w:szCs w:val="24"/>
-          <w:lang w:val="en-US"/>
+          <w:lang w:val="en-RO" w:eastAsia="en-GB"/>
           <w14:ligatures w14:val="standardContextual"/>
         </w:rPr>
       </w:pPr>
@@ -7663,7 +8136,7 @@
       <w:r>
         <w:fldChar w:fldCharType="separate"/>
       </w:r>
-      <w:hyperlink w:anchor="_Toc231910925" w:history="1">
+      <w:hyperlink w:anchor="_Toc231975588" w:history="1">
         <w:r>
           <w:rPr>
             <w:rStyle w:val="Hyperlink"/>
@@ -7690,7 +8163,7 @@
             <w:noProof/>
             <w:webHidden/>
           </w:rPr>
-          <w:instrText xml:space="preserve"> PAGEREF _Toc231910925 \h </w:instrText>
+          <w:instrText xml:space="preserve"> PAGEREF _Toc231975588 \h </w:instrText>
         </w:r>
         <w:r>
           <w:rPr>
@@ -7734,11 +8207,11 @@
           <w:kern w:val="2"/>
           <w:sz w:val="24"/>
           <w:szCs w:val="24"/>
-          <w:lang w:val="en-US"/>
+          <w:lang w:val="en-RO" w:eastAsia="en-GB"/>
           <w14:ligatures w14:val="standardContextual"/>
         </w:rPr>
       </w:pPr>
-      <w:hyperlink w:anchor="_Toc231910926" w:history="1">
+      <w:hyperlink w:anchor="_Toc231975589" w:history="1">
         <w:r>
           <w:rPr>
             <w:rStyle w:val="Hyperlink"/>
@@ -7765,7 +8238,7 @@
             <w:noProof/>
             <w:webHidden/>
           </w:rPr>
-          <w:instrText xml:space="preserve"> PAGEREF _Toc231910926 \h </w:instrText>
+          <w:instrText xml:space="preserve"> PAGEREF _Toc231975589 \h </w:instrText>
         </w:r>
         <w:r>
           <w:rPr>
@@ -7786,6 +8259,245 @@
             <w:webHidden/>
           </w:rPr>
           <w:t>16</w:t>
+        </w:r>
+        <w:r>
+          <w:rPr>
+            <w:noProof/>
+            <w:webHidden/>
+          </w:rPr>
+          <w:fldChar w:fldCharType="end"/>
+        </w:r>
+      </w:hyperlink>
+    </w:p>
+    <w:p>
+      <w:pPr>
+        <w:pStyle w:val="TableofFigures"/>
+        <w:tabs>
+          <w:tab w:val="right" w:leader="dot" w:pos="9017"/>
+        </w:tabs>
+        <w:rPr>
+          <w:rFonts w:asciiTheme="minorHAnsi" w:eastAsiaTheme="minorEastAsia" w:hAnsiTheme="minorHAnsi" w:cstheme="minorBidi"/>
+          <w:smallCaps w:val="0"/>
+          <w:noProof/>
+          <w:kern w:val="2"/>
+          <w:sz w:val="24"/>
+          <w:szCs w:val="24"/>
+          <w:lang w:val="en-RO" w:eastAsia="en-GB"/>
+          <w14:ligatures w14:val="standardContextual"/>
+        </w:rPr>
+      </w:pPr>
+      <w:hyperlink w:anchor="_Toc231975590" w:history="1">
+        <w:r>
+          <w:rPr>
+            <w:rStyle w:val="Hyperlink"/>
+            <w:noProof/>
+          </w:rPr>
+          <w:t>Figure 3 - Structural diagram of a standard Recurrent Neural Network unrolled through time</w:t>
+        </w:r>
+        <w:r>
+          <w:rPr>
+            <w:noProof/>
+            <w:webHidden/>
+          </w:rPr>
+          <w:tab/>
+        </w:r>
+        <w:r>
+          <w:rPr>
+            <w:noProof/>
+            <w:webHidden/>
+          </w:rPr>
+          <w:fldChar w:fldCharType="begin"/>
+        </w:r>
+        <w:r>
+          <w:rPr>
+            <w:noProof/>
+            <w:webHidden/>
+          </w:rPr>
+          <w:instrText xml:space="preserve"> PAGEREF _Toc231975590 \h </w:instrText>
+        </w:r>
+        <w:r>
+          <w:rPr>
+            <w:noProof/>
+            <w:webHidden/>
+          </w:rPr>
+        </w:r>
+        <w:r>
+          <w:rPr>
+            <w:noProof/>
+            <w:webHidden/>
+          </w:rPr>
+          <w:fldChar w:fldCharType="separate"/>
+        </w:r>
+        <w:r>
+          <w:rPr>
+            <w:noProof/>
+            <w:webHidden/>
+          </w:rPr>
+          <w:t>21</w:t>
+        </w:r>
+        <w:r>
+          <w:rPr>
+            <w:noProof/>
+            <w:webHidden/>
+          </w:rPr>
+          <w:fldChar w:fldCharType="end"/>
+        </w:r>
+      </w:hyperlink>
+    </w:p>
+    <w:p>
+      <w:pPr>
+        <w:pStyle w:val="TableofFigures"/>
+        <w:tabs>
+          <w:tab w:val="right" w:leader="dot" w:pos="9017"/>
+        </w:tabs>
+        <w:rPr>
+          <w:rFonts w:asciiTheme="minorHAnsi" w:eastAsiaTheme="minorEastAsia" w:hAnsiTheme="minorHAnsi" w:cstheme="minorBidi"/>
+          <w:smallCaps w:val="0"/>
+          <w:noProof/>
+          <w:kern w:val="2"/>
+          <w:sz w:val="24"/>
+          <w:szCs w:val="24"/>
+          <w:lang w:val="en-RO" w:eastAsia="en-GB"/>
+          <w14:ligatures w14:val="standardContextual"/>
+        </w:rPr>
+      </w:pPr>
+      <w:hyperlink w:anchor="_Toc231975591" w:history="1">
+        <w:r>
+          <w:rPr>
+            <w:rStyle w:val="Hyperlink"/>
+            <w:noProof/>
+          </w:rPr>
+          <w:t xml:space="preserve">Figure 4 -  Detailed micro-architecture and internal gating </w:t>
+        </w:r>
+        <w:r>
+          <w:rPr>
+            <w:rStyle w:val="Hyperlink"/>
+            <w:noProof/>
+          </w:rPr>
+          <w:t>m</w:t>
+        </w:r>
+        <w:r>
+          <w:rPr>
+            <w:rStyle w:val="Hyperlink"/>
+            <w:noProof/>
+          </w:rPr>
+          <w:t>echanisms of an LSTM cell</w:t>
+        </w:r>
+        <w:r>
+          <w:rPr>
+            <w:noProof/>
+            <w:webHidden/>
+          </w:rPr>
+          <w:tab/>
+        </w:r>
+        <w:r>
+          <w:rPr>
+            <w:noProof/>
+            <w:webHidden/>
+          </w:rPr>
+          <w:fldChar w:fldCharType="begin"/>
+        </w:r>
+        <w:r>
+          <w:rPr>
+            <w:noProof/>
+            <w:webHidden/>
+          </w:rPr>
+          <w:instrText xml:space="preserve"> PAGEREF _Toc231975591 \h </w:instrText>
+        </w:r>
+        <w:r>
+          <w:rPr>
+            <w:noProof/>
+            <w:webHidden/>
+          </w:rPr>
+        </w:r>
+        <w:r>
+          <w:rPr>
+            <w:noProof/>
+            <w:webHidden/>
+          </w:rPr>
+          <w:fldChar w:fldCharType="separate"/>
+        </w:r>
+        <w:r>
+          <w:rPr>
+            <w:noProof/>
+            <w:webHidden/>
+          </w:rPr>
+          <w:t>23</w:t>
+        </w:r>
+        <w:r>
+          <w:rPr>
+            <w:noProof/>
+            <w:webHidden/>
+          </w:rPr>
+          <w:fldChar w:fldCharType="end"/>
+        </w:r>
+      </w:hyperlink>
+    </w:p>
+    <w:p>
+      <w:pPr>
+        <w:pStyle w:val="TableofFigures"/>
+        <w:tabs>
+          <w:tab w:val="right" w:leader="dot" w:pos="9017"/>
+        </w:tabs>
+        <w:rPr>
+          <w:rFonts w:asciiTheme="minorHAnsi" w:eastAsiaTheme="minorEastAsia" w:hAnsiTheme="minorHAnsi" w:cstheme="minorBidi"/>
+          <w:smallCaps w:val="0"/>
+          <w:noProof/>
+          <w:kern w:val="2"/>
+          <w:sz w:val="24"/>
+          <w:szCs w:val="24"/>
+          <w:lang w:val="en-RO" w:eastAsia="en-GB"/>
+          <w14:ligatures w14:val="standardContextual"/>
+        </w:rPr>
+      </w:pPr>
+      <w:hyperlink w:anchor="_Toc231975592" w:history="1">
+        <w:r>
+          <w:rPr>
+            <w:rStyle w:val="Hyperlink"/>
+            <w:noProof/>
+          </w:rPr>
+          <w:t>Figure 5 - Internal optimization layers and vector routing within a Gated Recurrent Unit</w:t>
+        </w:r>
+        <w:r>
+          <w:rPr>
+            <w:noProof/>
+            <w:webHidden/>
+          </w:rPr>
+          <w:tab/>
+        </w:r>
+        <w:r>
+          <w:rPr>
+            <w:noProof/>
+            <w:webHidden/>
+          </w:rPr>
+          <w:fldChar w:fldCharType="begin"/>
+        </w:r>
+        <w:r>
+          <w:rPr>
+            <w:noProof/>
+            <w:webHidden/>
+          </w:rPr>
+          <w:instrText xml:space="preserve"> PAGEREF _Toc231975592 \h </w:instrText>
+        </w:r>
+        <w:r>
+          <w:rPr>
+            <w:noProof/>
+            <w:webHidden/>
+          </w:rPr>
+        </w:r>
+        <w:r>
+          <w:rPr>
+            <w:noProof/>
+            <w:webHidden/>
+          </w:rPr>
+          <w:fldChar w:fldCharType="separate"/>
+        </w:r>
+        <w:r>
+          <w:rPr>
+            <w:noProof/>
+            <w:webHidden/>
+          </w:rPr>
+          <w:t>25</w:t>
         </w:r>
         <w:r>
           <w:rPr>
@@ -8149,7 +8861,7 @@
         <w:pStyle w:val="Heading1"/>
         <w:jc w:val="both"/>
       </w:pPr>
-      <w:bookmarkStart w:id="0" w:name="_Toc231910910"/>
+      <w:bookmarkStart w:id="0" w:name="_Toc231975568"/>
       <w:r>
         <w:t>Introducere</w:t>
       </w:r>
@@ -8160,7 +8872,7 @@
         <w:pStyle w:val="Heading2"/>
         <w:jc w:val="both"/>
       </w:pPr>
-      <w:bookmarkStart w:id="1" w:name="_Toc231910911"/>
+      <w:bookmarkStart w:id="1" w:name="_Toc231975569"/>
       <w:r>
         <w:t>Scopul</w:t>
       </w:r>
@@ -8278,7 +8990,7 @@
         <w:pStyle w:val="Heading2"/>
         <w:jc w:val="both"/>
       </w:pPr>
-      <w:bookmarkStart w:id="2" w:name="_Toc231910912"/>
+      <w:bookmarkStart w:id="2" w:name="_Toc231975570"/>
       <w:r>
         <w:t>Motivația</w:t>
       </w:r>
@@ -8297,7 +9009,7 @@
         <w:pStyle w:val="Heading2"/>
         <w:jc w:val="both"/>
       </w:pPr>
-      <w:bookmarkStart w:id="3" w:name="_Toc231910913"/>
+      <w:bookmarkStart w:id="3" w:name="_Toc231975571"/>
       <w:r>
         <w:t>Contextul actual</w:t>
       </w:r>
@@ -8316,7 +9028,7 @@
         <w:pStyle w:val="Heading1"/>
         <w:jc w:val="both"/>
       </w:pPr>
-      <w:bookmarkStart w:id="4" w:name="_Toc231910914"/>
+      <w:bookmarkStart w:id="4" w:name="_Toc231975572"/>
       <w:r>
         <w:t>LITERATURE REVIEW AND ECONOMIC FOUNDATONS</w:t>
       </w:r>
@@ -8327,7 +9039,7 @@
         <w:pStyle w:val="Heading2"/>
         <w:jc w:val="both"/>
       </w:pPr>
-      <w:bookmarkStart w:id="5" w:name="_Toc231910915"/>
+      <w:bookmarkStart w:id="5" w:name="_Toc231975573"/>
       <w:r>
         <w:t>The Efficient Market Hypothesis (EMH) and the Random Walk Theory</w:t>
       </w:r>
@@ -8413,7 +9125,7 @@
         <w:pStyle w:val="Heading2"/>
         <w:jc w:val="both"/>
       </w:pPr>
-      <w:bookmarkStart w:id="9" w:name="_Toc231910916"/>
+      <w:bookmarkStart w:id="9" w:name="_Toc231975574"/>
       <w:r>
         <w:t>Micro-structural Inefficiencies and Digital Trading Ecosystems</w:t>
       </w:r>
@@ -8429,7 +9141,23 @@
         <w:jc w:val="both"/>
       </w:pPr>
       <w:r>
-        <w:t>The rapid digitalization of commercial transactions, coupled with the emergence of advanced algorithmic execution desks, has fundamentally decoupled current financial environments from the idealistic, frictionless assumptions of 20th-century economic theory. Modern digital business ecosystems generate continuous, multi-dimensional data arrays characterized by intense architectural dependencies, non-Gaussian noise distributions, and structural memory vectors that directly invalidate memoryless constraints.</w:t>
+        <w:t xml:space="preserve">The rapid digitalization of commercial transactions, coupled with the emergence of advanced algorithmic execution desks, has fundamentally decoupled current financial environments from the idealistic, frictionless assumptions of 20th-century economic theory. Modern digital business ecosystems generate continuous, multi-dimensional data arrays characterized by intense architectural dependencies, non-Gaussian noise distributions, and structural memory vectors that </w:t>
+      </w:r>
+      <w:proofErr w:type="spellStart"/>
+      <w:r>
+        <w:t>directly</w:t>
+      </w:r>
+      <w:proofErr w:type="spellEnd"/>
+      <w:r>
+        <w:t xml:space="preserve"> invalidate </w:t>
+      </w:r>
+      <w:proofErr w:type="spellStart"/>
+      <w:r>
+        <w:t>memoryless</w:t>
+      </w:r>
+      <w:proofErr w:type="spellEnd"/>
+      <w:r>
+        <w:t xml:space="preserve"> constraints.</w:t>
       </w:r>
       <w:r>
         <w:rPr>
@@ -8473,7 +9201,23 @@
         <w:fldChar w:fldCharType="end"/>
       </w:r>
       <w:r>
-        <w:t xml:space="preserve"> Empirical tracking of electronic order books indicates that information propagation behaves as a highly non-linear diffusion process passing through localized technology pipelines</w:t>
+        <w:t xml:space="preserve"> </w:t>
+      </w:r>
+      <w:proofErr w:type="spellStart"/>
+      <w:r>
+        <w:t>Empirical</w:t>
+      </w:r>
+      <w:proofErr w:type="spellEnd"/>
+      <w:r>
+        <w:t xml:space="preserve"> </w:t>
+      </w:r>
+      <w:proofErr w:type="spellStart"/>
+      <w:r>
+        <w:t>tracking</w:t>
+      </w:r>
+      <w:proofErr w:type="spellEnd"/>
+      <w:r>
+        <w:t xml:space="preserve"> of electronic order books indicates that information propagation behaves as a highly non-linear diffusion process passing through localized technology pipelines</w:t>
       </w:r>
       <w:r>
         <w:t>.</w:t>
@@ -8519,7 +9263,7 @@
         </w:rPr>
         <w:lastRenderedPageBreak/>
         <w:drawing>
-          <wp:inline distT="0" distB="0" distL="0" distR="0" wp14:anchorId="11F0625D" wp14:editId="5DED9F04">
+          <wp:inline distT="0" distB="0" distL="0" distR="0" wp14:anchorId="11F0625D" wp14:editId="00E7F357">
             <wp:extent cx="4657725" cy="3105150"/>
             <wp:effectExtent l="0" t="0" r="9525" b="0"/>
             <wp:docPr id="364018551" name="Picture 1" descr="Understanding Efficient Market Hypothesis (EMH): Benefits and Criticisms"/>
@@ -8573,7 +9317,7 @@
         <w:pStyle w:val="Caption"/>
         <w:jc w:val="center"/>
       </w:pPr>
-      <w:bookmarkStart w:id="10" w:name="_Toc231910925"/>
+      <w:bookmarkStart w:id="10" w:name="_Toc231975588"/>
       <w:r>
         <w:t xml:space="preserve">Figure </w:t>
       </w:r>
@@ -8609,7 +9353,7 @@
         <w:pStyle w:val="Heading2"/>
         <w:jc w:val="both"/>
       </w:pPr>
-      <w:bookmarkStart w:id="11" w:name="_Toc231910917"/>
+      <w:bookmarkStart w:id="11" w:name="_Toc231975575"/>
       <w:r>
         <w:t>Web Architectures, Frameworks, and Data Ingestion Standards</w:t>
       </w:r>
@@ -8716,7 +9460,7 @@
         <w:pStyle w:val="Heading2"/>
         <w:jc w:val="both"/>
       </w:pPr>
-      <w:bookmarkStart w:id="13" w:name="_Toc231910918"/>
+      <w:bookmarkStart w:id="13" w:name="_Toc231975576"/>
       <w:r>
         <w:lastRenderedPageBreak/>
         <w:t>The Modern AI and Hardware Infrastructure Speculative Bubble (2023–2025)</w:t>
@@ -8822,7 +9566,7 @@
         <w:pStyle w:val="Caption"/>
         <w:jc w:val="center"/>
       </w:pPr>
-      <w:bookmarkStart w:id="14" w:name="_Toc231910926"/>
+      <w:bookmarkStart w:id="14" w:name="_Toc231975589"/>
       <w:r>
         <w:t xml:space="preserve">Figure </w:t>
       </w:r>
@@ -8885,14 +9629,7 @@
               <w:noProof/>
               <w:lang w:val="en-US"/>
             </w:rPr>
-            <w:t xml:space="preserve"> </w:t>
-          </w:r>
-          <w:r>
-            <w:rPr>
-              <w:noProof/>
-              <w:lang w:val="en-US"/>
-            </w:rPr>
-            <w:t>(1)</w:t>
+            <w:t xml:space="preserve"> (1)</w:t>
           </w:r>
           <w:r>
             <w:fldChar w:fldCharType="end"/>
@@ -8925,14 +9662,7 @@
               <w:noProof/>
               <w:lang w:val="en-US"/>
             </w:rPr>
-            <w:t xml:space="preserve"> </w:t>
-          </w:r>
-          <w:r>
-            <w:rPr>
-              <w:noProof/>
-              <w:lang w:val="en-US"/>
-            </w:rPr>
-            <w:t>(2)</w:t>
+            <w:t xml:space="preserve"> (2)</w:t>
           </w:r>
           <w:r>
             <w:fldChar w:fldCharType="end"/>
@@ -8959,7 +9689,7 @@
         <w:pStyle w:val="Heading3"/>
         <w:jc w:val="both"/>
       </w:pPr>
-      <w:bookmarkStart w:id="15" w:name="_Toc231910919"/>
+      <w:bookmarkStart w:id="15" w:name="_Toc231975577"/>
       <w:r>
         <w:t>The Micro-structural Semiconductor Supply Crunch</w:t>
       </w:r>
@@ -9037,14 +9767,7 @@
               <w:noProof/>
               <w:lang w:val="en-US"/>
             </w:rPr>
-            <w:t xml:space="preserve"> </w:t>
-          </w:r>
-          <w:r>
-            <w:rPr>
-              <w:noProof/>
-              <w:lang w:val="en-US"/>
-            </w:rPr>
-            <w:t>(3)</w:t>
+            <w:t xml:space="preserve"> (3)</w:t>
           </w:r>
           <w:r>
             <w:rPr>
@@ -9068,7 +9791,7 @@
         <w:pStyle w:val="Heading3"/>
         <w:jc w:val="both"/>
       </w:pPr>
-      <w:bookmarkStart w:id="16" w:name="_Toc231910920"/>
+      <w:bookmarkStart w:id="16" w:name="_Toc231975578"/>
       <w:r>
         <w:t>The Physics of Parabolic Momentum and Behavioral Speculation</w:t>
       </w:r>
@@ -9114,7 +9837,7 @@
         <w:pStyle w:val="Heading3"/>
         <w:jc w:val="both"/>
       </w:pPr>
-      <w:bookmarkStart w:id="17" w:name="_Toc231910921"/>
+      <w:bookmarkStart w:id="17" w:name="_Toc231975579"/>
       <w:r>
         <w:t>The Traditional Financial Counterweight: Analyzing JPMorgan Chase (JPM)</w:t>
       </w:r>
@@ -9201,14 +9924,7 @@
               <w:noProof/>
               <w:lang w:val="en-US"/>
             </w:rPr>
-            <w:t xml:space="preserve"> </w:t>
-          </w:r>
-          <w:r>
-            <w:rPr>
-              <w:noProof/>
-              <w:lang w:val="en-US"/>
-            </w:rPr>
-            <w:t>(4)</w:t>
+            <w:t xml:space="preserve"> (4)</w:t>
           </w:r>
           <w:r>
             <w:fldChar w:fldCharType="end"/>
@@ -9244,26 +9960,21 @@
               <w:noProof/>
               <w:lang w:val="en-US"/>
             </w:rPr>
-            <w:t xml:space="preserve"> </w:t>
-          </w:r>
-          <w:r>
-            <w:rPr>
-              <w:noProof/>
-              <w:lang w:val="en-US"/>
-            </w:rPr>
-            <w:t>(5)</w:t>
+            <w:t xml:space="preserve"> (5)</w:t>
           </w:r>
           <w:r>
             <w:fldChar w:fldCharType="end"/>
           </w:r>
         </w:sdtContent>
       </w:sdt>
+      <w:bookmarkStart w:id="18" w:name="_Ref231969922"/>
       <w:r>
         <w:rPr>
           <w:rStyle w:val="EndnoteReference"/>
         </w:rPr>
         <w:endnoteReference w:id="9"/>
       </w:r>
+      <w:bookmarkEnd w:id="18"/>
       <w:r>
         <w:t xml:space="preserve"> architectures to process this low-volatility, macro-dependent financial series, this research can effectively evaluate whether the complex gating mechanisms of the LSTM are superior at maintaining long-term memory cells over multi-year interest rate cycles, or if the streamlined mathematical efficiency of the GRU layer can achieve lower statistical errors (RMSE and MAE)</w:t>
       </w:r>
@@ -9290,14 +10001,7 @@
               <w:noProof/>
               <w:lang w:val="en-US"/>
             </w:rPr>
-            <w:t xml:space="preserve"> </w:t>
-          </w:r>
-          <w:r>
-            <w:rPr>
-              <w:noProof/>
-              <w:lang w:val="en-US"/>
-            </w:rPr>
-            <w:t>(6)</w:t>
+            <w:t xml:space="preserve"> (6)</w:t>
           </w:r>
           <w:r>
             <w:fldChar w:fldCharType="end"/>
@@ -9315,18 +10019,26 @@
         <w:pStyle w:val="Heading2"/>
         <w:jc w:val="both"/>
       </w:pPr>
-      <w:bookmarkStart w:id="18" w:name="_Toc231910922"/>
+      <w:bookmarkStart w:id="19" w:name="_Toc231975580"/>
       <w:r>
         <w:t>Strategic Synthesis and Foundational Architectural Premises</w:t>
       </w:r>
-      <w:bookmarkEnd w:id="18"/>
+      <w:bookmarkEnd w:id="19"/>
     </w:p>
     <w:p>
       <w:pPr>
         <w:jc w:val="both"/>
       </w:pPr>
       <w:r>
-        <w:t>The comprehensive theoretical, economic, and technical scaffolding established so far outlines the boundary conditions of this predictive task. By tracking the evolution of capital market theory from the rigid assumptions of the Efficient Market Hypothesis (EMH)(</w:t>
+        <w:t xml:space="preserve">The comprehensive theoretical, economic, and technical scaffolding established so far outlines the boundary conditions of this predictive task. By tracking the evolution of capital market theory from the rigid assumptions of the Efficient Market </w:t>
+      </w:r>
+      <w:proofErr w:type="spellStart"/>
+      <w:r>
+        <w:t>Hypothesis</w:t>
+      </w:r>
+      <w:proofErr w:type="spellEnd"/>
+      <w:r>
+        <w:t xml:space="preserve"> (EMH)(</w:t>
       </w:r>
       <w:r>
         <w:fldChar w:fldCharType="begin"/>
@@ -9347,7 +10059,23 @@
         <w:fldChar w:fldCharType="end"/>
       </w:r>
       <w:r>
-        <w:t>) to contemporary non-linear micro-</w:t>
+        <w:t xml:space="preserve">) </w:t>
+      </w:r>
+      <w:proofErr w:type="spellStart"/>
+      <w:r>
+        <w:t>to</w:t>
+      </w:r>
+      <w:proofErr w:type="spellEnd"/>
+      <w:r>
+        <w:t xml:space="preserve"> </w:t>
+      </w:r>
+      <w:proofErr w:type="spellStart"/>
+      <w:r>
+        <w:t>contemporary</w:t>
+      </w:r>
+      <w:proofErr w:type="spellEnd"/>
+      <w:r>
+        <w:t xml:space="preserve"> non-linear micro-</w:t>
       </w:r>
       <w:r>
         <w:lastRenderedPageBreak/>
@@ -9377,18 +10105,22 @@
       <w:pPr>
         <w:pStyle w:val="Heading1"/>
       </w:pPr>
+      <w:bookmarkStart w:id="20" w:name="_Toc231975581"/>
       <w:r>
         <w:t>METHODOLOGY AND DEEP LEARNING TOPOLOGIES</w:t>
       </w:r>
+      <w:bookmarkEnd w:id="20"/>
     </w:p>
     <w:p>
       <w:pPr>
         <w:pStyle w:val="Heading2"/>
         <w:jc w:val="both"/>
       </w:pPr>
+      <w:bookmarkStart w:id="21" w:name="_Toc231975582"/>
       <w:r>
         <w:t>Recurrent Neural Networks (RNN) and the Temporal Gradient Bottleneck</w:t>
       </w:r>
+      <w:bookmarkEnd w:id="21"/>
     </w:p>
     <w:p>
       <w:r>
@@ -10371,7 +11103,15 @@
         <w:jc w:val="both"/>
       </w:pPr>
       <w:r>
-        <w:t>If the values inside that matrix are even slightly below one, these continuous multiplications cause the gradient to shrink exponentially until it vanishes entirely before reaching the start of the sequence</w:t>
+        <w:t xml:space="preserve">If the values inside that matrix are even slightly below one, these continuous multiplications cause the gradient to shrink exponentially until it vanishes entirely before reaching the start of </w:t>
+      </w:r>
+      <w:proofErr w:type="spellStart"/>
+      <w:r>
+        <w:t>the</w:t>
+      </w:r>
+      <w:proofErr w:type="spellEnd"/>
+      <w:r>
+        <w:t xml:space="preserve"> sequence</w:t>
       </w:r>
       <w:r>
         <w:rPr>
@@ -10421,8 +11161,204 @@
         <w:fldChar w:fldCharType="end"/>
       </w:r>
       <w:r>
-        <w:t xml:space="preserve"> Because the mathematical gradient effectively drops to zero, the model stops updating its weights and becomes completely blind to long-term market trends or multi-year economic cycles.</w:t>
-      </w:r>
+        <w:t xml:space="preserve"> </w:t>
+      </w:r>
+      <w:proofErr w:type="spellStart"/>
+      <w:r>
+        <w:t>Because</w:t>
+      </w:r>
+      <w:proofErr w:type="spellEnd"/>
+      <w:r>
+        <w:t xml:space="preserve"> </w:t>
+      </w:r>
+      <w:proofErr w:type="spellStart"/>
+      <w:r>
+        <w:t>the</w:t>
+      </w:r>
+      <w:proofErr w:type="spellEnd"/>
+      <w:r>
+        <w:t xml:space="preserve"> </w:t>
+      </w:r>
+      <w:proofErr w:type="spellStart"/>
+      <w:r>
+        <w:t>mathematical</w:t>
+      </w:r>
+      <w:proofErr w:type="spellEnd"/>
+      <w:r>
+        <w:t xml:space="preserve"> gradient effectively drops to zero, the model stops updating its weights and becomes completely blind to long-term market trends or </w:t>
+      </w:r>
+      <w:proofErr w:type="spellStart"/>
+      <w:r>
+        <w:t>multi-year</w:t>
+      </w:r>
+      <w:proofErr w:type="spellEnd"/>
+      <w:r>
+        <w:t xml:space="preserve"> economic </w:t>
+      </w:r>
+      <w:proofErr w:type="spellStart"/>
+      <w:r>
+        <w:t>cycles</w:t>
+      </w:r>
+      <w:proofErr w:type="spellEnd"/>
+      <w:r>
+        <w:t>.</w:t>
+      </w:r>
+    </w:p>
+    <w:p>
+      <w:pPr>
+        <w:keepNext/>
+        <w:jc w:val="center"/>
+      </w:pPr>
+      <w:r>
+        <w:fldChar w:fldCharType="begin"/>
+      </w:r>
+      <w:r>
+        <w:instrText xml:space="preserve"> INCLUDEPICTURE "https://www.researchgate.net/publication/341703617/figure/fig3/AS:11431281246270752@1716340261791/Structure-of-recurrent-neural-network-RNN-and-unrolled-structure-of-RNN-in-time.png" \* MERGEFORMATINET </w:instrText>
+      </w:r>
+      <w:r>
+        <w:fldChar w:fldCharType="separate"/>
+      </w:r>
+      <w:r>
+        <w:rPr>
+          <w:noProof/>
+        </w:rPr>
+        <w:drawing>
+          <wp:inline distT="0" distB="0" distL="0" distR="0" wp14:anchorId="311D181C" wp14:editId="44188108">
+            <wp:extent cx="5732145" cy="2629535"/>
+            <wp:effectExtent l="0" t="0" r="0" b="0"/>
+            <wp:docPr id="1674203873" name="Picture 1" descr="Structure of recurrent neural network (RNN) and unrolled structure of RNN in time"/>
+            <wp:cNvGraphicFramePr>
+              <a:graphicFrameLocks xmlns:a="http://schemas.openxmlformats.org/drawingml/2006/main" noChangeAspect="1"/>
+            </wp:cNvGraphicFramePr>
+            <a:graphic xmlns:a="http://schemas.openxmlformats.org/drawingml/2006/main">
+              <a:graphicData uri="http://schemas.openxmlformats.org/drawingml/2006/picture">
+                <pic:pic xmlns:pic="http://schemas.openxmlformats.org/drawingml/2006/picture">
+                  <pic:nvPicPr>
+                    <pic:cNvPr id="0" name="Picture 1" descr="Structure of recurrent neural network (RNN) and unrolled structure of RNN in time"/>
+                    <pic:cNvPicPr>
+                      <a:picLocks noChangeAspect="1" noChangeArrowheads="1"/>
+                    </pic:cNvPicPr>
+                  </pic:nvPicPr>
+                  <pic:blipFill>
+                    <a:blip r:embed="rId15">
+                      <a:extLst>
+                        <a:ext uri="{28A0092B-C50C-407E-A947-70E740481C1C}">
+                          <a14:useLocalDpi xmlns:a14="http://schemas.microsoft.com/office/drawing/2010/main" val="0"/>
+                        </a:ext>
+                      </a:extLst>
+                    </a:blip>
+                    <a:srcRect/>
+                    <a:stretch>
+                      <a:fillRect/>
+                    </a:stretch>
+                  </pic:blipFill>
+                  <pic:spPr bwMode="auto">
+                    <a:xfrm>
+                      <a:off x="0" y="0"/>
+                      <a:ext cx="5732145" cy="2629535"/>
+                    </a:xfrm>
+                    <a:prstGeom prst="rect">
+                      <a:avLst/>
+                    </a:prstGeom>
+                    <a:noFill/>
+                    <a:ln>
+                      <a:noFill/>
+                    </a:ln>
+                  </pic:spPr>
+                </pic:pic>
+              </a:graphicData>
+            </a:graphic>
+          </wp:inline>
+        </w:drawing>
+      </w:r>
+      <w:r>
+        <w:fldChar w:fldCharType="end"/>
+      </w:r>
+    </w:p>
+    <w:p>
+      <w:pPr>
+        <w:pStyle w:val="Caption"/>
+        <w:jc w:val="center"/>
+      </w:pPr>
+      <w:bookmarkStart w:id="22" w:name="_Toc231975590"/>
+      <w:proofErr w:type="spellStart"/>
+      <w:r>
+        <w:t>Figure</w:t>
+      </w:r>
+      <w:proofErr w:type="spellEnd"/>
+      <w:r>
+        <w:t xml:space="preserve"> </w:t>
+      </w:r>
+      <w:r>
+        <w:fldChar w:fldCharType="begin"/>
+      </w:r>
+      <w:r>
+        <w:instrText xml:space="preserve"> SEQ Figure \* ARABIC </w:instrText>
+      </w:r>
+      <w:r>
+        <w:fldChar w:fldCharType="separate"/>
+      </w:r>
+      <w:r>
+        <w:rPr>
+          <w:noProof/>
+        </w:rPr>
+        <w:t>3</w:t>
+      </w:r>
+      <w:r>
+        <w:fldChar w:fldCharType="end"/>
+      </w:r>
+      <w:r>
+        <w:t xml:space="preserve"> - </w:t>
+      </w:r>
+      <w:r>
+        <w:t xml:space="preserve">Structural </w:t>
+      </w:r>
+      <w:proofErr w:type="spellStart"/>
+      <w:r>
+        <w:t>diagram</w:t>
+      </w:r>
+      <w:proofErr w:type="spellEnd"/>
+      <w:r>
+        <w:t xml:space="preserve"> of a standard </w:t>
+      </w:r>
+      <w:proofErr w:type="spellStart"/>
+      <w:r>
+        <w:t>Recurrent</w:t>
+      </w:r>
+      <w:proofErr w:type="spellEnd"/>
+      <w:r>
+        <w:t xml:space="preserve"> Neural </w:t>
+      </w:r>
+      <w:proofErr w:type="spellStart"/>
+      <w:r>
+        <w:t>Network</w:t>
+      </w:r>
+      <w:proofErr w:type="spellEnd"/>
+      <w:r>
+        <w:t xml:space="preserve"> </w:t>
+      </w:r>
+      <w:proofErr w:type="spellStart"/>
+      <w:r>
+        <w:t>unrolled</w:t>
+      </w:r>
+      <w:proofErr w:type="spellEnd"/>
+      <w:r>
+        <w:t xml:space="preserve"> </w:t>
+      </w:r>
+      <w:proofErr w:type="spellStart"/>
+      <w:r>
+        <w:t>through</w:t>
+      </w:r>
+      <w:proofErr w:type="spellEnd"/>
+      <w:r>
+        <w:t xml:space="preserve"> </w:t>
+      </w:r>
+      <w:proofErr w:type="spellStart"/>
+      <w:r>
+        <w:t>time</w:t>
+      </w:r>
+      <w:bookmarkEnd w:id="22"/>
+      <w:proofErr w:type="spellEnd"/>
     </w:p>
     <w:p>
       <w:pPr>
@@ -10434,9 +11370,11 @@
         <w:pStyle w:val="Heading2"/>
         <w:jc w:val="both"/>
       </w:pPr>
+      <w:bookmarkStart w:id="23" w:name="_Toc231975583"/>
       <w:r>
         <w:t>Long Short-Term Memory (LSTM) Architecture and Gating Mechanisms</w:t>
       </w:r>
+      <w:bookmarkEnd w:id="23"/>
     </w:p>
     <w:p>
       <w:r>
@@ -10508,14 +11446,7 @@
               <w:noProof/>
               <w:lang w:val="en-US"/>
             </w:rPr>
-            <w:t xml:space="preserve"> </w:t>
-          </w:r>
-          <w:r>
-            <w:rPr>
-              <w:noProof/>
-              <w:lang w:val="en-US"/>
-            </w:rPr>
-            <w:t>(4)</w:t>
+            <w:t xml:space="preserve"> (4)</w:t>
           </w:r>
           <w:r>
             <w:fldChar w:fldCharType="end"/>
@@ -10703,10 +11634,7603 @@
     </w:p>
     <w:p>
       <w:r>
+        <w:lastRenderedPageBreak/>
         <w:t>The actual data flow inside an individual LSTM block at any given moment happens through a fast sequence of matrix operations:</w:t>
       </w:r>
     </w:p>
+    <w:p>
+      <w:pPr>
+        <w:rPr>
+          <w:b/>
+          <w:bCs/>
+        </w:rPr>
+      </w:pPr>
+      <w:proofErr w:type="spellStart"/>
+      <w:r>
+        <w:rPr>
+          <w:b/>
+          <w:bCs/>
+        </w:rPr>
+        <w:t>Dropping</w:t>
+      </w:r>
+      <w:proofErr w:type="spellEnd"/>
+      <w:r>
+        <w:rPr>
+          <w:b/>
+          <w:bCs/>
+        </w:rPr>
+        <w:t xml:space="preserve"> </w:t>
+      </w:r>
+      <w:proofErr w:type="spellStart"/>
+      <w:r>
+        <w:rPr>
+          <w:b/>
+          <w:bCs/>
+        </w:rPr>
+        <w:t>Irrelevant</w:t>
+      </w:r>
+      <w:proofErr w:type="spellEnd"/>
+      <w:r>
+        <w:rPr>
+          <w:b/>
+          <w:bCs/>
+        </w:rPr>
+        <w:t xml:space="preserve"> Data</w:t>
+      </w:r>
+    </w:p>
+    <w:p>
+      <w:r>
+        <w:t xml:space="preserve">The </w:t>
+      </w:r>
+      <w:proofErr w:type="spellStart"/>
+      <w:r>
+        <w:t>block</w:t>
+      </w:r>
+      <w:proofErr w:type="spellEnd"/>
+      <w:r>
+        <w:t xml:space="preserve"> </w:t>
+      </w:r>
+      <w:proofErr w:type="spellStart"/>
+      <w:r>
+        <w:t>first</w:t>
+      </w:r>
+      <w:proofErr w:type="spellEnd"/>
+      <w:r>
+        <w:t xml:space="preserve"> </w:t>
+      </w:r>
+      <w:proofErr w:type="spellStart"/>
+      <w:r>
+        <w:t>decides</w:t>
+      </w:r>
+      <w:proofErr w:type="spellEnd"/>
+      <w:r>
+        <w:t xml:space="preserve"> </w:t>
+      </w:r>
+      <w:proofErr w:type="spellStart"/>
+      <w:r>
+        <w:t>what</w:t>
+      </w:r>
+      <w:proofErr w:type="spellEnd"/>
+      <w:r>
+        <w:t xml:space="preserve"> </w:t>
+      </w:r>
+      <w:proofErr w:type="spellStart"/>
+      <w:r>
+        <w:t>historical</w:t>
+      </w:r>
+      <w:proofErr w:type="spellEnd"/>
+      <w:r>
+        <w:t xml:space="preserve"> </w:t>
+      </w:r>
+      <w:proofErr w:type="spellStart"/>
+      <w:r>
+        <w:t>baggage</w:t>
+      </w:r>
+      <w:proofErr w:type="spellEnd"/>
+      <w:r>
+        <w:t xml:space="preserve"> </w:t>
+      </w:r>
+      <w:proofErr w:type="spellStart"/>
+      <w:r>
+        <w:t>to</w:t>
+      </w:r>
+      <w:proofErr w:type="spellEnd"/>
+      <w:r>
+        <w:t xml:space="preserve"> </w:t>
+      </w:r>
+      <w:proofErr w:type="spellStart"/>
+      <w:r>
+        <w:t>drop</w:t>
+      </w:r>
+      <w:proofErr w:type="spellEnd"/>
+      <w:r>
+        <w:t xml:space="preserve">. The </w:t>
+      </w:r>
+      <w:proofErr w:type="spellStart"/>
+      <w:r>
+        <w:t>forget</w:t>
+      </w:r>
+      <w:proofErr w:type="spellEnd"/>
+      <w:r>
+        <w:t xml:space="preserve"> gate </w:t>
+      </w:r>
+      <w:proofErr w:type="spellStart"/>
+      <w:r>
+        <w:t>looks</w:t>
+      </w:r>
+      <w:proofErr w:type="spellEnd"/>
+      <w:r>
+        <w:t xml:space="preserve"> at </w:t>
+      </w:r>
+      <w:proofErr w:type="spellStart"/>
+      <w:r>
+        <w:t>the</w:t>
+      </w:r>
+      <w:proofErr w:type="spellEnd"/>
+      <w:r>
+        <w:t xml:space="preserve"> </w:t>
+      </w:r>
+      <w:proofErr w:type="spellStart"/>
+      <w:r>
+        <w:t>new</w:t>
+      </w:r>
+      <w:proofErr w:type="spellEnd"/>
+      <w:r>
+        <w:t xml:space="preserve"> </w:t>
+      </w:r>
+      <w:proofErr w:type="spellStart"/>
+      <w:r>
+        <w:t>token</w:t>
+      </w:r>
+      <w:proofErr w:type="spellEnd"/>
+      <w:r>
+        <w:t xml:space="preserve"> $</w:t>
+      </w:r>
+      <w:proofErr w:type="spellStart"/>
+      <w:r>
+        <w:t>x_t</w:t>
+      </w:r>
+      <w:proofErr w:type="spellEnd"/>
+      <w:r>
+        <w:t xml:space="preserve">$ </w:t>
+      </w:r>
+      <w:proofErr w:type="spellStart"/>
+      <w:r>
+        <w:t>and</w:t>
+      </w:r>
+      <w:proofErr w:type="spellEnd"/>
+      <w:r>
+        <w:t xml:space="preserve"> </w:t>
+      </w:r>
+      <w:proofErr w:type="spellStart"/>
+      <w:r>
+        <w:t>the</w:t>
+      </w:r>
+      <w:proofErr w:type="spellEnd"/>
+      <w:r>
+        <w:t xml:space="preserve"> </w:t>
+      </w:r>
+      <w:proofErr w:type="spellStart"/>
+      <w:r>
+        <w:t>previous</w:t>
+      </w:r>
+      <w:proofErr w:type="spellEnd"/>
+      <w:r>
+        <w:t xml:space="preserve"> </w:t>
+      </w:r>
+      <w:proofErr w:type="spellStart"/>
+      <w:r>
+        <w:t>hidden</w:t>
+      </w:r>
+      <w:proofErr w:type="spellEnd"/>
+      <w:r>
+        <w:t xml:space="preserve"> state </w:t>
+      </w:r>
+      <m:oMath>
+        <m:r>
+          <w:rPr>
+            <w:rFonts w:ascii="Cambria Math" w:hAnsi="Cambria Math"/>
+          </w:rPr>
+          <m:t>h</m:t>
+        </m:r>
+      </m:oMath>
+      <w:r>
+        <w:t>{t-1}</w:t>
+      </w:r>
+      <w:r>
+        <w:t xml:space="preserve"> </w:t>
+      </w:r>
+      <w:proofErr w:type="spellStart"/>
+      <w:r>
+        <w:t>to</w:t>
+      </w:r>
+      <w:proofErr w:type="spellEnd"/>
+      <w:r>
+        <w:t xml:space="preserve"> determine </w:t>
+      </w:r>
+      <w:proofErr w:type="spellStart"/>
+      <w:r>
+        <w:t>how</w:t>
+      </w:r>
+      <w:proofErr w:type="spellEnd"/>
+      <w:r>
+        <w:t xml:space="preserve"> </w:t>
+      </w:r>
+      <w:proofErr w:type="spellStart"/>
+      <w:r>
+        <w:t>much</w:t>
+      </w:r>
+      <w:proofErr w:type="spellEnd"/>
+      <w:r>
+        <w:t xml:space="preserve"> of </w:t>
+      </w:r>
+      <w:proofErr w:type="spellStart"/>
+      <w:r>
+        <w:t>the</w:t>
+      </w:r>
+      <w:proofErr w:type="spellEnd"/>
+      <w:r>
+        <w:t xml:space="preserve"> old </w:t>
+      </w:r>
+      <w:proofErr w:type="spellStart"/>
+      <w:r>
+        <w:t>memory</w:t>
+      </w:r>
+      <w:proofErr w:type="spellEnd"/>
+      <w:r>
+        <w:t xml:space="preserve"> </w:t>
+      </w:r>
+      <m:oMath>
+        <m:d>
+          <m:dPr>
+            <m:ctrlPr>
+              <w:rPr>
+                <w:rFonts w:ascii="Cambria Math" w:hAnsi="Cambria Math"/>
+              </w:rPr>
+            </m:ctrlPr>
+          </m:dPr>
+          <m:e>
+            <m:sSub>
+              <m:sSubPr>
+                <m:ctrlPr>
+                  <w:rPr>
+                    <w:rFonts w:ascii="Cambria Math" w:hAnsi="Cambria Math"/>
+                  </w:rPr>
+                </m:ctrlPr>
+              </m:sSubPr>
+              <m:e>
+                <m:d>
+                  <m:dPr>
+                    <m:begChr m:val="{"/>
+                    <m:endChr m:val="}"/>
+                    <m:ctrlPr>
+                      <w:rPr>
+                        <w:rFonts w:ascii="Cambria Math" w:hAnsi="Cambria Math"/>
+                      </w:rPr>
+                    </m:ctrlPr>
+                  </m:dPr>
+                  <m:e>
+                    <m:r>
+                      <w:rPr>
+                        <w:rFonts w:ascii="Cambria Math" w:hAnsi="Cambria Math"/>
+                      </w:rPr>
+                      <m:t>C</m:t>
+                    </m:r>
+                  </m:e>
+                </m:d>
+              </m:e>
+              <m:sub>
+                <m:d>
+                  <m:dPr>
+                    <m:begChr m:val="{"/>
+                    <m:endChr m:val="}"/>
+                    <m:ctrlPr>
+                      <w:rPr>
+                        <w:rFonts w:ascii="Cambria Math" w:hAnsi="Cambria Math"/>
+                      </w:rPr>
+                    </m:ctrlPr>
+                  </m:dPr>
+                  <m:e>
+                    <m:r>
+                      <w:rPr>
+                        <w:rFonts w:ascii="Cambria Math" w:hAnsi="Cambria Math"/>
+                      </w:rPr>
+                      <m:t>t</m:t>
+                    </m:r>
+                    <m:r>
+                      <m:rPr>
+                        <m:sty m:val="p"/>
+                      </m:rPr>
+                      <w:rPr>
+                        <w:rFonts w:ascii="Cambria Math" w:hAnsi="Cambria Math"/>
+                      </w:rPr>
+                      <m:t>-1</m:t>
+                    </m:r>
+                  </m:e>
+                </m:d>
+              </m:sub>
+            </m:sSub>
+          </m:e>
+        </m:d>
+      </m:oMath>
+      <w:r>
+        <w:t xml:space="preserve"> is still worth keeping:</w:t>
+      </w:r>
+    </w:p>
+    <w:p>
+      <m:oMathPara>
+        <m:oMath>
+          <m:sSub>
+            <m:sSubPr>
+              <m:ctrlPr>
+                <w:rPr>
+                  <w:rFonts w:ascii="Cambria Math" w:hAnsi="Cambria Math"/>
+                </w:rPr>
+              </m:ctrlPr>
+            </m:sSubPr>
+            <m:e>
+              <m:r>
+                <w:rPr>
+                  <w:rFonts w:ascii="Cambria Math" w:hAnsi="Cambria Math"/>
+                </w:rPr>
+                <m:t>f</m:t>
+              </m:r>
+            </m:e>
+            <m:sub>
+              <m:r>
+                <w:rPr>
+                  <w:rFonts w:ascii="Cambria Math" w:hAnsi="Cambria Math"/>
+                </w:rPr>
+                <m:t>t</m:t>
+              </m:r>
+            </m:sub>
+          </m:sSub>
+          <m:r>
+            <m:rPr>
+              <m:sty m:val="p"/>
+            </m:rPr>
+            <w:rPr>
+              <w:rFonts w:ascii="Cambria Math" w:hAnsi="Cambria Math"/>
+            </w:rPr>
+            <m:t>=</m:t>
+          </m:r>
+          <m:r>
+            <w:rPr>
+              <w:rFonts w:ascii="Cambria Math" w:hAnsi="Cambria Math"/>
+            </w:rPr>
+            <m:t>σ</m:t>
+          </m:r>
+          <m:d>
+            <m:dPr>
+              <m:ctrlPr>
+                <w:rPr>
+                  <w:rFonts w:ascii="Cambria Math" w:hAnsi="Cambria Math"/>
+                </w:rPr>
+              </m:ctrlPr>
+            </m:dPr>
+            <m:e>
+              <m:sSub>
+                <m:sSubPr>
+                  <m:ctrlPr>
+                    <w:rPr>
+                      <w:rFonts w:ascii="Cambria Math" w:hAnsi="Cambria Math"/>
+                    </w:rPr>
+                  </m:ctrlPr>
+                </m:sSubPr>
+                <m:e>
+                  <m:r>
+                    <w:rPr>
+                      <w:rFonts w:ascii="Cambria Math" w:hAnsi="Cambria Math"/>
+                    </w:rPr>
+                    <m:t>W</m:t>
+                  </m:r>
+                </m:e>
+                <m:sub>
+                  <m:r>
+                    <w:rPr>
+                      <w:rFonts w:ascii="Cambria Math" w:hAnsi="Cambria Math"/>
+                    </w:rPr>
+                    <m:t>f</m:t>
+                  </m:r>
+                </m:sub>
+              </m:sSub>
+              <m:r>
+                <m:rPr>
+                  <m:sty m:val="p"/>
+                </m:rPr>
+                <w:rPr>
+                  <w:rFonts w:ascii="Cambria Math" w:hAnsi="Cambria Math"/>
+                </w:rPr>
+                <m:t>⋅</m:t>
+              </m:r>
+              <m:d>
+                <m:dPr>
+                  <m:begChr m:val="["/>
+                  <m:endChr m:val="]"/>
+                  <m:ctrlPr>
+                    <w:rPr>
+                      <w:rFonts w:ascii="Cambria Math" w:hAnsi="Cambria Math"/>
+                    </w:rPr>
+                  </m:ctrlPr>
+                </m:dPr>
+                <m:e>
+                  <m:sSub>
+                    <m:sSubPr>
+                      <m:ctrlPr>
+                        <w:rPr>
+                          <w:rFonts w:ascii="Cambria Math" w:hAnsi="Cambria Math"/>
+                        </w:rPr>
+                      </m:ctrlPr>
+                    </m:sSubPr>
+                    <m:e>
+                      <m:r>
+                        <w:rPr>
+                          <w:rFonts w:ascii="Cambria Math" w:hAnsi="Cambria Math"/>
+                        </w:rPr>
+                        <m:t>h</m:t>
+                      </m:r>
+                    </m:e>
+                    <m:sub>
+                      <m:r>
+                        <w:rPr>
+                          <w:rFonts w:ascii="Cambria Math" w:hAnsi="Cambria Math"/>
+                        </w:rPr>
+                        <m:t>t</m:t>
+                      </m:r>
+                      <m:r>
+                        <m:rPr>
+                          <m:sty m:val="p"/>
+                        </m:rPr>
+                        <w:rPr>
+                          <w:rFonts w:ascii="Cambria Math" w:hAnsi="Cambria Math"/>
+                        </w:rPr>
+                        <m:t>-1</m:t>
+                      </m:r>
+                    </m:sub>
+                  </m:sSub>
+                  <m:r>
+                    <m:rPr>
+                      <m:sty m:val="p"/>
+                    </m:rPr>
+                    <w:rPr>
+                      <w:rFonts w:ascii="Cambria Math" w:hAnsi="Cambria Math"/>
+                    </w:rPr>
+                    <m:t>,</m:t>
+                  </m:r>
+                  <m:sSub>
+                    <m:sSubPr>
+                      <m:ctrlPr>
+                        <w:rPr>
+                          <w:rFonts w:ascii="Cambria Math" w:hAnsi="Cambria Math"/>
+                        </w:rPr>
+                      </m:ctrlPr>
+                    </m:sSubPr>
+                    <m:e>
+                      <m:r>
+                        <w:rPr>
+                          <w:rFonts w:ascii="Cambria Math" w:hAnsi="Cambria Math"/>
+                        </w:rPr>
+                        <m:t>x</m:t>
+                      </m:r>
+                    </m:e>
+                    <m:sub>
+                      <m:r>
+                        <w:rPr>
+                          <w:rFonts w:ascii="Cambria Math" w:hAnsi="Cambria Math"/>
+                        </w:rPr>
+                        <m:t>t</m:t>
+                      </m:r>
+                    </m:sub>
+                  </m:sSub>
+                </m:e>
+              </m:d>
+              <m:r>
+                <m:rPr>
+                  <m:sty m:val="p"/>
+                </m:rPr>
+                <w:rPr>
+                  <w:rFonts w:ascii="Cambria Math" w:hAnsi="Cambria Math"/>
+                </w:rPr>
+                <m:t>+</m:t>
+              </m:r>
+              <m:sSub>
+                <m:sSubPr>
+                  <m:ctrlPr>
+                    <w:rPr>
+                      <w:rFonts w:ascii="Cambria Math" w:hAnsi="Cambria Math"/>
+                    </w:rPr>
+                  </m:ctrlPr>
+                </m:sSubPr>
+                <m:e>
+                  <m:r>
+                    <w:rPr>
+                      <w:rFonts w:ascii="Cambria Math" w:hAnsi="Cambria Math"/>
+                    </w:rPr>
+                    <m:t>b</m:t>
+                  </m:r>
+                </m:e>
+                <m:sub>
+                  <m:r>
+                    <w:rPr>
+                      <w:rFonts w:ascii="Cambria Math" w:hAnsi="Cambria Math"/>
+                    </w:rPr>
+                    <m:t>f</m:t>
+                  </m:r>
+                </m:sub>
+              </m:sSub>
+            </m:e>
+          </m:d>
+        </m:oMath>
+      </m:oMathPara>
+    </w:p>
     <w:p/>
+    <w:p>
+      <w:pPr>
+        <w:rPr>
+          <w:b/>
+          <w:bCs/>
+        </w:rPr>
+      </w:pPr>
+      <w:proofErr w:type="spellStart"/>
+      <w:r>
+        <w:rPr>
+          <w:b/>
+          <w:bCs/>
+        </w:rPr>
+        <w:t>Absorbing</w:t>
+      </w:r>
+      <w:proofErr w:type="spellEnd"/>
+      <w:r>
+        <w:rPr>
+          <w:b/>
+          <w:bCs/>
+        </w:rPr>
+        <w:t xml:space="preserve"> New Information</w:t>
+      </w:r>
+    </w:p>
+    <w:p>
+      <w:proofErr w:type="spellStart"/>
+      <w:r>
+        <w:t>Next</w:t>
+      </w:r>
+      <w:proofErr w:type="spellEnd"/>
+      <w:r>
+        <w:t xml:space="preserve">, </w:t>
+      </w:r>
+      <w:proofErr w:type="spellStart"/>
+      <w:r>
+        <w:t>the</w:t>
+      </w:r>
+      <w:proofErr w:type="spellEnd"/>
+      <w:r>
+        <w:t xml:space="preserve"> </w:t>
+      </w:r>
+      <w:proofErr w:type="spellStart"/>
+      <w:r>
+        <w:t>network</w:t>
+      </w:r>
+      <w:proofErr w:type="spellEnd"/>
+      <w:r>
+        <w:t xml:space="preserve"> </w:t>
+      </w:r>
+      <w:proofErr w:type="spellStart"/>
+      <w:r>
+        <w:t>identifies</w:t>
+      </w:r>
+      <w:proofErr w:type="spellEnd"/>
+      <w:r>
+        <w:t xml:space="preserve"> </w:t>
+      </w:r>
+      <w:proofErr w:type="spellStart"/>
+      <w:r>
+        <w:t>what</w:t>
+      </w:r>
+      <w:proofErr w:type="spellEnd"/>
+      <w:r>
+        <w:t xml:space="preserve"> </w:t>
+      </w:r>
+      <w:proofErr w:type="spellStart"/>
+      <w:r>
+        <w:t>new</w:t>
+      </w:r>
+      <w:proofErr w:type="spellEnd"/>
+      <w:r>
+        <w:t xml:space="preserve"> </w:t>
+      </w:r>
+      <w:proofErr w:type="spellStart"/>
+      <w:r>
+        <w:t>details</w:t>
+      </w:r>
+      <w:proofErr w:type="spellEnd"/>
+      <w:r>
+        <w:t xml:space="preserve"> </w:t>
+      </w:r>
+      <w:proofErr w:type="spellStart"/>
+      <w:r>
+        <w:t>should</w:t>
+      </w:r>
+      <w:proofErr w:type="spellEnd"/>
+      <w:r>
+        <w:t xml:space="preserve"> </w:t>
+      </w:r>
+      <w:proofErr w:type="spellStart"/>
+      <w:r>
+        <w:t>be</w:t>
+      </w:r>
+      <w:proofErr w:type="spellEnd"/>
+      <w:r>
+        <w:t xml:space="preserve"> </w:t>
+      </w:r>
+      <w:proofErr w:type="spellStart"/>
+      <w:r>
+        <w:t>written</w:t>
+      </w:r>
+      <w:proofErr w:type="spellEnd"/>
+      <w:r>
+        <w:t xml:space="preserve"> </w:t>
+      </w:r>
+      <w:proofErr w:type="spellStart"/>
+      <w:r>
+        <w:t>into</w:t>
+      </w:r>
+      <w:proofErr w:type="spellEnd"/>
+      <w:r>
+        <w:t xml:space="preserve"> </w:t>
+      </w:r>
+      <w:proofErr w:type="spellStart"/>
+      <w:r>
+        <w:t>the</w:t>
+      </w:r>
+      <w:proofErr w:type="spellEnd"/>
+      <w:r>
+        <w:t xml:space="preserve"> </w:t>
+      </w:r>
+      <w:proofErr w:type="spellStart"/>
+      <w:r>
+        <w:t>cell</w:t>
+      </w:r>
+      <w:proofErr w:type="spellEnd"/>
+      <w:r>
+        <w:t xml:space="preserve"> state. </w:t>
+      </w:r>
+      <w:proofErr w:type="spellStart"/>
+      <w:r>
+        <w:t>This</w:t>
+      </w:r>
+      <w:proofErr w:type="spellEnd"/>
+      <w:r>
+        <w:t xml:space="preserve"> </w:t>
+      </w:r>
+      <w:proofErr w:type="spellStart"/>
+      <w:r>
+        <w:t>is</w:t>
+      </w:r>
+      <w:proofErr w:type="spellEnd"/>
+      <w:r>
+        <w:t xml:space="preserve"> a </w:t>
+      </w:r>
+      <w:proofErr w:type="spellStart"/>
+      <w:r>
+        <w:t>two</w:t>
+      </w:r>
+      <w:proofErr w:type="spellEnd"/>
+      <w:r>
+        <w:t xml:space="preserve">-step </w:t>
+      </w:r>
+      <w:proofErr w:type="spellStart"/>
+      <w:r>
+        <w:t>process</w:t>
+      </w:r>
+      <w:proofErr w:type="spellEnd"/>
+      <w:r>
+        <w:t xml:space="preserve">: </w:t>
+      </w:r>
+      <w:proofErr w:type="spellStart"/>
+      <w:r>
+        <w:t>the</w:t>
+      </w:r>
+      <w:proofErr w:type="spellEnd"/>
+      <w:r>
+        <w:t xml:space="preserve"> input gate </w:t>
+      </w:r>
+      <m:oMath>
+        <m:d>
+          <m:dPr>
+            <m:ctrlPr>
+              <w:rPr>
+                <w:rFonts w:ascii="Cambria Math" w:hAnsi="Cambria Math"/>
+              </w:rPr>
+            </m:ctrlPr>
+          </m:dPr>
+          <m:e>
+            <m:sSub>
+              <m:sSubPr>
+                <m:ctrlPr>
+                  <w:rPr>
+                    <w:rFonts w:ascii="Cambria Math" w:hAnsi="Cambria Math"/>
+                  </w:rPr>
+                </m:ctrlPr>
+              </m:sSubPr>
+              <m:e>
+                <m:r>
+                  <w:rPr>
+                    <w:rFonts w:ascii="Cambria Math" w:hAnsi="Cambria Math"/>
+                  </w:rPr>
+                  <m:t>i</m:t>
+                </m:r>
+              </m:e>
+              <m:sub>
+                <m:r>
+                  <w:rPr>
+                    <w:rFonts w:ascii="Cambria Math" w:hAnsi="Cambria Math"/>
+                  </w:rPr>
+                  <m:t>t</m:t>
+                </m:r>
+              </m:sub>
+            </m:sSub>
+          </m:e>
+        </m:d>
+      </m:oMath>
+      <w:r>
+        <w:t xml:space="preserve"> filters the incoming signals, while a candidate state </w:t>
+      </w:r>
+      <m:oMath>
+        <m:r>
+          <m:rPr>
+            <m:sty m:val="p"/>
+          </m:rPr>
+          <w:rPr>
+            <w:rFonts w:ascii="Cambria Math" w:hAnsi="Cambria Math"/>
+          </w:rPr>
+          <m:t>(</m:t>
+        </m:r>
+        <m:sSub>
+          <m:sSubPr>
+            <m:ctrlPr>
+              <w:rPr>
+                <w:rFonts w:ascii="Cambria Math" w:hAnsi="Cambria Math"/>
+              </w:rPr>
+            </m:ctrlPr>
+          </m:sSubPr>
+          <m:e>
+            <m:r>
+              <w:rPr>
+                <w:rFonts w:ascii="Cambria Math" w:hAnsi="Cambria Math"/>
+              </w:rPr>
+              <m:t>C</m:t>
+            </m:r>
+          </m:e>
+          <m:sub>
+            <m:r>
+              <w:rPr>
+                <w:rFonts w:ascii="Cambria Math" w:hAnsi="Cambria Math"/>
+              </w:rPr>
+              <m:t>t</m:t>
+            </m:r>
+          </m:sub>
+        </m:sSub>
+      </m:oMath>
+      <w:r>
+        <w:t xml:space="preserve">) </w:t>
+      </w:r>
+      <w:r>
+        <w:t>ex</w:t>
+      </w:r>
+      <w:proofErr w:type="spellStart"/>
+      <w:r>
+        <w:t xml:space="preserve">tracts </w:t>
+      </w:r>
+      <w:proofErr w:type="spellEnd"/>
+      <w:r>
+        <w:t xml:space="preserve">raw </w:t>
+      </w:r>
+      <w:proofErr w:type="spellStart"/>
+      <w:r>
+        <w:t>patterns</w:t>
+      </w:r>
+      <w:proofErr w:type="spellEnd"/>
+      <w:r>
+        <w:t xml:space="preserve"> </w:t>
+      </w:r>
+      <w:proofErr w:type="spellStart"/>
+      <w:r>
+        <w:t>through</w:t>
+      </w:r>
+      <w:proofErr w:type="spellEnd"/>
+      <w:r>
+        <w:t xml:space="preserve"> a standard </w:t>
+      </w:r>
+      <m:oMath>
+        <m:r>
+          <w:rPr>
+            <w:rFonts w:ascii="Cambria Math" w:hAnsi="Cambria Math"/>
+          </w:rPr>
+          <m:t>tanh</m:t>
+        </m:r>
+      </m:oMath>
+      <w:r>
+        <w:t xml:space="preserve"> layer:</w:t>
+      </w:r>
+    </w:p>
+    <w:p>
+      <m:oMathPara>
+        <m:oMath>
+          <m:sSub>
+            <m:sSubPr>
+              <m:ctrlPr>
+                <w:rPr>
+                  <w:rFonts w:ascii="Cambria Math" w:hAnsi="Cambria Math"/>
+                </w:rPr>
+              </m:ctrlPr>
+            </m:sSubPr>
+            <m:e>
+              <m:r>
+                <w:rPr>
+                  <w:rFonts w:ascii="Cambria Math" w:hAnsi="Cambria Math"/>
+                </w:rPr>
+                <m:t>i</m:t>
+              </m:r>
+            </m:e>
+            <m:sub>
+              <m:r>
+                <w:rPr>
+                  <w:rFonts w:ascii="Cambria Math" w:hAnsi="Cambria Math"/>
+                </w:rPr>
+                <m:t>t</m:t>
+              </m:r>
+            </m:sub>
+          </m:sSub>
+          <m:r>
+            <m:rPr>
+              <m:sty m:val="p"/>
+            </m:rPr>
+            <w:rPr>
+              <w:rFonts w:ascii="Cambria Math" w:hAnsi="Cambria Math"/>
+            </w:rPr>
+            <m:t>=</m:t>
+          </m:r>
+          <m:r>
+            <w:rPr>
+              <w:rFonts w:ascii="Cambria Math" w:hAnsi="Cambria Math"/>
+            </w:rPr>
+            <m:t>σ</m:t>
+          </m:r>
+          <m:d>
+            <m:dPr>
+              <m:ctrlPr>
+                <w:rPr>
+                  <w:rFonts w:ascii="Cambria Math" w:hAnsi="Cambria Math"/>
+                </w:rPr>
+              </m:ctrlPr>
+            </m:dPr>
+            <m:e>
+              <m:sSub>
+                <m:sSubPr>
+                  <m:ctrlPr>
+                    <w:rPr>
+                      <w:rFonts w:ascii="Cambria Math" w:hAnsi="Cambria Math"/>
+                    </w:rPr>
+                  </m:ctrlPr>
+                </m:sSubPr>
+                <m:e>
+                  <m:r>
+                    <w:rPr>
+                      <w:rFonts w:ascii="Cambria Math" w:hAnsi="Cambria Math"/>
+                    </w:rPr>
+                    <m:t>W</m:t>
+                  </m:r>
+                </m:e>
+                <m:sub>
+                  <m:r>
+                    <w:rPr>
+                      <w:rFonts w:ascii="Cambria Math" w:hAnsi="Cambria Math"/>
+                    </w:rPr>
+                    <m:t>i</m:t>
+                  </m:r>
+                </m:sub>
+              </m:sSub>
+              <m:r>
+                <m:rPr>
+                  <m:sty m:val="p"/>
+                </m:rPr>
+                <w:rPr>
+                  <w:rFonts w:ascii="Cambria Math" w:hAnsi="Cambria Math"/>
+                </w:rPr>
+                <m:t>⋅</m:t>
+              </m:r>
+              <m:d>
+                <m:dPr>
+                  <m:begChr m:val="["/>
+                  <m:endChr m:val="]"/>
+                  <m:ctrlPr>
+                    <w:rPr>
+                      <w:rFonts w:ascii="Cambria Math" w:hAnsi="Cambria Math"/>
+                    </w:rPr>
+                  </m:ctrlPr>
+                </m:dPr>
+                <m:e>
+                  <m:sSub>
+                    <m:sSubPr>
+                      <m:ctrlPr>
+                        <w:rPr>
+                          <w:rFonts w:ascii="Cambria Math" w:hAnsi="Cambria Math"/>
+                        </w:rPr>
+                      </m:ctrlPr>
+                    </m:sSubPr>
+                    <m:e>
+                      <m:r>
+                        <w:rPr>
+                          <w:rFonts w:ascii="Cambria Math" w:hAnsi="Cambria Math"/>
+                        </w:rPr>
+                        <m:t>h</m:t>
+                      </m:r>
+                    </m:e>
+                    <m:sub>
+                      <m:r>
+                        <w:rPr>
+                          <w:rFonts w:ascii="Cambria Math" w:hAnsi="Cambria Math"/>
+                        </w:rPr>
+                        <m:t>t</m:t>
+                      </m:r>
+                      <m:r>
+                        <m:rPr>
+                          <m:sty m:val="p"/>
+                        </m:rPr>
+                        <w:rPr>
+                          <w:rFonts w:ascii="Cambria Math" w:hAnsi="Cambria Math"/>
+                        </w:rPr>
+                        <m:t>-1</m:t>
+                      </m:r>
+                    </m:sub>
+                  </m:sSub>
+                  <m:r>
+                    <m:rPr>
+                      <m:sty m:val="p"/>
+                    </m:rPr>
+                    <w:rPr>
+                      <w:rFonts w:ascii="Cambria Math" w:hAnsi="Cambria Math"/>
+                    </w:rPr>
+                    <m:t>,</m:t>
+                  </m:r>
+                  <m:sSub>
+                    <m:sSubPr>
+                      <m:ctrlPr>
+                        <w:rPr>
+                          <w:rFonts w:ascii="Cambria Math" w:hAnsi="Cambria Math"/>
+                        </w:rPr>
+                      </m:ctrlPr>
+                    </m:sSubPr>
+                    <m:e>
+                      <m:r>
+                        <w:rPr>
+                          <w:rFonts w:ascii="Cambria Math" w:hAnsi="Cambria Math"/>
+                        </w:rPr>
+                        <m:t>x</m:t>
+                      </m:r>
+                    </m:e>
+                    <m:sub>
+                      <m:r>
+                        <w:rPr>
+                          <w:rFonts w:ascii="Cambria Math" w:hAnsi="Cambria Math"/>
+                        </w:rPr>
+                        <m:t>t</m:t>
+                      </m:r>
+                    </m:sub>
+                  </m:sSub>
+                </m:e>
+              </m:d>
+              <m:r>
+                <m:rPr>
+                  <m:sty m:val="p"/>
+                </m:rPr>
+                <w:rPr>
+                  <w:rFonts w:ascii="Cambria Math" w:hAnsi="Cambria Math"/>
+                </w:rPr>
+                <m:t>+</m:t>
+              </m:r>
+              <m:sSub>
+                <m:sSubPr>
+                  <m:ctrlPr>
+                    <w:rPr>
+                      <w:rFonts w:ascii="Cambria Math" w:hAnsi="Cambria Math"/>
+                    </w:rPr>
+                  </m:ctrlPr>
+                </m:sSubPr>
+                <m:e>
+                  <m:r>
+                    <w:rPr>
+                      <w:rFonts w:ascii="Cambria Math" w:hAnsi="Cambria Math"/>
+                    </w:rPr>
+                    <m:t>b</m:t>
+                  </m:r>
+                </m:e>
+                <m:sub>
+                  <m:r>
+                    <w:rPr>
+                      <w:rFonts w:ascii="Cambria Math" w:hAnsi="Cambria Math"/>
+                    </w:rPr>
+                    <m:t>i</m:t>
+                  </m:r>
+                </m:sub>
+              </m:sSub>
+            </m:e>
+          </m:d>
+        </m:oMath>
+      </m:oMathPara>
+    </w:p>
+    <w:p>
+      <w:pPr>
+        <w:rPr>
+          <w:b/>
+          <w:bCs/>
+        </w:rPr>
+      </w:pPr>
+      <m:oMathPara>
+        <m:oMath>
+          <m:sSub>
+            <m:sSubPr>
+              <m:ctrlPr>
+                <w:rPr>
+                  <w:rFonts w:ascii="Cambria Math" w:hAnsi="Cambria Math"/>
+                  <w:b/>
+                  <w:bCs/>
+                </w:rPr>
+              </m:ctrlPr>
+            </m:sSubPr>
+            <m:e>
+              <m:r>
+                <m:rPr>
+                  <m:sty m:val="bi"/>
+                </m:rPr>
+                <w:rPr>
+                  <w:rFonts w:ascii="Cambria Math" w:hAnsi="Cambria Math"/>
+                </w:rPr>
+                <m:t>C</m:t>
+              </m:r>
+            </m:e>
+            <m:sub>
+              <m:r>
+                <m:rPr>
+                  <m:sty m:val="bi"/>
+                </m:rPr>
+                <w:rPr>
+                  <w:rFonts w:ascii="Cambria Math" w:hAnsi="Cambria Math"/>
+                </w:rPr>
+                <m:t>t</m:t>
+              </m:r>
+            </m:sub>
+          </m:sSub>
+          <m:r>
+            <m:rPr>
+              <m:sty m:val="b"/>
+            </m:rPr>
+            <w:rPr>
+              <w:rFonts w:ascii="Cambria Math" w:hAnsi="Cambria Math"/>
+            </w:rPr>
+            <m:t>=</m:t>
+          </m:r>
+          <m:r>
+            <m:rPr>
+              <m:sty m:val="bi"/>
+            </m:rPr>
+            <w:rPr>
+              <w:rFonts w:ascii="Cambria Math" w:hAnsi="Cambria Math"/>
+            </w:rPr>
+            <m:t>tanh</m:t>
+          </m:r>
+          <m:d>
+            <m:dPr>
+              <m:ctrlPr>
+                <w:rPr>
+                  <w:rFonts w:ascii="Cambria Math" w:hAnsi="Cambria Math"/>
+                  <w:b/>
+                  <w:bCs/>
+                </w:rPr>
+              </m:ctrlPr>
+            </m:dPr>
+            <m:e>
+              <m:sSub>
+                <m:sSubPr>
+                  <m:ctrlPr>
+                    <w:rPr>
+                      <w:rFonts w:ascii="Cambria Math" w:hAnsi="Cambria Math"/>
+                      <w:b/>
+                      <w:bCs/>
+                    </w:rPr>
+                  </m:ctrlPr>
+                </m:sSubPr>
+                <m:e>
+                  <m:r>
+                    <m:rPr>
+                      <m:sty m:val="bi"/>
+                    </m:rPr>
+                    <w:rPr>
+                      <w:rFonts w:ascii="Cambria Math" w:hAnsi="Cambria Math"/>
+                    </w:rPr>
+                    <m:t>W</m:t>
+                  </m:r>
+                </m:e>
+                <m:sub>
+                  <m:r>
+                    <m:rPr>
+                      <m:sty m:val="bi"/>
+                    </m:rPr>
+                    <w:rPr>
+                      <w:rFonts w:ascii="Cambria Math" w:hAnsi="Cambria Math"/>
+                    </w:rPr>
+                    <m:t>c</m:t>
+                  </m:r>
+                </m:sub>
+              </m:sSub>
+              <m:r>
+                <m:rPr>
+                  <m:sty m:val="b"/>
+                </m:rPr>
+                <w:rPr>
+                  <w:rFonts w:ascii="Cambria Math" w:hAnsi="Cambria Math"/>
+                </w:rPr>
+                <m:t>⋅</m:t>
+              </m:r>
+              <m:d>
+                <m:dPr>
+                  <m:begChr m:val="["/>
+                  <m:endChr m:val="]"/>
+                  <m:ctrlPr>
+                    <w:rPr>
+                      <w:rFonts w:ascii="Cambria Math" w:hAnsi="Cambria Math"/>
+                      <w:b/>
+                      <w:bCs/>
+                    </w:rPr>
+                  </m:ctrlPr>
+                </m:dPr>
+                <m:e>
+                  <m:sSub>
+                    <m:sSubPr>
+                      <m:ctrlPr>
+                        <w:rPr>
+                          <w:rFonts w:ascii="Cambria Math" w:hAnsi="Cambria Math"/>
+                          <w:b/>
+                          <w:bCs/>
+                        </w:rPr>
+                      </m:ctrlPr>
+                    </m:sSubPr>
+                    <m:e>
+                      <m:r>
+                        <m:rPr>
+                          <m:sty m:val="bi"/>
+                        </m:rPr>
+                        <w:rPr>
+                          <w:rFonts w:ascii="Cambria Math" w:hAnsi="Cambria Math"/>
+                        </w:rPr>
+                        <m:t>h</m:t>
+                      </m:r>
+                    </m:e>
+                    <m:sub>
+                      <m:r>
+                        <m:rPr>
+                          <m:sty m:val="bi"/>
+                        </m:rPr>
+                        <w:rPr>
+                          <w:rFonts w:ascii="Cambria Math" w:hAnsi="Cambria Math"/>
+                        </w:rPr>
+                        <m:t>t</m:t>
+                      </m:r>
+                      <m:r>
+                        <m:rPr>
+                          <m:sty m:val="b"/>
+                        </m:rPr>
+                        <w:rPr>
+                          <w:rFonts w:ascii="Cambria Math" w:hAnsi="Cambria Math"/>
+                        </w:rPr>
+                        <m:t>-1</m:t>
+                      </m:r>
+                    </m:sub>
+                  </m:sSub>
+                  <m:r>
+                    <m:rPr>
+                      <m:sty m:val="b"/>
+                    </m:rPr>
+                    <w:rPr>
+                      <w:rFonts w:ascii="Cambria Math" w:hAnsi="Cambria Math"/>
+                    </w:rPr>
+                    <m:t>,</m:t>
+                  </m:r>
+                  <m:sSub>
+                    <m:sSubPr>
+                      <m:ctrlPr>
+                        <w:rPr>
+                          <w:rFonts w:ascii="Cambria Math" w:hAnsi="Cambria Math"/>
+                          <w:b/>
+                          <w:bCs/>
+                        </w:rPr>
+                      </m:ctrlPr>
+                    </m:sSubPr>
+                    <m:e>
+                      <m:r>
+                        <m:rPr>
+                          <m:sty m:val="bi"/>
+                        </m:rPr>
+                        <w:rPr>
+                          <w:rFonts w:ascii="Cambria Math" w:hAnsi="Cambria Math"/>
+                        </w:rPr>
+                        <m:t>x</m:t>
+                      </m:r>
+                    </m:e>
+                    <m:sub>
+                      <m:r>
+                        <m:rPr>
+                          <m:sty m:val="bi"/>
+                        </m:rPr>
+                        <w:rPr>
+                          <w:rFonts w:ascii="Cambria Math" w:hAnsi="Cambria Math"/>
+                        </w:rPr>
+                        <m:t>t</m:t>
+                      </m:r>
+                    </m:sub>
+                  </m:sSub>
+                </m:e>
+              </m:d>
+              <m:r>
+                <m:rPr>
+                  <m:sty m:val="b"/>
+                </m:rPr>
+                <w:rPr>
+                  <w:rFonts w:ascii="Cambria Math" w:hAnsi="Cambria Math"/>
+                </w:rPr>
+                <m:t>+</m:t>
+              </m:r>
+              <m:sSub>
+                <m:sSubPr>
+                  <m:ctrlPr>
+                    <w:rPr>
+                      <w:rFonts w:ascii="Cambria Math" w:hAnsi="Cambria Math"/>
+                      <w:b/>
+                      <w:bCs/>
+                    </w:rPr>
+                  </m:ctrlPr>
+                </m:sSubPr>
+                <m:e>
+                  <m:r>
+                    <m:rPr>
+                      <m:sty m:val="bi"/>
+                    </m:rPr>
+                    <w:rPr>
+                      <w:rFonts w:ascii="Cambria Math" w:hAnsi="Cambria Math"/>
+                    </w:rPr>
+                    <m:t>b</m:t>
+                  </m:r>
+                </m:e>
+                <m:sub>
+                  <m:r>
+                    <m:rPr>
+                      <m:sty m:val="bi"/>
+                    </m:rPr>
+                    <w:rPr>
+                      <w:rFonts w:ascii="Cambria Math" w:hAnsi="Cambria Math"/>
+                    </w:rPr>
+                    <m:t>c</m:t>
+                  </m:r>
+                </m:sub>
+              </m:sSub>
+            </m:e>
+          </m:d>
+        </m:oMath>
+      </m:oMathPara>
+    </w:p>
+    <w:p>
+      <w:pPr>
+        <w:rPr>
+          <w:b/>
+          <w:bCs/>
+        </w:rPr>
+      </w:pPr>
+      <w:proofErr w:type="spellStart"/>
+      <w:r>
+        <w:rPr>
+          <w:b/>
+          <w:bCs/>
+        </w:rPr>
+        <w:t>Rewriting</w:t>
+      </w:r>
+      <w:proofErr w:type="spellEnd"/>
+      <w:r>
+        <w:rPr>
+          <w:b/>
+          <w:bCs/>
+        </w:rPr>
+        <w:t xml:space="preserve"> </w:t>
+      </w:r>
+      <w:proofErr w:type="spellStart"/>
+      <w:r>
+        <w:rPr>
+          <w:b/>
+          <w:bCs/>
+        </w:rPr>
+        <w:t>the</w:t>
+      </w:r>
+      <w:proofErr w:type="spellEnd"/>
+      <w:r>
+        <w:rPr>
+          <w:b/>
+          <w:bCs/>
+        </w:rPr>
+        <w:t xml:space="preserve"> </w:t>
+      </w:r>
+      <w:proofErr w:type="spellStart"/>
+      <w:r>
+        <w:rPr>
+          <w:b/>
+          <w:bCs/>
+        </w:rPr>
+        <w:t>Internal Memory</w:t>
+      </w:r>
+    </w:p>
+    <w:p>
+      <w:r>
+        <w:t>With</w:t>
+      </w:r>
+      <w:proofErr w:type="spellEnd"/>
+      <w:r>
+        <w:t xml:space="preserve"> </w:t>
+      </w:r>
+      <w:proofErr w:type="spellStart"/>
+      <w:r>
+        <w:t>both</w:t>
+      </w:r>
+      <w:proofErr w:type="spellEnd"/>
+      <w:r>
+        <w:t xml:space="preserve"> </w:t>
+      </w:r>
+      <w:proofErr w:type="spellStart"/>
+      <w:r>
+        <w:t>gates</w:t>
+      </w:r>
+      <w:proofErr w:type="spellEnd"/>
+      <w:r>
+        <w:t xml:space="preserve"> </w:t>
+      </w:r>
+      <w:proofErr w:type="spellStart"/>
+      <w:r>
+        <w:t>ready</w:t>
+      </w:r>
+      <w:proofErr w:type="spellEnd"/>
+      <w:r>
+        <w:t xml:space="preserve">, </w:t>
+      </w:r>
+      <w:proofErr w:type="spellStart"/>
+      <w:r>
+        <w:t>the</w:t>
+      </w:r>
+      <w:proofErr w:type="spellEnd"/>
+      <w:r>
+        <w:t xml:space="preserve"> </w:t>
+      </w:r>
+      <w:proofErr w:type="spellStart"/>
+      <w:r>
+        <w:t>cell</w:t>
+      </w:r>
+      <w:proofErr w:type="spellEnd"/>
+      <w:r>
+        <w:t xml:space="preserve"> </w:t>
+      </w:r>
+      <w:proofErr w:type="spellStart"/>
+      <w:r>
+        <w:t>updates</w:t>
+      </w:r>
+      <w:proofErr w:type="spellEnd"/>
+      <w:r>
+        <w:t xml:space="preserve"> </w:t>
+      </w:r>
+      <w:proofErr w:type="spellStart"/>
+      <w:r>
+        <w:t>its</w:t>
+      </w:r>
+      <w:proofErr w:type="spellEnd"/>
+      <w:r>
+        <w:t xml:space="preserve"> </w:t>
+      </w:r>
+      <w:proofErr w:type="spellStart"/>
+      <w:r>
+        <w:t>internal</w:t>
+      </w:r>
+      <w:proofErr w:type="spellEnd"/>
+      <w:r>
+        <w:t xml:space="preserve"> state</w:t>
+      </w:r>
+      <w:r>
+        <w:t xml:space="preserve"> </w:t>
+      </w:r>
+      <m:oMath>
+        <m:sSub>
+          <m:sSubPr>
+            <m:ctrlPr>
+              <w:rPr>
+                <w:rFonts w:ascii="Cambria Math" w:hAnsi="Cambria Math"/>
+              </w:rPr>
+            </m:ctrlPr>
+          </m:sSubPr>
+          <m:e>
+            <m:d>
+              <m:dPr>
+                <m:begChr m:val="{"/>
+                <m:endChr m:val="}"/>
+                <m:ctrlPr>
+                  <w:rPr>
+                    <w:rFonts w:ascii="Cambria Math" w:hAnsi="Cambria Math"/>
+                  </w:rPr>
+                </m:ctrlPr>
+              </m:dPr>
+              <m:e>
+                <m:r>
+                  <w:rPr>
+                    <w:rFonts w:ascii="Cambria Math" w:hAnsi="Cambria Math"/>
+                  </w:rPr>
+                  <m:t>C</m:t>
+                </m:r>
+              </m:e>
+            </m:d>
+          </m:e>
+          <m:sub>
+            <m:r>
+              <w:rPr>
+                <w:rFonts w:ascii="Cambria Math" w:hAnsi="Cambria Math"/>
+              </w:rPr>
+              <m:t>t</m:t>
+            </m:r>
+          </m:sub>
+        </m:sSub>
+        <m:r>
+          <m:rPr>
+            <m:sty m:val="p"/>
+          </m:rPr>
+          <w:rPr>
+            <w:rFonts w:ascii="Cambria Math" w:hAnsi="Cambria Math"/>
+          </w:rPr>
+          <m:t xml:space="preserve">. </m:t>
+        </m:r>
+      </m:oMath>
+      <w:r>
+        <w:t xml:space="preserve">It applies an element-wise multiplication (the Hadamard product, </w:t>
+      </w:r>
+      <m:oMath>
+        <m:r>
+          <m:rPr>
+            <m:sty m:val="p"/>
+          </m:rPr>
+          <w:rPr>
+            <w:rFonts w:ascii="Cambria Math" w:hAnsi="Cambria Math"/>
+          </w:rPr>
+          <m:t>∘</m:t>
+        </m:r>
+      </m:oMath>
+      <w:r>
+        <w:t xml:space="preserve">) </w:t>
+      </w:r>
+      <w:proofErr w:type="spellStart"/>
+      <w:r>
+        <w:t>to</w:t>
+      </w:r>
+      <w:proofErr w:type="spellEnd"/>
+      <w:r>
+        <w:t xml:space="preserve"> scale down the old memory by the forget vector, and adds the newly approved candidate features:</w:t>
+      </w:r>
+    </w:p>
+    <w:p>
+      <m:oMathPara>
+        <m:oMath>
+          <m:sSub>
+            <m:sSubPr>
+              <m:ctrlPr>
+                <w:rPr>
+                  <w:rFonts w:ascii="Cambria Math" w:hAnsi="Cambria Math"/>
+                </w:rPr>
+              </m:ctrlPr>
+            </m:sSubPr>
+            <m:e>
+              <m:r>
+                <w:rPr>
+                  <w:rFonts w:ascii="Cambria Math" w:hAnsi="Cambria Math"/>
+                </w:rPr>
+                <m:t>C</m:t>
+              </m:r>
+            </m:e>
+            <m:sub>
+              <m:r>
+                <w:rPr>
+                  <w:rFonts w:ascii="Cambria Math" w:hAnsi="Cambria Math"/>
+                </w:rPr>
+                <m:t>t</m:t>
+              </m:r>
+            </m:sub>
+          </m:sSub>
+          <m:r>
+            <m:rPr>
+              <m:sty m:val="p"/>
+            </m:rPr>
+            <w:rPr>
+              <w:rFonts w:ascii="Cambria Math" w:hAnsi="Cambria Math"/>
+            </w:rPr>
+            <m:t>=</m:t>
+          </m:r>
+          <m:sSub>
+            <m:sSubPr>
+              <m:ctrlPr>
+                <w:rPr>
+                  <w:rFonts w:ascii="Cambria Math" w:hAnsi="Cambria Math"/>
+                </w:rPr>
+              </m:ctrlPr>
+            </m:sSubPr>
+            <m:e>
+              <m:r>
+                <w:rPr>
+                  <w:rFonts w:ascii="Cambria Math" w:hAnsi="Cambria Math"/>
+                </w:rPr>
+                <m:t>f</m:t>
+              </m:r>
+            </m:e>
+            <m:sub>
+              <m:r>
+                <w:rPr>
+                  <w:rFonts w:ascii="Cambria Math" w:hAnsi="Cambria Math"/>
+                </w:rPr>
+                <m:t>t</m:t>
+              </m:r>
+            </m:sub>
+          </m:sSub>
+          <m:r>
+            <m:rPr>
+              <m:sty m:val="p"/>
+            </m:rPr>
+            <w:rPr>
+              <w:rFonts w:ascii="Cambria Math" w:hAnsi="Cambria Math"/>
+            </w:rPr>
+            <m:t>∘</m:t>
+          </m:r>
+          <m:sSub>
+            <m:sSubPr>
+              <m:ctrlPr>
+                <w:rPr>
+                  <w:rFonts w:ascii="Cambria Math" w:hAnsi="Cambria Math"/>
+                </w:rPr>
+              </m:ctrlPr>
+            </m:sSubPr>
+            <m:e>
+              <m:r>
+                <w:rPr>
+                  <w:rFonts w:ascii="Cambria Math" w:hAnsi="Cambria Math"/>
+                </w:rPr>
+                <m:t>C</m:t>
+              </m:r>
+            </m:e>
+            <m:sub>
+              <m:r>
+                <w:rPr>
+                  <w:rFonts w:ascii="Cambria Math" w:hAnsi="Cambria Math"/>
+                </w:rPr>
+                <m:t>t</m:t>
+              </m:r>
+              <m:r>
+                <m:rPr>
+                  <m:sty m:val="p"/>
+                </m:rPr>
+                <w:rPr>
+                  <w:rFonts w:ascii="Cambria Math" w:hAnsi="Cambria Math"/>
+                </w:rPr>
+                <m:t>-1</m:t>
+              </m:r>
+            </m:sub>
+          </m:sSub>
+          <m:r>
+            <m:rPr>
+              <m:sty m:val="p"/>
+            </m:rPr>
+            <w:rPr>
+              <w:rFonts w:ascii="Cambria Math" w:hAnsi="Cambria Math"/>
+            </w:rPr>
+            <m:t>+</m:t>
+          </m:r>
+          <m:sSub>
+            <m:sSubPr>
+              <m:ctrlPr>
+                <w:rPr>
+                  <w:rFonts w:ascii="Cambria Math" w:hAnsi="Cambria Math"/>
+                </w:rPr>
+              </m:ctrlPr>
+            </m:sSubPr>
+            <m:e>
+              <m:r>
+                <w:rPr>
+                  <w:rFonts w:ascii="Cambria Math" w:hAnsi="Cambria Math"/>
+                </w:rPr>
+                <m:t>i</m:t>
+              </m:r>
+            </m:e>
+            <m:sub>
+              <m:r>
+                <w:rPr>
+                  <w:rFonts w:ascii="Cambria Math" w:hAnsi="Cambria Math"/>
+                </w:rPr>
+                <m:t>t</m:t>
+              </m:r>
+            </m:sub>
+          </m:sSub>
+          <m:r>
+            <m:rPr>
+              <m:sty m:val="p"/>
+            </m:rPr>
+            <w:rPr>
+              <w:rFonts w:ascii="Cambria Math" w:hAnsi="Cambria Math"/>
+            </w:rPr>
+            <m:t>∘</m:t>
+          </m:r>
+          <m:acc>
+            <m:accPr>
+              <m:chr m:val="̃"/>
+              <m:ctrlPr>
+                <w:rPr>
+                  <w:rFonts w:ascii="Cambria Math" w:hAnsi="Cambria Math"/>
+                </w:rPr>
+              </m:ctrlPr>
+            </m:accPr>
+            <m:e>
+              <m:sSub>
+                <m:sSubPr>
+                  <m:ctrlPr>
+                    <w:rPr>
+                      <w:rFonts w:ascii="Cambria Math" w:hAnsi="Cambria Math"/>
+                    </w:rPr>
+                  </m:ctrlPr>
+                </m:sSubPr>
+                <m:e>
+                  <m:r>
+                    <w:rPr>
+                      <w:rFonts w:ascii="Cambria Math" w:hAnsi="Cambria Math"/>
+                    </w:rPr>
+                    <m:t>C</m:t>
+                  </m:r>
+                </m:e>
+                <m:sub>
+                  <m:r>
+                    <w:rPr>
+                      <w:rFonts w:ascii="Cambria Math" w:hAnsi="Cambria Math"/>
+                    </w:rPr>
+                    <m:t>t</m:t>
+                  </m:r>
+                </m:sub>
+              </m:sSub>
+            </m:e>
+          </m:acc>
+        </m:oMath>
+      </m:oMathPara>
+    </w:p>
+    <w:p>
+      <w:pPr>
+        <w:rPr>
+          <w:b/>
+          <w:bCs/>
+        </w:rPr>
+      </w:pPr>
+      <w:proofErr w:type="spellStart"/>
+      <w:r>
+        <w:rPr>
+          <w:b/>
+          <w:bCs/>
+        </w:rPr>
+        <w:t>Projecting</w:t>
+      </w:r>
+      <w:proofErr w:type="spellEnd"/>
+      <w:r>
+        <w:rPr>
+          <w:b/>
+          <w:bCs/>
+        </w:rPr>
+        <w:t xml:space="preserve"> </w:t>
+      </w:r>
+      <w:proofErr w:type="spellStart"/>
+      <w:r>
+        <w:rPr>
+          <w:b/>
+          <w:bCs/>
+        </w:rPr>
+        <w:t>the</w:t>
+      </w:r>
+      <w:proofErr w:type="spellEnd"/>
+      <w:r>
+        <w:rPr>
+          <w:b/>
+          <w:bCs/>
+        </w:rPr>
+        <w:t xml:space="preserve"> </w:t>
+      </w:r>
+      <w:proofErr w:type="spellStart"/>
+      <w:r>
+        <w:rPr>
+          <w:b/>
+          <w:bCs/>
+        </w:rPr>
+        <w:t>Hidden</w:t>
+      </w:r>
+      <w:proofErr w:type="spellEnd"/>
+      <w:r>
+        <w:rPr>
+          <w:b/>
+          <w:bCs/>
+        </w:rPr>
+        <w:t xml:space="preserve"> Output</w:t>
+      </w:r>
+    </w:p>
+    <w:p>
+      <w:proofErr w:type="spellStart"/>
+      <w:r>
+        <w:t>Finally</w:t>
+      </w:r>
+      <w:proofErr w:type="spellEnd"/>
+      <w:r>
+        <w:t xml:space="preserve">, </w:t>
+      </w:r>
+      <w:proofErr w:type="spellStart"/>
+      <w:r>
+        <w:t>the</w:t>
+      </w:r>
+      <w:proofErr w:type="spellEnd"/>
+      <w:r>
+        <w:t xml:space="preserve"> output gate </w:t>
+      </w:r>
+      <w:proofErr w:type="spellStart"/>
+      <w:r>
+        <w:t>determines</w:t>
+      </w:r>
+      <w:proofErr w:type="spellEnd"/>
+      <w:r>
+        <w:t xml:space="preserve"> </w:t>
+      </w:r>
+      <w:proofErr w:type="spellStart"/>
+      <w:r>
+        <w:t>what</w:t>
+      </w:r>
+      <w:proofErr w:type="spellEnd"/>
+      <w:r>
+        <w:t xml:space="preserve"> </w:t>
+      </w:r>
+      <w:proofErr w:type="spellStart"/>
+      <w:r>
+        <w:t>features</w:t>
+      </w:r>
+      <w:proofErr w:type="spellEnd"/>
+      <w:r>
+        <w:t xml:space="preserve"> </w:t>
+      </w:r>
+      <w:proofErr w:type="spellStart"/>
+      <w:r>
+        <w:t>to</w:t>
+      </w:r>
+      <w:proofErr w:type="spellEnd"/>
+      <w:r>
+        <w:t xml:space="preserve"> </w:t>
+      </w:r>
+      <w:proofErr w:type="spellStart"/>
+      <w:r>
+        <w:t>broadcast</w:t>
+      </w:r>
+      <w:proofErr w:type="spellEnd"/>
+      <w:r>
+        <w:t xml:space="preserve"> </w:t>
+      </w:r>
+      <w:proofErr w:type="spellStart"/>
+      <w:r>
+        <w:t>outside</w:t>
+      </w:r>
+      <w:proofErr w:type="spellEnd"/>
+      <w:r>
+        <w:t xml:space="preserve"> </w:t>
+      </w:r>
+      <w:proofErr w:type="spellStart"/>
+      <w:r>
+        <w:t>the</w:t>
+      </w:r>
+      <w:proofErr w:type="spellEnd"/>
+      <w:r>
+        <w:t xml:space="preserve"> </w:t>
+      </w:r>
+      <w:proofErr w:type="spellStart"/>
+      <w:r>
+        <w:t>cell</w:t>
+      </w:r>
+      <w:proofErr w:type="spellEnd"/>
+      <w:r>
+        <w:t xml:space="preserve">. The </w:t>
+      </w:r>
+      <w:proofErr w:type="spellStart"/>
+      <w:r>
+        <w:t>updated</w:t>
+      </w:r>
+      <w:proofErr w:type="spellEnd"/>
+      <w:r>
+        <w:t xml:space="preserve"> </w:t>
+      </w:r>
+      <w:proofErr w:type="spellStart"/>
+      <w:r>
+        <w:t>cell</w:t>
+      </w:r>
+      <w:proofErr w:type="spellEnd"/>
+      <w:r>
+        <w:t xml:space="preserve"> state </w:t>
+      </w:r>
+      <w:proofErr w:type="spellStart"/>
+      <w:r>
+        <w:t>is</w:t>
+      </w:r>
+      <w:proofErr w:type="spellEnd"/>
+      <w:r>
+        <w:t xml:space="preserve"> </w:t>
+      </w:r>
+      <w:proofErr w:type="spellStart"/>
+      <w:r>
+        <w:t>passed</w:t>
+      </w:r>
+      <w:proofErr w:type="spellEnd"/>
+      <w:r>
+        <w:t xml:space="preserve"> </w:t>
+      </w:r>
+      <w:proofErr w:type="spellStart"/>
+      <w:r>
+        <w:t>through</w:t>
+      </w:r>
+      <w:proofErr w:type="spellEnd"/>
+      <w:r>
+        <w:t xml:space="preserve"> a </w:t>
+      </w:r>
+      <m:oMath>
+        <m:r>
+          <w:rPr>
+            <w:rFonts w:ascii="Cambria Math" w:hAnsi="Cambria Math"/>
+          </w:rPr>
+          <m:t>tanh</m:t>
+        </m:r>
+        <m:r>
+          <m:rPr>
+            <m:sty m:val="p"/>
+          </m:rPr>
+          <w:rPr>
+            <w:rFonts w:ascii="Cambria Math" w:hAnsi="Cambria Math"/>
+          </w:rPr>
+          <m:t xml:space="preserve"> </m:t>
+        </m:r>
+      </m:oMath>
+      <w:r>
+        <w:t xml:space="preserve">layer to normalize the values, then scaled by the output gate to produce the </w:t>
+      </w:r>
+      <w:proofErr w:type="spellStart"/>
+      <w:r>
+        <w:t>new</w:t>
+      </w:r>
+      <w:proofErr w:type="spellEnd"/>
+      <w:r>
+        <w:t xml:space="preserve"> </w:t>
+      </w:r>
+      <w:proofErr w:type="spellStart"/>
+      <w:r>
+        <w:t>hidden</w:t>
+      </w:r>
+      <w:proofErr w:type="spellEnd"/>
+      <w:r>
+        <w:t xml:space="preserve"> state </w:t>
+      </w:r>
+      <m:oMath>
+        <m:sSub>
+          <m:sSubPr>
+            <m:ctrlPr>
+              <w:rPr>
+                <w:rFonts w:ascii="Cambria Math" w:hAnsi="Cambria Math"/>
+              </w:rPr>
+            </m:ctrlPr>
+          </m:sSubPr>
+          <m:e>
+            <m:r>
+              <w:rPr>
+                <w:rFonts w:ascii="Cambria Math" w:hAnsi="Cambria Math"/>
+              </w:rPr>
+              <m:t>h</m:t>
+            </m:r>
+          </m:e>
+          <m:sub>
+            <m:r>
+              <w:rPr>
+                <w:rFonts w:ascii="Cambria Math" w:hAnsi="Cambria Math"/>
+              </w:rPr>
+              <m:t>t</m:t>
+            </m:r>
+          </m:sub>
+        </m:sSub>
+      </m:oMath>
+      <w:r>
+        <w:t>:</w:t>
+      </w:r>
+    </w:p>
+    <w:p>
+      <m:oMathPara>
+        <m:oMath>
+          <m:sSub>
+            <m:sSubPr>
+              <m:ctrlPr>
+                <w:rPr>
+                  <w:rFonts w:ascii="Cambria Math" w:hAnsi="Cambria Math"/>
+                </w:rPr>
+              </m:ctrlPr>
+            </m:sSubPr>
+            <m:e>
+              <m:r>
+                <w:rPr>
+                  <w:rFonts w:ascii="Cambria Math" w:hAnsi="Cambria Math"/>
+                </w:rPr>
+                <m:t>o</m:t>
+              </m:r>
+            </m:e>
+            <m:sub>
+              <m:r>
+                <w:rPr>
+                  <w:rFonts w:ascii="Cambria Math" w:hAnsi="Cambria Math"/>
+                </w:rPr>
+                <m:t>t</m:t>
+              </m:r>
+            </m:sub>
+          </m:sSub>
+          <m:r>
+            <m:rPr>
+              <m:sty m:val="p"/>
+            </m:rPr>
+            <w:rPr>
+              <w:rFonts w:ascii="Cambria Math" w:hAnsi="Cambria Math"/>
+            </w:rPr>
+            <m:t>=</m:t>
+          </m:r>
+          <m:r>
+            <w:rPr>
+              <w:rFonts w:ascii="Cambria Math" w:hAnsi="Cambria Math"/>
+            </w:rPr>
+            <m:t>σ</m:t>
+          </m:r>
+          <m:d>
+            <m:dPr>
+              <m:ctrlPr>
+                <w:rPr>
+                  <w:rFonts w:ascii="Cambria Math" w:hAnsi="Cambria Math"/>
+                </w:rPr>
+              </m:ctrlPr>
+            </m:dPr>
+            <m:e>
+              <m:sSub>
+                <m:sSubPr>
+                  <m:ctrlPr>
+                    <w:rPr>
+                      <w:rFonts w:ascii="Cambria Math" w:hAnsi="Cambria Math"/>
+                    </w:rPr>
+                  </m:ctrlPr>
+                </m:sSubPr>
+                <m:e>
+                  <m:r>
+                    <w:rPr>
+                      <w:rFonts w:ascii="Cambria Math" w:hAnsi="Cambria Math"/>
+                    </w:rPr>
+                    <m:t>W</m:t>
+                  </m:r>
+                </m:e>
+                <m:sub>
+                  <m:r>
+                    <w:rPr>
+                      <w:rFonts w:ascii="Cambria Math" w:hAnsi="Cambria Math"/>
+                    </w:rPr>
+                    <m:t>o</m:t>
+                  </m:r>
+                </m:sub>
+              </m:sSub>
+              <m:r>
+                <m:rPr>
+                  <m:sty m:val="p"/>
+                </m:rPr>
+                <w:rPr>
+                  <w:rFonts w:ascii="Cambria Math" w:hAnsi="Cambria Math"/>
+                </w:rPr>
+                <m:t>⋅</m:t>
+              </m:r>
+              <m:d>
+                <m:dPr>
+                  <m:begChr m:val="["/>
+                  <m:endChr m:val="]"/>
+                  <m:ctrlPr>
+                    <w:rPr>
+                      <w:rFonts w:ascii="Cambria Math" w:hAnsi="Cambria Math"/>
+                    </w:rPr>
+                  </m:ctrlPr>
+                </m:dPr>
+                <m:e>
+                  <m:sSub>
+                    <m:sSubPr>
+                      <m:ctrlPr>
+                        <w:rPr>
+                          <w:rFonts w:ascii="Cambria Math" w:hAnsi="Cambria Math"/>
+                        </w:rPr>
+                      </m:ctrlPr>
+                    </m:sSubPr>
+                    <m:e>
+                      <m:r>
+                        <w:rPr>
+                          <w:rFonts w:ascii="Cambria Math" w:hAnsi="Cambria Math"/>
+                        </w:rPr>
+                        <m:t>h</m:t>
+                      </m:r>
+                    </m:e>
+                    <m:sub>
+                      <m:r>
+                        <w:rPr>
+                          <w:rFonts w:ascii="Cambria Math" w:hAnsi="Cambria Math"/>
+                        </w:rPr>
+                        <m:t>t</m:t>
+                      </m:r>
+                      <m:r>
+                        <m:rPr>
+                          <m:sty m:val="p"/>
+                        </m:rPr>
+                        <w:rPr>
+                          <w:rFonts w:ascii="Cambria Math" w:hAnsi="Cambria Math"/>
+                        </w:rPr>
+                        <m:t>-1</m:t>
+                      </m:r>
+                    </m:sub>
+                  </m:sSub>
+                  <m:r>
+                    <m:rPr>
+                      <m:sty m:val="p"/>
+                    </m:rPr>
+                    <w:rPr>
+                      <w:rFonts w:ascii="Cambria Math" w:hAnsi="Cambria Math"/>
+                    </w:rPr>
+                    <m:t>,</m:t>
+                  </m:r>
+                  <m:sSub>
+                    <m:sSubPr>
+                      <m:ctrlPr>
+                        <w:rPr>
+                          <w:rFonts w:ascii="Cambria Math" w:hAnsi="Cambria Math"/>
+                        </w:rPr>
+                      </m:ctrlPr>
+                    </m:sSubPr>
+                    <m:e>
+                      <m:r>
+                        <w:rPr>
+                          <w:rFonts w:ascii="Cambria Math" w:hAnsi="Cambria Math"/>
+                        </w:rPr>
+                        <m:t>x</m:t>
+                      </m:r>
+                    </m:e>
+                    <m:sub>
+                      <m:r>
+                        <w:rPr>
+                          <w:rFonts w:ascii="Cambria Math" w:hAnsi="Cambria Math"/>
+                        </w:rPr>
+                        <m:t>t</m:t>
+                      </m:r>
+                    </m:sub>
+                  </m:sSub>
+                </m:e>
+              </m:d>
+              <m:r>
+                <m:rPr>
+                  <m:sty m:val="p"/>
+                </m:rPr>
+                <w:rPr>
+                  <w:rFonts w:ascii="Cambria Math" w:hAnsi="Cambria Math"/>
+                </w:rPr>
+                <m:t>+</m:t>
+              </m:r>
+              <m:sSub>
+                <m:sSubPr>
+                  <m:ctrlPr>
+                    <w:rPr>
+                      <w:rFonts w:ascii="Cambria Math" w:hAnsi="Cambria Math"/>
+                    </w:rPr>
+                  </m:ctrlPr>
+                </m:sSubPr>
+                <m:e>
+                  <m:r>
+                    <w:rPr>
+                      <w:rFonts w:ascii="Cambria Math" w:hAnsi="Cambria Math"/>
+                    </w:rPr>
+                    <m:t>b</m:t>
+                  </m:r>
+                </m:e>
+                <m:sub>
+                  <m:r>
+                    <w:rPr>
+                      <w:rFonts w:ascii="Cambria Math" w:hAnsi="Cambria Math"/>
+                    </w:rPr>
+                    <m:t>o</m:t>
+                  </m:r>
+                </m:sub>
+              </m:sSub>
+            </m:e>
+          </m:d>
+        </m:oMath>
+      </m:oMathPara>
+    </w:p>
+    <w:p>
+      <m:oMathPara>
+        <m:oMath>
+          <m:sSub>
+            <m:sSubPr>
+              <m:ctrlPr>
+                <w:rPr>
+                  <w:rFonts w:ascii="Cambria Math" w:hAnsi="Cambria Math"/>
+                </w:rPr>
+              </m:ctrlPr>
+            </m:sSubPr>
+            <m:e>
+              <m:r>
+                <w:rPr>
+                  <w:rFonts w:ascii="Cambria Math" w:hAnsi="Cambria Math"/>
+                </w:rPr>
+                <m:t>h</m:t>
+              </m:r>
+            </m:e>
+            <m:sub>
+              <m:r>
+                <w:rPr>
+                  <w:rFonts w:ascii="Cambria Math" w:hAnsi="Cambria Math"/>
+                </w:rPr>
+                <m:t>t</m:t>
+              </m:r>
+            </m:sub>
+          </m:sSub>
+          <m:r>
+            <m:rPr>
+              <m:sty m:val="p"/>
+            </m:rPr>
+            <w:rPr>
+              <w:rFonts w:ascii="Cambria Math" w:hAnsi="Cambria Math"/>
+            </w:rPr>
+            <m:t>=</m:t>
+          </m:r>
+          <m:sSub>
+            <m:sSubPr>
+              <m:ctrlPr>
+                <w:rPr>
+                  <w:rFonts w:ascii="Cambria Math" w:hAnsi="Cambria Math"/>
+                </w:rPr>
+              </m:ctrlPr>
+            </m:sSubPr>
+            <m:e>
+              <m:r>
+                <w:rPr>
+                  <w:rFonts w:ascii="Cambria Math" w:hAnsi="Cambria Math"/>
+                </w:rPr>
+                <m:t>o</m:t>
+              </m:r>
+            </m:e>
+            <m:sub>
+              <m:r>
+                <w:rPr>
+                  <w:rFonts w:ascii="Cambria Math" w:hAnsi="Cambria Math"/>
+                </w:rPr>
+                <m:t>t</m:t>
+              </m:r>
+            </m:sub>
+          </m:sSub>
+          <m:r>
+            <m:rPr>
+              <m:sty m:val="p"/>
+            </m:rPr>
+            <w:rPr>
+              <w:rFonts w:ascii="Cambria Math" w:hAnsi="Cambria Math"/>
+            </w:rPr>
+            <m:t>∘</m:t>
+          </m:r>
+          <m:r>
+            <w:rPr>
+              <w:rFonts w:ascii="Cambria Math" w:hAnsi="Cambria Math"/>
+            </w:rPr>
+            <m:t>tanh</m:t>
+          </m:r>
+          <m:d>
+            <m:dPr>
+              <m:ctrlPr>
+                <w:rPr>
+                  <w:rFonts w:ascii="Cambria Math" w:hAnsi="Cambria Math"/>
+                </w:rPr>
+              </m:ctrlPr>
+            </m:dPr>
+            <m:e>
+              <m:sSub>
+                <m:sSubPr>
+                  <m:ctrlPr>
+                    <w:rPr>
+                      <w:rFonts w:ascii="Cambria Math" w:hAnsi="Cambria Math"/>
+                    </w:rPr>
+                  </m:ctrlPr>
+                </m:sSubPr>
+                <m:e>
+                  <m:r>
+                    <w:rPr>
+                      <w:rFonts w:ascii="Cambria Math" w:hAnsi="Cambria Math"/>
+                    </w:rPr>
+                    <m:t>C</m:t>
+                  </m:r>
+                </m:e>
+                <m:sub>
+                  <m:r>
+                    <w:rPr>
+                      <w:rFonts w:ascii="Cambria Math" w:hAnsi="Cambria Math"/>
+                    </w:rPr>
+                    <m:t>t</m:t>
+                  </m:r>
+                </m:sub>
+              </m:sSub>
+            </m:e>
+          </m:d>
+        </m:oMath>
+      </m:oMathPara>
+    </w:p>
+    <w:p>
+      <w:proofErr w:type="spellStart"/>
+      <w:r>
+        <w:lastRenderedPageBreak/>
+        <w:t>Because</w:t>
+      </w:r>
+      <w:proofErr w:type="spellEnd"/>
+      <w:r>
+        <w:t xml:space="preserve"> </w:t>
+      </w:r>
+      <w:proofErr w:type="spellStart"/>
+      <w:r>
+        <w:t>the</w:t>
+      </w:r>
+      <w:proofErr w:type="spellEnd"/>
+      <w:r>
+        <w:t xml:space="preserve"> </w:t>
+      </w:r>
+      <w:proofErr w:type="spellStart"/>
+      <w:r>
+        <w:t>core</w:t>
+      </w:r>
+      <w:proofErr w:type="spellEnd"/>
+      <w:r>
+        <w:t xml:space="preserve"> </w:t>
+      </w:r>
+      <w:proofErr w:type="spellStart"/>
+      <w:r>
+        <w:t>memory</w:t>
+      </w:r>
+      <w:proofErr w:type="spellEnd"/>
+      <w:r>
+        <w:t xml:space="preserve"> update </w:t>
+      </w:r>
+      <w:proofErr w:type="spellStart"/>
+      <w:r>
+        <w:t>is</w:t>
+      </w:r>
+      <w:proofErr w:type="spellEnd"/>
+      <w:r>
+        <w:t xml:space="preserve"> built </w:t>
+      </w:r>
+      <w:proofErr w:type="spellStart"/>
+      <w:r>
+        <w:t>on</w:t>
+      </w:r>
+      <w:proofErr w:type="spellEnd"/>
+      <w:r>
+        <w:t xml:space="preserve"> simple linear </w:t>
+      </w:r>
+      <w:proofErr w:type="spellStart"/>
+      <w:r>
+        <w:t>addition</w:t>
+      </w:r>
+      <w:proofErr w:type="spellEnd"/>
+      <w:r>
+        <w:t xml:space="preserve"> </w:t>
+      </w:r>
+      <w:proofErr w:type="spellStart"/>
+      <w:r>
+        <w:t>rather</w:t>
+      </w:r>
+      <w:proofErr w:type="spellEnd"/>
+      <w:r>
+        <w:t xml:space="preserve"> </w:t>
+      </w:r>
+      <w:proofErr w:type="spellStart"/>
+      <w:r>
+        <w:t>than</w:t>
+      </w:r>
+      <w:proofErr w:type="spellEnd"/>
+      <w:r>
+        <w:t xml:space="preserve"> repetitive </w:t>
+      </w:r>
+      <w:proofErr w:type="spellStart"/>
+      <w:r>
+        <w:t>matrix</w:t>
+      </w:r>
+      <w:proofErr w:type="spellEnd"/>
+      <w:r>
+        <w:t xml:space="preserve"> </w:t>
+      </w:r>
+      <w:proofErr w:type="spellStart"/>
+      <w:r>
+        <w:t>multiplication</w:t>
+      </w:r>
+      <w:proofErr w:type="spellEnd"/>
+      <w:r>
+        <w:t xml:space="preserve">, </w:t>
+      </w:r>
+      <w:proofErr w:type="spellStart"/>
+      <w:r>
+        <w:t>the</w:t>
+      </w:r>
+      <w:proofErr w:type="spellEnd"/>
+      <w:r>
+        <w:t xml:space="preserve"> </w:t>
+      </w:r>
+      <w:proofErr w:type="spellStart"/>
+      <w:r>
+        <w:t>error</w:t>
+      </w:r>
+      <w:proofErr w:type="spellEnd"/>
+      <w:r>
+        <w:t xml:space="preserve"> signal </w:t>
+      </w:r>
+      <w:proofErr w:type="spellStart"/>
+      <w:r>
+        <w:t>can</w:t>
+      </w:r>
+      <w:proofErr w:type="spellEnd"/>
+      <w:r>
+        <w:t xml:space="preserve"> </w:t>
+      </w:r>
+      <w:proofErr w:type="spellStart"/>
+      <w:r>
+        <w:t>travel</w:t>
+      </w:r>
+      <w:proofErr w:type="spellEnd"/>
+      <w:r>
+        <w:t xml:space="preserve"> </w:t>
+      </w:r>
+      <w:proofErr w:type="spellStart"/>
+      <w:r>
+        <w:t>backward</w:t>
+      </w:r>
+      <w:proofErr w:type="spellEnd"/>
+      <w:r>
+        <w:t xml:space="preserve"> </w:t>
+      </w:r>
+      <w:proofErr w:type="spellStart"/>
+      <w:r>
+        <w:t>through</w:t>
+      </w:r>
+      <w:proofErr w:type="spellEnd"/>
+      <w:r>
+        <w:t xml:space="preserve"> </w:t>
+      </w:r>
+      <w:proofErr w:type="spellStart"/>
+      <w:r>
+        <w:t>time</w:t>
+      </w:r>
+      <w:proofErr w:type="spellEnd"/>
+      <w:r>
+        <w:t xml:space="preserve"> </w:t>
+      </w:r>
+      <w:proofErr w:type="spellStart"/>
+      <w:r>
+        <w:t>without</w:t>
+      </w:r>
+      <w:proofErr w:type="spellEnd"/>
+      <w:r>
+        <w:t xml:space="preserve"> decaying</w:t>
+      </w:r>
+      <w:r>
+        <w:t>.</w:t>
+      </w:r>
+      <w:r>
+        <w:rPr>
+          <w:vertAlign w:val="superscript"/>
+        </w:rPr>
+        <w:fldChar w:fldCharType="begin"/>
+      </w:r>
+      <w:r>
+        <w:rPr>
+          <w:vertAlign w:val="superscript"/>
+        </w:rPr>
+        <w:instrText xml:space="preserve"> NOTEREF _Ref231969922 \h </w:instrText>
+      </w:r>
+      <w:r>
+        <w:rPr>
+          <w:vertAlign w:val="superscript"/>
+        </w:rPr>
+      </w:r>
+      <w:r>
+        <w:rPr>
+          <w:vertAlign w:val="superscript"/>
+        </w:rPr>
+        <w:instrText xml:space="preserve"> \* MERGEFORMAT </w:instrText>
+      </w:r>
+      <w:r>
+        <w:rPr>
+          <w:vertAlign w:val="superscript"/>
+        </w:rPr>
+        <w:fldChar w:fldCharType="separate"/>
+      </w:r>
+      <w:r>
+        <w:rPr>
+          <w:vertAlign w:val="superscript"/>
+        </w:rPr>
+        <w:t>9</w:t>
+      </w:r>
+      <w:r>
+        <w:rPr>
+          <w:vertAlign w:val="superscript"/>
+        </w:rPr>
+        <w:fldChar w:fldCharType="end"/>
+      </w:r>
+      <w:r>
+        <w:rPr>
+          <w:vertAlign w:val="superscript"/>
+        </w:rPr>
+        <w:t xml:space="preserve"> </w:t>
+      </w:r>
+      <w:proofErr w:type="spellStart"/>
+      <w:r>
+        <w:t>This</w:t>
+      </w:r>
+      <w:proofErr w:type="spellEnd"/>
+      <w:r>
+        <w:t xml:space="preserve"> </w:t>
+      </w:r>
+      <w:proofErr w:type="spellStart"/>
+      <w:r>
+        <w:t>allows</w:t>
+      </w:r>
+      <w:proofErr w:type="spellEnd"/>
+      <w:r>
+        <w:t xml:space="preserve"> </w:t>
+      </w:r>
+      <w:proofErr w:type="spellStart"/>
+      <w:r>
+        <w:t>the</w:t>
+      </w:r>
+      <w:proofErr w:type="spellEnd"/>
+      <w:r>
+        <w:t xml:space="preserve"> </w:t>
+      </w:r>
+      <w:proofErr w:type="spellStart"/>
+      <w:r>
+        <w:t>network</w:t>
+      </w:r>
+      <w:proofErr w:type="spellEnd"/>
+      <w:r>
+        <w:t xml:space="preserve"> </w:t>
+      </w:r>
+      <w:proofErr w:type="spellStart"/>
+      <w:r>
+        <w:t>to</w:t>
+      </w:r>
+      <w:proofErr w:type="spellEnd"/>
+      <w:r>
+        <w:t xml:space="preserve"> </w:t>
+      </w:r>
+      <w:proofErr w:type="spellStart"/>
+      <w:r>
+        <w:t>stay</w:t>
+      </w:r>
+      <w:proofErr w:type="spellEnd"/>
+      <w:r>
+        <w:t xml:space="preserve"> </w:t>
+      </w:r>
+      <w:proofErr w:type="spellStart"/>
+      <w:r>
+        <w:t>responsive</w:t>
+      </w:r>
+      <w:proofErr w:type="spellEnd"/>
+      <w:r>
+        <w:t xml:space="preserve"> </w:t>
+      </w:r>
+      <w:proofErr w:type="spellStart"/>
+      <w:r>
+        <w:t>to</w:t>
+      </w:r>
+      <w:proofErr w:type="spellEnd"/>
+      <w:r>
+        <w:t xml:space="preserve"> </w:t>
+      </w:r>
+      <w:proofErr w:type="spellStart"/>
+      <w:r>
+        <w:t>both</w:t>
+      </w:r>
+      <w:proofErr w:type="spellEnd"/>
+      <w:r>
+        <w:t xml:space="preserve"> </w:t>
+      </w:r>
+      <w:proofErr w:type="spellStart"/>
+      <w:r>
+        <w:t>sudden</w:t>
+      </w:r>
+      <w:proofErr w:type="spellEnd"/>
+      <w:r>
+        <w:t xml:space="preserve"> market </w:t>
+      </w:r>
+      <w:proofErr w:type="spellStart"/>
+      <w:r>
+        <w:t>spikes</w:t>
+      </w:r>
+      <w:proofErr w:type="spellEnd"/>
+      <w:r>
+        <w:t xml:space="preserve"> </w:t>
+      </w:r>
+      <w:proofErr w:type="spellStart"/>
+      <w:r>
+        <w:t>and</w:t>
+      </w:r>
+      <w:proofErr w:type="spellEnd"/>
+      <w:r>
+        <w:t xml:space="preserve"> </w:t>
+      </w:r>
+      <w:proofErr w:type="spellStart"/>
+      <w:r>
+        <w:t>deep</w:t>
+      </w:r>
+      <w:proofErr w:type="spellEnd"/>
+      <w:r>
+        <w:t xml:space="preserve"> </w:t>
+      </w:r>
+      <w:proofErr w:type="spellStart"/>
+      <w:r>
+        <w:t>historical</w:t>
+      </w:r>
+      <w:proofErr w:type="spellEnd"/>
+      <w:r>
+        <w:t xml:space="preserve"> </w:t>
+      </w:r>
+      <w:proofErr w:type="spellStart"/>
+      <w:r>
+        <w:t>baselines</w:t>
+      </w:r>
+      <w:proofErr w:type="spellEnd"/>
+      <w:r>
+        <w:t>.</w:t>
+      </w:r>
+    </w:p>
+    <w:p/>
+    <w:p>
+      <w:pPr>
+        <w:pStyle w:val="NormalWeb"/>
+        <w:keepNext/>
+        <w:spacing w:before="0" w:beforeAutospacing="0"/>
+        <w:jc w:val="center"/>
+      </w:pPr>
+      <w:r>
+        <w:fldChar w:fldCharType="begin"/>
+      </w:r>
+      <w:r>
+        <w:instrText xml:space="preserve"> INCLUDEPICTURE "https://www.researchgate.net/publication/403464635/figure/fig2/AS:11431282042208875@1775177821994/nternal-architecture-of-LSTM-cell-LSTM-Cell-Gate-Mechanisms-i-i-i-i14i-ii.png" \* MERGEFORMATINET </w:instrText>
+      </w:r>
+      <w:r>
+        <w:fldChar w:fldCharType="separate"/>
+      </w:r>
+      <w:r>
+        <w:rPr>
+          <w:noProof/>
+        </w:rPr>
+        <w:drawing>
+          <wp:inline distT="0" distB="0" distL="0" distR="0" wp14:anchorId="1C4A03BA" wp14:editId="77DE1643">
+            <wp:extent cx="5405377" cy="3220951"/>
+            <wp:effectExtent l="0" t="0" r="5080" b="5080"/>
+            <wp:docPr id="656699258" name="Picture 3" descr="Internal architecture of LSTM cell. LSTM Cell Gate Mechanisms: • í µí±ₜ = í µí¼(í µí±í µí± · [ℎₜ −1 , í µí±¥ₜ] + í µí±í µí±) -determines what information to forget from cell state; • í µí±ₜ = í µí¼(í µí±í µí± · [ℎₜ −1 , í µí±¥ₜ] + í µí±í µí±) -determines what new information to store; • í µí° ¶ ̃ ₜ = í µí±¡í µí±í µí±ℎ(í µí±í µí° ¶ · [ℎₜ −1 , í µí±¥ₜ] + í µí±í µí° ¶) -candidate for new cell state; • í µí° ¶ₜ = í µí±ₜ ⊙ í µí° ¶ₜ −1 + í µí±ₜ ⊙ í µí° ¶ ̃ ₜ -updated cell state (long-term memory); • í µí±ₜ = í µí¼(í µí±í µí± · [ℎₜ −1 , í µí±¥ₜ] + í µí±í µí±) -determines what to output; • ℎₜ = í µí±ₜ ⊙ í µí±¡í µí±í µí±ℎ(í µí° ¶ₜ) -hidden state output. Training Parameters: Adam optimizer (learning rate = 0.001, β₁ = 0.9, β₂ = 0.999, ε = 10⁻⁷), binary cross-entropy loss function, 50 training epochs with early stopping (patience = 7 epochs, monitoring validation loss), batch size 32. The learning rate was selected from"/>
+            <wp:cNvGraphicFramePr>
+              <a:graphicFrameLocks xmlns:a="http://schemas.openxmlformats.org/drawingml/2006/main" noChangeAspect="1"/>
+            </wp:cNvGraphicFramePr>
+            <a:graphic xmlns:a="http://schemas.openxmlformats.org/drawingml/2006/main">
+              <a:graphicData uri="http://schemas.openxmlformats.org/drawingml/2006/picture">
+                <pic:pic xmlns:pic="http://schemas.openxmlformats.org/drawingml/2006/picture">
+                  <pic:nvPicPr>
+                    <pic:cNvPr id="0" name="Picture 8" descr="Internal architecture of LSTM cell. LSTM Cell Gate Mechanisms: • í µí±ₜ = í µí¼(í µí±í µí± · [ℎₜ −1 , í µí±¥ₜ] + í µí±í µí±) -determines what information to forget from cell state; • í µí±ₜ = í µí¼(í µí±í µí± · [ℎₜ −1 , í µí±¥ₜ] + í µí±í µí±) -determines what new information to store; • í µí° ¶ ̃ ₜ = í µí±¡í µí±í µí±ℎ(í µí±í µí° ¶ · [ℎₜ −1 , í µí±¥ₜ] + í µí±í µí° ¶) -candidate for new cell state; • í µí° ¶ₜ = í µí±ₜ ⊙ í µí° ¶ₜ −1 + í µí±ₜ ⊙ í µí° ¶ ̃ ₜ -updated cell state (long-term memory); • í µí±ₜ = í µí¼(í µí±í µí± · [ℎₜ −1 , í µí±¥ₜ] + í µí±í µí±) -determines what to output; • ℎₜ = í µí±ₜ ⊙ í µí±¡í µí±í µí±ℎ(í µí° ¶ₜ) -hidden state output. Training Parameters: Adam optimizer (learning rate = 0.001, β₁ = 0.9, β₂ = 0.999, ε = 10⁻⁷), binary cross-entropy loss function, 50 training epochs with early stopping (patience = 7 epochs, monitoring validation loss), batch size 32. The learning rate was selected from"/>
+                    <pic:cNvPicPr>
+                      <a:picLocks noChangeAspect="1" noChangeArrowheads="1"/>
+                    </pic:cNvPicPr>
+                  </pic:nvPicPr>
+                  <pic:blipFill>
+                    <a:blip r:embed="rId16">
+                      <a:extLst>
+                        <a:ext uri="{28A0092B-C50C-407E-A947-70E740481C1C}">
+                          <a14:useLocalDpi xmlns:a14="http://schemas.microsoft.com/office/drawing/2010/main" val="0"/>
+                        </a:ext>
+                      </a:extLst>
+                    </a:blip>
+                    <a:srcRect/>
+                    <a:stretch>
+                      <a:fillRect/>
+                    </a:stretch>
+                  </pic:blipFill>
+                  <pic:spPr bwMode="auto">
+                    <a:xfrm>
+                      <a:off x="0" y="0"/>
+                      <a:ext cx="5413670" cy="3225892"/>
+                    </a:xfrm>
+                    <a:prstGeom prst="rect">
+                      <a:avLst/>
+                    </a:prstGeom>
+                    <a:noFill/>
+                    <a:ln>
+                      <a:noFill/>
+                    </a:ln>
+                  </pic:spPr>
+                </pic:pic>
+              </a:graphicData>
+            </a:graphic>
+          </wp:inline>
+        </w:drawing>
+      </w:r>
+      <w:r>
+        <w:fldChar w:fldCharType="end"/>
+      </w:r>
+    </w:p>
+    <w:p>
+      <w:pPr>
+        <w:pStyle w:val="Caption"/>
+        <w:jc w:val="center"/>
+        <w:rPr>
+          <w:sz w:val="22"/>
+        </w:rPr>
+      </w:pPr>
+      <w:bookmarkStart w:id="24" w:name="_Toc231975591"/>
+      <w:proofErr w:type="spellStart"/>
+      <w:r>
+        <w:t>Figure</w:t>
+      </w:r>
+      <w:proofErr w:type="spellEnd"/>
+      <w:r>
+        <w:t xml:space="preserve"> </w:t>
+      </w:r>
+      <w:r>
+        <w:fldChar w:fldCharType="begin"/>
+      </w:r>
+      <w:r>
+        <w:instrText xml:space="preserve"> SEQ Figure \* ARABIC </w:instrText>
+      </w:r>
+      <w:r>
+        <w:fldChar w:fldCharType="separate"/>
+      </w:r>
+      <w:r>
+        <w:rPr>
+          <w:noProof/>
+        </w:rPr>
+        <w:t>4</w:t>
+      </w:r>
+      <w:r>
+        <w:fldChar w:fldCharType="end"/>
+      </w:r>
+      <w:r>
+        <w:t xml:space="preserve"> -  </w:t>
+      </w:r>
+      <w:proofErr w:type="spellStart"/>
+      <w:r>
+        <w:t>Detailed</w:t>
+      </w:r>
+      <w:proofErr w:type="spellEnd"/>
+      <w:r>
+        <w:t xml:space="preserve"> micro-</w:t>
+      </w:r>
+      <w:proofErr w:type="spellStart"/>
+      <w:r>
+        <w:t>architecture</w:t>
+      </w:r>
+      <w:proofErr w:type="spellEnd"/>
+      <w:r>
+        <w:t xml:space="preserve"> </w:t>
+      </w:r>
+      <w:proofErr w:type="spellStart"/>
+      <w:r>
+        <w:t>and</w:t>
+      </w:r>
+      <w:proofErr w:type="spellEnd"/>
+      <w:r>
+        <w:t xml:space="preserve"> </w:t>
+      </w:r>
+      <w:proofErr w:type="spellStart"/>
+      <w:r>
+        <w:t>internal</w:t>
+      </w:r>
+      <w:proofErr w:type="spellEnd"/>
+      <w:r>
+        <w:t xml:space="preserve"> </w:t>
+      </w:r>
+      <w:proofErr w:type="spellStart"/>
+      <w:r>
+        <w:t>gating</w:t>
+      </w:r>
+      <w:proofErr w:type="spellEnd"/>
+      <w:r>
+        <w:t xml:space="preserve"> </w:t>
+      </w:r>
+      <w:proofErr w:type="spellStart"/>
+      <w:r>
+        <w:t>mechanisms</w:t>
+      </w:r>
+      <w:proofErr w:type="spellEnd"/>
+      <w:r>
+        <w:t xml:space="preserve"> of an LSTM </w:t>
+      </w:r>
+      <w:proofErr w:type="spellStart"/>
+      <w:r>
+        <w:t>cell</w:t>
+      </w:r>
+      <w:bookmarkEnd w:id="24"/>
+      <w:proofErr w:type="spellEnd"/>
+    </w:p>
+    <w:p>
+      <w:pPr>
+        <w:pStyle w:val="NormalWeb"/>
+        <w:spacing w:before="0" w:beforeAutospacing="0"/>
+        <w:rPr>
+          <w:rFonts w:eastAsia="Calibri" w:cs="Calibri"/>
+          <w:sz w:val="22"/>
+          <w:szCs w:val="20"/>
+          <w:lang w:eastAsia="en-US"/>
+        </w:rPr>
+      </w:pPr>
+    </w:p>
+    <w:p>
+      <w:pPr>
+        <w:pStyle w:val="Heading2"/>
+        <w:jc w:val="both"/>
+      </w:pPr>
+      <w:bookmarkStart w:id="25" w:name="_Toc231975584"/>
+      <w:proofErr w:type="spellStart"/>
+      <w:r>
+        <w:t>Gated</w:t>
+      </w:r>
+      <w:proofErr w:type="spellEnd"/>
+      <w:r>
+        <w:t xml:space="preserve"> </w:t>
+      </w:r>
+      <w:proofErr w:type="spellStart"/>
+      <w:r>
+        <w:t>Recurrent</w:t>
+      </w:r>
+      <w:proofErr w:type="spellEnd"/>
+      <w:r>
+        <w:t xml:space="preserve"> </w:t>
+      </w:r>
+      <w:proofErr w:type="spellStart"/>
+      <w:r>
+        <w:t>Units</w:t>
+      </w:r>
+      <w:proofErr w:type="spellEnd"/>
+      <w:r>
+        <w:t xml:space="preserve"> (GRU) Structural </w:t>
+      </w:r>
+      <w:proofErr w:type="spellStart"/>
+      <w:r>
+        <w:t>Optimization</w:t>
+      </w:r>
+      <w:bookmarkEnd w:id="25"/>
+      <w:proofErr w:type="spellEnd"/>
+    </w:p>
+    <w:p>
+      <w:proofErr w:type="spellStart"/>
+      <w:r>
+        <w:t>While</w:t>
+      </w:r>
+      <w:proofErr w:type="spellEnd"/>
+      <w:r>
+        <w:t xml:space="preserve"> </w:t>
+      </w:r>
+      <w:proofErr w:type="spellStart"/>
+      <w:r>
+        <w:t>the</w:t>
+      </w:r>
+      <w:proofErr w:type="spellEnd"/>
+      <w:r>
+        <w:t xml:space="preserve"> LSTM </w:t>
+      </w:r>
+      <w:proofErr w:type="spellStart"/>
+      <w:r>
+        <w:t>network</w:t>
+      </w:r>
+      <w:proofErr w:type="spellEnd"/>
+      <w:r>
+        <w:t xml:space="preserve"> </w:t>
+      </w:r>
+      <w:proofErr w:type="spellStart"/>
+      <w:r>
+        <w:t>solves</w:t>
+      </w:r>
+      <w:proofErr w:type="spellEnd"/>
+      <w:r>
+        <w:t xml:space="preserve"> </w:t>
+      </w:r>
+      <w:proofErr w:type="spellStart"/>
+      <w:r>
+        <w:t>the</w:t>
+      </w:r>
+      <w:proofErr w:type="spellEnd"/>
+      <w:r>
+        <w:t xml:space="preserve"> </w:t>
+      </w:r>
+      <w:proofErr w:type="spellStart"/>
+      <w:r>
+        <w:t>vanishing</w:t>
+      </w:r>
+      <w:proofErr w:type="spellEnd"/>
+      <w:r>
+        <w:t xml:space="preserve"> gradient </w:t>
+      </w:r>
+      <w:proofErr w:type="spellStart"/>
+      <w:r>
+        <w:t>issue</w:t>
+      </w:r>
+      <w:proofErr w:type="spellEnd"/>
+      <w:r>
+        <w:t xml:space="preserve">, </w:t>
+      </w:r>
+      <w:proofErr w:type="spellStart"/>
+      <w:r>
+        <w:t>doing</w:t>
+      </w:r>
+      <w:proofErr w:type="spellEnd"/>
+      <w:r>
+        <w:t xml:space="preserve"> </w:t>
+      </w:r>
+      <w:proofErr w:type="spellStart"/>
+      <w:r>
+        <w:t>so</w:t>
+      </w:r>
+      <w:proofErr w:type="spellEnd"/>
+      <w:r>
+        <w:t xml:space="preserve"> </w:t>
+      </w:r>
+      <w:proofErr w:type="spellStart"/>
+      <w:r>
+        <w:t>requires</w:t>
+      </w:r>
+      <w:proofErr w:type="spellEnd"/>
+      <w:r>
+        <w:t xml:space="preserve"> a </w:t>
+      </w:r>
+      <w:proofErr w:type="spellStart"/>
+      <w:r>
+        <w:t>relatively</w:t>
+      </w:r>
+      <w:proofErr w:type="spellEnd"/>
+      <w:r>
+        <w:t xml:space="preserve"> </w:t>
+      </w:r>
+      <w:proofErr w:type="spellStart"/>
+      <w:r>
+        <w:t>heavy</w:t>
+      </w:r>
+      <w:proofErr w:type="spellEnd"/>
+      <w:r>
+        <w:t xml:space="preserve"> </w:t>
+      </w:r>
+      <w:proofErr w:type="spellStart"/>
+      <w:r>
+        <w:t>footprint</w:t>
+      </w:r>
+      <w:proofErr w:type="spellEnd"/>
+      <w:r>
+        <w:t xml:space="preserve">. </w:t>
+      </w:r>
+      <w:proofErr w:type="spellStart"/>
+      <w:r>
+        <w:t>Each</w:t>
+      </w:r>
+      <w:proofErr w:type="spellEnd"/>
+      <w:r>
+        <w:t xml:space="preserve"> </w:t>
+      </w:r>
+      <w:proofErr w:type="spellStart"/>
+      <w:r>
+        <w:t>cell</w:t>
+      </w:r>
+      <w:proofErr w:type="spellEnd"/>
+      <w:r>
+        <w:t xml:space="preserve"> </w:t>
+      </w:r>
+      <w:proofErr w:type="spellStart"/>
+      <w:r>
+        <w:t>has</w:t>
+      </w:r>
+      <w:proofErr w:type="spellEnd"/>
+      <w:r>
+        <w:t xml:space="preserve"> </w:t>
+      </w:r>
+      <w:proofErr w:type="spellStart"/>
+      <w:r>
+        <w:t>to</w:t>
+      </w:r>
+      <w:proofErr w:type="spellEnd"/>
+      <w:r>
+        <w:t xml:space="preserve"> </w:t>
+      </w:r>
+      <w:proofErr w:type="spellStart"/>
+      <w:r>
+        <w:t>manage</w:t>
+      </w:r>
+      <w:proofErr w:type="spellEnd"/>
+      <w:r>
+        <w:t xml:space="preserve"> multiple </w:t>
+      </w:r>
+      <w:proofErr w:type="spellStart"/>
+      <w:r>
+        <w:t>weights</w:t>
+      </w:r>
+      <w:proofErr w:type="spellEnd"/>
+      <w:r>
+        <w:t xml:space="preserve"> </w:t>
+      </w:r>
+      <w:proofErr w:type="spellStart"/>
+      <w:r>
+        <w:t>and</w:t>
+      </w:r>
+      <w:proofErr w:type="spellEnd"/>
+      <w:r>
+        <w:t xml:space="preserve"> </w:t>
+      </w:r>
+      <w:proofErr w:type="spellStart"/>
+      <w:r>
+        <w:t>internal</w:t>
+      </w:r>
+      <w:proofErr w:type="spellEnd"/>
+      <w:r>
+        <w:t xml:space="preserve"> </w:t>
+      </w:r>
+      <w:proofErr w:type="spellStart"/>
+      <w:r>
+        <w:t>paths</w:t>
+      </w:r>
+      <w:proofErr w:type="spellEnd"/>
+      <w:r>
+        <w:t xml:space="preserve">, </w:t>
+      </w:r>
+      <w:proofErr w:type="spellStart"/>
+      <w:r>
+        <w:t>which</w:t>
+      </w:r>
+      <w:proofErr w:type="spellEnd"/>
+      <w:r>
+        <w:t xml:space="preserve"> </w:t>
+      </w:r>
+      <w:proofErr w:type="spellStart"/>
+      <w:r>
+        <w:t>translates</w:t>
+      </w:r>
+      <w:proofErr w:type="spellEnd"/>
+      <w:r>
+        <w:t xml:space="preserve"> </w:t>
+      </w:r>
+      <w:proofErr w:type="spellStart"/>
+      <w:r>
+        <w:t>to</w:t>
+      </w:r>
+      <w:proofErr w:type="spellEnd"/>
+      <w:r>
+        <w:t xml:space="preserve"> </w:t>
+      </w:r>
+      <w:proofErr w:type="spellStart"/>
+      <w:r>
+        <w:t>longer</w:t>
+      </w:r>
+      <w:proofErr w:type="spellEnd"/>
+      <w:r>
+        <w:t xml:space="preserve"> training </w:t>
+      </w:r>
+      <w:proofErr w:type="spellStart"/>
+      <w:r>
+        <w:t>sessions</w:t>
+      </w:r>
+      <w:proofErr w:type="spellEnd"/>
+      <w:r>
+        <w:t xml:space="preserve"> </w:t>
+      </w:r>
+      <w:proofErr w:type="spellStart"/>
+      <w:r>
+        <w:t>and</w:t>
+      </w:r>
+      <w:proofErr w:type="spellEnd"/>
+      <w:r>
+        <w:t xml:space="preserve"> </w:t>
+      </w:r>
+      <w:proofErr w:type="spellStart"/>
+      <w:r>
+        <w:t>higher</w:t>
+      </w:r>
+      <w:proofErr w:type="spellEnd"/>
+      <w:r>
+        <w:t xml:space="preserve"> </w:t>
+      </w:r>
+      <w:proofErr w:type="spellStart"/>
+      <w:r>
+        <w:t>memory</w:t>
+      </w:r>
+      <w:proofErr w:type="spellEnd"/>
+      <w:r>
+        <w:t xml:space="preserve"> </w:t>
+      </w:r>
+      <w:proofErr w:type="spellStart"/>
+      <w:r>
+        <w:t>usage</w:t>
+      </w:r>
+      <w:proofErr w:type="spellEnd"/>
+      <w:r>
+        <w:t xml:space="preserve"> </w:t>
+      </w:r>
+      <w:proofErr w:type="spellStart"/>
+      <w:r>
+        <w:t>when</w:t>
+      </w:r>
+      <w:proofErr w:type="spellEnd"/>
+      <w:r>
+        <w:t xml:space="preserve"> </w:t>
+      </w:r>
+      <w:proofErr w:type="spellStart"/>
+      <w:r>
+        <w:t>processing</w:t>
+      </w:r>
+      <w:proofErr w:type="spellEnd"/>
+      <w:r>
+        <w:t xml:space="preserve"> </w:t>
+      </w:r>
+      <w:proofErr w:type="spellStart"/>
+      <w:r>
+        <w:t>deep</w:t>
+      </w:r>
+      <w:proofErr w:type="spellEnd"/>
+      <w:r>
+        <w:t xml:space="preserve"> </w:t>
+      </w:r>
+      <w:proofErr w:type="spellStart"/>
+      <w:r>
+        <w:t>financial</w:t>
+      </w:r>
+      <w:proofErr w:type="spellEnd"/>
+      <w:r>
+        <w:t xml:space="preserve"> </w:t>
+      </w:r>
+      <w:proofErr w:type="spellStart"/>
+      <w:r>
+        <w:t>logs</w:t>
+      </w:r>
+      <w:proofErr w:type="spellEnd"/>
+      <w:r>
+        <w:t>.</w:t>
+      </w:r>
+      <w:sdt>
+        <w:sdtPr>
+          <w:id w:val="1887063402"/>
+          <w:citation/>
+        </w:sdtPr>
+        <w:sdtContent>
+          <w:r>
+            <w:fldChar w:fldCharType="begin"/>
+          </w:r>
+          <w:r>
+            <w:rPr>
+              <w:lang w:val="en-US"/>
+            </w:rPr>
+            <w:instrText xml:space="preserve"> CITATION KCh \l 1033 </w:instrText>
+          </w:r>
+          <w:r>
+            <w:fldChar w:fldCharType="separate"/>
+          </w:r>
+          <w:r>
+            <w:rPr>
+              <w:noProof/>
+              <w:lang w:val="en-US"/>
+            </w:rPr>
+            <w:t xml:space="preserve"> </w:t>
+          </w:r>
+          <w:r>
+            <w:rPr>
+              <w:noProof/>
+              <w:lang w:val="en-US"/>
+            </w:rPr>
+            <w:t>(5)</w:t>
+          </w:r>
+          <w:r>
+            <w:fldChar w:fldCharType="end"/>
+          </w:r>
+        </w:sdtContent>
+      </w:sdt>
+      <w:r>
+        <w:t xml:space="preserve"> </w:t>
+      </w:r>
+      <w:proofErr w:type="spellStart"/>
+      <w:r>
+        <w:t>To</w:t>
+      </w:r>
+      <w:proofErr w:type="spellEnd"/>
+      <w:r>
+        <w:t xml:space="preserve"> </w:t>
+      </w:r>
+      <w:proofErr w:type="spellStart"/>
+      <w:r>
+        <w:t>streamline</w:t>
+      </w:r>
+      <w:proofErr w:type="spellEnd"/>
+      <w:r>
+        <w:t xml:space="preserve"> </w:t>
+      </w:r>
+      <w:proofErr w:type="spellStart"/>
+      <w:r>
+        <w:t>this</w:t>
+      </w:r>
+      <w:proofErr w:type="spellEnd"/>
+      <w:r>
+        <w:t xml:space="preserve"> </w:t>
+      </w:r>
+      <w:proofErr w:type="spellStart"/>
+      <w:r>
+        <w:t>process</w:t>
+      </w:r>
+      <w:proofErr w:type="spellEnd"/>
+      <w:r>
+        <w:t xml:space="preserve">, </w:t>
+      </w:r>
+      <w:proofErr w:type="spellStart"/>
+      <w:r>
+        <w:t>the</w:t>
+      </w:r>
+      <w:proofErr w:type="spellEnd"/>
+      <w:r>
+        <w:t xml:space="preserve"> </w:t>
+      </w:r>
+      <w:proofErr w:type="spellStart"/>
+      <w:r>
+        <w:t>Gated</w:t>
+      </w:r>
+      <w:proofErr w:type="spellEnd"/>
+      <w:r>
+        <w:t xml:space="preserve"> </w:t>
+      </w:r>
+      <w:proofErr w:type="spellStart"/>
+      <w:r>
+        <w:t>Recurrent</w:t>
+      </w:r>
+      <w:proofErr w:type="spellEnd"/>
+      <w:r>
+        <w:t xml:space="preserve"> Unit (GRU) </w:t>
+      </w:r>
+      <w:proofErr w:type="spellStart"/>
+      <w:r>
+        <w:t>offers</w:t>
+      </w:r>
+      <w:proofErr w:type="spellEnd"/>
+      <w:r>
+        <w:t xml:space="preserve"> a more compact alternative.</w:t>
+      </w:r>
+    </w:p>
+    <w:p>
+      <w:r>
+        <w:t xml:space="preserve">The </w:t>
+      </w:r>
+      <w:proofErr w:type="spellStart"/>
+      <w:r>
+        <w:t>main</w:t>
+      </w:r>
+      <w:proofErr w:type="spellEnd"/>
+      <w:r>
+        <w:t xml:space="preserve"> structural </w:t>
+      </w:r>
+      <w:proofErr w:type="spellStart"/>
+      <w:r>
+        <w:t>change</w:t>
+      </w:r>
+      <w:proofErr w:type="spellEnd"/>
+      <w:r>
+        <w:t xml:space="preserve"> in a GRU </w:t>
+      </w:r>
+      <w:proofErr w:type="spellStart"/>
+      <w:r>
+        <w:t>is</w:t>
+      </w:r>
+      <w:proofErr w:type="spellEnd"/>
+      <w:r>
+        <w:t xml:space="preserve"> </w:t>
+      </w:r>
+      <w:proofErr w:type="spellStart"/>
+      <w:r>
+        <w:t>that</w:t>
+      </w:r>
+      <w:proofErr w:type="spellEnd"/>
+      <w:r>
+        <w:t xml:space="preserve"> it </w:t>
+      </w:r>
+      <w:proofErr w:type="spellStart"/>
+      <w:r>
+        <w:t>completely</w:t>
+      </w:r>
+      <w:proofErr w:type="spellEnd"/>
+      <w:r>
+        <w:t xml:space="preserve"> drops </w:t>
+      </w:r>
+      <w:proofErr w:type="spellStart"/>
+      <w:r>
+        <w:t>the</w:t>
+      </w:r>
+      <w:proofErr w:type="spellEnd"/>
+      <w:r>
+        <w:t xml:space="preserve"> separate </w:t>
+      </w:r>
+      <w:proofErr w:type="spellStart"/>
+      <w:r>
+        <w:t>cell</w:t>
+      </w:r>
+      <w:proofErr w:type="spellEnd"/>
+      <w:r>
+        <w:t xml:space="preserve"> state line. </w:t>
+      </w:r>
+      <w:proofErr w:type="spellStart"/>
+      <w:r>
+        <w:t>Instead</w:t>
+      </w:r>
+      <w:proofErr w:type="spellEnd"/>
+      <w:r>
+        <w:t xml:space="preserve">, it </w:t>
+      </w:r>
+      <w:proofErr w:type="spellStart"/>
+      <w:r>
+        <w:t>passes</w:t>
+      </w:r>
+      <w:proofErr w:type="spellEnd"/>
+      <w:r>
+        <w:t xml:space="preserve"> </w:t>
+      </w:r>
+      <w:proofErr w:type="spellStart"/>
+      <w:r>
+        <w:t>all</w:t>
+      </w:r>
+      <w:proofErr w:type="spellEnd"/>
+      <w:r>
+        <w:t xml:space="preserve"> </w:t>
+      </w:r>
+      <w:proofErr w:type="spellStart"/>
+      <w:r>
+        <w:t>information</w:t>
+      </w:r>
+      <w:proofErr w:type="spellEnd"/>
+      <w:r>
+        <w:t xml:space="preserve"> </w:t>
+      </w:r>
+      <w:proofErr w:type="spellStart"/>
+      <w:r>
+        <w:t>directly</w:t>
+      </w:r>
+      <w:proofErr w:type="spellEnd"/>
+      <w:r>
+        <w:t xml:space="preserve"> </w:t>
+      </w:r>
+      <w:proofErr w:type="spellStart"/>
+      <w:r>
+        <w:t>through</w:t>
+      </w:r>
+      <w:proofErr w:type="spellEnd"/>
+      <w:r>
+        <w:t xml:space="preserve"> </w:t>
+      </w:r>
+      <w:proofErr w:type="spellStart"/>
+      <w:r>
+        <w:t>the</w:t>
+      </w:r>
+      <w:proofErr w:type="spellEnd"/>
+      <w:r>
+        <w:t xml:space="preserve"> </w:t>
+      </w:r>
+      <w:proofErr w:type="spellStart"/>
+      <w:r>
+        <w:t>hidden</w:t>
+      </w:r>
+      <w:proofErr w:type="spellEnd"/>
+      <w:r>
+        <w:t xml:space="preserve"> </w:t>
+      </w:r>
+      <m:oMath>
+        <m:d>
+          <m:dPr>
+            <m:ctrlPr>
+              <w:rPr>
+                <w:rFonts w:ascii="Cambria Math" w:hAnsi="Cambria Math"/>
+                <w:i/>
+              </w:rPr>
+            </m:ctrlPr>
+          </m:dPr>
+          <m:e>
+            <m:sSub>
+              <m:sSubPr>
+                <m:ctrlPr>
+                  <w:rPr>
+                    <w:rFonts w:ascii="Cambria Math" w:hAnsi="Cambria Math"/>
+                    <w:i/>
+                  </w:rPr>
+                </m:ctrlPr>
+              </m:sSubPr>
+              <m:e>
+                <m:r>
+                  <w:rPr>
+                    <w:rFonts w:ascii="Cambria Math" w:hAnsi="Cambria Math"/>
+                  </w:rPr>
+                  <m:t>h</m:t>
+                </m:r>
+              </m:e>
+              <m:sub>
+                <m:r>
+                  <w:rPr>
+                    <w:rFonts w:ascii="Cambria Math" w:hAnsi="Cambria Math"/>
+                  </w:rPr>
+                  <m:t>t</m:t>
+                </m:r>
+              </m:sub>
+            </m:sSub>
+          </m:e>
+        </m:d>
+      </m:oMath>
+      <w:r>
+        <w:t xml:space="preserve">. It </w:t>
+      </w:r>
+      <w:proofErr w:type="spellStart"/>
+      <w:r>
+        <w:t>also</w:t>
+      </w:r>
+      <w:proofErr w:type="spellEnd"/>
+      <w:r>
+        <w:t xml:space="preserve"> </w:t>
+      </w:r>
+      <w:proofErr w:type="spellStart"/>
+      <w:r>
+        <w:t>cuts</w:t>
+      </w:r>
+      <w:proofErr w:type="spellEnd"/>
+      <w:r>
+        <w:t xml:space="preserve"> </w:t>
+      </w:r>
+      <w:proofErr w:type="spellStart"/>
+      <w:r>
+        <w:t>down</w:t>
+      </w:r>
+      <w:proofErr w:type="spellEnd"/>
+      <w:r>
+        <w:t xml:space="preserve"> </w:t>
+      </w:r>
+      <w:proofErr w:type="spellStart"/>
+      <w:r>
+        <w:t>the</w:t>
+      </w:r>
+      <w:proofErr w:type="spellEnd"/>
+      <w:r>
+        <w:t xml:space="preserve"> gate </w:t>
+      </w:r>
+      <w:proofErr w:type="spellStart"/>
+      <w:r>
+        <w:t>count</w:t>
+      </w:r>
+      <w:proofErr w:type="spellEnd"/>
+      <w:r>
+        <w:t xml:space="preserve"> </w:t>
+      </w:r>
+      <w:proofErr w:type="spellStart"/>
+      <w:r>
+        <w:t>from</w:t>
+      </w:r>
+      <w:proofErr w:type="spellEnd"/>
+      <w:r>
+        <w:t xml:space="preserve"> </w:t>
+      </w:r>
+      <w:proofErr w:type="spellStart"/>
+      <w:r>
+        <w:t>three</w:t>
+      </w:r>
+      <w:proofErr w:type="spellEnd"/>
+      <w:r>
+        <w:t xml:space="preserve"> </w:t>
+      </w:r>
+      <w:proofErr w:type="spellStart"/>
+      <w:r>
+        <w:t>to</w:t>
+      </w:r>
+      <w:proofErr w:type="spellEnd"/>
+      <w:r>
+        <w:t xml:space="preserve"> </w:t>
+      </w:r>
+      <w:proofErr w:type="spellStart"/>
+      <w:r>
+        <w:t>two</w:t>
+      </w:r>
+      <w:proofErr w:type="spellEnd"/>
+      <w:r>
+        <w:t xml:space="preserve">: a </w:t>
+      </w:r>
+      <w:proofErr w:type="spellStart"/>
+      <w:r>
+        <w:t>reset</w:t>
+      </w:r>
+      <w:proofErr w:type="spellEnd"/>
+      <w:r>
+        <w:t xml:space="preserve"> gate </w:t>
+      </w:r>
+      <m:oMath>
+        <m:d>
+          <m:dPr>
+            <m:ctrlPr>
+              <w:rPr>
+                <w:rFonts w:ascii="Cambria Math" w:hAnsi="Cambria Math"/>
+                <w:i/>
+              </w:rPr>
+            </m:ctrlPr>
+          </m:dPr>
+          <m:e>
+            <m:sSub>
+              <m:sSubPr>
+                <m:ctrlPr>
+                  <w:rPr>
+                    <w:rFonts w:ascii="Cambria Math" w:hAnsi="Cambria Math"/>
+                    <w:i/>
+                  </w:rPr>
+                </m:ctrlPr>
+              </m:sSubPr>
+              <m:e>
+                <m:r>
+                  <w:rPr>
+                    <w:rFonts w:ascii="Cambria Math" w:hAnsi="Cambria Math"/>
+                  </w:rPr>
+                  <m:t>r</m:t>
+                </m:r>
+              </m:e>
+              <m:sub>
+                <m:r>
+                  <w:rPr>
+                    <w:rFonts w:ascii="Cambria Math" w:hAnsi="Cambria Math"/>
+                  </w:rPr>
+                  <m:t>t</m:t>
+                </m:r>
+              </m:sub>
+            </m:sSub>
+          </m:e>
+        </m:d>
+      </m:oMath>
+      <w:r>
+        <w:t xml:space="preserve"> and an update gate </w:t>
+      </w:r>
+      <m:oMath>
+        <m:d>
+          <m:dPr>
+            <m:ctrlPr>
+              <w:rPr>
+                <w:rFonts w:ascii="Cambria Math" w:hAnsi="Cambria Math"/>
+                <w:i/>
+              </w:rPr>
+            </m:ctrlPr>
+          </m:dPr>
+          <m:e>
+            <m:sSub>
+              <m:sSubPr>
+                <m:ctrlPr>
+                  <w:rPr>
+                    <w:rFonts w:ascii="Cambria Math" w:hAnsi="Cambria Math"/>
+                    <w:i/>
+                  </w:rPr>
+                </m:ctrlPr>
+              </m:sSubPr>
+              <m:e>
+                <m:r>
+                  <w:rPr>
+                    <w:rFonts w:ascii="Cambria Math" w:hAnsi="Cambria Math"/>
+                  </w:rPr>
+                  <m:t>z</m:t>
+                </m:r>
+              </m:e>
+              <m:sub>
+                <m:r>
+                  <w:rPr>
+                    <w:rFonts w:ascii="Cambria Math" w:hAnsi="Cambria Math"/>
+                  </w:rPr>
+                  <m:t>t</m:t>
+                </m:r>
+              </m:sub>
+            </m:sSub>
+          </m:e>
+        </m:d>
+      </m:oMath>
+    </w:p>
+    <w:p>
+      <w:r>
+        <w:t xml:space="preserve">The structural </w:t>
+      </w:r>
+      <w:proofErr w:type="spellStart"/>
+      <w:r>
+        <w:t>updates</w:t>
+      </w:r>
+      <w:proofErr w:type="spellEnd"/>
+      <w:r>
+        <w:t xml:space="preserve"> </w:t>
+      </w:r>
+      <w:proofErr w:type="spellStart"/>
+      <w:r>
+        <w:t>inside</w:t>
+      </w:r>
+      <w:proofErr w:type="spellEnd"/>
+      <w:r>
+        <w:t xml:space="preserve"> a GRU </w:t>
+      </w:r>
+      <w:proofErr w:type="spellStart"/>
+      <w:r>
+        <w:t>cell</w:t>
+      </w:r>
+      <w:proofErr w:type="spellEnd"/>
+      <w:r>
+        <w:t xml:space="preserve"> </w:t>
+      </w:r>
+      <w:proofErr w:type="spellStart"/>
+      <w:r>
+        <w:t>happen</w:t>
+      </w:r>
+      <w:proofErr w:type="spellEnd"/>
+      <w:r>
+        <w:t xml:space="preserve"> </w:t>
+      </w:r>
+      <w:proofErr w:type="spellStart"/>
+      <w:r>
+        <w:t>through</w:t>
+      </w:r>
+      <w:proofErr w:type="spellEnd"/>
+      <w:r>
+        <w:t xml:space="preserve"> a </w:t>
+      </w:r>
+      <w:proofErr w:type="spellStart"/>
+      <w:r>
+        <w:t>leaner</w:t>
+      </w:r>
+      <w:proofErr w:type="spellEnd"/>
+      <w:r>
+        <w:t xml:space="preserve"> set of </w:t>
+      </w:r>
+      <w:proofErr w:type="spellStart"/>
+      <w:r>
+        <w:t>equations</w:t>
+      </w:r>
+      <w:proofErr w:type="spellEnd"/>
+      <w:r>
+        <w:t>:</w:t>
+      </w:r>
+    </w:p>
+    <w:p/>
+    <w:p/>
+    <w:p>
+      <w:pPr>
+        <w:rPr>
+          <w:b/>
+          <w:bCs/>
+          <w:sz w:val="28"/>
+          <w:szCs w:val="22"/>
+        </w:rPr>
+      </w:pPr>
+      <w:r>
+        <w:rPr>
+          <w:b/>
+          <w:bCs/>
+          <w:sz w:val="28"/>
+          <w:szCs w:val="22"/>
+        </w:rPr>
+        <w:lastRenderedPageBreak/>
+        <w:t xml:space="preserve">The </w:t>
+      </w:r>
+      <w:proofErr w:type="spellStart"/>
+      <w:r>
+        <w:rPr>
+          <w:b/>
+          <w:bCs/>
+          <w:sz w:val="28"/>
+          <w:szCs w:val="22"/>
+        </w:rPr>
+        <w:t>r</w:t>
+      </w:r>
+      <w:r>
+        <w:rPr>
+          <w:b/>
+          <w:bCs/>
+          <w:sz w:val="28"/>
+          <w:szCs w:val="22"/>
+        </w:rPr>
+        <w:t>eset</w:t>
+      </w:r>
+      <w:proofErr w:type="spellEnd"/>
+      <w:r>
+        <w:rPr>
+          <w:b/>
+          <w:bCs/>
+          <w:sz w:val="28"/>
+          <w:szCs w:val="22"/>
+        </w:rPr>
+        <w:t xml:space="preserve"> </w:t>
+      </w:r>
+      <w:r>
+        <w:rPr>
+          <w:b/>
+          <w:bCs/>
+          <w:sz w:val="28"/>
+          <w:szCs w:val="22"/>
+        </w:rPr>
+        <w:t>g</w:t>
+      </w:r>
+      <w:r>
+        <w:rPr>
+          <w:b/>
+          <w:bCs/>
+          <w:sz w:val="28"/>
+          <w:szCs w:val="22"/>
+        </w:rPr>
+        <w:t>ate</w:t>
+      </w:r>
+    </w:p>
+    <w:p>
+      <w:pPr>
+        <w:rPr>
+          <w:b/>
+          <w:bCs/>
+          <w:sz w:val="28"/>
+          <w:szCs w:val="22"/>
+        </w:rPr>
+      </w:pPr>
+      <w:r>
+        <w:t xml:space="preserve">The </w:t>
+      </w:r>
+      <w:proofErr w:type="spellStart"/>
+      <w:r>
+        <w:t>reset</w:t>
+      </w:r>
+      <w:proofErr w:type="spellEnd"/>
+      <w:r>
+        <w:t xml:space="preserve"> gate </w:t>
+      </w:r>
+      <m:oMath>
+        <m:d>
+          <m:dPr>
+            <m:ctrlPr>
+              <w:rPr>
+                <w:rFonts w:ascii="Cambria Math" w:hAnsi="Cambria Math"/>
+              </w:rPr>
+            </m:ctrlPr>
+          </m:dPr>
+          <m:e>
+            <m:sSub>
+              <m:sSubPr>
+                <m:ctrlPr>
+                  <w:rPr>
+                    <w:rFonts w:ascii="Cambria Math" w:hAnsi="Cambria Math"/>
+                  </w:rPr>
+                </m:ctrlPr>
+              </m:sSubPr>
+              <m:e>
+                <m:r>
+                  <w:rPr>
+                    <w:rFonts w:ascii="Cambria Math" w:hAnsi="Cambria Math"/>
+                  </w:rPr>
+                  <m:t>r</m:t>
+                </m:r>
+              </m:e>
+              <m:sub>
+                <m:r>
+                  <w:rPr>
+                    <w:rFonts w:ascii="Cambria Math" w:hAnsi="Cambria Math"/>
+                  </w:rPr>
+                  <m:t>t</m:t>
+                </m:r>
+              </m:sub>
+            </m:sSub>
+          </m:e>
+        </m:d>
+      </m:oMath>
+      <w:r>
+        <w:t xml:space="preserve">   </w:t>
+      </w:r>
+      <w:proofErr w:type="spellStart"/>
+      <w:r>
+        <w:t>decides</w:t>
+      </w:r>
+      <w:proofErr w:type="spellEnd"/>
+      <w:r>
+        <w:t xml:space="preserve"> </w:t>
+      </w:r>
+      <w:proofErr w:type="spellStart"/>
+      <w:r>
+        <w:t>how</w:t>
+      </w:r>
+      <w:proofErr w:type="spellEnd"/>
+      <w:r>
+        <w:t xml:space="preserve"> </w:t>
+      </w:r>
+      <w:proofErr w:type="spellStart"/>
+      <w:r>
+        <w:t>much</w:t>
+      </w:r>
+      <w:proofErr w:type="spellEnd"/>
+      <w:r>
+        <w:t xml:space="preserve"> of </w:t>
+      </w:r>
+      <w:proofErr w:type="spellStart"/>
+      <w:r>
+        <w:t>the</w:t>
+      </w:r>
+      <w:proofErr w:type="spellEnd"/>
+      <w:r>
+        <w:t xml:space="preserve"> </w:t>
+      </w:r>
+      <w:proofErr w:type="spellStart"/>
+      <w:r>
+        <w:t>past</w:t>
+      </w:r>
+      <w:proofErr w:type="spellEnd"/>
+      <w:r>
+        <w:t xml:space="preserve"> </w:t>
+      </w:r>
+      <w:proofErr w:type="spellStart"/>
+      <w:r>
+        <w:t>hidden</w:t>
+      </w:r>
+      <w:proofErr w:type="spellEnd"/>
+      <w:r>
+        <w:t xml:space="preserve"> state </w:t>
+      </w:r>
+      <w:proofErr w:type="spellStart"/>
+      <w:r>
+        <w:t>to</w:t>
+      </w:r>
+      <w:proofErr w:type="spellEnd"/>
+      <w:r>
+        <w:t xml:space="preserve"> </w:t>
+      </w:r>
+      <w:proofErr w:type="spellStart"/>
+      <w:r>
+        <w:t>actually</w:t>
+      </w:r>
+      <w:proofErr w:type="spellEnd"/>
+      <w:r>
+        <w:t xml:space="preserve"> care </w:t>
+      </w:r>
+      <w:proofErr w:type="spellStart"/>
+      <w:r>
+        <w:t>about</w:t>
+      </w:r>
+      <w:proofErr w:type="spellEnd"/>
+      <w:r>
+        <w:t xml:space="preserve"> </w:t>
+      </w:r>
+      <w:proofErr w:type="spellStart"/>
+      <w:r>
+        <w:t>when</w:t>
+      </w:r>
+      <w:proofErr w:type="spellEnd"/>
+      <w:r>
+        <w:t xml:space="preserve"> </w:t>
+      </w:r>
+      <w:proofErr w:type="spellStart"/>
+      <w:r>
+        <w:t>looking</w:t>
+      </w:r>
+      <w:proofErr w:type="spellEnd"/>
+      <w:r>
+        <w:t xml:space="preserve"> at </w:t>
+      </w:r>
+      <w:proofErr w:type="spellStart"/>
+      <w:r>
+        <w:t>new</w:t>
+      </w:r>
+      <w:proofErr w:type="spellEnd"/>
+      <w:r>
+        <w:t xml:space="preserve"> market </w:t>
+      </w:r>
+      <w:proofErr w:type="spellStart"/>
+      <w:r>
+        <w:t>inputs</w:t>
+      </w:r>
+      <w:proofErr w:type="spellEnd"/>
+      <w:r>
+        <w:t xml:space="preserve">. </w:t>
+      </w:r>
+      <w:proofErr w:type="spellStart"/>
+      <w:r>
+        <w:t>If</w:t>
+      </w:r>
+      <w:proofErr w:type="spellEnd"/>
+      <w:r>
+        <w:t xml:space="preserve"> </w:t>
+      </w:r>
+      <w:proofErr w:type="spellStart"/>
+      <w:r>
+        <w:t>the</w:t>
+      </w:r>
+      <w:proofErr w:type="spellEnd"/>
+      <w:r>
+        <w:t xml:space="preserve"> market </w:t>
+      </w:r>
+      <w:proofErr w:type="spellStart"/>
+      <w:r>
+        <w:t>experiences</w:t>
+      </w:r>
+      <w:proofErr w:type="spellEnd"/>
+      <w:r>
+        <w:t xml:space="preserve"> a </w:t>
+      </w:r>
+      <w:proofErr w:type="spellStart"/>
+      <w:r>
+        <w:t>sudden</w:t>
+      </w:r>
+      <w:proofErr w:type="spellEnd"/>
+      <w:r>
+        <w:t xml:space="preserve"> </w:t>
+      </w:r>
+      <w:proofErr w:type="spellStart"/>
+      <w:r>
+        <w:t>regime</w:t>
+      </w:r>
+      <w:proofErr w:type="spellEnd"/>
+      <w:r>
+        <w:t xml:space="preserve"> </w:t>
+      </w:r>
+      <w:proofErr w:type="spellStart"/>
+      <w:r>
+        <w:t>shift</w:t>
+      </w:r>
+      <w:proofErr w:type="spellEnd"/>
+      <w:r>
+        <w:t xml:space="preserve">, </w:t>
+      </w:r>
+      <w:proofErr w:type="spellStart"/>
+      <w:r>
+        <w:t>this</w:t>
+      </w:r>
+      <w:proofErr w:type="spellEnd"/>
+      <w:r>
+        <w:t xml:space="preserve"> gate </w:t>
+      </w:r>
+      <w:proofErr w:type="spellStart"/>
+      <w:r>
+        <w:t>can</w:t>
+      </w:r>
+      <w:proofErr w:type="spellEnd"/>
+      <w:r>
+        <w:t xml:space="preserve"> </w:t>
+      </w:r>
+      <w:proofErr w:type="spellStart"/>
+      <w:r>
+        <w:t>effectively</w:t>
+      </w:r>
+      <w:proofErr w:type="spellEnd"/>
+      <w:r>
+        <w:t xml:space="preserve"> </w:t>
+      </w:r>
+      <w:proofErr w:type="spellStart"/>
+      <w:r>
+        <w:t>force</w:t>
+      </w:r>
+      <w:proofErr w:type="spellEnd"/>
+      <w:r>
+        <w:t xml:space="preserve"> </w:t>
+      </w:r>
+      <w:proofErr w:type="spellStart"/>
+      <w:r>
+        <w:t>the</w:t>
+      </w:r>
+      <w:proofErr w:type="spellEnd"/>
+      <w:r>
+        <w:t xml:space="preserve"> model </w:t>
+      </w:r>
+      <w:proofErr w:type="spellStart"/>
+      <w:r>
+        <w:t>to</w:t>
+      </w:r>
+      <w:proofErr w:type="spellEnd"/>
+      <w:r>
+        <w:t xml:space="preserve"> </w:t>
+      </w:r>
+      <w:proofErr w:type="spellStart"/>
+      <w:r>
+        <w:t>wipe</w:t>
+      </w:r>
+      <w:proofErr w:type="spellEnd"/>
+      <w:r>
+        <w:t xml:space="preserve"> out </w:t>
+      </w:r>
+      <w:proofErr w:type="spellStart"/>
+      <w:r>
+        <w:t>irrelevant</w:t>
+      </w:r>
+      <w:proofErr w:type="spellEnd"/>
+      <w:r>
+        <w:t xml:space="preserve"> </w:t>
+      </w:r>
+      <w:proofErr w:type="spellStart"/>
+      <w:r>
+        <w:t>past</w:t>
+      </w:r>
+      <w:proofErr w:type="spellEnd"/>
+      <w:r>
+        <w:t xml:space="preserve"> </w:t>
+      </w:r>
+      <w:proofErr w:type="spellStart"/>
+      <w:r>
+        <w:t>trends</w:t>
+      </w:r>
+      <w:proofErr w:type="spellEnd"/>
+      <w:r>
+        <w:t>:</w:t>
+      </w:r>
+    </w:p>
+    <w:p>
+      <m:oMathPara>
+        <m:oMath>
+          <m:sSub>
+            <m:sSubPr>
+              <m:ctrlPr>
+                <w:rPr>
+                  <w:rFonts w:ascii="Cambria Math" w:hAnsi="Cambria Math"/>
+                </w:rPr>
+              </m:ctrlPr>
+            </m:sSubPr>
+            <m:e>
+              <m:r>
+                <m:rPr>
+                  <m:sty m:val="p"/>
+                </m:rPr>
+                <w:rPr>
+                  <w:rFonts w:ascii="Cambria Math" w:hAnsi="Cambria Math"/>
+                </w:rPr>
+                <m:t>r</m:t>
+              </m:r>
+            </m:e>
+            <m:sub>
+              <m:r>
+                <m:rPr>
+                  <m:sty m:val="p"/>
+                </m:rPr>
+                <w:rPr>
+                  <w:rFonts w:ascii="Cambria Math" w:hAnsi="Cambria Math"/>
+                </w:rPr>
+                <m:t>t</m:t>
+              </m:r>
+            </m:sub>
+          </m:sSub>
+          <m:r>
+            <m:rPr>
+              <m:sty m:val="p"/>
+            </m:rPr>
+            <w:rPr>
+              <w:rFonts w:ascii="Cambria Math" w:hAnsi="Cambria Math"/>
+            </w:rPr>
+            <m:t>= σ</m:t>
+          </m:r>
+          <m:d>
+            <m:dPr>
+              <m:ctrlPr>
+                <w:rPr>
+                  <w:rFonts w:ascii="Cambria Math" w:hAnsi="Cambria Math"/>
+                </w:rPr>
+              </m:ctrlPr>
+            </m:dPr>
+            <m:e>
+              <m:sSub>
+                <m:sSubPr>
+                  <m:ctrlPr>
+                    <w:rPr>
+                      <w:rFonts w:ascii="Cambria Math" w:hAnsi="Cambria Math"/>
+                    </w:rPr>
+                  </m:ctrlPr>
+                </m:sSubPr>
+                <m:e>
+                  <m:r>
+                    <m:rPr>
+                      <m:sty m:val="p"/>
+                    </m:rPr>
+                    <w:rPr>
+                      <w:rFonts w:ascii="Cambria Math" w:hAnsi="Cambria Math"/>
+                    </w:rPr>
+                    <m:t>W</m:t>
+                  </m:r>
+                </m:e>
+                <m:sub>
+                  <m:r>
+                    <m:rPr>
+                      <m:sty m:val="p"/>
+                    </m:rPr>
+                    <w:rPr>
+                      <w:rFonts w:ascii="Cambria Math" w:hAnsi="Cambria Math"/>
+                    </w:rPr>
+                    <m:t>r</m:t>
+                  </m:r>
+                </m:sub>
+              </m:sSub>
+              <m:r>
+                <m:rPr>
+                  <m:sty m:val="p"/>
+                </m:rPr>
+                <w:rPr>
+                  <w:rFonts w:ascii="Cambria Math" w:hAnsi="Cambria Math"/>
+                </w:rPr>
+                <m:t>⋅</m:t>
+              </m:r>
+              <m:d>
+                <m:dPr>
+                  <m:begChr m:val="["/>
+                  <m:endChr m:val="]"/>
+                  <m:ctrlPr>
+                    <w:rPr>
+                      <w:rFonts w:ascii="Cambria Math" w:hAnsi="Cambria Math"/>
+                    </w:rPr>
+                  </m:ctrlPr>
+                </m:dPr>
+                <m:e>
+                  <m:sSub>
+                    <m:sSubPr>
+                      <m:ctrlPr>
+                        <w:rPr>
+                          <w:rFonts w:ascii="Cambria Math" w:hAnsi="Cambria Math"/>
+                        </w:rPr>
+                      </m:ctrlPr>
+                    </m:sSubPr>
+                    <m:e>
+                      <m:r>
+                        <m:rPr>
+                          <m:sty m:val="p"/>
+                        </m:rPr>
+                        <w:rPr>
+                          <w:rFonts w:ascii="Cambria Math" w:hAnsi="Cambria Math"/>
+                        </w:rPr>
+                        <m:t>h</m:t>
+                      </m:r>
+                    </m:e>
+                    <m:sub>
+                      <m:r>
+                        <m:rPr>
+                          <m:sty m:val="p"/>
+                        </m:rPr>
+                        <w:rPr>
+                          <w:rFonts w:ascii="Cambria Math" w:hAnsi="Cambria Math"/>
+                        </w:rPr>
+                        <m:t>t-1</m:t>
+                      </m:r>
+                    </m:sub>
+                  </m:sSub>
+                  <m:r>
+                    <m:rPr>
+                      <m:sty m:val="p"/>
+                    </m:rPr>
+                    <w:rPr>
+                      <w:rFonts w:ascii="Cambria Math" w:hAnsi="Cambria Math"/>
+                    </w:rPr>
+                    <m:t xml:space="preserve">, </m:t>
+                  </m:r>
+                  <m:sSub>
+                    <m:sSubPr>
+                      <m:ctrlPr>
+                        <w:rPr>
+                          <w:rFonts w:ascii="Cambria Math" w:hAnsi="Cambria Math"/>
+                        </w:rPr>
+                      </m:ctrlPr>
+                    </m:sSubPr>
+                    <m:e>
+                      <m:r>
+                        <m:rPr>
+                          <m:sty m:val="p"/>
+                        </m:rPr>
+                        <w:rPr>
+                          <w:rFonts w:ascii="Cambria Math" w:hAnsi="Cambria Math"/>
+                        </w:rPr>
+                        <m:t>x</m:t>
+                      </m:r>
+                    </m:e>
+                    <m:sub>
+                      <m:r>
+                        <m:rPr>
+                          <m:sty m:val="p"/>
+                        </m:rPr>
+                        <w:rPr>
+                          <w:rFonts w:ascii="Cambria Math" w:hAnsi="Cambria Math"/>
+                        </w:rPr>
+                        <m:t>t</m:t>
+                      </m:r>
+                    </m:sub>
+                  </m:sSub>
+                </m:e>
+              </m:d>
+              <m:r>
+                <m:rPr>
+                  <m:sty m:val="p"/>
+                </m:rPr>
+                <w:rPr>
+                  <w:rFonts w:ascii="Cambria Math" w:hAnsi="Cambria Math"/>
+                </w:rPr>
+                <m:t xml:space="preserve">+ </m:t>
+              </m:r>
+              <m:sSub>
+                <m:sSubPr>
+                  <m:ctrlPr>
+                    <w:rPr>
+                      <w:rFonts w:ascii="Cambria Math" w:hAnsi="Cambria Math"/>
+                    </w:rPr>
+                  </m:ctrlPr>
+                </m:sSubPr>
+                <m:e>
+                  <m:r>
+                    <m:rPr>
+                      <m:sty m:val="p"/>
+                    </m:rPr>
+                    <w:rPr>
+                      <w:rFonts w:ascii="Cambria Math" w:hAnsi="Cambria Math"/>
+                    </w:rPr>
+                    <m:t>b</m:t>
+                  </m:r>
+                </m:e>
+                <m:sub>
+                  <m:r>
+                    <m:rPr>
+                      <m:sty m:val="p"/>
+                    </m:rPr>
+                    <w:rPr>
+                      <w:rFonts w:ascii="Cambria Math" w:hAnsi="Cambria Math"/>
+                    </w:rPr>
+                    <m:t>r</m:t>
+                  </m:r>
+                </m:sub>
+              </m:sSub>
+            </m:e>
+          </m:d>
+        </m:oMath>
+      </m:oMathPara>
+    </w:p>
+    <w:p>
+      <w:pPr>
+        <w:rPr>
+          <w:b/>
+          <w:bCs/>
+          <w:sz w:val="28"/>
+          <w:szCs w:val="22"/>
+        </w:rPr>
+      </w:pPr>
+      <w:r>
+        <w:rPr>
+          <w:b/>
+          <w:bCs/>
+          <w:sz w:val="28"/>
+          <w:szCs w:val="22"/>
+        </w:rPr>
+        <w:t>The update gate</w:t>
+      </w:r>
+    </w:p>
+    <w:p>
+      <w:r>
+        <w:t xml:space="preserve">The update gate </w:t>
+      </w:r>
+      <m:oMath>
+        <m:d>
+          <m:dPr>
+            <m:ctrlPr>
+              <w:rPr>
+                <w:rFonts w:ascii="Cambria Math" w:hAnsi="Cambria Math"/>
+              </w:rPr>
+            </m:ctrlPr>
+          </m:dPr>
+          <m:e>
+            <m:sSub>
+              <m:sSubPr>
+                <m:ctrlPr>
+                  <w:rPr>
+                    <w:rFonts w:ascii="Cambria Math" w:hAnsi="Cambria Math"/>
+                  </w:rPr>
+                </m:ctrlPr>
+              </m:sSubPr>
+              <m:e>
+                <m:r>
+                  <w:rPr>
+                    <w:rFonts w:ascii="Cambria Math" w:hAnsi="Cambria Math"/>
+                  </w:rPr>
+                  <m:t>z</m:t>
+                </m:r>
+              </m:e>
+              <m:sub>
+                <m:r>
+                  <w:rPr>
+                    <w:rFonts w:ascii="Cambria Math" w:hAnsi="Cambria Math"/>
+                  </w:rPr>
+                  <m:t>t</m:t>
+                </m:r>
+              </m:sub>
+            </m:sSub>
+          </m:e>
+        </m:d>
+        <m:r>
+          <m:rPr>
+            <m:sty m:val="p"/>
+          </m:rPr>
+          <w:rPr>
+            <w:rFonts w:ascii="Cambria Math" w:hAnsi="Cambria Math"/>
+          </w:rPr>
+          <m:t xml:space="preserve"> </m:t>
+        </m:r>
+      </m:oMath>
+      <w:r>
+        <w:t xml:space="preserve">acts as a combined forget and input mechanism. It dictates exactly how much historical information is preserved and how much new data from the current step </w:t>
+      </w:r>
+      <w:proofErr w:type="spellStart"/>
+      <w:r>
+        <w:t>is</w:t>
+      </w:r>
+      <w:proofErr w:type="spellEnd"/>
+      <w:r>
+        <w:t xml:space="preserve"> </w:t>
+      </w:r>
+      <w:proofErr w:type="spellStart"/>
+      <w:r>
+        <w:t>mixed</w:t>
+      </w:r>
+      <w:proofErr w:type="spellEnd"/>
+      <w:r>
+        <w:t xml:space="preserve"> in:</w:t>
+      </w:r>
+    </w:p>
+    <w:p>
+      <m:oMathPara>
+        <m:oMath>
+          <m:sSub>
+            <m:sSubPr>
+              <m:ctrlPr>
+                <w:rPr>
+                  <w:rFonts w:ascii="Cambria Math" w:hAnsi="Cambria Math"/>
+                  <w:i/>
+                </w:rPr>
+              </m:ctrlPr>
+            </m:sSubPr>
+            <m:e>
+              <m:r>
+                <w:rPr>
+                  <w:rFonts w:ascii="Cambria Math" w:hAnsi="Cambria Math"/>
+                </w:rPr>
+                <m:t>z</m:t>
+              </m:r>
+            </m:e>
+            <m:sub>
+              <m:r>
+                <w:rPr>
+                  <w:rFonts w:ascii="Cambria Math" w:hAnsi="Cambria Math"/>
+                </w:rPr>
+                <m:t>t</m:t>
+              </m:r>
+            </m:sub>
+          </m:sSub>
+          <m:r>
+            <w:rPr>
+              <w:rFonts w:ascii="Cambria Math" w:hAnsi="Cambria Math"/>
+            </w:rPr>
+            <m:t xml:space="preserve">= </m:t>
+          </m:r>
+          <m:r>
+            <w:rPr>
+              <w:rFonts w:ascii="Cambria Math" w:hAnsi="Cambria Math"/>
+            </w:rPr>
+            <m:t>σ</m:t>
+          </m:r>
+          <m:d>
+            <m:dPr>
+              <m:ctrlPr>
+                <w:rPr>
+                  <w:rFonts w:ascii="Cambria Math" w:hAnsi="Cambria Math"/>
+                  <w:i/>
+                </w:rPr>
+              </m:ctrlPr>
+            </m:dPr>
+            <m:e>
+              <m:sSub>
+                <m:sSubPr>
+                  <m:ctrlPr>
+                    <w:rPr>
+                      <w:rFonts w:ascii="Cambria Math" w:hAnsi="Cambria Math"/>
+                      <w:i/>
+                    </w:rPr>
+                  </m:ctrlPr>
+                </m:sSubPr>
+                <m:e>
+                  <m:r>
+                    <w:rPr>
+                      <w:rFonts w:ascii="Cambria Math" w:hAnsi="Cambria Math"/>
+                    </w:rPr>
+                    <m:t>W</m:t>
+                  </m:r>
+                </m:e>
+                <m:sub>
+                  <m:r>
+                    <w:rPr>
+                      <w:rFonts w:ascii="Cambria Math" w:hAnsi="Cambria Math"/>
+                    </w:rPr>
+                    <m:t>z</m:t>
+                  </m:r>
+                </m:sub>
+              </m:sSub>
+              <m:r>
+                <w:rPr>
+                  <w:rFonts w:ascii="Cambria Math" w:hAnsi="Cambria Math"/>
+                </w:rPr>
+                <m:t>⋅</m:t>
+              </m:r>
+              <m:d>
+                <m:dPr>
+                  <m:begChr m:val="["/>
+                  <m:endChr m:val="]"/>
+                  <m:ctrlPr>
+                    <w:rPr>
+                      <w:rFonts w:ascii="Cambria Math" w:hAnsi="Cambria Math"/>
+                      <w:i/>
+                    </w:rPr>
+                  </m:ctrlPr>
+                </m:dPr>
+                <m:e>
+                  <m:sSub>
+                    <m:sSubPr>
+                      <m:ctrlPr>
+                        <w:rPr>
+                          <w:rFonts w:ascii="Cambria Math" w:hAnsi="Cambria Math"/>
+                          <w:i/>
+                        </w:rPr>
+                      </m:ctrlPr>
+                    </m:sSubPr>
+                    <m:e>
+                      <m:r>
+                        <w:rPr>
+                          <w:rFonts w:ascii="Cambria Math" w:hAnsi="Cambria Math"/>
+                        </w:rPr>
+                        <m:t>h</m:t>
+                      </m:r>
+                    </m:e>
+                    <m:sub>
+                      <m:r>
+                        <w:rPr>
+                          <w:rFonts w:ascii="Cambria Math" w:hAnsi="Cambria Math"/>
+                        </w:rPr>
+                        <m:t>t-1</m:t>
+                      </m:r>
+                    </m:sub>
+                  </m:sSub>
+                  <m:r>
+                    <w:rPr>
+                      <w:rFonts w:ascii="Cambria Math" w:hAnsi="Cambria Math"/>
+                    </w:rPr>
+                    <m:t xml:space="preserve">, </m:t>
+                  </m:r>
+                  <m:sSub>
+                    <m:sSubPr>
+                      <m:ctrlPr>
+                        <w:rPr>
+                          <w:rFonts w:ascii="Cambria Math" w:hAnsi="Cambria Math"/>
+                          <w:i/>
+                        </w:rPr>
+                      </m:ctrlPr>
+                    </m:sSubPr>
+                    <m:e>
+                      <m:r>
+                        <w:rPr>
+                          <w:rFonts w:ascii="Cambria Math" w:hAnsi="Cambria Math"/>
+                        </w:rPr>
+                        <m:t>x</m:t>
+                      </m:r>
+                    </m:e>
+                    <m:sub>
+                      <m:r>
+                        <w:rPr>
+                          <w:rFonts w:ascii="Cambria Math" w:hAnsi="Cambria Math"/>
+                        </w:rPr>
+                        <m:t>t</m:t>
+                      </m:r>
+                    </m:sub>
+                  </m:sSub>
+                </m:e>
+              </m:d>
+              <m:r>
+                <w:rPr>
+                  <w:rFonts w:ascii="Cambria Math" w:hAnsi="Cambria Math"/>
+                </w:rPr>
+                <m:t xml:space="preserve">+ </m:t>
+              </m:r>
+              <m:sSub>
+                <m:sSubPr>
+                  <m:ctrlPr>
+                    <w:rPr>
+                      <w:rFonts w:ascii="Cambria Math" w:hAnsi="Cambria Math"/>
+                      <w:i/>
+                    </w:rPr>
+                  </m:ctrlPr>
+                </m:sSubPr>
+                <m:e>
+                  <m:r>
+                    <w:rPr>
+                      <w:rFonts w:ascii="Cambria Math" w:hAnsi="Cambria Math"/>
+                    </w:rPr>
+                    <m:t>b</m:t>
+                  </m:r>
+                </m:e>
+                <m:sub>
+                  <m:r>
+                    <w:rPr>
+                      <w:rFonts w:ascii="Cambria Math" w:hAnsi="Cambria Math"/>
+                    </w:rPr>
+                    <m:t>z</m:t>
+                  </m:r>
+                </m:sub>
+              </m:sSub>
+            </m:e>
+          </m:d>
+        </m:oMath>
+      </m:oMathPara>
+    </w:p>
+    <w:p>
+      <w:pPr>
+        <w:rPr>
+          <w:b/>
+          <w:bCs/>
+          <w:sz w:val="28"/>
+          <w:szCs w:val="22"/>
+        </w:rPr>
+      </w:pPr>
+      <w:proofErr w:type="spellStart"/>
+      <w:r>
+        <w:rPr>
+          <w:b/>
+          <w:bCs/>
+          <w:sz w:val="28"/>
+          <w:szCs w:val="22"/>
+        </w:rPr>
+        <w:t>Creating</w:t>
+      </w:r>
+      <w:proofErr w:type="spellEnd"/>
+      <w:r>
+        <w:rPr>
+          <w:b/>
+          <w:bCs/>
+          <w:sz w:val="28"/>
+          <w:szCs w:val="22"/>
+        </w:rPr>
+        <w:t xml:space="preserve"> candidate </w:t>
+      </w:r>
+      <w:proofErr w:type="spellStart"/>
+      <w:r>
+        <w:rPr>
+          <w:b/>
+          <w:bCs/>
+          <w:sz w:val="28"/>
+          <w:szCs w:val="22"/>
+        </w:rPr>
+        <w:t>states</w:t>
+      </w:r>
+      <w:proofErr w:type="spellEnd"/>
+      <w:r>
+        <w:rPr>
+          <w:b/>
+          <w:bCs/>
+          <w:sz w:val="28"/>
+          <w:szCs w:val="22"/>
+        </w:rPr>
+        <w:t xml:space="preserve"> </w:t>
+      </w:r>
+      <w:proofErr w:type="spellStart"/>
+      <w:r>
+        <w:rPr>
+          <w:b/>
+          <w:bCs/>
+          <w:sz w:val="28"/>
+          <w:szCs w:val="22"/>
+        </w:rPr>
+        <w:t>and</w:t>
+      </w:r>
+      <w:proofErr w:type="spellEnd"/>
+      <w:r>
+        <w:rPr>
+          <w:b/>
+          <w:bCs/>
+          <w:sz w:val="28"/>
+          <w:szCs w:val="22"/>
+        </w:rPr>
+        <w:t xml:space="preserve"> final output</w:t>
+      </w:r>
+    </w:p>
+    <w:p>
+      <w:proofErr w:type="spellStart"/>
+      <w:r>
+        <w:t>First</w:t>
+      </w:r>
+      <w:proofErr w:type="spellEnd"/>
+      <w:r>
+        <w:t xml:space="preserve">, a candidate </w:t>
+      </w:r>
+      <w:proofErr w:type="spellStart"/>
+      <w:r>
+        <w:t>hidden</w:t>
+      </w:r>
+      <w:proofErr w:type="spellEnd"/>
+      <w:r>
+        <w:t xml:space="preserve"> state </w:t>
+      </w:r>
+      <m:oMath>
+        <m:r>
+          <m:rPr>
+            <m:sty m:val="p"/>
+          </m:rPr>
+          <w:rPr>
+            <w:rFonts w:ascii="Cambria Math" w:hAnsi="Cambria Math"/>
+          </w:rPr>
+          <m:t>(</m:t>
+        </m:r>
+        <m:sSub>
+          <m:sSubPr>
+            <m:ctrlPr>
+              <w:rPr>
+                <w:rFonts w:ascii="Cambria Math" w:hAnsi="Cambria Math"/>
+              </w:rPr>
+            </m:ctrlPr>
+          </m:sSubPr>
+          <m:e>
+            <m:r>
+              <w:rPr>
+                <w:rFonts w:ascii="Cambria Math" w:hAnsi="Cambria Math"/>
+              </w:rPr>
+              <m:t>h</m:t>
+            </m:r>
+          </m:e>
+          <m:sub>
+            <m:r>
+              <w:rPr>
+                <w:rFonts w:ascii="Cambria Math" w:hAnsi="Cambria Math"/>
+              </w:rPr>
+              <m:t>t</m:t>
+            </m:r>
+          </m:sub>
+        </m:sSub>
+        <m:r>
+          <m:rPr>
+            <m:sty m:val="p"/>
+          </m:rPr>
+          <w:rPr>
+            <w:rFonts w:ascii="Cambria Math" w:hAnsi="Cambria Math"/>
+          </w:rPr>
+          <m:t>)</m:t>
+        </m:r>
+      </m:oMath>
+      <w:r>
+        <w:t xml:space="preserve"> </w:t>
+      </w:r>
+      <w:proofErr w:type="spellStart"/>
+      <w:r>
+        <w:t>is</w:t>
+      </w:r>
+      <w:proofErr w:type="spellEnd"/>
+      <w:r>
+        <w:t xml:space="preserve"> </w:t>
+      </w:r>
+      <w:proofErr w:type="spellStart"/>
+      <w:r>
+        <w:t>generated</w:t>
+      </w:r>
+      <w:proofErr w:type="spellEnd"/>
+      <w:r>
+        <w:t xml:space="preserve"> </w:t>
+      </w:r>
+      <w:proofErr w:type="spellStart"/>
+      <w:r>
+        <w:t>by</w:t>
+      </w:r>
+      <w:proofErr w:type="spellEnd"/>
+      <w:r>
+        <w:t xml:space="preserve"> </w:t>
+      </w:r>
+      <w:proofErr w:type="spellStart"/>
+      <w:r>
+        <w:t>multiplying</w:t>
+      </w:r>
+      <w:proofErr w:type="spellEnd"/>
+      <w:r>
+        <w:t xml:space="preserve"> </w:t>
+      </w:r>
+      <w:proofErr w:type="spellStart"/>
+      <w:r>
+        <w:t>the</w:t>
+      </w:r>
+      <w:proofErr w:type="spellEnd"/>
+      <w:r>
+        <w:t xml:space="preserve"> </w:t>
+      </w:r>
+      <w:proofErr w:type="spellStart"/>
+      <w:r>
+        <w:t>past</w:t>
+      </w:r>
+      <w:proofErr w:type="spellEnd"/>
+      <w:r>
+        <w:t xml:space="preserve"> state </w:t>
+      </w:r>
+      <w:proofErr w:type="spellStart"/>
+      <w:r>
+        <w:t>with</w:t>
+      </w:r>
+      <w:proofErr w:type="spellEnd"/>
+      <w:r>
+        <w:t xml:space="preserve"> </w:t>
+      </w:r>
+      <w:proofErr w:type="spellStart"/>
+      <w:r>
+        <w:t>the</w:t>
+      </w:r>
+      <w:proofErr w:type="spellEnd"/>
+      <w:r>
+        <w:t xml:space="preserve"> </w:t>
+      </w:r>
+      <w:proofErr w:type="spellStart"/>
+      <w:r>
+        <w:t>reset</w:t>
+      </w:r>
+      <w:proofErr w:type="spellEnd"/>
+      <w:r>
+        <w:t xml:space="preserve"> </w:t>
+      </w:r>
+      <w:proofErr w:type="spellStart"/>
+      <w:r>
+        <w:t>gate's</w:t>
+      </w:r>
+      <w:proofErr w:type="spellEnd"/>
+      <w:r>
+        <w:t xml:space="preserve"> output, </w:t>
+      </w:r>
+      <w:proofErr w:type="spellStart"/>
+      <w:r>
+        <w:t>filtering</w:t>
+      </w:r>
+      <w:proofErr w:type="spellEnd"/>
+      <w:r>
+        <w:t xml:space="preserve"> it </w:t>
+      </w:r>
+      <w:proofErr w:type="spellStart"/>
+      <w:r>
+        <w:t>through</w:t>
+      </w:r>
+      <w:proofErr w:type="spellEnd"/>
+      <w:r>
+        <w:t xml:space="preserve"> a </w:t>
+      </w:r>
+      <m:oMath>
+        <m:r>
+          <w:rPr>
+            <w:rFonts w:ascii="Cambria Math" w:hAnsi="Cambria Math"/>
+          </w:rPr>
+          <m:t>tanh</m:t>
+        </m:r>
+      </m:oMath>
+      <w:r>
+        <w:t xml:space="preserve"> layer:</w:t>
+      </w:r>
+    </w:p>
+    <w:p>
+      <w:pPr>
+        <w:rPr>
+          <w:lang w:val="en-RO" w:eastAsia="en-GB"/>
+        </w:rPr>
+      </w:pPr>
+      <m:oMathPara>
+        <m:oMath>
+          <m:acc>
+            <m:accPr>
+              <m:chr m:val="̃"/>
+              <m:ctrlPr>
+                <w:rPr>
+                  <w:rFonts w:ascii="Cambria Math" w:hAnsi="Cambria Math"/>
+                  <w:i/>
+                  <w:lang w:val="en-RO" w:eastAsia="en-GB"/>
+                </w:rPr>
+              </m:ctrlPr>
+            </m:accPr>
+            <m:e>
+              <m:sSub>
+                <m:sSubPr>
+                  <m:ctrlPr>
+                    <w:rPr>
+                      <w:rFonts w:ascii="Cambria Math" w:hAnsi="Cambria Math"/>
+                      <w:i/>
+                      <w:lang w:val="en-RO" w:eastAsia="en-GB"/>
+                    </w:rPr>
+                  </m:ctrlPr>
+                </m:sSubPr>
+                <m:e>
+                  <m:d>
+                    <m:dPr>
+                      <m:ctrlPr>
+                        <w:rPr>
+                          <w:rFonts w:ascii="Cambria Math" w:hAnsi="Cambria Math"/>
+                          <w:i/>
+                          <w:lang w:val="en-RO" w:eastAsia="en-GB"/>
+                        </w:rPr>
+                      </m:ctrlPr>
+                    </m:dPr>
+                    <m:e>
+                      <m:r>
+                        <w:rPr>
+                          <w:rFonts w:ascii="Cambria Math" w:hAnsi="Cambria Math"/>
+                          <w:lang w:val="en-RO" w:eastAsia="en-GB"/>
+                        </w:rPr>
+                        <m:t>h</m:t>
+                      </m:r>
+                    </m:e>
+                  </m:d>
+                </m:e>
+                <m:sub>
+                  <m:r>
+                    <w:rPr>
+                      <w:rFonts w:ascii="Cambria Math" w:hAnsi="Cambria Math"/>
+                      <w:lang w:val="en-RO" w:eastAsia="en-GB"/>
+                    </w:rPr>
+                    <m:t>t</m:t>
+                  </m:r>
+                </m:sub>
+              </m:sSub>
+            </m:e>
+          </m:acc>
+          <m:r>
+            <w:rPr>
+              <w:rFonts w:ascii="Cambria Math" w:hAnsi="Cambria Math"/>
+              <w:lang w:val="en-RO" w:eastAsia="en-GB"/>
+            </w:rPr>
+            <m:t>= tanh</m:t>
+          </m:r>
+          <m:d>
+            <m:dPr>
+              <m:ctrlPr>
+                <w:rPr>
+                  <w:rFonts w:ascii="Cambria Math" w:hAnsi="Cambria Math"/>
+                  <w:i/>
+                  <w:lang w:val="en-RO" w:eastAsia="en-GB"/>
+                </w:rPr>
+              </m:ctrlPr>
+            </m:dPr>
+            <m:e>
+              <m:r>
+                <w:rPr>
+                  <w:rFonts w:ascii="Cambria Math" w:hAnsi="Cambria Math"/>
+                  <w:lang w:val="en-RO" w:eastAsia="en-GB"/>
+                </w:rPr>
+                <m:t xml:space="preserve">W </m:t>
+              </m:r>
+              <m:r>
+                <w:rPr>
+                  <w:rFonts w:ascii="Cambria Math" w:hAnsi="Cambria Math"/>
+                  <w:lang w:val="en-RO" w:eastAsia="en-GB"/>
+                </w:rPr>
+                <m:t>⋅</m:t>
+              </m:r>
+              <m:d>
+                <m:dPr>
+                  <m:begChr m:val="["/>
+                  <m:endChr m:val="]"/>
+                  <m:ctrlPr>
+                    <w:rPr>
+                      <w:rFonts w:ascii="Cambria Math" w:hAnsi="Cambria Math"/>
+                      <w:i/>
+                      <w:lang w:val="en-RO" w:eastAsia="en-GB"/>
+                    </w:rPr>
+                  </m:ctrlPr>
+                </m:dPr>
+                <m:e>
+                  <m:sSub>
+                    <m:sSubPr>
+                      <m:ctrlPr>
+                        <w:rPr>
+                          <w:rFonts w:ascii="Cambria Math" w:hAnsi="Cambria Math"/>
+                          <w:i/>
+                          <w:lang w:val="en-RO" w:eastAsia="en-GB"/>
+                        </w:rPr>
+                      </m:ctrlPr>
+                    </m:sSubPr>
+                    <m:e>
+                      <m:r>
+                        <w:rPr>
+                          <w:rFonts w:ascii="Cambria Math" w:hAnsi="Cambria Math"/>
+                          <w:lang w:val="en-RO" w:eastAsia="en-GB"/>
+                        </w:rPr>
+                        <m:t>r</m:t>
+                      </m:r>
+                    </m:e>
+                    <m:sub>
+                      <m:r>
+                        <w:rPr>
+                          <w:rFonts w:ascii="Cambria Math" w:hAnsi="Cambria Math"/>
+                          <w:lang w:val="en-RO" w:eastAsia="en-GB"/>
+                        </w:rPr>
+                        <m:t>t</m:t>
+                      </m:r>
+                    </m:sub>
+                  </m:sSub>
+                  <m:r>
+                    <w:rPr>
+                      <w:rFonts w:ascii="Cambria Math" w:hAnsi="Cambria Math"/>
+                      <w:lang w:val="en-RO" w:eastAsia="en-GB"/>
+                    </w:rPr>
+                    <m:t>⋅</m:t>
+                  </m:r>
+                  <m:sSub>
+                    <m:sSubPr>
+                      <m:ctrlPr>
+                        <w:rPr>
+                          <w:rFonts w:ascii="Cambria Math" w:hAnsi="Cambria Math"/>
+                          <w:i/>
+                          <w:lang w:val="en-RO" w:eastAsia="en-GB"/>
+                        </w:rPr>
+                      </m:ctrlPr>
+                    </m:sSubPr>
+                    <m:e>
+                      <m:r>
+                        <w:rPr>
+                          <w:rFonts w:ascii="Cambria Math" w:hAnsi="Cambria Math"/>
+                          <w:lang w:val="en-RO" w:eastAsia="en-GB"/>
+                        </w:rPr>
+                        <m:t>h</m:t>
+                      </m:r>
+                    </m:e>
+                    <m:sub>
+                      <m:r>
+                        <w:rPr>
+                          <w:rFonts w:ascii="Cambria Math" w:hAnsi="Cambria Math"/>
+                          <w:lang w:val="en-RO" w:eastAsia="en-GB"/>
+                        </w:rPr>
+                        <m:t>t-1</m:t>
+                      </m:r>
+                    </m:sub>
+                  </m:sSub>
+                  <m:r>
+                    <w:rPr>
+                      <w:rFonts w:ascii="Cambria Math" w:hAnsi="Cambria Math"/>
+                      <w:lang w:val="en-RO" w:eastAsia="en-GB"/>
+                    </w:rPr>
+                    <m:t xml:space="preserve">, </m:t>
+                  </m:r>
+                  <m:sSub>
+                    <m:sSubPr>
+                      <m:ctrlPr>
+                        <w:rPr>
+                          <w:rFonts w:ascii="Cambria Math" w:hAnsi="Cambria Math"/>
+                          <w:i/>
+                          <w:lang w:val="en-RO" w:eastAsia="en-GB"/>
+                        </w:rPr>
+                      </m:ctrlPr>
+                    </m:sSubPr>
+                    <m:e>
+                      <m:r>
+                        <w:rPr>
+                          <w:rFonts w:ascii="Cambria Math" w:hAnsi="Cambria Math"/>
+                          <w:lang w:val="en-RO" w:eastAsia="en-GB"/>
+                        </w:rPr>
+                        <m:t>x</m:t>
+                      </m:r>
+                    </m:e>
+                    <m:sub>
+                      <m:r>
+                        <w:rPr>
+                          <w:rFonts w:ascii="Cambria Math" w:hAnsi="Cambria Math"/>
+                          <w:lang w:val="en-RO" w:eastAsia="en-GB"/>
+                        </w:rPr>
+                        <m:t>t</m:t>
+                      </m:r>
+                    </m:sub>
+                  </m:sSub>
+                </m:e>
+              </m:d>
+              <m:r>
+                <w:rPr>
+                  <w:rFonts w:ascii="Cambria Math" w:hAnsi="Cambria Math"/>
+                  <w:lang w:val="en-RO" w:eastAsia="en-GB"/>
+                </w:rPr>
+                <m:t>+ b</m:t>
+              </m:r>
+            </m:e>
+          </m:d>
+        </m:oMath>
+      </m:oMathPara>
+    </w:p>
+    <w:p/>
+    <w:p>
+      <w:proofErr w:type="spellStart"/>
+      <w:r>
+        <w:t>F</w:t>
+      </w:r>
+      <w:r>
+        <w:t>inally</w:t>
+      </w:r>
+      <w:proofErr w:type="spellEnd"/>
+      <w:r>
+        <w:t xml:space="preserve">, </w:t>
+      </w:r>
+      <w:proofErr w:type="spellStart"/>
+      <w:r>
+        <w:t>the</w:t>
+      </w:r>
+      <w:proofErr w:type="spellEnd"/>
+      <w:r>
+        <w:t xml:space="preserve"> update gate </w:t>
+      </w:r>
+      <w:proofErr w:type="spellStart"/>
+      <w:r>
+        <w:t>interpolates</w:t>
+      </w:r>
+      <w:proofErr w:type="spellEnd"/>
+      <w:r>
+        <w:t xml:space="preserve"> </w:t>
+      </w:r>
+      <w:proofErr w:type="spellStart"/>
+      <w:r>
+        <w:t>linearly</w:t>
+      </w:r>
+      <w:proofErr w:type="spellEnd"/>
+      <w:r>
+        <w:t xml:space="preserve"> </w:t>
+      </w:r>
+      <w:proofErr w:type="spellStart"/>
+      <w:r>
+        <w:t>between</w:t>
+      </w:r>
+      <w:proofErr w:type="spellEnd"/>
+      <w:r>
+        <w:t xml:space="preserve"> </w:t>
+      </w:r>
+      <w:proofErr w:type="spellStart"/>
+      <w:r>
+        <w:t>the</w:t>
+      </w:r>
+      <w:proofErr w:type="spellEnd"/>
+      <w:r>
+        <w:t xml:space="preserve"> old state </w:t>
+      </w:r>
+      <w:proofErr w:type="spellStart"/>
+      <w:r>
+        <w:t>and</w:t>
+      </w:r>
+      <w:proofErr w:type="spellEnd"/>
+      <w:r>
+        <w:t xml:space="preserve"> </w:t>
+      </w:r>
+      <w:proofErr w:type="spellStart"/>
+      <w:r>
+        <w:t>the</w:t>
+      </w:r>
+      <w:proofErr w:type="spellEnd"/>
+      <w:r>
+        <w:t xml:space="preserve"> </w:t>
+      </w:r>
+      <w:proofErr w:type="spellStart"/>
+      <w:r>
+        <w:t>new</w:t>
+      </w:r>
+      <w:proofErr w:type="spellEnd"/>
+      <w:r>
+        <w:t xml:space="preserve"> candidate </w:t>
+      </w:r>
+      <w:proofErr w:type="spellStart"/>
+      <w:r>
+        <w:t>to</w:t>
+      </w:r>
+      <w:proofErr w:type="spellEnd"/>
+      <w:r>
+        <w:t xml:space="preserve"> produce </w:t>
+      </w:r>
+      <w:proofErr w:type="spellStart"/>
+      <w:r>
+        <w:t>the</w:t>
+      </w:r>
+      <w:proofErr w:type="spellEnd"/>
+      <w:r>
+        <w:t xml:space="preserve"> </w:t>
+      </w:r>
+      <w:proofErr w:type="spellStart"/>
+      <w:r>
+        <w:t>updated</w:t>
+      </w:r>
+      <w:proofErr w:type="spellEnd"/>
+      <w:r>
+        <w:t xml:space="preserve"> </w:t>
+      </w:r>
+      <w:proofErr w:type="spellStart"/>
+      <w:r>
+        <w:t>hidden</w:t>
+      </w:r>
+      <w:proofErr w:type="spellEnd"/>
+      <w:r>
+        <w:t xml:space="preserve"> state </w:t>
+      </w:r>
+      <m:oMath>
+        <m:sSub>
+          <m:sSubPr>
+            <m:ctrlPr>
+              <w:rPr>
+                <w:rFonts w:ascii="Cambria Math" w:hAnsi="Cambria Math"/>
+              </w:rPr>
+            </m:ctrlPr>
+          </m:sSubPr>
+          <m:e>
+            <m:r>
+              <w:rPr>
+                <w:rFonts w:ascii="Cambria Math" w:hAnsi="Cambria Math"/>
+              </w:rPr>
+              <m:t>h</m:t>
+            </m:r>
+          </m:e>
+          <m:sub>
+            <m:r>
+              <w:rPr>
+                <w:rFonts w:ascii="Cambria Math" w:hAnsi="Cambria Math"/>
+              </w:rPr>
+              <m:t>t</m:t>
+            </m:r>
+          </m:sub>
+        </m:sSub>
+        <m:r>
+          <m:rPr>
+            <m:sty m:val="p"/>
+          </m:rPr>
+          <w:rPr>
+            <w:rFonts w:ascii="Cambria Math" w:hAnsi="Cambria Math"/>
+          </w:rPr>
+          <m:t>:</m:t>
+        </m:r>
+      </m:oMath>
+    </w:p>
+    <w:p>
+      <w:pPr>
+        <w:rPr>
+          <w:lang w:val="en-RO" w:eastAsia="en-GB"/>
+        </w:rPr>
+      </w:pPr>
+      <m:oMathPara>
+        <m:oMath>
+          <m:sSub>
+            <m:sSubPr>
+              <m:ctrlPr>
+                <w:rPr>
+                  <w:rFonts w:ascii="Cambria Math" w:hAnsi="Cambria Math"/>
+                  <w:i/>
+                  <w:lang w:val="en-RO" w:eastAsia="en-GB"/>
+                </w:rPr>
+              </m:ctrlPr>
+            </m:sSubPr>
+            <m:e>
+              <m:r>
+                <w:rPr>
+                  <w:rFonts w:ascii="Cambria Math" w:hAnsi="Cambria Math"/>
+                  <w:lang w:val="en-RO" w:eastAsia="en-GB"/>
+                </w:rPr>
+                <m:t>h</m:t>
+              </m:r>
+            </m:e>
+            <m:sub>
+              <m:r>
+                <w:rPr>
+                  <w:rFonts w:ascii="Cambria Math" w:hAnsi="Cambria Math"/>
+                  <w:lang w:val="en-RO" w:eastAsia="en-GB"/>
+                </w:rPr>
+                <m:t>t</m:t>
+              </m:r>
+            </m:sub>
+          </m:sSub>
+          <m:r>
+            <w:rPr>
+              <w:rFonts w:ascii="Cambria Math" w:hAnsi="Cambria Math"/>
+              <w:lang w:val="en-RO" w:eastAsia="en-GB"/>
+            </w:rPr>
+            <m:t xml:space="preserve">= </m:t>
+          </m:r>
+          <m:d>
+            <m:dPr>
+              <m:ctrlPr>
+                <w:rPr>
+                  <w:rFonts w:ascii="Cambria Math" w:hAnsi="Cambria Math"/>
+                  <w:i/>
+                  <w:lang w:val="en-RO" w:eastAsia="en-GB"/>
+                </w:rPr>
+              </m:ctrlPr>
+            </m:dPr>
+            <m:e>
+              <m:r>
+                <w:rPr>
+                  <w:rFonts w:ascii="Cambria Math" w:hAnsi="Cambria Math"/>
+                  <w:lang w:val="en-RO" w:eastAsia="en-GB"/>
+                </w:rPr>
+                <m:t xml:space="preserve">1 - </m:t>
+              </m:r>
+              <m:sSub>
+                <m:sSubPr>
+                  <m:ctrlPr>
+                    <w:rPr>
+                      <w:rFonts w:ascii="Cambria Math" w:hAnsi="Cambria Math"/>
+                      <w:i/>
+                      <w:lang w:val="en-RO" w:eastAsia="en-GB"/>
+                    </w:rPr>
+                  </m:ctrlPr>
+                </m:sSubPr>
+                <m:e>
+                  <m:r>
+                    <w:rPr>
+                      <w:rFonts w:ascii="Cambria Math" w:hAnsi="Cambria Math"/>
+                      <w:lang w:val="en-RO" w:eastAsia="en-GB"/>
+                    </w:rPr>
+                    <m:t>z</m:t>
+                  </m:r>
+                </m:e>
+                <m:sub>
+                  <m:r>
+                    <w:rPr>
+                      <w:rFonts w:ascii="Cambria Math" w:hAnsi="Cambria Math"/>
+                      <w:lang w:val="en-RO" w:eastAsia="en-GB"/>
+                    </w:rPr>
+                    <m:t>t</m:t>
+                  </m:r>
+                </m:sub>
+              </m:sSub>
+            </m:e>
+          </m:d>
+          <m:r>
+            <w:rPr>
+              <w:rFonts w:ascii="Cambria Math" w:hAnsi="Cambria Math"/>
+              <w:lang w:val="en-RO" w:eastAsia="en-GB"/>
+            </w:rPr>
+            <m:t>⋅</m:t>
+          </m:r>
+          <m:sSub>
+            <m:sSubPr>
+              <m:ctrlPr>
+                <w:rPr>
+                  <w:rFonts w:ascii="Cambria Math" w:hAnsi="Cambria Math"/>
+                  <w:i/>
+                  <w:lang w:val="en-RO" w:eastAsia="en-GB"/>
+                </w:rPr>
+              </m:ctrlPr>
+            </m:sSubPr>
+            <m:e>
+              <m:r>
+                <w:rPr>
+                  <w:rFonts w:ascii="Cambria Math" w:hAnsi="Cambria Math"/>
+                  <w:lang w:val="en-RO" w:eastAsia="en-GB"/>
+                </w:rPr>
+                <m:t>h</m:t>
+              </m:r>
+            </m:e>
+            <m:sub>
+              <m:r>
+                <w:rPr>
+                  <w:rFonts w:ascii="Cambria Math" w:hAnsi="Cambria Math"/>
+                  <w:lang w:val="en-RO" w:eastAsia="en-GB"/>
+                </w:rPr>
+                <m:t>t-1</m:t>
+              </m:r>
+            </m:sub>
+          </m:sSub>
+          <m:r>
+            <w:rPr>
+              <w:rFonts w:ascii="Cambria Math" w:hAnsi="Cambria Math"/>
+              <w:lang w:val="en-RO" w:eastAsia="en-GB"/>
+            </w:rPr>
+            <m:t xml:space="preserve">+ </m:t>
+          </m:r>
+          <m:sSub>
+            <m:sSubPr>
+              <m:ctrlPr>
+                <w:rPr>
+                  <w:rFonts w:ascii="Cambria Math" w:hAnsi="Cambria Math"/>
+                  <w:i/>
+                  <w:lang w:val="en-RO" w:eastAsia="en-GB"/>
+                </w:rPr>
+              </m:ctrlPr>
+            </m:sSubPr>
+            <m:e>
+              <m:r>
+                <w:rPr>
+                  <w:rFonts w:ascii="Cambria Math" w:hAnsi="Cambria Math"/>
+                  <w:lang w:val="en-RO" w:eastAsia="en-GB"/>
+                </w:rPr>
+                <m:t>z</m:t>
+              </m:r>
+            </m:e>
+            <m:sub>
+              <m:r>
+                <w:rPr>
+                  <w:rFonts w:ascii="Cambria Math" w:hAnsi="Cambria Math"/>
+                  <w:lang w:val="en-RO" w:eastAsia="en-GB"/>
+                </w:rPr>
+                <m:t>t</m:t>
+              </m:r>
+            </m:sub>
+          </m:sSub>
+          <m:r>
+            <w:rPr>
+              <w:rFonts w:ascii="Cambria Math" w:hAnsi="Cambria Math"/>
+              <w:lang w:val="en-RO" w:eastAsia="en-GB"/>
+            </w:rPr>
+            <m:t>⋅</m:t>
+          </m:r>
+          <m:acc>
+            <m:accPr>
+              <m:chr m:val="̃"/>
+              <m:ctrlPr>
+                <w:rPr>
+                  <w:rFonts w:ascii="Cambria Math" w:hAnsi="Cambria Math"/>
+                  <w:i/>
+                  <w:lang w:val="en-RO" w:eastAsia="en-GB"/>
+                </w:rPr>
+              </m:ctrlPr>
+            </m:accPr>
+            <m:e>
+              <m:sSub>
+                <m:sSubPr>
+                  <m:ctrlPr>
+                    <w:rPr>
+                      <w:rFonts w:ascii="Cambria Math" w:hAnsi="Cambria Math"/>
+                      <w:i/>
+                      <w:lang w:val="en-RO" w:eastAsia="en-GB"/>
+                    </w:rPr>
+                  </m:ctrlPr>
+                </m:sSubPr>
+                <m:e>
+                  <m:d>
+                    <m:dPr>
+                      <m:ctrlPr>
+                        <w:rPr>
+                          <w:rFonts w:ascii="Cambria Math" w:hAnsi="Cambria Math"/>
+                          <w:i/>
+                          <w:lang w:val="en-RO" w:eastAsia="en-GB"/>
+                        </w:rPr>
+                      </m:ctrlPr>
+                    </m:dPr>
+                    <m:e>
+                      <m:r>
+                        <w:rPr>
+                          <w:rFonts w:ascii="Cambria Math" w:hAnsi="Cambria Math"/>
+                          <w:lang w:val="en-RO" w:eastAsia="en-GB"/>
+                        </w:rPr>
+                        <m:t>h</m:t>
+                      </m:r>
+                    </m:e>
+                  </m:d>
+                </m:e>
+                <m:sub>
+                  <m:r>
+                    <w:rPr>
+                      <w:rFonts w:ascii="Cambria Math" w:hAnsi="Cambria Math"/>
+                      <w:lang w:val="en-RO" w:eastAsia="en-GB"/>
+                    </w:rPr>
+                    <m:t>t</m:t>
+                  </m:r>
+                </m:sub>
+              </m:sSub>
+            </m:e>
+          </m:acc>
+        </m:oMath>
+      </m:oMathPara>
+    </w:p>
+    <w:p>
+      <w:pPr>
+        <w:rPr>
+          <w:rFonts w:ascii="Arial" w:eastAsia="Times New Roman" w:hAnsi="Arial" w:cs="Arial"/>
+        </w:rPr>
+      </w:pPr>
+      <w:r>
+        <w:rPr>
+          <w:rFonts w:ascii="Arial" w:eastAsia="Times New Roman" w:hAnsi="Arial" w:cs="Arial"/>
+        </w:rPr>
+        <w:t xml:space="preserve"> </w:t>
+      </w:r>
+    </w:p>
+    <w:p>
+      <w:pPr>
+        <w:keepNext/>
+        <w:jc w:val="center"/>
+      </w:pPr>
+      <w:r>
+        <w:lastRenderedPageBreak/>
+        <w:fldChar w:fldCharType="begin"/>
+      </w:r>
+      <w:r>
+        <w:instrText xml:space="preserve"> INCLUDEPICTURE "https://media.geeksforgeeks.org/wp-content/uploads/20251215093334420369/how_gru_works_.webp" \* MERGEFORMATINET </w:instrText>
+      </w:r>
+      <w:r>
+        <w:fldChar w:fldCharType="separate"/>
+      </w:r>
+      <w:r>
+        <w:rPr>
+          <w:noProof/>
+        </w:rPr>
+        <w:drawing>
+          <wp:inline distT="0" distB="0" distL="0" distR="0" wp14:anchorId="69D7B466" wp14:editId="1247CC9C">
+            <wp:extent cx="5197033" cy="2598804"/>
+            <wp:effectExtent l="0" t="0" r="0" b="5080"/>
+            <wp:docPr id="428188808" name="Picture 4" descr="Gated Recurrent Unit Networks - GeeksforGeeks"/>
+            <wp:cNvGraphicFramePr>
+              <a:graphicFrameLocks xmlns:a="http://schemas.openxmlformats.org/drawingml/2006/main" noChangeAspect="1"/>
+            </wp:cNvGraphicFramePr>
+            <a:graphic xmlns:a="http://schemas.openxmlformats.org/drawingml/2006/main">
+              <a:graphicData uri="http://schemas.openxmlformats.org/drawingml/2006/picture">
+                <pic:pic xmlns:pic="http://schemas.openxmlformats.org/drawingml/2006/picture">
+                  <pic:nvPicPr>
+                    <pic:cNvPr id="0" name="Picture 10" descr="Gated Recurrent Unit Networks - GeeksforGeeks"/>
+                    <pic:cNvPicPr>
+                      <a:picLocks noChangeAspect="1" noChangeArrowheads="1"/>
+                    </pic:cNvPicPr>
+                  </pic:nvPicPr>
+                  <pic:blipFill>
+                    <a:blip r:embed="rId17">
+                      <a:extLst>
+                        <a:ext uri="{28A0092B-C50C-407E-A947-70E740481C1C}">
+                          <a14:useLocalDpi xmlns:a14="http://schemas.microsoft.com/office/drawing/2010/main" val="0"/>
+                        </a:ext>
+                      </a:extLst>
+                    </a:blip>
+                    <a:srcRect/>
+                    <a:stretch>
+                      <a:fillRect/>
+                    </a:stretch>
+                  </pic:blipFill>
+                  <pic:spPr bwMode="auto">
+                    <a:xfrm>
+                      <a:off x="0" y="0"/>
+                      <a:ext cx="5219716" cy="2610147"/>
+                    </a:xfrm>
+                    <a:prstGeom prst="rect">
+                      <a:avLst/>
+                    </a:prstGeom>
+                    <a:noFill/>
+                    <a:ln>
+                      <a:noFill/>
+                    </a:ln>
+                  </pic:spPr>
+                </pic:pic>
+              </a:graphicData>
+            </a:graphic>
+          </wp:inline>
+        </w:drawing>
+      </w:r>
+      <w:r>
+        <w:fldChar w:fldCharType="end"/>
+      </w:r>
+    </w:p>
+    <w:p>
+      <w:pPr>
+        <w:pStyle w:val="Caption"/>
+        <w:jc w:val="center"/>
+      </w:pPr>
+      <w:bookmarkStart w:id="26" w:name="_Toc231975592"/>
+      <w:proofErr w:type="spellStart"/>
+      <w:r>
+        <w:t>Figure</w:t>
+      </w:r>
+      <w:proofErr w:type="spellEnd"/>
+      <w:r>
+        <w:t xml:space="preserve"> </w:t>
+      </w:r>
+      <w:r>
+        <w:fldChar w:fldCharType="begin"/>
+      </w:r>
+      <w:r>
+        <w:instrText xml:space="preserve"> SEQ Figure \* ARABIC </w:instrText>
+      </w:r>
+      <w:r>
+        <w:fldChar w:fldCharType="separate"/>
+      </w:r>
+      <w:r>
+        <w:rPr>
+          <w:noProof/>
+        </w:rPr>
+        <w:t>5</w:t>
+      </w:r>
+      <w:r>
+        <w:fldChar w:fldCharType="end"/>
+      </w:r>
+      <w:r>
+        <w:t xml:space="preserve"> - </w:t>
+      </w:r>
+      <w:proofErr w:type="spellStart"/>
+      <w:r>
+        <w:t>Internal</w:t>
+      </w:r>
+      <w:proofErr w:type="spellEnd"/>
+      <w:r>
+        <w:t xml:space="preserve"> </w:t>
+      </w:r>
+      <w:proofErr w:type="spellStart"/>
+      <w:r>
+        <w:t>optimization</w:t>
+      </w:r>
+      <w:proofErr w:type="spellEnd"/>
+      <w:r>
+        <w:t xml:space="preserve"> </w:t>
+      </w:r>
+      <w:proofErr w:type="spellStart"/>
+      <w:r>
+        <w:t>layers</w:t>
+      </w:r>
+      <w:proofErr w:type="spellEnd"/>
+      <w:r>
+        <w:t xml:space="preserve"> </w:t>
+      </w:r>
+      <w:proofErr w:type="spellStart"/>
+      <w:r>
+        <w:t>and</w:t>
+      </w:r>
+      <w:proofErr w:type="spellEnd"/>
+      <w:r>
+        <w:t xml:space="preserve"> vector </w:t>
+      </w:r>
+      <w:proofErr w:type="spellStart"/>
+      <w:r>
+        <w:t>routing</w:t>
+      </w:r>
+      <w:proofErr w:type="spellEnd"/>
+      <w:r>
+        <w:t xml:space="preserve"> </w:t>
+      </w:r>
+      <w:proofErr w:type="spellStart"/>
+      <w:r>
+        <w:t>within</w:t>
+      </w:r>
+      <w:proofErr w:type="spellEnd"/>
+      <w:r>
+        <w:t xml:space="preserve"> a </w:t>
+      </w:r>
+      <w:proofErr w:type="spellStart"/>
+      <w:r>
+        <w:t>Gated</w:t>
+      </w:r>
+      <w:proofErr w:type="spellEnd"/>
+      <w:r>
+        <w:t xml:space="preserve"> </w:t>
+      </w:r>
+      <w:proofErr w:type="spellStart"/>
+      <w:r>
+        <w:t>Recurrent</w:t>
+      </w:r>
+      <w:proofErr w:type="spellEnd"/>
+      <w:r>
+        <w:t xml:space="preserve"> Unit</w:t>
+      </w:r>
+      <w:bookmarkEnd w:id="26"/>
+    </w:p>
+    <w:p>
+      <w:pPr>
+        <w:rPr>
+          <w:rFonts w:ascii="Arial" w:eastAsia="Times New Roman" w:hAnsi="Arial" w:cs="Arial"/>
+        </w:rPr>
+      </w:pPr>
+    </w:p>
+    <w:p>
+      <w:pPr>
+        <w:pStyle w:val="Heading2"/>
+        <w:jc w:val="both"/>
+      </w:pPr>
+      <w:bookmarkStart w:id="27" w:name="_Toc231975585"/>
+      <w:proofErr w:type="spellStart"/>
+      <w:r>
+        <w:t>Evaluation</w:t>
+      </w:r>
+      <w:proofErr w:type="spellEnd"/>
+      <w:r>
+        <w:t xml:space="preserve"> </w:t>
+      </w:r>
+      <w:proofErr w:type="spellStart"/>
+      <w:r>
+        <w:t>Metrics</w:t>
+      </w:r>
+      <w:proofErr w:type="spellEnd"/>
+      <w:r>
+        <w:t xml:space="preserve"> </w:t>
+      </w:r>
+      <w:proofErr w:type="spellStart"/>
+      <w:r>
+        <w:t>and</w:t>
+      </w:r>
+      <w:proofErr w:type="spellEnd"/>
+      <w:r>
+        <w:t xml:space="preserve"> </w:t>
+      </w:r>
+      <w:proofErr w:type="spellStart"/>
+      <w:r>
+        <w:t>Loss</w:t>
+      </w:r>
+      <w:proofErr w:type="spellEnd"/>
+      <w:r>
+        <w:t xml:space="preserve"> </w:t>
+      </w:r>
+      <w:proofErr w:type="spellStart"/>
+      <w:r>
+        <w:t>Function</w:t>
+      </w:r>
+      <w:proofErr w:type="spellEnd"/>
+      <w:r>
+        <w:t xml:space="preserve"> </w:t>
+      </w:r>
+      <w:proofErr w:type="spellStart"/>
+      <w:r>
+        <w:t>Formulations</w:t>
+      </w:r>
+      <w:bookmarkEnd w:id="27"/>
+      <w:proofErr w:type="spellEnd"/>
+    </w:p>
+    <w:p>
+      <w:proofErr w:type="spellStart"/>
+      <w:r>
+        <w:t>To figure</w:t>
+      </w:r>
+      <w:proofErr w:type="spellEnd"/>
+      <w:r>
+        <w:t xml:space="preserve"> out </w:t>
+      </w:r>
+      <w:proofErr w:type="spellStart"/>
+      <w:r>
+        <w:t>if</w:t>
+      </w:r>
+      <w:proofErr w:type="spellEnd"/>
+      <w:r>
+        <w:t xml:space="preserve"> </w:t>
+      </w:r>
+      <w:proofErr w:type="spellStart"/>
+      <w:r>
+        <w:t>these</w:t>
+      </w:r>
+      <w:proofErr w:type="spellEnd"/>
+      <w:r>
+        <w:t xml:space="preserve"> </w:t>
+      </w:r>
+      <w:proofErr w:type="spellStart"/>
+      <w:r>
+        <w:t>networks</w:t>
+      </w:r>
+      <w:proofErr w:type="spellEnd"/>
+      <w:r>
+        <w:t xml:space="preserve"> are </w:t>
+      </w:r>
+      <w:proofErr w:type="spellStart"/>
+      <w:r>
+        <w:t>actually</w:t>
+      </w:r>
+      <w:proofErr w:type="spellEnd"/>
+      <w:r>
+        <w:t xml:space="preserve"> </w:t>
+      </w:r>
+      <w:proofErr w:type="spellStart"/>
+      <w:r>
+        <w:t>learning</w:t>
+      </w:r>
+      <w:proofErr w:type="spellEnd"/>
+      <w:r>
+        <w:t xml:space="preserve"> or just </w:t>
+      </w:r>
+      <w:proofErr w:type="spellStart"/>
+      <w:r>
+        <w:t>making</w:t>
+      </w:r>
+      <w:proofErr w:type="spellEnd"/>
+      <w:r>
+        <w:t xml:space="preserve"> wild </w:t>
+      </w:r>
+      <w:proofErr w:type="spellStart"/>
+      <w:r>
+        <w:t>guesses</w:t>
+      </w:r>
+      <w:proofErr w:type="spellEnd"/>
+      <w:r>
+        <w:t xml:space="preserve">, </w:t>
+      </w:r>
+      <w:proofErr w:type="spellStart"/>
+      <w:r>
+        <w:t>the</w:t>
+      </w:r>
+      <w:proofErr w:type="spellEnd"/>
+      <w:r>
+        <w:t xml:space="preserve"> </w:t>
+      </w:r>
+      <w:proofErr w:type="spellStart"/>
+      <w:r>
+        <w:t>ingestion</w:t>
+      </w:r>
+      <w:proofErr w:type="spellEnd"/>
+      <w:r>
+        <w:t xml:space="preserve"> </w:t>
+      </w:r>
+      <w:proofErr w:type="spellStart"/>
+      <w:r>
+        <w:t>system</w:t>
+      </w:r>
+      <w:proofErr w:type="spellEnd"/>
+      <w:r>
+        <w:t xml:space="preserve"> </w:t>
+      </w:r>
+      <w:proofErr w:type="spellStart"/>
+      <w:r>
+        <w:t>needs</w:t>
+      </w:r>
+      <w:proofErr w:type="spellEnd"/>
+      <w:r>
+        <w:t xml:space="preserve"> a clean </w:t>
+      </w:r>
+      <w:proofErr w:type="spellStart"/>
+      <w:r>
+        <w:t>mathematical</w:t>
+      </w:r>
+      <w:proofErr w:type="spellEnd"/>
+      <w:r>
+        <w:t xml:space="preserve"> </w:t>
+      </w:r>
+      <w:proofErr w:type="spellStart"/>
+      <w:r>
+        <w:t>way</w:t>
+      </w:r>
+      <w:proofErr w:type="spellEnd"/>
+      <w:r>
+        <w:t xml:space="preserve"> </w:t>
+      </w:r>
+      <w:proofErr w:type="spellStart"/>
+      <w:r>
+        <w:t>to</w:t>
+      </w:r>
+      <w:proofErr w:type="spellEnd"/>
+      <w:r>
+        <w:t xml:space="preserve"> </w:t>
+      </w:r>
+      <w:proofErr w:type="spellStart"/>
+      <w:r>
+        <w:t>score</w:t>
+      </w:r>
+      <w:proofErr w:type="spellEnd"/>
+      <w:r>
+        <w:t xml:space="preserve"> </w:t>
+      </w:r>
+      <w:proofErr w:type="spellStart"/>
+      <w:r>
+        <w:t>their</w:t>
+      </w:r>
+      <w:proofErr w:type="spellEnd"/>
+      <w:r>
+        <w:t xml:space="preserve"> </w:t>
+      </w:r>
+      <w:proofErr w:type="spellStart"/>
+      <w:r>
+        <w:t>errors</w:t>
+      </w:r>
+      <w:proofErr w:type="spellEnd"/>
+      <w:r>
+        <w:t xml:space="preserve">. </w:t>
+      </w:r>
+      <w:proofErr w:type="spellStart"/>
+      <w:r>
+        <w:t>Rather</w:t>
+      </w:r>
+      <w:proofErr w:type="spellEnd"/>
+      <w:r>
+        <w:t xml:space="preserve"> </w:t>
+      </w:r>
+      <w:proofErr w:type="spellStart"/>
+      <w:r>
+        <w:t>than</w:t>
+      </w:r>
+      <w:proofErr w:type="spellEnd"/>
+      <w:r>
+        <w:t xml:space="preserve"> </w:t>
+      </w:r>
+      <w:proofErr w:type="spellStart"/>
+      <w:r>
+        <w:t>trusting</w:t>
+      </w:r>
+      <w:proofErr w:type="spellEnd"/>
+      <w:r>
+        <w:t xml:space="preserve"> a single indicator, </w:t>
+      </w:r>
+      <w:proofErr w:type="spellStart"/>
+      <w:r>
+        <w:t>the</w:t>
+      </w:r>
+      <w:proofErr w:type="spellEnd"/>
+      <w:r>
+        <w:t xml:space="preserve"> </w:t>
+      </w:r>
+      <w:proofErr w:type="spellStart"/>
+      <w:r>
+        <w:t>validation</w:t>
+      </w:r>
+      <w:proofErr w:type="spellEnd"/>
+      <w:r>
+        <w:t xml:space="preserve"> </w:t>
+      </w:r>
+      <w:proofErr w:type="spellStart"/>
+      <w:r>
+        <w:t>environment</w:t>
+      </w:r>
+      <w:proofErr w:type="spellEnd"/>
+      <w:r>
+        <w:t xml:space="preserve"> </w:t>
+      </w:r>
+      <w:proofErr w:type="spellStart"/>
+      <w:r>
+        <w:t>measures</w:t>
+      </w:r>
+      <w:proofErr w:type="spellEnd"/>
+      <w:r>
+        <w:t xml:space="preserve"> </w:t>
+      </w:r>
+      <w:proofErr w:type="spellStart"/>
+      <w:r>
+        <w:t>the</w:t>
+      </w:r>
+      <w:proofErr w:type="spellEnd"/>
+      <w:r>
+        <w:t xml:space="preserve"> </w:t>
+      </w:r>
+      <w:proofErr w:type="spellStart"/>
+      <w:r>
+        <w:t>distance</w:t>
+      </w:r>
+      <w:proofErr w:type="spellEnd"/>
+      <w:r>
+        <w:t xml:space="preserve"> </w:t>
+      </w:r>
+      <w:proofErr w:type="spellStart"/>
+      <w:r>
+        <w:t>between</w:t>
+      </w:r>
+      <w:proofErr w:type="spellEnd"/>
+      <w:r>
+        <w:t xml:space="preserve"> </w:t>
+      </w:r>
+      <w:proofErr w:type="spellStart"/>
+      <w:r>
+        <w:t>the</w:t>
+      </w:r>
+      <w:proofErr w:type="spellEnd"/>
+      <w:r>
+        <w:t xml:space="preserve"> </w:t>
+      </w:r>
+      <w:proofErr w:type="spellStart"/>
+      <w:r>
+        <w:t>true</w:t>
+      </w:r>
+      <w:proofErr w:type="spellEnd"/>
+      <w:r>
+        <w:t xml:space="preserve"> market </w:t>
+      </w:r>
+      <w:proofErr w:type="spellStart"/>
+      <w:r>
+        <w:t>average</w:t>
+      </w:r>
+      <w:proofErr w:type="spellEnd"/>
+      <w:r>
+        <w:t xml:space="preserve"> </w:t>
+      </w:r>
+      <w:proofErr w:type="spellStart"/>
+      <w:r>
+        <w:t>values</w:t>
+      </w:r>
+      <w:proofErr w:type="spellEnd"/>
+      <w:r>
+        <w:t xml:space="preserve"> </w:t>
+      </w:r>
+      <w:proofErr w:type="spellStart"/>
+      <w:r>
+        <w:t>and</w:t>
+      </w:r>
+      <w:proofErr w:type="spellEnd"/>
+      <w:r>
+        <w:t xml:space="preserve"> </w:t>
+      </w:r>
+      <w:proofErr w:type="spellStart"/>
+      <w:r>
+        <w:t>the</w:t>
+      </w:r>
+      <w:proofErr w:type="spellEnd"/>
+      <w:r>
+        <w:t xml:space="preserve"> inverse-</w:t>
+      </w:r>
+      <w:proofErr w:type="spellStart"/>
+      <w:r>
+        <w:t>scaled</w:t>
+      </w:r>
+      <w:proofErr w:type="spellEnd"/>
+      <w:r>
+        <w:t xml:space="preserve"> </w:t>
+      </w:r>
+      <w:proofErr w:type="spellStart"/>
+      <w:r>
+        <w:t>network</w:t>
+      </w:r>
+      <w:proofErr w:type="spellEnd"/>
+      <w:r>
+        <w:t xml:space="preserve"> </w:t>
+      </w:r>
+      <w:proofErr w:type="spellStart"/>
+      <w:r>
+        <w:t>predictions</w:t>
+      </w:r>
+      <w:proofErr w:type="spellEnd"/>
+      <w:r>
+        <w:t xml:space="preserve"> </w:t>
+      </w:r>
+      <w:proofErr w:type="spellStart"/>
+      <w:r>
+        <w:t>using</w:t>
+      </w:r>
+      <w:proofErr w:type="spellEnd"/>
+      <w:r>
+        <w:t xml:space="preserve"> </w:t>
+      </w:r>
+      <w:proofErr w:type="spellStart"/>
+      <w:r>
+        <w:t>three</w:t>
+      </w:r>
+      <w:proofErr w:type="spellEnd"/>
+      <w:r>
+        <w:t xml:space="preserve"> standard </w:t>
+      </w:r>
+      <w:proofErr w:type="spellStart"/>
+      <w:r>
+        <w:t>metrics</w:t>
+      </w:r>
+      <w:proofErr w:type="spellEnd"/>
+      <w:r>
+        <w:t>.</w:t>
+      </w:r>
+    </w:p>
+    <w:p>
+      <w:pPr>
+        <w:rPr>
+          <w:b/>
+          <w:bCs/>
+          <w:sz w:val="28"/>
+          <w:szCs w:val="22"/>
+        </w:rPr>
+      </w:pPr>
+      <w:proofErr w:type="spellStart"/>
+      <w:r>
+        <w:rPr>
+          <w:b/>
+          <w:bCs/>
+          <w:sz w:val="28"/>
+          <w:szCs w:val="22"/>
+        </w:rPr>
+        <w:t>Root</w:t>
+      </w:r>
+      <w:proofErr w:type="spellEnd"/>
+      <w:r>
+        <w:rPr>
+          <w:b/>
+          <w:bCs/>
+          <w:sz w:val="28"/>
+          <w:szCs w:val="22"/>
+        </w:rPr>
+        <w:t xml:space="preserve"> </w:t>
+      </w:r>
+      <w:proofErr w:type="spellStart"/>
+      <w:r>
+        <w:rPr>
+          <w:b/>
+          <w:bCs/>
+          <w:sz w:val="28"/>
+          <w:szCs w:val="22"/>
+        </w:rPr>
+        <w:t>Mean</w:t>
+      </w:r>
+      <w:proofErr w:type="spellEnd"/>
+      <w:r>
+        <w:rPr>
+          <w:b/>
+          <w:bCs/>
+          <w:sz w:val="28"/>
+          <w:szCs w:val="22"/>
+        </w:rPr>
+        <w:t xml:space="preserve"> </w:t>
+      </w:r>
+      <w:proofErr w:type="spellStart"/>
+      <w:r>
+        <w:rPr>
+          <w:b/>
+          <w:bCs/>
+          <w:sz w:val="28"/>
+          <w:szCs w:val="22"/>
+        </w:rPr>
+        <w:t>Squared</w:t>
+      </w:r>
+      <w:proofErr w:type="spellEnd"/>
+      <w:r>
+        <w:rPr>
+          <w:b/>
+          <w:bCs/>
+          <w:sz w:val="28"/>
+          <w:szCs w:val="22"/>
+        </w:rPr>
+        <w:t xml:space="preserve"> </w:t>
+      </w:r>
+      <w:proofErr w:type="spellStart"/>
+      <w:r>
+        <w:rPr>
+          <w:b/>
+          <w:bCs/>
+          <w:sz w:val="28"/>
+          <w:szCs w:val="22"/>
+        </w:rPr>
+        <w:t>Error</w:t>
+      </w:r>
+      <w:proofErr w:type="spellEnd"/>
+      <w:r>
+        <w:rPr>
+          <w:b/>
+          <w:bCs/>
+          <w:sz w:val="28"/>
+          <w:szCs w:val="22"/>
+        </w:rPr>
+        <w:t xml:space="preserve"> (RMSE)</w:t>
+      </w:r>
+    </w:p>
+    <w:p>
+      <w:r>
+        <w:t xml:space="preserve">RMSE </w:t>
+      </w:r>
+      <w:proofErr w:type="spellStart"/>
+      <w:r>
+        <w:t>is</w:t>
+      </w:r>
+      <w:proofErr w:type="spellEnd"/>
+      <w:r>
+        <w:t xml:space="preserve"> </w:t>
+      </w:r>
+      <w:proofErr w:type="spellStart"/>
+      <w:r>
+        <w:t>our</w:t>
+      </w:r>
+      <w:proofErr w:type="spellEnd"/>
+      <w:r>
+        <w:t xml:space="preserve"> </w:t>
+      </w:r>
+      <w:proofErr w:type="spellStart"/>
+      <w:r>
+        <w:t>primary</w:t>
+      </w:r>
+      <w:proofErr w:type="spellEnd"/>
+      <w:r>
+        <w:t xml:space="preserve"> </w:t>
+      </w:r>
+      <w:proofErr w:type="spellStart"/>
+      <w:r>
+        <w:t>tool</w:t>
+      </w:r>
+      <w:proofErr w:type="spellEnd"/>
+      <w:r>
+        <w:t xml:space="preserve"> for </w:t>
+      </w:r>
+      <w:proofErr w:type="spellStart"/>
+      <w:r>
+        <w:t>spotting</w:t>
+      </w:r>
+      <w:proofErr w:type="spellEnd"/>
+      <w:r>
+        <w:t xml:space="preserve"> severe </w:t>
+      </w:r>
+      <w:proofErr w:type="spellStart"/>
+      <w:r>
+        <w:t>tracking</w:t>
+      </w:r>
+      <w:proofErr w:type="spellEnd"/>
+      <w:r>
+        <w:t xml:space="preserve"> </w:t>
+      </w:r>
+      <w:proofErr w:type="spellStart"/>
+      <w:r>
+        <w:t>failures</w:t>
+      </w:r>
+      <w:proofErr w:type="spellEnd"/>
+      <w:r>
+        <w:t xml:space="preserve">. </w:t>
+      </w:r>
+      <w:proofErr w:type="spellStart"/>
+      <w:r>
+        <w:t>Because</w:t>
+      </w:r>
+      <w:proofErr w:type="spellEnd"/>
+      <w:r>
+        <w:t xml:space="preserve"> </w:t>
+      </w:r>
+      <w:proofErr w:type="spellStart"/>
+      <w:r>
+        <w:t>the</w:t>
+      </w:r>
+      <w:proofErr w:type="spellEnd"/>
+      <w:r>
+        <w:t xml:space="preserve"> </w:t>
+      </w:r>
+      <w:proofErr w:type="spellStart"/>
+      <w:r>
+        <w:t>mathematical</w:t>
+      </w:r>
+      <w:proofErr w:type="spellEnd"/>
+      <w:r>
+        <w:t xml:space="preserve"> formula </w:t>
+      </w:r>
+      <w:proofErr w:type="spellStart"/>
+      <w:r>
+        <w:t>squares</w:t>
+      </w:r>
+      <w:proofErr w:type="spellEnd"/>
+      <w:r>
+        <w:t xml:space="preserve"> individual </w:t>
+      </w:r>
+      <w:proofErr w:type="spellStart"/>
+      <w:r>
+        <w:t>errors</w:t>
+      </w:r>
+      <w:proofErr w:type="spellEnd"/>
+      <w:r>
+        <w:t xml:space="preserve"> </w:t>
+      </w:r>
+      <w:proofErr w:type="spellStart"/>
+      <w:r>
+        <w:t>before</w:t>
+      </w:r>
+      <w:proofErr w:type="spellEnd"/>
+      <w:r>
+        <w:t xml:space="preserve"> </w:t>
+      </w:r>
+      <w:proofErr w:type="spellStart"/>
+      <w:r>
+        <w:t>averaging</w:t>
+      </w:r>
+      <w:proofErr w:type="spellEnd"/>
+      <w:r>
+        <w:t xml:space="preserve"> </w:t>
+      </w:r>
+      <w:proofErr w:type="spellStart"/>
+      <w:r>
+        <w:t>them</w:t>
+      </w:r>
+      <w:proofErr w:type="spellEnd"/>
+      <w:r>
+        <w:t xml:space="preserve">, it </w:t>
+      </w:r>
+      <w:proofErr w:type="spellStart"/>
+      <w:r>
+        <w:t>penalizes</w:t>
+      </w:r>
+      <w:proofErr w:type="spellEnd"/>
+      <w:r>
+        <w:t xml:space="preserve"> </w:t>
+      </w:r>
+      <w:proofErr w:type="spellStart"/>
+      <w:r>
+        <w:t>large</w:t>
+      </w:r>
+      <w:proofErr w:type="spellEnd"/>
+      <w:r>
+        <w:t xml:space="preserve"> </w:t>
+      </w:r>
+      <w:proofErr w:type="spellStart"/>
+      <w:r>
+        <w:t>outliers</w:t>
+      </w:r>
+      <w:proofErr w:type="spellEnd"/>
+      <w:r>
+        <w:t xml:space="preserve"> </w:t>
+      </w:r>
+      <w:proofErr w:type="spellStart"/>
+      <w:r>
+        <w:t>much</w:t>
+      </w:r>
+      <w:proofErr w:type="spellEnd"/>
+      <w:r>
+        <w:t xml:space="preserve"> </w:t>
+      </w:r>
+      <w:proofErr w:type="spellStart"/>
+      <w:r>
+        <w:t>harder</w:t>
+      </w:r>
+      <w:proofErr w:type="spellEnd"/>
+      <w:r>
+        <w:t xml:space="preserve"> </w:t>
+      </w:r>
+      <w:proofErr w:type="spellStart"/>
+      <w:r>
+        <w:t>than</w:t>
+      </w:r>
+      <w:proofErr w:type="spellEnd"/>
+      <w:r>
+        <w:t xml:space="preserve"> </w:t>
+      </w:r>
+      <w:proofErr w:type="spellStart"/>
+      <w:r>
+        <w:t>small</w:t>
+      </w:r>
+      <w:proofErr w:type="spellEnd"/>
+      <w:r>
+        <w:t xml:space="preserve"> </w:t>
+      </w:r>
+      <w:proofErr w:type="spellStart"/>
+      <w:r>
+        <w:t>deviations</w:t>
+      </w:r>
+      <w:proofErr w:type="spellEnd"/>
+      <w:r>
+        <w:t>.</w:t>
+      </w:r>
+    </w:p>
+    <w:p/>
+    <w:p>
+      <m:oMathPara>
+        <m:oMath>
+          <m:r>
+            <w:rPr>
+              <w:rFonts w:ascii="Cambria Math" w:hAnsi="Cambria Math"/>
+            </w:rPr>
+            <m:t>RMSE</m:t>
+          </m:r>
+          <m:r>
+            <m:rPr>
+              <m:sty m:val="p"/>
+            </m:rPr>
+            <w:rPr>
+              <w:rFonts w:ascii="Cambria Math" w:hAnsi="Cambria Math"/>
+            </w:rPr>
+            <m:t>=</m:t>
+          </m:r>
+          <m:rad>
+            <m:radPr>
+              <m:degHide m:val="1"/>
+              <m:ctrlPr>
+                <w:rPr>
+                  <w:rFonts w:ascii="Cambria Math" w:hAnsi="Cambria Math"/>
+                </w:rPr>
+              </m:ctrlPr>
+            </m:radPr>
+            <m:deg/>
+            <m:e>
+              <m:f>
+                <m:fPr>
+                  <m:ctrlPr>
+                    <w:rPr>
+                      <w:rFonts w:ascii="Cambria Math" w:hAnsi="Cambria Math"/>
+                    </w:rPr>
+                  </m:ctrlPr>
+                </m:fPr>
+                <m:num>
+                  <m:r>
+                    <m:rPr>
+                      <m:sty m:val="p"/>
+                    </m:rPr>
+                    <w:rPr>
+                      <w:rFonts w:ascii="Cambria Math" w:hAnsi="Cambria Math"/>
+                    </w:rPr>
+                    <m:t>1</m:t>
+                  </m:r>
+                </m:num>
+                <m:den>
+                  <m:r>
+                    <w:rPr>
+                      <w:rFonts w:ascii="Cambria Math" w:hAnsi="Cambria Math"/>
+                    </w:rPr>
+                    <m:t>N</m:t>
+                  </m:r>
+                </m:den>
+              </m:f>
+              <m:nary>
+                <m:naryPr>
+                  <m:chr m:val="∑"/>
+                  <m:limLoc m:val="undOvr"/>
+                  <m:ctrlPr>
+                    <w:rPr>
+                      <w:rFonts w:ascii="Cambria Math" w:hAnsi="Cambria Math"/>
+                    </w:rPr>
+                  </m:ctrlPr>
+                </m:naryPr>
+                <m:sub>
+                  <m:r>
+                    <w:rPr>
+                      <w:rFonts w:ascii="Cambria Math" w:hAnsi="Cambria Math"/>
+                    </w:rPr>
+                    <m:t>t</m:t>
+                  </m:r>
+                  <m:r>
+                    <m:rPr>
+                      <m:sty m:val="p"/>
+                    </m:rPr>
+                    <w:rPr>
+                      <w:rFonts w:ascii="Cambria Math" w:hAnsi="Cambria Math"/>
+                    </w:rPr>
+                    <m:t>=1</m:t>
+                  </m:r>
+                </m:sub>
+                <m:sup>
+                  <m:r>
+                    <w:rPr>
+                      <w:rFonts w:ascii="Cambria Math" w:hAnsi="Cambria Math"/>
+                    </w:rPr>
+                    <m:t>N</m:t>
+                  </m:r>
+                </m:sup>
+                <m:e>
+                  <m:sSup>
+                    <m:sSupPr>
+                      <m:ctrlPr>
+                        <w:rPr>
+                          <w:rFonts w:ascii="Cambria Math" w:hAnsi="Cambria Math"/>
+                        </w:rPr>
+                      </m:ctrlPr>
+                    </m:sSupPr>
+                    <m:e>
+                      <m:d>
+                        <m:dPr>
+                          <m:ctrlPr>
+                            <w:rPr>
+                              <w:rFonts w:ascii="Cambria Math" w:hAnsi="Cambria Math"/>
+                            </w:rPr>
+                          </m:ctrlPr>
+                        </m:dPr>
+                        <m:e>
+                          <m:sSub>
+                            <m:sSubPr>
+                              <m:ctrlPr>
+                                <w:rPr>
+                                  <w:rFonts w:ascii="Cambria Math" w:hAnsi="Cambria Math"/>
+                                </w:rPr>
+                              </m:ctrlPr>
+                            </m:sSubPr>
+                            <m:e>
+                              <m:r>
+                                <w:rPr>
+                                  <w:rFonts w:ascii="Cambria Math" w:hAnsi="Cambria Math"/>
+                                </w:rPr>
+                                <m:t>y</m:t>
+                              </m:r>
+                            </m:e>
+                            <m:sub>
+                              <m:r>
+                                <w:rPr>
+                                  <w:rFonts w:ascii="Cambria Math" w:hAnsi="Cambria Math"/>
+                                </w:rPr>
+                                <m:t>t</m:t>
+                              </m:r>
+                            </m:sub>
+                          </m:sSub>
+                          <m:r>
+                            <m:rPr>
+                              <m:sty m:val="p"/>
+                            </m:rPr>
+                            <w:rPr>
+                              <w:rFonts w:ascii="Cambria Math" w:hAnsi="Cambria Math"/>
+                            </w:rPr>
+                            <m:t>-</m:t>
+                          </m:r>
+                          <m:sSub>
+                            <m:sSubPr>
+                              <m:ctrlPr>
+                                <w:rPr>
+                                  <w:rFonts w:ascii="Cambria Math" w:hAnsi="Cambria Math"/>
+                                </w:rPr>
+                              </m:ctrlPr>
+                            </m:sSubPr>
+                            <m:e>
+                              <m:acc>
+                                <m:accPr>
+                                  <m:chr m:val="ˆ"/>
+                                  <m:ctrlPr>
+                                    <w:rPr>
+                                      <w:rFonts w:ascii="Cambria Math" w:hAnsi="Cambria Math"/>
+                                    </w:rPr>
+                                  </m:ctrlPr>
+                                </m:accPr>
+                                <m:e>
+                                  <m:r>
+                                    <w:rPr>
+                                      <w:rFonts w:ascii="Cambria Math" w:hAnsi="Cambria Math"/>
+                                    </w:rPr>
+                                    <m:t>y</m:t>
+                                  </m:r>
+                                </m:e>
+                              </m:acc>
+                            </m:e>
+                            <m:sub>
+                              <m:r>
+                                <w:rPr>
+                                  <w:rFonts w:ascii="Cambria Math" w:hAnsi="Cambria Math"/>
+                                </w:rPr>
+                                <m:t>t</m:t>
+                              </m:r>
+                            </m:sub>
+                          </m:sSub>
+                        </m:e>
+                      </m:d>
+                    </m:e>
+                    <m:sup>
+                      <m:r>
+                        <m:rPr>
+                          <m:sty m:val="p"/>
+                        </m:rPr>
+                        <w:rPr>
+                          <w:rFonts w:ascii="Cambria Math" w:hAnsi="Cambria Math"/>
+                        </w:rPr>
+                        <m:t>2</m:t>
+                      </m:r>
+                    </m:sup>
+                  </m:sSup>
+                </m:e>
+              </m:nary>
+            </m:e>
+          </m:rad>
+        </m:oMath>
+      </m:oMathPara>
+    </w:p>
+    <w:p>
+      <w:proofErr w:type="spellStart"/>
+      <w:r>
+        <w:t>If</w:t>
+      </w:r>
+      <w:proofErr w:type="spellEnd"/>
+      <w:r>
+        <w:t xml:space="preserve"> a model </w:t>
+      </w:r>
+      <w:proofErr w:type="spellStart"/>
+      <w:r>
+        <w:t>miscalculates</w:t>
+      </w:r>
+      <w:proofErr w:type="spellEnd"/>
+      <w:r>
+        <w:t xml:space="preserve"> a major </w:t>
+      </w:r>
+      <w:proofErr w:type="spellStart"/>
+      <w:r>
+        <w:t>directional</w:t>
+      </w:r>
+      <w:proofErr w:type="spellEnd"/>
+      <w:r>
+        <w:t xml:space="preserve"> price </w:t>
+      </w:r>
+      <w:proofErr w:type="spellStart"/>
+      <w:r>
+        <w:t>jump</w:t>
+      </w:r>
+      <w:proofErr w:type="spellEnd"/>
+      <w:r>
+        <w:t xml:space="preserve"> </w:t>
+      </w:r>
+      <w:proofErr w:type="spellStart"/>
+      <w:r>
+        <w:t>during</w:t>
+      </w:r>
+      <w:proofErr w:type="spellEnd"/>
+      <w:r>
+        <w:t xml:space="preserve"> an </w:t>
+      </w:r>
+      <w:proofErr w:type="spellStart"/>
+      <w:r>
+        <w:t>earnings</w:t>
+      </w:r>
+      <w:proofErr w:type="spellEnd"/>
+      <w:r>
+        <w:t xml:space="preserve"> report, </w:t>
+      </w:r>
+      <w:proofErr w:type="spellStart"/>
+      <w:r>
+        <w:t>the</w:t>
+      </w:r>
+      <w:proofErr w:type="spellEnd"/>
+      <w:r>
+        <w:t xml:space="preserve"> RMSE </w:t>
+      </w:r>
+      <w:proofErr w:type="spellStart"/>
+      <w:r>
+        <w:t>value</w:t>
+      </w:r>
+      <w:proofErr w:type="spellEnd"/>
+      <w:r>
+        <w:t xml:space="preserve"> </w:t>
+      </w:r>
+      <w:proofErr w:type="spellStart"/>
+      <w:r>
+        <w:t>spikes</w:t>
+      </w:r>
+      <w:proofErr w:type="spellEnd"/>
+      <w:r>
+        <w:t xml:space="preserve"> </w:t>
+      </w:r>
+      <w:proofErr w:type="spellStart"/>
+      <w:r>
+        <w:t>immediately</w:t>
+      </w:r>
+      <w:proofErr w:type="spellEnd"/>
+      <w:r>
+        <w:t xml:space="preserve">, </w:t>
+      </w:r>
+      <w:proofErr w:type="spellStart"/>
+      <w:r>
+        <w:t>alerting</w:t>
+      </w:r>
+      <w:proofErr w:type="spellEnd"/>
+      <w:r>
+        <w:t xml:space="preserve"> </w:t>
+      </w:r>
+      <w:proofErr w:type="spellStart"/>
+      <w:r>
+        <w:t>us</w:t>
+      </w:r>
+      <w:proofErr w:type="spellEnd"/>
+      <w:r>
+        <w:t xml:space="preserve"> </w:t>
+      </w:r>
+      <w:proofErr w:type="spellStart"/>
+      <w:r>
+        <w:t>to</w:t>
+      </w:r>
+      <w:proofErr w:type="spellEnd"/>
+      <w:r>
+        <w:t xml:space="preserve"> structural </w:t>
+      </w:r>
+      <w:proofErr w:type="spellStart"/>
+      <w:r>
+        <w:t>stability</w:t>
+      </w:r>
+      <w:proofErr w:type="spellEnd"/>
+      <w:r>
+        <w:t xml:space="preserve"> </w:t>
+      </w:r>
+      <w:proofErr w:type="spellStart"/>
+      <w:r>
+        <w:t>issues</w:t>
+      </w:r>
+      <w:proofErr w:type="spellEnd"/>
+      <w:r>
+        <w:t>.</w:t>
+      </w:r>
+    </w:p>
+    <w:p/>
+    <w:p>
+      <w:pPr>
+        <w:rPr>
+          <w:b/>
+          <w:bCs/>
+          <w:sz w:val="28"/>
+          <w:szCs w:val="22"/>
+        </w:rPr>
+      </w:pPr>
+      <w:proofErr w:type="spellStart"/>
+      <w:r>
+        <w:rPr>
+          <w:b/>
+          <w:bCs/>
+          <w:sz w:val="28"/>
+          <w:szCs w:val="22"/>
+        </w:rPr>
+        <w:lastRenderedPageBreak/>
+        <w:t>Mean</w:t>
+      </w:r>
+      <w:proofErr w:type="spellEnd"/>
+      <w:r>
+        <w:rPr>
+          <w:b/>
+          <w:bCs/>
+          <w:sz w:val="28"/>
+          <w:szCs w:val="22"/>
+        </w:rPr>
+        <w:t xml:space="preserve"> Absolute </w:t>
+      </w:r>
+      <w:proofErr w:type="spellStart"/>
+      <w:r>
+        <w:rPr>
+          <w:b/>
+          <w:bCs/>
+          <w:sz w:val="28"/>
+          <w:szCs w:val="22"/>
+        </w:rPr>
+        <w:t>Error</w:t>
+      </w:r>
+      <w:proofErr w:type="spellEnd"/>
+      <w:r>
+        <w:rPr>
+          <w:b/>
+          <w:bCs/>
+          <w:sz w:val="28"/>
+          <w:szCs w:val="22"/>
+        </w:rPr>
+        <w:t xml:space="preserve"> (MAE)</w:t>
+      </w:r>
+    </w:p>
+    <w:p>
+      <w:proofErr w:type="spellStart"/>
+      <w:r>
+        <w:t>While</w:t>
+      </w:r>
+      <w:proofErr w:type="spellEnd"/>
+      <w:r>
+        <w:t xml:space="preserve"> RMSE </w:t>
+      </w:r>
+      <w:proofErr w:type="spellStart"/>
+      <w:r>
+        <w:t>focuses</w:t>
+      </w:r>
+      <w:proofErr w:type="spellEnd"/>
+      <w:r>
+        <w:t xml:space="preserve"> on </w:t>
+      </w:r>
+      <w:proofErr w:type="spellStart"/>
+      <w:r>
+        <w:t>worst</w:t>
+      </w:r>
+      <w:proofErr w:type="spellEnd"/>
+      <w:r>
+        <w:t xml:space="preserve">-case </w:t>
+      </w:r>
+      <w:proofErr w:type="spellStart"/>
+      <w:r>
+        <w:t>deviations</w:t>
+      </w:r>
+      <w:proofErr w:type="spellEnd"/>
+      <w:r>
+        <w:t xml:space="preserve">, MAE </w:t>
+      </w:r>
+      <w:proofErr w:type="spellStart"/>
+      <w:r>
+        <w:t>provides</w:t>
+      </w:r>
+      <w:proofErr w:type="spellEnd"/>
+      <w:r>
+        <w:t xml:space="preserve"> a </w:t>
+      </w:r>
+      <w:proofErr w:type="spellStart"/>
+      <w:r>
+        <w:t>steady</w:t>
+      </w:r>
+      <w:proofErr w:type="spellEnd"/>
+      <w:r>
+        <w:t xml:space="preserve"> </w:t>
+      </w:r>
+      <w:proofErr w:type="spellStart"/>
+      <w:r>
+        <w:t>baseline</w:t>
+      </w:r>
+      <w:proofErr w:type="spellEnd"/>
+      <w:r>
+        <w:t xml:space="preserve"> of </w:t>
+      </w:r>
+      <w:proofErr w:type="spellStart"/>
+      <w:r>
+        <w:t>average</w:t>
+      </w:r>
+      <w:proofErr w:type="spellEnd"/>
+      <w:r>
+        <w:t xml:space="preserve"> performance. It </w:t>
+      </w:r>
+      <w:proofErr w:type="spellStart"/>
+      <w:r>
+        <w:t>treats</w:t>
+      </w:r>
+      <w:proofErr w:type="spellEnd"/>
+      <w:r>
+        <w:t xml:space="preserve"> </w:t>
+      </w:r>
+      <w:proofErr w:type="spellStart"/>
+      <w:r>
+        <w:t>all</w:t>
+      </w:r>
+      <w:proofErr w:type="spellEnd"/>
+      <w:r>
+        <w:t xml:space="preserve"> </w:t>
+      </w:r>
+      <w:proofErr w:type="spellStart"/>
+      <w:r>
+        <w:t>errors</w:t>
+      </w:r>
+      <w:proofErr w:type="spellEnd"/>
+      <w:r>
+        <w:t xml:space="preserve"> </w:t>
+      </w:r>
+      <w:proofErr w:type="spellStart"/>
+      <w:r>
+        <w:t>equally</w:t>
+      </w:r>
+      <w:proofErr w:type="spellEnd"/>
+      <w:r>
+        <w:t xml:space="preserve"> </w:t>
+      </w:r>
+      <w:proofErr w:type="spellStart"/>
+      <w:r>
+        <w:t>by</w:t>
+      </w:r>
+      <w:proofErr w:type="spellEnd"/>
+      <w:r>
+        <w:t xml:space="preserve"> </w:t>
+      </w:r>
+      <w:proofErr w:type="spellStart"/>
+      <w:r>
+        <w:t>taking</w:t>
+      </w:r>
+      <w:proofErr w:type="spellEnd"/>
+      <w:r>
+        <w:t xml:space="preserve"> </w:t>
+      </w:r>
+      <w:proofErr w:type="spellStart"/>
+      <w:r>
+        <w:t>their</w:t>
+      </w:r>
+      <w:proofErr w:type="spellEnd"/>
+      <w:r>
+        <w:t xml:space="preserve"> absolute </w:t>
+      </w:r>
+      <w:proofErr w:type="spellStart"/>
+      <w:r>
+        <w:t>value</w:t>
+      </w:r>
+      <w:proofErr w:type="spellEnd"/>
+      <w:r>
+        <w:t xml:space="preserve">, </w:t>
+      </w:r>
+      <w:proofErr w:type="spellStart"/>
+      <w:r>
+        <w:t>giving</w:t>
+      </w:r>
+      <w:proofErr w:type="spellEnd"/>
+      <w:r>
+        <w:t xml:space="preserve"> a direct, </w:t>
+      </w:r>
+      <w:proofErr w:type="spellStart"/>
+      <w:r>
+        <w:t>practical</w:t>
+      </w:r>
+      <w:proofErr w:type="spellEnd"/>
+      <w:r>
+        <w:t xml:space="preserve"> look at </w:t>
+      </w:r>
+      <w:proofErr w:type="spellStart"/>
+      <w:r>
+        <w:t>the</w:t>
+      </w:r>
+      <w:proofErr w:type="spellEnd"/>
+      <w:r>
+        <w:t xml:space="preserve"> </w:t>
+      </w:r>
+      <w:proofErr w:type="spellStart"/>
+      <w:r>
+        <w:t>model's</w:t>
+      </w:r>
+      <w:proofErr w:type="spellEnd"/>
+      <w:r>
+        <w:t xml:space="preserve"> </w:t>
+      </w:r>
+      <w:proofErr w:type="spellStart"/>
+      <w:r>
+        <w:t>average</w:t>
+      </w:r>
+      <w:proofErr w:type="spellEnd"/>
+      <w:r>
+        <w:t xml:space="preserve"> miss in nominal US </w:t>
+      </w:r>
+      <w:proofErr w:type="spellStart"/>
+      <w:r>
+        <w:t>Dollars</w:t>
+      </w:r>
+      <w:proofErr w:type="spellEnd"/>
+      <w:r>
+        <w:t>.</w:t>
+      </w:r>
+    </w:p>
+    <w:p>
+      <w:pPr>
+        <w:rPr>
+          <w:sz w:val="28"/>
+          <w:szCs w:val="22"/>
+        </w:rPr>
+      </w:pPr>
+      <m:oMathPara>
+        <m:oMath>
+          <m:r>
+            <w:rPr>
+              <w:rFonts w:ascii="Cambria Math" w:hAnsi="Cambria Math"/>
+              <w:sz w:val="28"/>
+              <w:szCs w:val="22"/>
+            </w:rPr>
+            <m:t>MAE=</m:t>
+          </m:r>
+          <m:f>
+            <m:fPr>
+              <m:ctrlPr>
+                <w:rPr>
+                  <w:rFonts w:ascii="Cambria Math" w:hAnsi="Cambria Math"/>
+                  <w:sz w:val="28"/>
+                  <w:szCs w:val="22"/>
+                </w:rPr>
+              </m:ctrlPr>
+            </m:fPr>
+            <m:num>
+              <m:r>
+                <w:rPr>
+                  <w:rFonts w:ascii="Cambria Math" w:hAnsi="Cambria Math"/>
+                  <w:sz w:val="28"/>
+                  <w:szCs w:val="22"/>
+                </w:rPr>
+                <m:t>1</m:t>
+              </m:r>
+            </m:num>
+            <m:den>
+              <m:r>
+                <w:rPr>
+                  <w:rFonts w:ascii="Cambria Math" w:hAnsi="Cambria Math"/>
+                  <w:sz w:val="28"/>
+                  <w:szCs w:val="22"/>
+                </w:rPr>
+                <m:t>N</m:t>
+              </m:r>
+            </m:den>
+          </m:f>
+          <m:nary>
+            <m:naryPr>
+              <m:chr m:val="∑"/>
+              <m:limLoc m:val="undOvr"/>
+              <m:ctrlPr>
+                <w:rPr>
+                  <w:rFonts w:ascii="Cambria Math" w:hAnsi="Cambria Math"/>
+                  <w:sz w:val="28"/>
+                  <w:szCs w:val="22"/>
+                </w:rPr>
+              </m:ctrlPr>
+            </m:naryPr>
+            <m:sub>
+              <m:r>
+                <w:rPr>
+                  <w:rFonts w:ascii="Cambria Math" w:hAnsi="Cambria Math"/>
+                  <w:sz w:val="28"/>
+                  <w:szCs w:val="22"/>
+                </w:rPr>
+                <m:t>t=1</m:t>
+              </m:r>
+            </m:sub>
+            <m:sup>
+              <m:r>
+                <w:rPr>
+                  <w:rFonts w:ascii="Cambria Math" w:hAnsi="Cambria Math"/>
+                  <w:sz w:val="28"/>
+                  <w:szCs w:val="22"/>
+                </w:rPr>
+                <m:t>N</m:t>
+              </m:r>
+            </m:sup>
+            <m:e>
+              <m:d>
+                <m:dPr>
+                  <m:begChr m:val="|"/>
+                  <m:endChr m:val="|"/>
+                  <m:ctrlPr>
+                    <w:rPr>
+                      <w:rFonts w:ascii="Cambria Math" w:hAnsi="Cambria Math"/>
+                      <w:sz w:val="28"/>
+                      <w:szCs w:val="22"/>
+                    </w:rPr>
+                  </m:ctrlPr>
+                </m:dPr>
+                <m:e>
+                  <m:sSub>
+                    <m:sSubPr>
+                      <m:ctrlPr>
+                        <w:rPr>
+                          <w:rFonts w:ascii="Cambria Math" w:hAnsi="Cambria Math"/>
+                          <w:sz w:val="28"/>
+                          <w:szCs w:val="22"/>
+                        </w:rPr>
+                      </m:ctrlPr>
+                    </m:sSubPr>
+                    <m:e>
+                      <m:r>
+                        <w:rPr>
+                          <w:rFonts w:ascii="Cambria Math" w:hAnsi="Cambria Math"/>
+                          <w:sz w:val="28"/>
+                          <w:szCs w:val="22"/>
+                        </w:rPr>
+                        <m:t>y</m:t>
+                      </m:r>
+                    </m:e>
+                    <m:sub>
+                      <m:r>
+                        <w:rPr>
+                          <w:rFonts w:ascii="Cambria Math" w:hAnsi="Cambria Math"/>
+                          <w:sz w:val="28"/>
+                          <w:szCs w:val="22"/>
+                        </w:rPr>
+                        <m:t>t</m:t>
+                      </m:r>
+                    </m:sub>
+                  </m:sSub>
+                  <m:r>
+                    <w:rPr>
+                      <w:rFonts w:ascii="Cambria Math" w:hAnsi="Cambria Math"/>
+                      <w:sz w:val="28"/>
+                      <w:szCs w:val="22"/>
+                    </w:rPr>
+                    <m:t>-</m:t>
+                  </m:r>
+                  <m:sSub>
+                    <m:sSubPr>
+                      <m:ctrlPr>
+                        <w:rPr>
+                          <w:rFonts w:ascii="Cambria Math" w:hAnsi="Cambria Math"/>
+                          <w:sz w:val="28"/>
+                          <w:szCs w:val="22"/>
+                        </w:rPr>
+                      </m:ctrlPr>
+                    </m:sSubPr>
+                    <m:e>
+                      <m:acc>
+                        <m:accPr>
+                          <m:chr m:val="ˆ"/>
+                          <m:ctrlPr>
+                            <w:rPr>
+                              <w:rFonts w:ascii="Cambria Math" w:hAnsi="Cambria Math"/>
+                              <w:sz w:val="28"/>
+                              <w:szCs w:val="22"/>
+                            </w:rPr>
+                          </m:ctrlPr>
+                        </m:accPr>
+                        <m:e>
+                          <m:r>
+                            <w:rPr>
+                              <w:rFonts w:ascii="Cambria Math" w:hAnsi="Cambria Math"/>
+                              <w:sz w:val="28"/>
+                              <w:szCs w:val="22"/>
+                            </w:rPr>
+                            <m:t>y</m:t>
+                          </m:r>
+                        </m:e>
+                      </m:acc>
+                    </m:e>
+                    <m:sub>
+                      <m:r>
+                        <w:rPr>
+                          <w:rFonts w:ascii="Cambria Math" w:hAnsi="Cambria Math"/>
+                          <w:sz w:val="28"/>
+                          <w:szCs w:val="22"/>
+                        </w:rPr>
+                        <m:t>t</m:t>
+                      </m:r>
+                    </m:sub>
+                  </m:sSub>
+                </m:e>
+              </m:d>
+            </m:e>
+          </m:nary>
+        </m:oMath>
+      </m:oMathPara>
+    </w:p>
+    <w:p>
+      <w:pPr>
+        <w:rPr>
+          <w:b/>
+          <w:bCs/>
+          <w:sz w:val="28"/>
+          <w:szCs w:val="22"/>
+        </w:rPr>
+      </w:pPr>
+      <w:proofErr w:type="spellStart"/>
+      <w:r>
+        <w:rPr>
+          <w:b/>
+          <w:bCs/>
+          <w:sz w:val="28"/>
+          <w:szCs w:val="22"/>
+        </w:rPr>
+        <w:t>Mean</w:t>
+      </w:r>
+      <w:proofErr w:type="spellEnd"/>
+      <w:r>
+        <w:rPr>
+          <w:b/>
+          <w:bCs/>
+          <w:sz w:val="28"/>
+          <w:szCs w:val="22"/>
+        </w:rPr>
+        <w:t xml:space="preserve"> Absolute </w:t>
+      </w:r>
+      <w:proofErr w:type="spellStart"/>
+      <w:r>
+        <w:rPr>
+          <w:b/>
+          <w:bCs/>
+          <w:sz w:val="28"/>
+          <w:szCs w:val="22"/>
+        </w:rPr>
+        <w:t>Percentage</w:t>
+      </w:r>
+      <w:proofErr w:type="spellEnd"/>
+      <w:r>
+        <w:rPr>
+          <w:b/>
+          <w:bCs/>
+          <w:sz w:val="28"/>
+          <w:szCs w:val="22"/>
+        </w:rPr>
+        <w:t xml:space="preserve"> </w:t>
+      </w:r>
+      <w:proofErr w:type="spellStart"/>
+      <w:r>
+        <w:rPr>
+          <w:b/>
+          <w:bCs/>
+          <w:sz w:val="28"/>
+          <w:szCs w:val="22"/>
+        </w:rPr>
+        <w:t>Error</w:t>
+      </w:r>
+      <w:proofErr w:type="spellEnd"/>
+      <w:r>
+        <w:rPr>
+          <w:b/>
+          <w:bCs/>
+          <w:sz w:val="28"/>
+          <w:szCs w:val="22"/>
+        </w:rPr>
+        <w:t xml:space="preserve"> (MAPE)</w:t>
+      </w:r>
+    </w:p>
+    <w:p>
+      <w:proofErr w:type="spellStart"/>
+      <w:r>
+        <w:t>Evaluating</w:t>
+      </w:r>
+      <w:proofErr w:type="spellEnd"/>
+      <w:r>
+        <w:t xml:space="preserve"> nominal </w:t>
+      </w:r>
+      <w:proofErr w:type="spellStart"/>
+      <w:r>
+        <w:t>dollar</w:t>
+      </w:r>
+      <w:proofErr w:type="spellEnd"/>
+      <w:r>
+        <w:t xml:space="preserve"> </w:t>
+      </w:r>
+      <w:proofErr w:type="spellStart"/>
+      <w:r>
+        <w:t>errors</w:t>
+      </w:r>
+      <w:proofErr w:type="spellEnd"/>
+      <w:r>
+        <w:t xml:space="preserve"> </w:t>
+      </w:r>
+      <w:proofErr w:type="spellStart"/>
+      <w:r>
+        <w:t>can</w:t>
+      </w:r>
+      <w:proofErr w:type="spellEnd"/>
+      <w:r>
+        <w:t xml:space="preserve"> </w:t>
+      </w:r>
+      <w:proofErr w:type="spellStart"/>
+      <w:r>
+        <w:t>be</w:t>
+      </w:r>
+      <w:proofErr w:type="spellEnd"/>
+      <w:r>
+        <w:t xml:space="preserve"> </w:t>
+      </w:r>
+      <w:proofErr w:type="spellStart"/>
+      <w:r>
+        <w:t>misleading</w:t>
+      </w:r>
+      <w:proofErr w:type="spellEnd"/>
+      <w:r>
+        <w:t xml:space="preserve"> </w:t>
+      </w:r>
+      <w:proofErr w:type="spellStart"/>
+      <w:r>
+        <w:t>when</w:t>
+      </w:r>
+      <w:proofErr w:type="spellEnd"/>
+      <w:r>
+        <w:t xml:space="preserve"> </w:t>
+      </w:r>
+      <w:proofErr w:type="spellStart"/>
+      <w:r>
+        <w:t>comparing</w:t>
+      </w:r>
+      <w:proofErr w:type="spellEnd"/>
+      <w:r>
+        <w:t xml:space="preserve"> multiple </w:t>
+      </w:r>
+      <w:proofErr w:type="spellStart"/>
+      <w:r>
+        <w:t>stocks</w:t>
+      </w:r>
+      <w:proofErr w:type="spellEnd"/>
+      <w:r>
+        <w:t xml:space="preserve">. A 5 </w:t>
+      </w:r>
+      <w:proofErr w:type="spellStart"/>
+      <w:r>
+        <w:t>dollar</w:t>
+      </w:r>
+      <w:proofErr w:type="spellEnd"/>
+      <w:r>
+        <w:t xml:space="preserve"> </w:t>
+      </w:r>
+      <w:proofErr w:type="spellStart"/>
+      <w:r>
+        <w:t>drop</w:t>
+      </w:r>
+      <w:proofErr w:type="spellEnd"/>
+      <w:r>
+        <w:t xml:space="preserve"> on a 150 </w:t>
+      </w:r>
+      <w:proofErr w:type="spellStart"/>
+      <w:r>
+        <w:t>dollar</w:t>
+      </w:r>
+      <w:proofErr w:type="spellEnd"/>
+      <w:r>
+        <w:t xml:space="preserve"> </w:t>
+      </w:r>
+      <w:proofErr w:type="spellStart"/>
+      <w:r>
+        <w:t>stock</w:t>
+      </w:r>
+      <w:proofErr w:type="spellEnd"/>
+      <w:r>
+        <w:t xml:space="preserve"> </w:t>
+      </w:r>
+      <w:proofErr w:type="spellStart"/>
+      <w:r>
+        <w:t>means</w:t>
+      </w:r>
+      <w:proofErr w:type="spellEnd"/>
+      <w:r>
+        <w:t xml:space="preserve"> </w:t>
+      </w:r>
+      <w:proofErr w:type="spellStart"/>
+      <w:r>
+        <w:t>something</w:t>
+      </w:r>
+      <w:proofErr w:type="spellEnd"/>
+      <w:r>
+        <w:t xml:space="preserve"> </w:t>
+      </w:r>
+      <w:proofErr w:type="spellStart"/>
+      <w:r>
+        <w:t>completely</w:t>
+      </w:r>
+      <w:proofErr w:type="spellEnd"/>
+      <w:r>
+        <w:t xml:space="preserve"> </w:t>
+      </w:r>
+      <w:proofErr w:type="spellStart"/>
+      <w:r>
+        <w:t>different</w:t>
+      </w:r>
+      <w:proofErr w:type="spellEnd"/>
+      <w:r>
+        <w:t xml:space="preserve"> </w:t>
+      </w:r>
+      <w:proofErr w:type="spellStart"/>
+      <w:r>
+        <w:t>than</w:t>
+      </w:r>
+      <w:proofErr w:type="spellEnd"/>
+      <w:r>
+        <w:t xml:space="preserve"> a similar </w:t>
+      </w:r>
+      <w:proofErr w:type="spellStart"/>
+      <w:r>
+        <w:t>drop</w:t>
+      </w:r>
+      <w:proofErr w:type="spellEnd"/>
+      <w:r>
+        <w:t xml:space="preserve"> on a </w:t>
+      </w:r>
+      <w:proofErr w:type="spellStart"/>
+      <w:r>
+        <w:t>high-value</w:t>
+      </w:r>
+      <w:proofErr w:type="spellEnd"/>
+      <w:r>
+        <w:t xml:space="preserve"> </w:t>
+      </w:r>
+      <w:proofErr w:type="spellStart"/>
+      <w:r>
+        <w:t>asset</w:t>
+      </w:r>
+      <w:proofErr w:type="spellEnd"/>
+      <w:r>
+        <w:t xml:space="preserve">. MAPE </w:t>
+      </w:r>
+      <w:proofErr w:type="spellStart"/>
+      <w:r>
+        <w:t>solves</w:t>
+      </w:r>
+      <w:proofErr w:type="spellEnd"/>
+      <w:r>
+        <w:t xml:space="preserve"> </w:t>
+      </w:r>
+      <w:proofErr w:type="spellStart"/>
+      <w:r>
+        <w:t>this</w:t>
+      </w:r>
+      <w:proofErr w:type="spellEnd"/>
+      <w:r>
+        <w:t xml:space="preserve"> </w:t>
+      </w:r>
+      <w:proofErr w:type="spellStart"/>
+      <w:r>
+        <w:t>by</w:t>
+      </w:r>
+      <w:proofErr w:type="spellEnd"/>
+      <w:r>
+        <w:t xml:space="preserve"> </w:t>
+      </w:r>
+      <w:proofErr w:type="spellStart"/>
+      <w:r>
+        <w:t>converting</w:t>
+      </w:r>
+      <w:proofErr w:type="spellEnd"/>
+      <w:r>
+        <w:t xml:space="preserve"> individual </w:t>
+      </w:r>
+      <w:proofErr w:type="spellStart"/>
+      <w:r>
+        <w:t>deviations</w:t>
+      </w:r>
+      <w:proofErr w:type="spellEnd"/>
+      <w:r>
+        <w:t xml:space="preserve"> </w:t>
+      </w:r>
+      <w:proofErr w:type="spellStart"/>
+      <w:r>
+        <w:t>into</w:t>
+      </w:r>
+      <w:proofErr w:type="spellEnd"/>
+      <w:r>
+        <w:t xml:space="preserve"> clean </w:t>
+      </w:r>
+      <w:proofErr w:type="spellStart"/>
+      <w:r>
+        <w:t>percentages</w:t>
+      </w:r>
+      <w:proofErr w:type="spellEnd"/>
+      <w:r>
+        <w:t xml:space="preserve"> relative </w:t>
+      </w:r>
+      <w:proofErr w:type="spellStart"/>
+      <w:r>
+        <w:t>to</w:t>
+      </w:r>
+      <w:proofErr w:type="spellEnd"/>
+      <w:r>
+        <w:t xml:space="preserve"> </w:t>
+      </w:r>
+      <w:proofErr w:type="spellStart"/>
+      <w:r>
+        <w:t>the</w:t>
+      </w:r>
+      <w:proofErr w:type="spellEnd"/>
+      <w:r>
+        <w:t xml:space="preserve"> </w:t>
+      </w:r>
+      <w:proofErr w:type="spellStart"/>
+      <w:r>
+        <w:t>true</w:t>
+      </w:r>
+      <w:proofErr w:type="spellEnd"/>
+      <w:r>
+        <w:t xml:space="preserve"> </w:t>
+      </w:r>
+      <w:proofErr w:type="spellStart"/>
+      <w:r>
+        <w:t>asset</w:t>
+      </w:r>
+      <w:proofErr w:type="spellEnd"/>
+      <w:r>
+        <w:t xml:space="preserve"> </w:t>
+      </w:r>
+      <w:proofErr w:type="spellStart"/>
+      <w:r>
+        <w:t>values</w:t>
+      </w:r>
+      <w:proofErr w:type="spellEnd"/>
+      <w:r>
+        <w:t>.</w:t>
+      </w:r>
+    </w:p>
+    <w:p>
+      <w:pPr>
+        <w:rPr>
+          <w:rFonts w:ascii="Arial" w:hAnsi="Arial" w:cs="Arial"/>
+        </w:rPr>
+      </w:pPr>
+      <m:oMathPara>
+        <m:oMath>
+          <m:r>
+            <w:rPr>
+              <w:rFonts w:ascii="Cambria Math" w:eastAsia="Times New Roman" w:hAnsi="Cambria Math" w:cs="Arial"/>
+              <w:sz w:val="24"/>
+              <w:szCs w:val="24"/>
+            </w:rPr>
+            <m:t>MAPE=</m:t>
+          </m:r>
+          <m:f>
+            <m:fPr>
+              <m:ctrlPr>
+                <w:rPr>
+                  <w:rFonts w:ascii="Cambria Math" w:eastAsia="Times New Roman" w:hAnsi="Cambria Math" w:cs="Arial"/>
+                  <w:sz w:val="24"/>
+                  <w:szCs w:val="24"/>
+                </w:rPr>
+              </m:ctrlPr>
+            </m:fPr>
+            <m:num>
+              <m:r>
+                <w:rPr>
+                  <w:rFonts w:ascii="Cambria Math" w:eastAsia="Times New Roman" w:hAnsi="Cambria Math" w:cs="Arial"/>
+                  <w:sz w:val="24"/>
+                  <w:szCs w:val="24"/>
+                </w:rPr>
+                <m:t>1</m:t>
+              </m:r>
+            </m:num>
+            <m:den>
+              <m:r>
+                <w:rPr>
+                  <w:rFonts w:ascii="Cambria Math" w:eastAsia="Times New Roman" w:hAnsi="Cambria Math" w:cs="Arial"/>
+                  <w:sz w:val="24"/>
+                  <w:szCs w:val="24"/>
+                </w:rPr>
+                <m:t>N</m:t>
+              </m:r>
+            </m:den>
+          </m:f>
+          <m:nary>
+            <m:naryPr>
+              <m:chr m:val="∑"/>
+              <m:limLoc m:val="undOvr"/>
+              <m:ctrlPr>
+                <w:rPr>
+                  <w:rFonts w:ascii="Cambria Math" w:eastAsia="Times New Roman" w:hAnsi="Cambria Math" w:cs="Arial"/>
+                  <w:sz w:val="24"/>
+                  <w:szCs w:val="24"/>
+                </w:rPr>
+              </m:ctrlPr>
+            </m:naryPr>
+            <m:sub>
+              <m:r>
+                <w:rPr>
+                  <w:rFonts w:ascii="Cambria Math" w:eastAsia="Times New Roman" w:hAnsi="Cambria Math" w:cs="Arial"/>
+                  <w:sz w:val="24"/>
+                  <w:szCs w:val="24"/>
+                </w:rPr>
+                <m:t>t=1</m:t>
+              </m:r>
+            </m:sub>
+            <m:sup>
+              <m:r>
+                <w:rPr>
+                  <w:rFonts w:ascii="Cambria Math" w:eastAsia="Times New Roman" w:hAnsi="Cambria Math" w:cs="Arial"/>
+                  <w:sz w:val="24"/>
+                  <w:szCs w:val="24"/>
+                </w:rPr>
+                <m:t>N</m:t>
+              </m:r>
+            </m:sup>
+            <m:e>
+              <m:d>
+                <m:dPr>
+                  <m:begChr m:val="|"/>
+                  <m:endChr m:val="|"/>
+                  <m:ctrlPr>
+                    <w:rPr>
+                      <w:rFonts w:ascii="Cambria Math" w:eastAsia="Times New Roman" w:hAnsi="Cambria Math" w:cs="Arial"/>
+                      <w:sz w:val="24"/>
+                      <w:szCs w:val="24"/>
+                    </w:rPr>
+                  </m:ctrlPr>
+                </m:dPr>
+                <m:e>
+                  <m:f>
+                    <m:fPr>
+                      <m:ctrlPr>
+                        <w:rPr>
+                          <w:rFonts w:ascii="Cambria Math" w:eastAsia="Times New Roman" w:hAnsi="Cambria Math" w:cs="Arial"/>
+                          <w:sz w:val="24"/>
+                          <w:szCs w:val="24"/>
+                        </w:rPr>
+                      </m:ctrlPr>
+                    </m:fPr>
+                    <m:num>
+                      <m:sSub>
+                        <m:sSubPr>
+                          <m:ctrlPr>
+                            <w:rPr>
+                              <w:rFonts w:ascii="Cambria Math" w:eastAsia="Times New Roman" w:hAnsi="Cambria Math" w:cs="Arial"/>
+                              <w:sz w:val="24"/>
+                              <w:szCs w:val="24"/>
+                            </w:rPr>
+                          </m:ctrlPr>
+                        </m:sSubPr>
+                        <m:e>
+                          <m:r>
+                            <w:rPr>
+                              <w:rFonts w:ascii="Cambria Math" w:eastAsia="Times New Roman" w:hAnsi="Cambria Math" w:cs="Arial"/>
+                              <w:sz w:val="24"/>
+                              <w:szCs w:val="24"/>
+                            </w:rPr>
+                            <m:t>y</m:t>
+                          </m:r>
+                        </m:e>
+                        <m:sub>
+                          <m:r>
+                            <w:rPr>
+                              <w:rFonts w:ascii="Cambria Math" w:eastAsia="Times New Roman" w:hAnsi="Cambria Math" w:cs="Arial"/>
+                              <w:sz w:val="24"/>
+                              <w:szCs w:val="24"/>
+                            </w:rPr>
+                            <m:t>t</m:t>
+                          </m:r>
+                        </m:sub>
+                      </m:sSub>
+                      <m:r>
+                        <w:rPr>
+                          <w:rFonts w:ascii="Cambria Math" w:eastAsia="Times New Roman" w:hAnsi="Cambria Math" w:cs="Arial"/>
+                          <w:sz w:val="24"/>
+                          <w:szCs w:val="24"/>
+                        </w:rPr>
+                        <m:t>-</m:t>
+                      </m:r>
+                      <m:sSub>
+                        <m:sSubPr>
+                          <m:ctrlPr>
+                            <w:rPr>
+                              <w:rFonts w:ascii="Cambria Math" w:eastAsia="Times New Roman" w:hAnsi="Cambria Math" w:cs="Arial"/>
+                              <w:sz w:val="24"/>
+                              <w:szCs w:val="24"/>
+                            </w:rPr>
+                          </m:ctrlPr>
+                        </m:sSubPr>
+                        <m:e>
+                          <m:acc>
+                            <m:accPr>
+                              <m:chr m:val="ˆ"/>
+                              <m:ctrlPr>
+                                <w:rPr>
+                                  <w:rFonts w:ascii="Cambria Math" w:eastAsia="Times New Roman" w:hAnsi="Cambria Math" w:cs="Arial"/>
+                                  <w:sz w:val="24"/>
+                                  <w:szCs w:val="24"/>
+                                </w:rPr>
+                              </m:ctrlPr>
+                            </m:accPr>
+                            <m:e>
+                              <m:r>
+                                <w:rPr>
+                                  <w:rFonts w:ascii="Cambria Math" w:eastAsia="Times New Roman" w:hAnsi="Cambria Math" w:cs="Arial"/>
+                                  <w:sz w:val="24"/>
+                                  <w:szCs w:val="24"/>
+                                </w:rPr>
+                                <m:t>y</m:t>
+                              </m:r>
+                            </m:e>
+                          </m:acc>
+                        </m:e>
+                        <m:sub>
+                          <m:r>
+                            <w:rPr>
+                              <w:rFonts w:ascii="Cambria Math" w:eastAsia="Times New Roman" w:hAnsi="Cambria Math" w:cs="Arial"/>
+                              <w:sz w:val="24"/>
+                              <w:szCs w:val="24"/>
+                            </w:rPr>
+                            <m:t>t</m:t>
+                          </m:r>
+                        </m:sub>
+                      </m:sSub>
+                    </m:num>
+                    <m:den>
+                      <m:sSub>
+                        <m:sSubPr>
+                          <m:ctrlPr>
+                            <w:rPr>
+                              <w:rFonts w:ascii="Cambria Math" w:eastAsia="Times New Roman" w:hAnsi="Cambria Math" w:cs="Arial"/>
+                              <w:sz w:val="24"/>
+                              <w:szCs w:val="24"/>
+                            </w:rPr>
+                          </m:ctrlPr>
+                        </m:sSubPr>
+                        <m:e>
+                          <m:r>
+                            <w:rPr>
+                              <w:rFonts w:ascii="Cambria Math" w:eastAsia="Times New Roman" w:hAnsi="Cambria Math" w:cs="Arial"/>
+                              <w:sz w:val="24"/>
+                              <w:szCs w:val="24"/>
+                            </w:rPr>
+                            <m:t>y</m:t>
+                          </m:r>
+                        </m:e>
+                        <m:sub>
+                          <m:r>
+                            <w:rPr>
+                              <w:rFonts w:ascii="Cambria Math" w:eastAsia="Times New Roman" w:hAnsi="Cambria Math" w:cs="Arial"/>
+                              <w:sz w:val="24"/>
+                              <w:szCs w:val="24"/>
+                            </w:rPr>
+                            <m:t>t</m:t>
+                          </m:r>
+                        </m:sub>
+                      </m:sSub>
+                    </m:den>
+                  </m:f>
+                </m:e>
+              </m:d>
+            </m:e>
+          </m:nary>
+          <m:r>
+            <w:rPr>
+              <w:rFonts w:ascii="Cambria Math" w:eastAsia="Times New Roman" w:hAnsi="Cambria Math" w:cs="Arial"/>
+              <w:sz w:val="24"/>
+              <w:szCs w:val="24"/>
+            </w:rPr>
+            <m:t>×100%</m:t>
+          </m:r>
+        </m:oMath>
+      </m:oMathPara>
+    </w:p>
+    <w:p>
+      <w:proofErr w:type="spellStart"/>
+      <w:r>
+        <w:t>By</w:t>
+      </w:r>
+      <w:proofErr w:type="spellEnd"/>
+      <w:r>
+        <w:t xml:space="preserve"> </w:t>
+      </w:r>
+      <w:proofErr w:type="spellStart"/>
+      <w:r>
+        <w:t>tracking</w:t>
+      </w:r>
+      <w:proofErr w:type="spellEnd"/>
+      <w:r>
+        <w:t xml:space="preserve"> </w:t>
+      </w:r>
+      <w:proofErr w:type="spellStart"/>
+      <w:r>
+        <w:t>all</w:t>
+      </w:r>
+      <w:proofErr w:type="spellEnd"/>
+      <w:r>
+        <w:t xml:space="preserve"> </w:t>
+      </w:r>
+      <w:proofErr w:type="spellStart"/>
+      <w:r>
+        <w:t>three</w:t>
+      </w:r>
+      <w:proofErr w:type="spellEnd"/>
+      <w:r>
+        <w:t xml:space="preserve"> </w:t>
+      </w:r>
+      <w:proofErr w:type="spellStart"/>
+      <w:r>
+        <w:t>metrics</w:t>
+      </w:r>
+      <w:proofErr w:type="spellEnd"/>
+      <w:r>
+        <w:t xml:space="preserve"> </w:t>
+      </w:r>
+      <w:proofErr w:type="spellStart"/>
+      <w:r>
+        <w:t>simultaneously</w:t>
+      </w:r>
+      <w:proofErr w:type="spellEnd"/>
+      <w:r>
+        <w:t xml:space="preserve"> </w:t>
+      </w:r>
+      <w:proofErr w:type="spellStart"/>
+      <w:r>
+        <w:t>within</w:t>
+      </w:r>
+      <w:proofErr w:type="spellEnd"/>
+      <w:r>
+        <w:t xml:space="preserve"> </w:t>
+      </w:r>
+      <w:proofErr w:type="spellStart"/>
+      <w:r>
+        <w:t>the</w:t>
+      </w:r>
+      <w:proofErr w:type="spellEnd"/>
+      <w:r>
+        <w:t xml:space="preserve"> test </w:t>
+      </w:r>
+      <w:proofErr w:type="spellStart"/>
+      <w:r>
+        <w:t>scripts</w:t>
+      </w:r>
+      <w:proofErr w:type="spellEnd"/>
+      <w:r>
+        <w:t xml:space="preserve">, </w:t>
+      </w:r>
+      <w:proofErr w:type="spellStart"/>
+      <w:r>
+        <w:t>the</w:t>
+      </w:r>
+      <w:proofErr w:type="spellEnd"/>
+      <w:r>
+        <w:t xml:space="preserve"> </w:t>
+      </w:r>
+      <w:proofErr w:type="spellStart"/>
+      <w:r>
+        <w:t>system</w:t>
+      </w:r>
+      <w:proofErr w:type="spellEnd"/>
+      <w:r>
+        <w:t xml:space="preserve"> </w:t>
+      </w:r>
+      <w:proofErr w:type="spellStart"/>
+      <w:r>
+        <w:t>can</w:t>
+      </w:r>
+      <w:proofErr w:type="spellEnd"/>
+      <w:r>
+        <w:t xml:space="preserve"> </w:t>
+      </w:r>
+      <w:proofErr w:type="spellStart"/>
+      <w:r>
+        <w:t>measure</w:t>
+      </w:r>
+      <w:proofErr w:type="spellEnd"/>
+      <w:r>
+        <w:t xml:space="preserve"> </w:t>
+      </w:r>
+      <w:proofErr w:type="spellStart"/>
+      <w:r>
+        <w:t>both</w:t>
+      </w:r>
+      <w:proofErr w:type="spellEnd"/>
+      <w:r>
+        <w:t xml:space="preserve"> nominal </w:t>
+      </w:r>
+      <w:proofErr w:type="spellStart"/>
+      <w:r>
+        <w:t>precision</w:t>
+      </w:r>
+      <w:proofErr w:type="spellEnd"/>
+      <w:r>
+        <w:t xml:space="preserve"> </w:t>
+      </w:r>
+      <w:proofErr w:type="spellStart"/>
+      <w:r>
+        <w:t>and</w:t>
+      </w:r>
+      <w:proofErr w:type="spellEnd"/>
+      <w:r>
+        <w:t xml:space="preserve"> structural </w:t>
+      </w:r>
+      <w:proofErr w:type="spellStart"/>
+      <w:r>
+        <w:t>resilience</w:t>
+      </w:r>
+      <w:proofErr w:type="spellEnd"/>
+      <w:r>
+        <w:t xml:space="preserve"> </w:t>
+      </w:r>
+      <w:proofErr w:type="spellStart"/>
+      <w:r>
+        <w:t>under</w:t>
+      </w:r>
+      <w:proofErr w:type="spellEnd"/>
+      <w:r>
+        <w:t xml:space="preserve"> </w:t>
+      </w:r>
+      <w:proofErr w:type="spellStart"/>
+      <w:r>
+        <w:t>heavy</w:t>
+      </w:r>
+      <w:proofErr w:type="spellEnd"/>
+      <w:r>
+        <w:t xml:space="preserve"> market </w:t>
+      </w:r>
+      <w:proofErr w:type="spellStart"/>
+      <w:r>
+        <w:t>stress</w:t>
+      </w:r>
+      <w:proofErr w:type="spellEnd"/>
+      <w:r>
+        <w:t>.</w:t>
+      </w:r>
+    </w:p>
     <w:p>
       <w:pPr>
         <w:pStyle w:val="Heading1"/>
@@ -10719,8 +19243,8 @@
       <w:r>
         <w:br w:type="page"/>
       </w:r>
-      <w:bookmarkStart w:id="19" w:name="_Ref309895090"/>
-      <w:bookmarkStart w:id="20" w:name="_Toc231910923"/>
+      <w:bookmarkStart w:id="28" w:name="_Ref309895090"/>
+      <w:bookmarkStart w:id="29" w:name="_Toc231975586"/>
       <w:r>
         <w:lastRenderedPageBreak/>
         <w:t>B</w:t>
@@ -10728,8 +19252,8 @@
       <w:r>
         <w:t>ibliografie</w:t>
       </w:r>
-      <w:bookmarkEnd w:id="19"/>
-      <w:bookmarkEnd w:id="20"/>
+      <w:bookmarkEnd w:id="28"/>
+      <w:bookmarkEnd w:id="29"/>
       <w:r>
         <w:fldChar w:fldCharType="begin"/>
       </w:r>
@@ -10743,11 +19267,11 @@
     <w:p>
       <w:pPr>
         <w:pStyle w:val="Bibliography"/>
-        <w:jc w:val="both"/>
         <w:rPr>
           <w:noProof/>
           <w:sz w:val="24"/>
           <w:szCs w:val="24"/>
+          <w:lang w:val="en-US"/>
         </w:rPr>
       </w:pPr>
       <w:r>
@@ -10777,68 +19301,185 @@
       <w:r>
         <w:rPr>
           <w:noProof/>
-        </w:rPr>
-        <w:t xml:space="preserve">1. S. Hochreiter and J. Schmidhuber, „Long Short-Term Memory,” Neural Computation, vol. 9, no. 8, pp. 1735–1780, 1997. </w:t>
+          <w:lang w:val="en-US"/>
+        </w:rPr>
+        <w:t xml:space="preserve">1. </w:t>
+      </w:r>
+      <w:r>
+        <w:rPr>
+          <w:b/>
+          <w:bCs/>
+          <w:noProof/>
+          <w:lang w:val="en-US"/>
+        </w:rPr>
+        <w:t>E. F. Fama, „Efficient Capital Markets: A Review of Theory and Empirical Work,” The Journal of Finance, vol. 25, no. 2, pp. 383–417, 1970.</w:t>
+      </w:r>
+      <w:r>
+        <w:rPr>
+          <w:noProof/>
+          <w:lang w:val="en-US"/>
+        </w:rPr>
+        <w:t xml:space="preserve"> </w:t>
       </w:r>
     </w:p>
     <w:p>
       <w:pPr>
         <w:pStyle w:val="Bibliography"/>
-        <w:jc w:val="both"/>
         <w:rPr>
           <w:noProof/>
+          <w:lang w:val="en-US"/>
         </w:rPr>
       </w:pPr>
       <w:r>
         <w:rPr>
           <w:noProof/>
-        </w:rPr>
-        <w:t xml:space="preserve">2. K. Cho et al., „Learning Phrase Representations using RNN Encoder-Decoder for Statistical Machine Translation,” arXiv preprint arXiv:1406.1078, 2014. </w:t>
+          <w:lang w:val="en-US"/>
+        </w:rPr>
+        <w:t xml:space="preserve">2. </w:t>
+      </w:r>
+      <w:r>
+        <w:rPr>
+          <w:b/>
+          <w:bCs/>
+          <w:noProof/>
+          <w:lang w:val="en-US"/>
+        </w:rPr>
+        <w:t>I. Goodfellow, Y. Bengio, and A. Courville, Deep Learning. Cambridge, MA: MIT Press, 2016.</w:t>
+      </w:r>
+      <w:r>
+        <w:rPr>
+          <w:noProof/>
+          <w:lang w:val="en-US"/>
+        </w:rPr>
+        <w:t xml:space="preserve"> </w:t>
       </w:r>
     </w:p>
     <w:p>
       <w:pPr>
         <w:pStyle w:val="Bibliography"/>
-        <w:jc w:val="both"/>
         <w:rPr>
           <w:noProof/>
+          <w:lang w:val="en-US"/>
         </w:rPr>
       </w:pPr>
       <w:r>
         <w:rPr>
           <w:noProof/>
-        </w:rPr>
-        <w:t xml:space="preserve">3. I. Goodfellow, Y. Bengio, and A. Courville, Deep Learning. Cambridge, MA: MIT Press, 2016. </w:t>
+          <w:lang w:val="en-US"/>
+        </w:rPr>
+        <w:t xml:space="preserve">3. </w:t>
+      </w:r>
+      <w:r>
+        <w:rPr>
+          <w:b/>
+          <w:bCs/>
+          <w:noProof/>
+          <w:lang w:val="en-US"/>
+        </w:rPr>
+        <w:t>J. M. Berutich, F. L. de la Rosa, J. M. Caridad, and F. Jareño, „A VWAP-based trading strategy using deep learning techniques,” Financial Innovation, vol. 8, no. 1, p. 45, 2022.</w:t>
+      </w:r>
+      <w:r>
+        <w:rPr>
+          <w:noProof/>
+          <w:lang w:val="en-US"/>
+        </w:rPr>
+        <w:t xml:space="preserve"> </w:t>
       </w:r>
     </w:p>
     <w:p>
       <w:pPr>
         <w:pStyle w:val="Bibliography"/>
-        <w:jc w:val="both"/>
         <w:rPr>
           <w:noProof/>
+          <w:lang w:val="en-US"/>
         </w:rPr>
       </w:pPr>
       <w:r>
         <w:rPr>
           <w:noProof/>
-        </w:rPr>
-        <w:t xml:space="preserve">4. E. F. Fama, „Efficient Capital Markets: A Review of Theory and Empirical Work,” The Journal of Finance, vol. 25, no. 2, pp. 383–417, 1970. </w:t>
+          <w:lang w:val="en-US"/>
+        </w:rPr>
+        <w:t xml:space="preserve">4. </w:t>
+      </w:r>
+      <w:r>
+        <w:rPr>
+          <w:b/>
+          <w:bCs/>
+          <w:noProof/>
+          <w:lang w:val="en-US"/>
+        </w:rPr>
+        <w:t>S. Hochreiter and J. Schmidhuber, „Long Short-Term Memory,” Neural Computation, vol. 9, no. 8, pp. 1735–1780, 1997.</w:t>
+      </w:r>
+      <w:r>
+        <w:rPr>
+          <w:noProof/>
+          <w:lang w:val="en-US"/>
+        </w:rPr>
+        <w:t xml:space="preserve"> </w:t>
       </w:r>
     </w:p>
     <w:p>
       <w:pPr>
         <w:pStyle w:val="Bibliography"/>
-        <w:jc w:val="both"/>
         <w:rPr>
           <w:noProof/>
+          <w:lang w:val="en-US"/>
         </w:rPr>
       </w:pPr>
       <w:r>
         <w:rPr>
           <w:noProof/>
-        </w:rPr>
-        <w:t xml:space="preserve">5. J. M. Berutich, F. L. de la Rosa, J. M. Caridad, and F. Jareño, „A VWAP-based trading strategy using deep learning techniques,” Financial Innovation, vol. 8, no. 1, p. 45, 2022. </w:t>
+          <w:lang w:val="en-US"/>
+        </w:rPr>
+        <w:t xml:space="preserve">5. </w:t>
+      </w:r>
+      <w:r>
+        <w:rPr>
+          <w:b/>
+          <w:bCs/>
+          <w:noProof/>
+          <w:lang w:val="en-US"/>
+        </w:rPr>
+        <w:t>K. Cho et al., „Learning Phrase Representations using RNN Encoder-Decoder for Statistical Machine Translation,” arXiv preprint arXiv:1406.1078, 2014.</w:t>
+      </w:r>
+      <w:r>
+        <w:rPr>
+          <w:noProof/>
+          <w:lang w:val="en-US"/>
+        </w:rPr>
+        <w:t xml:space="preserve"> </w:t>
+      </w:r>
+    </w:p>
+    <w:p>
+      <w:pPr>
+        <w:pStyle w:val="Bibliography"/>
+        <w:rPr>
+          <w:noProof/>
+          <w:lang w:val="en-US"/>
+        </w:rPr>
+      </w:pPr>
+      <w:r>
+        <w:rPr>
+          <w:noProof/>
+          <w:lang w:val="en-US"/>
+        </w:rPr>
+        <w:t xml:space="preserve">6. </w:t>
+      </w:r>
+      <w:r>
+        <w:rPr>
+          <w:b/>
+          <w:bCs/>
+          <w:noProof/>
+          <w:lang w:val="en-US"/>
+        </w:rPr>
+        <w:t>F. Chollet, Deep Learning with Python, 2nd ed. New York: Manning Publications, 2021.</w:t>
+      </w:r>
+      <w:r>
+        <w:rPr>
+          <w:noProof/>
+          <w:lang w:val="en-US"/>
+        </w:rPr>
+        <w:t xml:space="preserve"> </w:t>
       </w:r>
     </w:p>
     <w:p>
@@ -10868,12 +19509,16 @@
     <w:p>
       <w:pPr>
         <w:pStyle w:val="Heading1"/>
+        <w:numPr>
+          <w:ilvl w:val="0"/>
+          <w:numId w:val="9"/>
+        </w:numPr>
         <w:jc w:val="both"/>
       </w:pPr>
       <w:r>
         <w:br w:type="page"/>
       </w:r>
-      <w:bookmarkStart w:id="21" w:name="_Toc231910924"/>
+      <w:bookmarkStart w:id="30" w:name="_Toc231975587"/>
       <w:r>
         <w:lastRenderedPageBreak/>
         <w:t>R</w:t>
@@ -10881,7 +19526,7 @@
       <w:r>
         <w:t>eferințe web</w:t>
       </w:r>
-      <w:bookmarkEnd w:id="21"/>
+      <w:bookmarkEnd w:id="30"/>
       <w:r>
         <w:fldChar w:fldCharType="begin"/>
       </w:r>
@@ -10893,8 +19538,8 @@
       </w:r>
     </w:p>
     <w:sectPr>
-      <w:headerReference w:type="first" r:id="rId15"/>
-      <w:footerReference w:type="first" r:id="rId16"/>
+      <w:headerReference w:type="first" r:id="rId18"/>
+      <w:footerReference w:type="first" r:id="rId19"/>
       <w:endnotePr>
         <w:numFmt w:val="decimal"/>
       </w:endnotePr>
@@ -10945,8 +19590,13 @@
       <w:r>
         <w:t xml:space="preserve"> </w:t>
       </w:r>
-      <w:r>
-        <w:t>Fama, E. F. (1970). Efficient Capital Markets: A Review of Theory and Empirical Work. The Journal of Finance, 25(2), 383–417.</w:t>
+      <w:proofErr w:type="spellStart"/>
+      <w:r>
+        <w:t>Fama</w:t>
+      </w:r>
+      <w:proofErr w:type="spellEnd"/>
+      <w:r>
+        <w:t>, E. F. (1970). Efficient Capital Markets: A Review of Theory and Empirical Work. The Journal of Finance, 25(2), 383–417.</w:t>
       </w:r>
     </w:p>
   </w:endnote>
@@ -14981,6 +23631,27 @@
     <w:abstractNumId w:val="24"/>
   </w:num>
   <w:num w:numId="42" w16cid:durableId="403256907">
+    <w:abstractNumId w:val="24"/>
+  </w:num>
+  <w:num w:numId="43" w16cid:durableId="466892825">
+    <w:abstractNumId w:val="24"/>
+  </w:num>
+  <w:num w:numId="44" w16cid:durableId="159781167">
+    <w:abstractNumId w:val="24"/>
+  </w:num>
+  <w:num w:numId="45" w16cid:durableId="31658670">
+    <w:abstractNumId w:val="24"/>
+  </w:num>
+  <w:num w:numId="46" w16cid:durableId="1242182949">
+    <w:abstractNumId w:val="24"/>
+  </w:num>
+  <w:num w:numId="47" w16cid:durableId="1732465497">
+    <w:abstractNumId w:val="24"/>
+  </w:num>
+  <w:num w:numId="48" w16cid:durableId="586352781">
+    <w:abstractNumId w:val="24"/>
+  </w:num>
+  <w:num w:numId="49" w16cid:durableId="1087768641">
     <w:abstractNumId w:val="24"/>
   </w:num>
 </w:numbering>
@@ -15607,7 +24278,6 @@
   <w:style w:type="character" w:default="1" w:styleId="DefaultParagraphFont">
     <w:name w:val="Default Paragraph Font"/>
     <w:uiPriority w:val="1"/>
-    <w:semiHidden/>
     <w:unhideWhenUsed/>
   </w:style>
   <w:style w:type="table" w:default="1" w:styleId="TableNormal">
@@ -16408,7 +25078,6 @@
     <w:name w:val="Normal (Web)"/>
     <w:basedOn w:val="Normal"/>
     <w:uiPriority w:val="99"/>
-    <w:semiHidden/>
     <w:unhideWhenUsed/>
     <w:rsid w:val="003C27EB"/>
     <w:pPr>
@@ -16467,6 +25136,29 @@
     <w:uiPriority w:val="37"/>
     <w:unhideWhenUsed/>
     <w:rsid w:val="0000165D"/>
+  </w:style>
+  <w:style w:type="character" w:styleId="PlaceholderText">
+    <w:name w:val="Placeholder Text"/>
+    <w:basedOn w:val="DefaultParagraphFont"/>
+    <w:uiPriority w:val="99"/>
+    <w:semiHidden/>
+    <w:rsid w:val="000F17CD"/>
+    <w:rPr>
+      <w:color w:val="666666"/>
+    </w:rPr>
+  </w:style>
+  <w:style w:type="character" w:styleId="HTMLCode">
+    <w:name w:val="HTML Code"/>
+    <w:basedOn w:val="DefaultParagraphFont"/>
+    <w:uiPriority w:val="99"/>
+    <w:semiHidden/>
+    <w:unhideWhenUsed/>
+    <w:rsid w:val="00CC64D2"/>
+    <w:rPr>
+      <w:rFonts w:ascii="Courier New" w:eastAsia="Times New Roman" w:hAnsi="Courier New" w:cs="Courier New"/>
+      <w:sz w:val="20"/>
+      <w:szCs w:val="20"/>
+    </w:rPr>
   </w:style>
 </w:styles>
 </file>
@@ -16767,7 +25459,7 @@
 </file>
 
 <file path=customXml/item1.xml><?xml version="1.0" encoding="utf-8"?>
-<b:Sources xmlns:b="http://schemas.openxmlformats.org/officeDocument/2006/bibliography" xmlns="http://schemas.openxmlformats.org/officeDocument/2006/bibliography" SelectedStyle="\ISO690Nmerical.XSL" StyleName="ISO 690 - Numerical Reference" Version="1987">
+<b:Sources xmlns:b="http://schemas.openxmlformats.org/officeDocument/2006/bibliography" xmlns="http://schemas.openxmlformats.org/officeDocument/2006/bibliography" SelectedStyle="/ISO690Nmerical.XSL" StyleName="ISO 690 - Numerical Reference" Version="1987">
   <b:Source>
     <b:Tag>IGo</b:Tag>
     <b:SourceType>Book</b:SourceType>
@@ -16850,7 +25542,7 @@
 </file>
 
 <file path=customXml/itemProps1.xml><?xml version="1.0" encoding="utf-8"?>
-<ds:datastoreItem xmlns:ds="http://schemas.openxmlformats.org/officeDocument/2006/customXml" ds:itemID="{3E4FF7E8-723A-48AB-9943-F9551A38DACB}">
+<ds:datastoreItem xmlns:ds="http://schemas.openxmlformats.org/officeDocument/2006/customXml" ds:itemID="{D70843EE-CEF2-654F-8535-B279E4D31CEA}">
   <ds:schemaRefs>
     <ds:schemaRef ds:uri="http://schemas.openxmlformats.org/officeDocument/2006/bibliography"/>
   </ds:schemaRefs>
